--- a/deliverables/03_final_report/Bayan_Final_Report.docx
+++ b/deliverables/03_final_report/Bayan_Final_Report.docx
@@ -1696,6 +1696,65 @@
         </w:drawing>
       </w:r>
     </w:p>
+    <w:p>
+      <w:pPr>
+        <w:spacing w:before="0" w:after="100" w:line="284" w:lineRule="exact"/>
+      </w:pPr>
+      <w:r>
+        <w:rPr>
+          <w:rFonts w:ascii="SamsungOne-400" w:hAnsi="SamsungOne-400" w:cs="Times New Roman"/>
+          <w:b/>
+          <w:bCs/>
+          <w:sz w:val="21"/>
+          <w:szCs w:val="21"/>
+        </w:rPr>
+        <w:t xml:space="preserve">Bayan</w:t>
+      </w:r>
+      <w:r>
+        <w:rPr>
+          <w:rFonts w:ascii="SamsungOne-400" w:hAnsi="SamsungOne-400" w:cs="Times New Roman"/>
+          <w:sz w:val="21"/>
+          <w:szCs w:val="21"/>
+        </w:rPr>
+        <w:t xml:space="preserve"> is an Android app that rewrites a selection of Arabic text, from inside any app and entirely on the phone, to lower its </w:t>
+      </w:r>
+      <w:r>
+        <w:rPr>
+          <w:rFonts w:ascii="SamsungOne-400" w:hAnsi="SamsungOne-400" w:cs="Times New Roman"/>
+          <w:i/>
+          <w:iCs/>
+          <w:sz w:val="21"/>
+          <w:szCs w:val="21"/>
+        </w:rPr>
+        <w:t xml:space="preserve">linguistic load</w:t>
+      </w:r>
+      <w:r>
+        <w:rPr>
+          <w:rFonts w:ascii="SamsungOne-400" w:hAnsi="SamsungOne-400" w:cs="Times New Roman"/>
+          <w:sz w:val="21"/>
+          <w:szCs w:val="21"/>
+        </w:rPr>
+        <w:t xml:space="preserve">: shorter clauses and fewer hard words. Most of the work went into evaluation. On SAMER, the main human-written Arabic simplification corpus, copying the input scores 77.5 SARI, so we built </w:t>
+      </w:r>
+      <w:r>
+        <w:rPr>
+          <w:rFonts w:ascii="SamsungOne-400" w:hAnsi="SamsungOne-400" w:cs="Times New Roman"/>
+          <w:b/>
+          <w:bCs/>
+          <w:sz w:val="21"/>
+          <w:szCs w:val="21"/>
+        </w:rPr>
+        <w:t xml:space="preserve">BayanBench</w:t>
+      </w:r>
+      <w:r>
+        <w:rPr>
+          <w:rFonts w:ascii="SamsungOne-400" w:hAnsi="SamsungOne-400" w:cs="Times New Roman"/>
+          <w:sz w:val="21"/>
+          <w:szCs w:val="21"/>
+        </w:rPr>
+        <w:t xml:space="preserve"> (1,981 items), which scores meaning with an open model that agrees with human raters (AUC 0.85) and simplification, restraint and correctness with code. Our best model, BayanSimplify-v0.3, decoded with four beams, outperforms every earlier model: it keeps the meaning in 82% of test outputs (earlier models at most 78.6%) and cuts 5.2 words from the longest clause, and raters found the rewrites it made easier 86% of the time. It is the app's large model, at 471 MB and about 1.2 s per sentence on a mid-range phone.</w:t>
+      </w:r>
+    </w:p>
     <w:p xmlns:a="http://schemas.openxmlformats.org/drawingml/2006/main">
       <w:pPr>
         <w:spacing w:before="220" w:after="160" w:line="240" w:lineRule="exact"/>
@@ -1916,14 +1975,6 @@
         </w:rPr>
         <w:t xml:space="preserve">What it achieves. </w:t>
       </w:r>
-      <w:r>
-        <w:rPr>
-          <w:rFonts w:ascii="SamsungOne-400" w:hAnsi="SamsungOne-400" w:cs="Times New Roman"/>
-          <w:sz w:val="21"/>
-          <w:szCs w:val="21"/>
-        </w:rPr>
-        <w:t xml:space="preserve"> {</w:t>
-      </w:r>
     </w:p>
     <w:tbl>
       <w:tblPr>
@@ -2043,7 +2094,7 @@
                 <w:sz w:val="18"/>
                 <w:szCs w:val="18"/>
               </w:rPr>
-              <w:t xml:space="preserve">BayanSimplify-v0.3 with four beams, the app's large</w:t>
+              <w:t xml:space="preserve">BayanSimplify-v0.3 with four beams, the app's large model, keeps it in 82% of test outputs; every earlier model, at most 78.6%</w:t>
             </w:r>
           </w:p>
         </w:tc>
@@ -2051,26 +2102,49 @@
       <w:tr>
         <w:tc>
           <w:tcPr>
-            <w:gridSpan w:val="2"/>
-            <w:shd w:val="clear" w:color="auto" w:fill="DEE5FA"/>
-            <w:tcBorders>
-              <w:top w:val="single" w:sz="4" w:color="BFBFBF"/>
-              <w:left w:val="single" w:sz="4" w:color="BFBFBF"/>
-              <w:bottom w:val="single" w:sz="4" w:color="BFBFBF"/>
-              <w:right w:val="single" w:sz="4" w:color="BFBFBF"/>
-            </w:tcBorders>
-          </w:tcPr>
-          <w:p>
-            <w:pPr>
-              <w:spacing w:before="0" w:after="20" w:line="240" w:lineRule="exact"/>
-            </w:pPr>
-            <w:r>
-              <w:rPr>
-                <w:rFonts w:ascii="SamsungOne-400" w:hAnsi="SamsungOne-400" w:cs="Times New Roman"/>
-                <w:sz w:val="18"/>
-                <w:szCs w:val="18"/>
-              </w:rPr>
-              <w:t xml:space="preserve">model, keeps it in 82% of test outputs; every earlier model, at most</w:t>
+            <w:tcW w:w="1800" w:type="dxa"/>
+            <w:tcBorders>
+              <w:top w:val="single" w:sz="4" w:color="BFBFBF"/>
+              <w:left w:val="single" w:sz="4" w:color="BFBFBF"/>
+              <w:bottom w:val="single" w:sz="4" w:color="BFBFBF"/>
+              <w:right w:val="single" w:sz="4" w:color="BFBFBF"/>
+            </w:tcBorders>
+          </w:tcPr>
+          <w:p>
+            <w:pPr>
+              <w:spacing w:before="0" w:after="20" w:line="240" w:lineRule="exact"/>
+            </w:pPr>
+            <w:r>
+              <w:rPr>
+                <w:rFonts w:ascii="SamsungOne-400" w:hAnsi="SamsungOne-400" w:cs="Times New Roman"/>
+                <w:sz w:val="18"/>
+                <w:szCs w:val="18"/>
+              </w:rPr>
+              <w:t xml:space="preserve">Is the text simpler?</w:t>
+            </w:r>
+          </w:p>
+        </w:tc>
+        <w:tc>
+          <w:tcPr>
+            <w:tcW w:w="7210" w:type="dxa"/>
+            <w:tcBorders>
+              <w:top w:val="single" w:sz="4" w:color="BFBFBF"/>
+              <w:left w:val="single" w:sz="4" w:color="BFBFBF"/>
+              <w:bottom w:val="single" w:sz="4" w:color="BFBFBF"/>
+              <w:right w:val="single" w:sz="4" w:color="BFBFBF"/>
+            </w:tcBorders>
+          </w:tcPr>
+          <w:p>
+            <w:pPr>
+              <w:spacing w:before="0" w:after="20" w:line="240" w:lineRule="exact"/>
+            </w:pPr>
+            <w:r>
+              <w:rPr>
+                <w:rFonts w:ascii="SamsungOne-400" w:hAnsi="SamsungOne-400" w:cs="Times New Roman"/>
+                <w:sz w:val="18"/>
+                <w:szCs w:val="18"/>
+              </w:rPr>
+              <w:t xml:space="preserve">Its longest clause is 5.2 words shorter; the app's model before it managed 1.9</w:t>
             </w:r>
           </w:p>
         </w:tc>
@@ -2078,26 +2152,49 @@
       <w:tr>
         <w:tc>
           <w:tcPr>
-            <w:gridSpan w:val="2"/>
-            <w:shd w:val="clear" w:color="auto" w:fill="DEE5FA"/>
-            <w:tcBorders>
-              <w:top w:val="single" w:sz="4" w:color="BFBFBF"/>
-              <w:left w:val="single" w:sz="4" w:color="BFBFBF"/>
-              <w:bottom w:val="single" w:sz="4" w:color="BFBFBF"/>
-              <w:right w:val="single" w:sz="4" w:color="BFBFBF"/>
-            </w:tcBorders>
-          </w:tcPr>
-          <w:p>
-            <w:pPr>
-              <w:spacing w:before="0" w:after="20" w:line="240" w:lineRule="exact"/>
-            </w:pPr>
-            <w:r>
-              <w:rPr>
-                <w:rFonts w:ascii="SamsungOne-400" w:hAnsi="SamsungOne-400" w:cs="Times New Roman"/>
-                <w:sz w:val="18"/>
-                <w:szCs w:val="18"/>
-              </w:rPr>
-              <w:t xml:space="preserve">78.6%</w:t>
+            <w:tcW w:w="1800" w:type="dxa"/>
+            <w:tcBorders>
+              <w:top w:val="single" w:sz="4" w:color="BFBFBF"/>
+              <w:left w:val="single" w:sz="4" w:color="BFBFBF"/>
+              <w:bottom w:val="single" w:sz="4" w:color="BFBFBF"/>
+              <w:right w:val="single" w:sz="4" w:color="BFBFBF"/>
+            </w:tcBorders>
+          </w:tcPr>
+          <w:p>
+            <w:pPr>
+              <w:spacing w:before="0" w:after="20" w:line="240" w:lineRule="exact"/>
+            </w:pPr>
+            <w:r>
+              <w:rPr>
+                <w:rFonts w:ascii="SamsungOne-400" w:hAnsi="SamsungOne-400" w:cs="Times New Roman"/>
+                <w:sz w:val="18"/>
+                <w:szCs w:val="18"/>
+              </w:rPr>
+              <w:t xml:space="preserve">Do people agree?</w:t>
+            </w:r>
+          </w:p>
+        </w:tc>
+        <w:tc>
+          <w:tcPr>
+            <w:tcW w:w="7210" w:type="dxa"/>
+            <w:tcBorders>
+              <w:top w:val="single" w:sz="4" w:color="BFBFBF"/>
+              <w:left w:val="single" w:sz="4" w:color="BFBFBF"/>
+              <w:bottom w:val="single" w:sz="4" w:color="BFBFBF"/>
+              <w:right w:val="single" w:sz="4" w:color="BFBFBF"/>
+            </w:tcBorders>
+          </w:tcPr>
+          <w:p>
+            <w:pPr>
+              <w:spacing w:before="0" w:after="20" w:line="240" w:lineRule="exact"/>
+            </w:pPr>
+            <w:r>
+              <w:rPr>
+                <w:rFonts w:ascii="SamsungOne-400" w:hAnsi="SamsungOne-400" w:cs="Times New Roman"/>
+                <w:sz w:val="18"/>
+                <w:szCs w:val="18"/>
+              </w:rPr>
+              <w:t xml:space="preserve">Team raters found BayanSimplify-v0.3 easier on 86% of the outputs it changed (BayanSimplify-v0.2: 60%) and chose it over BayanSimplify-v0.2 in 8 of 8 comparisons; the reader with dyslexia chose it in every comparison that included it</w:t>
             </w:r>
           </w:p>
         </w:tc>
@@ -2123,7 +2220,7 @@
                 <w:sz w:val="18"/>
                 <w:szCs w:val="18"/>
               </w:rPr>
-              <w:t xml:space="preserve">Is the text simpler?</w:t>
+              <w:t xml:space="preserve">Is it safe?</w:t>
             </w:r>
           </w:p>
         </w:tc>
@@ -2147,7 +2244,7 @@
                 <w:sz w:val="18"/>
                 <w:szCs w:val="18"/>
               </w:rPr>
-              <w:t xml:space="preserve">Its longest clause is 5.2 words shorter; the</w:t>
+              <w:t xml:space="preserve">Every number is kept and no negation is flipped; a sentence that would lose either is shown unchanged</w:t>
             </w:r>
           </w:p>
         </w:tc>
@@ -2155,26 +2252,49 @@
       <w:tr>
         <w:tc>
           <w:tcPr>
-            <w:gridSpan w:val="2"/>
-            <w:shd w:val="clear" w:color="auto" w:fill="DEE5FA"/>
-            <w:tcBorders>
-              <w:top w:val="single" w:sz="4" w:color="BFBFBF"/>
-              <w:left w:val="single" w:sz="4" w:color="BFBFBF"/>
-              <w:bottom w:val="single" w:sz="4" w:color="BFBFBF"/>
-              <w:right w:val="single" w:sz="4" w:color="BFBFBF"/>
-            </w:tcBorders>
-          </w:tcPr>
-          <w:p>
-            <w:pPr>
-              <w:spacing w:before="0" w:after="20" w:line="240" w:lineRule="exact"/>
-            </w:pPr>
-            <w:r>
-              <w:rPr>
-                <w:rFonts w:ascii="SamsungOne-400" w:hAnsi="SamsungOne-400" w:cs="Times New Roman"/>
-                <w:sz w:val="18"/>
-                <w:szCs w:val="18"/>
-              </w:rPr>
-              <w:t xml:space="preserve">app's model before it managed 1.9</w:t>
+            <w:tcW w:w="1800" w:type="dxa"/>
+            <w:tcBorders>
+              <w:top w:val="single" w:sz="4" w:color="BFBFBF"/>
+              <w:left w:val="single" w:sz="4" w:color="BFBFBF"/>
+              <w:bottom w:val="single" w:sz="4" w:color="BFBFBF"/>
+              <w:right w:val="single" w:sz="4" w:color="BFBFBF"/>
+            </w:tcBorders>
+          </w:tcPr>
+          <w:p>
+            <w:pPr>
+              <w:spacing w:before="0" w:after="20" w:line="240" w:lineRule="exact"/>
+            </w:pPr>
+            <w:r>
+              <w:rPr>
+                <w:rFonts w:ascii="SamsungOne-400" w:hAnsi="SamsungOne-400" w:cs="Times New Roman"/>
+                <w:sz w:val="18"/>
+                <w:szCs w:val="18"/>
+              </w:rPr>
+              <w:t xml:space="preserve">Does it run on a phone?</w:t>
+            </w:r>
+          </w:p>
+        </w:tc>
+        <w:tc>
+          <w:tcPr>
+            <w:tcW w:w="7210" w:type="dxa"/>
+            <w:tcBorders>
+              <w:top w:val="single" w:sz="4" w:color="BFBFBF"/>
+              <w:left w:val="single" w:sz="4" w:color="BFBFBF"/>
+              <w:bottom w:val="single" w:sz="4" w:color="BFBFBF"/>
+              <w:right w:val="single" w:sz="4" w:color="BFBFBF"/>
+            </w:tcBorders>
+          </w:tcPr>
+          <w:p>
+            <w:pPr>
+              <w:spacing w:before="0" w:after="20" w:line="240" w:lineRule="exact"/>
+            </w:pPr>
+            <w:r>
+              <w:rPr>
+                <w:rFonts w:ascii="SamsungOne-400" w:hAnsi="SamsungOne-400" w:cs="Times New Roman"/>
+                <w:sz w:val="18"/>
+                <w:szCs w:val="18"/>
+              </w:rPr>
+              <w:t xml:space="preserve">The fast model shows the first word in 82–172 ms and takes 222 MB; the large model writes a sentence in about 1.2 s and takes 471 MB</w:t>
             </w:r>
           </w:p>
         </w:tc>
@@ -2200,7 +2320,7 @@
                 <w:sz w:val="18"/>
                 <w:szCs w:val="18"/>
               </w:rPr>
-              <w:t xml:space="preserve">Do people agree?</w:t>
+              <w:t xml:space="preserve">Tashkeel?</w:t>
             </w:r>
           </w:p>
         </w:tc>
@@ -2224,7 +2344,7 @@
                 <w:sz w:val="18"/>
                 <w:szCs w:val="18"/>
               </w:rPr>
-              <w:t xml:space="preserve">Team raters found BayanSimplify-v0.3 easier on 86% of the</w:t>
+              <w:t xml:space="preserve">Added without changing a letter: 6.91% of vowels wrong outside case endings, from a 4.8 MB model</w:t>
             </w:r>
           </w:p>
         </w:tc>
@@ -2232,87 +2352,6 @@
       <w:tr>
         <w:tc>
           <w:tcPr>
-            <w:gridSpan w:val="2"/>
-            <w:shd w:val="clear" w:color="auto" w:fill="DEE5FA"/>
-            <w:tcBorders>
-              <w:top w:val="single" w:sz="4" w:color="BFBFBF"/>
-              <w:left w:val="single" w:sz="4" w:color="BFBFBF"/>
-              <w:bottom w:val="single" w:sz="4" w:color="BFBFBF"/>
-              <w:right w:val="single" w:sz="4" w:color="BFBFBF"/>
-            </w:tcBorders>
-          </w:tcPr>
-          <w:p>
-            <w:pPr>
-              <w:spacing w:before="0" w:after="20" w:line="240" w:lineRule="exact"/>
-            </w:pPr>
-            <w:r>
-              <w:rPr>
-                <w:rFonts w:ascii="SamsungOne-400" w:hAnsi="SamsungOne-400" w:cs="Times New Roman"/>
-                <w:sz w:val="18"/>
-                <w:szCs w:val="18"/>
-              </w:rPr>
-              <w:t xml:space="preserve">outputs it changed (BayanSimplify-v0.2: 60%) and chose it over BayanSimplify-v0.2 in</w:t>
-            </w:r>
-          </w:p>
-        </w:tc>
-      </w:tr>
-      <w:tr>
-        <w:tc>
-          <w:tcPr>
-            <w:gridSpan w:val="2"/>
-            <w:shd w:val="clear" w:color="auto" w:fill="DEE5FA"/>
-            <w:tcBorders>
-              <w:top w:val="single" w:sz="4" w:color="BFBFBF"/>
-              <w:left w:val="single" w:sz="4" w:color="BFBFBF"/>
-              <w:bottom w:val="single" w:sz="4" w:color="BFBFBF"/>
-              <w:right w:val="single" w:sz="4" w:color="BFBFBF"/>
-            </w:tcBorders>
-          </w:tcPr>
-          <w:p>
-            <w:pPr>
-              <w:spacing w:before="0" w:after="20" w:line="240" w:lineRule="exact"/>
-            </w:pPr>
-            <w:r>
-              <w:rPr>
-                <w:rFonts w:ascii="SamsungOne-400" w:hAnsi="SamsungOne-400" w:cs="Times New Roman"/>
-                <w:sz w:val="18"/>
-                <w:szCs w:val="18"/>
-              </w:rPr>
-              <w:t xml:space="preserve">8 of 8 comparisons; the reader with dyslexia chose it in every</w:t>
-            </w:r>
-          </w:p>
-        </w:tc>
-      </w:tr>
-      <w:tr>
-        <w:tc>
-          <w:tcPr>
-            <w:gridSpan w:val="2"/>
-            <w:shd w:val="clear" w:color="auto" w:fill="DEE5FA"/>
-            <w:tcBorders>
-              <w:top w:val="single" w:sz="4" w:color="BFBFBF"/>
-              <w:left w:val="single" w:sz="4" w:color="BFBFBF"/>
-              <w:bottom w:val="single" w:sz="4" w:color="BFBFBF"/>
-              <w:right w:val="single" w:sz="4" w:color="BFBFBF"/>
-            </w:tcBorders>
-          </w:tcPr>
-          <w:p>
-            <w:pPr>
-              <w:spacing w:before="0" w:after="20" w:line="240" w:lineRule="exact"/>
-            </w:pPr>
-            <w:r>
-              <w:rPr>
-                <w:rFonts w:ascii="SamsungOne-400" w:hAnsi="SamsungOne-400" w:cs="Times New Roman"/>
-                <w:sz w:val="18"/>
-                <w:szCs w:val="18"/>
-              </w:rPr>
-              <w:t xml:space="preserve">comparison that included it</w:t>
-            </w:r>
-          </w:p>
-        </w:tc>
-      </w:tr>
-      <w:tr>
-        <w:tc>
-          <w:tcPr>
             <w:tcW w:w="1800" w:type="dxa"/>
             <w:tcBorders>
               <w:top w:val="single" w:sz="4" w:color="BFBFBF"/>
@@ -2331,7 +2370,7 @@
                 <w:sz w:val="18"/>
                 <w:szCs w:val="18"/>
               </w:rPr>
-              <w:t xml:space="preserve">Is it safe?</w:t>
+              <w:t xml:space="preserve">Can the numbers be trusted?</w:t>
             </w:r>
           </w:p>
         </w:tc>
@@ -2355,319 +2394,7 @@
                 <w:sz w:val="18"/>
                 <w:szCs w:val="18"/>
               </w:rPr>
-              <w:t xml:space="preserve">Every number is kept and no negation is flipped; a sentence that</w:t>
-            </w:r>
-          </w:p>
-        </w:tc>
-      </w:tr>
-      <w:tr>
-        <w:tc>
-          <w:tcPr>
-            <w:gridSpan w:val="2"/>
-            <w:shd w:val="clear" w:color="auto" w:fill="DEE5FA"/>
-            <w:tcBorders>
-              <w:top w:val="single" w:sz="4" w:color="BFBFBF"/>
-              <w:left w:val="single" w:sz="4" w:color="BFBFBF"/>
-              <w:bottom w:val="single" w:sz="4" w:color="BFBFBF"/>
-              <w:right w:val="single" w:sz="4" w:color="BFBFBF"/>
-            </w:tcBorders>
-          </w:tcPr>
-          <w:p>
-            <w:pPr>
-              <w:spacing w:before="0" w:after="20" w:line="240" w:lineRule="exact"/>
-            </w:pPr>
-            <w:r>
-              <w:rPr>
-                <w:rFonts w:ascii="SamsungOne-400" w:hAnsi="SamsungOne-400" w:cs="Times New Roman"/>
-                <w:sz w:val="18"/>
-                <w:szCs w:val="18"/>
-              </w:rPr>
-              <w:t xml:space="preserve">would lose either is shown unchanged</w:t>
-            </w:r>
-          </w:p>
-        </w:tc>
-      </w:tr>
-      <w:tr>
-        <w:tc>
-          <w:tcPr>
-            <w:tcW w:w="1800" w:type="dxa"/>
-            <w:tcBorders>
-              <w:top w:val="single" w:sz="4" w:color="BFBFBF"/>
-              <w:left w:val="single" w:sz="4" w:color="BFBFBF"/>
-              <w:bottom w:val="single" w:sz="4" w:color="BFBFBF"/>
-              <w:right w:val="single" w:sz="4" w:color="BFBFBF"/>
-            </w:tcBorders>
-          </w:tcPr>
-          <w:p>
-            <w:pPr>
-              <w:spacing w:before="0" w:after="20" w:line="240" w:lineRule="exact"/>
-            </w:pPr>
-            <w:r>
-              <w:rPr>
-                <w:rFonts w:ascii="SamsungOne-400" w:hAnsi="SamsungOne-400" w:cs="Times New Roman"/>
-                <w:sz w:val="18"/>
-                <w:szCs w:val="18"/>
-              </w:rPr>
-              <w:t xml:space="preserve">Does it run on a phone?</w:t>
-            </w:r>
-          </w:p>
-        </w:tc>
-        <w:tc>
-          <w:tcPr>
-            <w:tcW w:w="7210" w:type="dxa"/>
-            <w:tcBorders>
-              <w:top w:val="single" w:sz="4" w:color="BFBFBF"/>
-              <w:left w:val="single" w:sz="4" w:color="BFBFBF"/>
-              <w:bottom w:val="single" w:sz="4" w:color="BFBFBF"/>
-              <w:right w:val="single" w:sz="4" w:color="BFBFBF"/>
-            </w:tcBorders>
-          </w:tcPr>
-          <w:p>
-            <w:pPr>
-              <w:spacing w:before="0" w:after="20" w:line="240" w:lineRule="exact"/>
-            </w:pPr>
-            <w:r>
-              <w:rPr>
-                <w:rFonts w:ascii="SamsungOne-400" w:hAnsi="SamsungOne-400" w:cs="Times New Roman"/>
-                <w:sz w:val="18"/>
-                <w:szCs w:val="18"/>
-              </w:rPr>
-              <w:t xml:space="preserve">The fast model shows the first word in 82–172 ms and</w:t>
-            </w:r>
-          </w:p>
-        </w:tc>
-      </w:tr>
-      <w:tr>
-        <w:tc>
-          <w:tcPr>
-            <w:gridSpan w:val="2"/>
-            <w:shd w:val="clear" w:color="auto" w:fill="DEE5FA"/>
-            <w:tcBorders>
-              <w:top w:val="single" w:sz="4" w:color="BFBFBF"/>
-              <w:left w:val="single" w:sz="4" w:color="BFBFBF"/>
-              <w:bottom w:val="single" w:sz="4" w:color="BFBFBF"/>
-              <w:right w:val="single" w:sz="4" w:color="BFBFBF"/>
-            </w:tcBorders>
-          </w:tcPr>
-          <w:p>
-            <w:pPr>
-              <w:spacing w:before="0" w:after="20" w:line="240" w:lineRule="exact"/>
-            </w:pPr>
-            <w:r>
-              <w:rPr>
-                <w:rFonts w:ascii="SamsungOne-400" w:hAnsi="SamsungOne-400" w:cs="Times New Roman"/>
-                <w:sz w:val="18"/>
-                <w:szCs w:val="18"/>
-              </w:rPr>
-              <w:t xml:space="preserve">takes 222 MB; the large model writes a sentence in about 1.2 s and takes</w:t>
-            </w:r>
-          </w:p>
-        </w:tc>
-      </w:tr>
-      <w:tr>
-        <w:tc>
-          <w:tcPr>
-            <w:gridSpan w:val="2"/>
-            <w:shd w:val="clear" w:color="auto" w:fill="DEE5FA"/>
-            <w:tcBorders>
-              <w:top w:val="single" w:sz="4" w:color="BFBFBF"/>
-              <w:left w:val="single" w:sz="4" w:color="BFBFBF"/>
-              <w:bottom w:val="single" w:sz="4" w:color="BFBFBF"/>
-              <w:right w:val="single" w:sz="4" w:color="BFBFBF"/>
-            </w:tcBorders>
-          </w:tcPr>
-          <w:p>
-            <w:pPr>
-              <w:spacing w:before="0" w:after="20" w:line="240" w:lineRule="exact"/>
-            </w:pPr>
-            <w:r>
-              <w:rPr>
-                <w:rFonts w:ascii="SamsungOne-400" w:hAnsi="SamsungOne-400" w:cs="Times New Roman"/>
-                <w:sz w:val="18"/>
-                <w:szCs w:val="18"/>
-              </w:rPr>
-              <w:t xml:space="preserve">471 MB</w:t>
-            </w:r>
-          </w:p>
-        </w:tc>
-      </w:tr>
-      <w:tr>
-        <w:tc>
-          <w:tcPr>
-            <w:tcW w:w="1800" w:type="dxa"/>
-            <w:tcBorders>
-              <w:top w:val="single" w:sz="4" w:color="BFBFBF"/>
-              <w:left w:val="single" w:sz="4" w:color="BFBFBF"/>
-              <w:bottom w:val="single" w:sz="4" w:color="BFBFBF"/>
-              <w:right w:val="single" w:sz="4" w:color="BFBFBF"/>
-            </w:tcBorders>
-          </w:tcPr>
-          <w:p>
-            <w:pPr>
-              <w:spacing w:before="0" w:after="20" w:line="240" w:lineRule="exact"/>
-            </w:pPr>
-            <w:r>
-              <w:rPr>
-                <w:rFonts w:ascii="SamsungOne-400" w:hAnsi="SamsungOne-400" w:cs="Times New Roman"/>
-                <w:sz w:val="18"/>
-                <w:szCs w:val="18"/>
-              </w:rPr>
-              <w:t xml:space="preserve">Tashkeel?</w:t>
-            </w:r>
-          </w:p>
-        </w:tc>
-        <w:tc>
-          <w:tcPr>
-            <w:tcW w:w="7210" w:type="dxa"/>
-            <w:tcBorders>
-              <w:top w:val="single" w:sz="4" w:color="BFBFBF"/>
-              <w:left w:val="single" w:sz="4" w:color="BFBFBF"/>
-              <w:bottom w:val="single" w:sz="4" w:color="BFBFBF"/>
-              <w:right w:val="single" w:sz="4" w:color="BFBFBF"/>
-            </w:tcBorders>
-          </w:tcPr>
-          <w:p>
-            <w:pPr>
-              <w:spacing w:before="0" w:after="20" w:line="240" w:lineRule="exact"/>
-            </w:pPr>
-            <w:r>
-              <w:rPr>
-                <w:rFonts w:ascii="SamsungOne-400" w:hAnsi="SamsungOne-400" w:cs="Times New Roman"/>
-                <w:sz w:val="18"/>
-                <w:szCs w:val="18"/>
-              </w:rPr>
-              <w:t xml:space="preserve">Added without changing a letter: 6.91% of vowels wrong outside case</w:t>
-            </w:r>
-          </w:p>
-        </w:tc>
-      </w:tr>
-      <w:tr>
-        <w:tc>
-          <w:tcPr>
-            <w:gridSpan w:val="2"/>
-            <w:shd w:val="clear" w:color="auto" w:fill="DEE5FA"/>
-            <w:tcBorders>
-              <w:top w:val="single" w:sz="4" w:color="BFBFBF"/>
-              <w:left w:val="single" w:sz="4" w:color="BFBFBF"/>
-              <w:bottom w:val="single" w:sz="4" w:color="BFBFBF"/>
-              <w:right w:val="single" w:sz="4" w:color="BFBFBF"/>
-            </w:tcBorders>
-          </w:tcPr>
-          <w:p>
-            <w:pPr>
-              <w:spacing w:before="0" w:after="20" w:line="240" w:lineRule="exact"/>
-            </w:pPr>
-            <w:r>
-              <w:rPr>
-                <w:rFonts w:ascii="SamsungOne-400" w:hAnsi="SamsungOne-400" w:cs="Times New Roman"/>
-                <w:sz w:val="18"/>
-                <w:szCs w:val="18"/>
-              </w:rPr>
-              <w:t xml:space="preserve">endings, from a 4.8 MB model</w:t>
-            </w:r>
-          </w:p>
-        </w:tc>
-      </w:tr>
-      <w:tr>
-        <w:tc>
-          <w:tcPr>
-            <w:tcW w:w="1800" w:type="dxa"/>
-            <w:tcBorders>
-              <w:top w:val="single" w:sz="4" w:color="BFBFBF"/>
-              <w:left w:val="single" w:sz="4" w:color="BFBFBF"/>
-              <w:bottom w:val="single" w:sz="4" w:color="BFBFBF"/>
-              <w:right w:val="single" w:sz="4" w:color="BFBFBF"/>
-            </w:tcBorders>
-          </w:tcPr>
-          <w:p>
-            <w:pPr>
-              <w:spacing w:before="0" w:after="20" w:line="240" w:lineRule="exact"/>
-            </w:pPr>
-            <w:r>
-              <w:rPr>
-                <w:rFonts w:ascii="SamsungOne-400" w:hAnsi="SamsungOne-400" w:cs="Times New Roman"/>
-                <w:sz w:val="18"/>
-                <w:szCs w:val="18"/>
-              </w:rPr>
-              <w:t xml:space="preserve">Can the numbers be trusted?</w:t>
-            </w:r>
-          </w:p>
-        </w:tc>
-        <w:tc>
-          <w:tcPr>
-            <w:tcW w:w="7210" w:type="dxa"/>
-            <w:tcBorders>
-              <w:top w:val="single" w:sz="4" w:color="BFBFBF"/>
-              <w:left w:val="single" w:sz="4" w:color="BFBFBF"/>
-              <w:bottom w:val="single" w:sz="4" w:color="BFBFBF"/>
-              <w:right w:val="single" w:sz="4" w:color="BFBFBF"/>
-            </w:tcBorders>
-          </w:tcPr>
-          <w:p>
-            <w:pPr>
-              <w:spacing w:before="0" w:after="20" w:line="240" w:lineRule="exact"/>
-            </w:pPr>
-            <w:r>
-              <w:rPr>
-                <w:rFonts w:ascii="SamsungOne-400" w:hAnsi="SamsungOne-400" w:cs="Times New Roman"/>
-                <w:sz w:val="18"/>
-                <w:szCs w:val="18"/>
-              </w:rPr>
-              <w:t xml:space="preserve">The meaning scorer agrees with human raters (AUC</w:t>
-            </w:r>
-          </w:p>
-        </w:tc>
-      </w:tr>
-      <w:tr>
-        <w:tc>
-          <w:tcPr>
-            <w:gridSpan w:val="2"/>
-            <w:shd w:val="clear" w:color="auto" w:fill="DEE5FA"/>
-            <w:tcBorders>
-              <w:top w:val="single" w:sz="4" w:color="BFBFBF"/>
-              <w:left w:val="single" w:sz="4" w:color="BFBFBF"/>
-              <w:bottom w:val="single" w:sz="4" w:color="BFBFBF"/>
-              <w:right w:val="single" w:sz="4" w:color="BFBFBF"/>
-            </w:tcBorders>
-          </w:tcPr>
-          <w:p>
-            <w:pPr>
-              <w:spacing w:before="0" w:after="20" w:line="240" w:lineRule="exact"/>
-            </w:pPr>
-            <w:r>
-              <w:rPr>
-                <w:rFonts w:ascii="SamsungOne-400" w:hAnsi="SamsungOne-400" w:cs="Times New Roman"/>
-                <w:sz w:val="18"/>
-                <w:szCs w:val="18"/>
-              </w:rPr>
-              <w:t xml:space="preserve">0.85), and every score comes from BayanBench, an open benchmark anyone on</w:t>
-            </w:r>
-          </w:p>
-        </w:tc>
-      </w:tr>
-      <w:tr>
-        <w:tc>
-          <w:tcPr>
-            <w:gridSpan w:val="2"/>
-            <w:shd w:val="clear" w:color="auto" w:fill="DEE5FA"/>
-            <w:tcBorders>
-              <w:top w:val="single" w:sz="4" w:color="BFBFBF"/>
-              <w:left w:val="single" w:sz="4" w:color="BFBFBF"/>
-              <w:bottom w:val="single" w:sz="4" w:color="BFBFBF"/>
-              <w:right w:val="single" w:sz="4" w:color="BFBFBF"/>
-            </w:tcBorders>
-          </w:tcPr>
-          <w:p>
-            <w:pPr>
-              <w:spacing w:before="0" w:after="20" w:line="240" w:lineRule="exact"/>
-            </w:pPr>
-            <w:r>
-              <w:rPr>
-                <w:rFonts w:ascii="SamsungOne-400" w:hAnsi="SamsungOne-400" w:cs="Times New Roman"/>
-                <w:sz w:val="18"/>
-                <w:szCs w:val="18"/>
-              </w:rPr>
-              <w:t xml:space="preserve">the team can rerun</w:t>
+              <w:t xml:space="preserve">The meaning scorer agrees with human raters (AUC 0.85), and every score comes from BayanBench, an open benchmark anyone on the team can rerun</w:t>
             </w:r>
           </w:p>
         </w:tc>
@@ -2680,14 +2407,6 @@
       <w:r>
         <w:rPr>
           <w:rFonts w:ascii="SamsungOne-400" w:hAnsi="SamsungOne-400" w:cs="Times New Roman"/>
-          <w:sz w:val="21"/>
-          <w:szCs w:val="21"/>
-        </w:rPr>
-        <w:t xml:space="preserve"> </w:t>
-      </w:r>
-      <w:r>
-        <w:rPr>
-          <w:rFonts w:ascii="SamsungOne-400" w:hAnsi="SamsungOne-400" w:cs="Times New Roman"/>
           <w:b/>
           <w:bCs/>
           <w:sz w:val="21"/>
@@ -2742,6 +2461,11 @@
       <w:r>
         <w:br w:type="page"/>
       </w:r>
+    </w:p>
+    <w:p>
+      <w:pPr>
+        <w:spacing w:before="0" w:after="100" w:line="284" w:lineRule="exact"/>
+      </w:pPr>
     </w:p>
     <w:p xmlns:a="http://schemas.openxmlformats.org/drawingml/2006/main">
       <w:pPr>
@@ -3992,32 +3716,87 @@
             <w:pPr>
               <w:spacing w:before="0" w:after="20" w:line="240" w:lineRule="exact"/>
             </w:pPr>
+            <w:r>
+              <w:rPr>
+                <w:rFonts w:ascii="SamsungOne-400" w:hAnsi="SamsungOne-400" w:cs="Times New Roman"/>
+                <w:sz w:val="18"/>
+                <w:szCs w:val="18"/>
+              </w:rPr>
+              <w:t xml:space="preserve">Product-form decision (#9); evaluation protocol and fixes (#16, #18); BayanSimplify-v0.1 diagnosis; data acquisition and leakage filtering; v0.2 recipe, data and task specifications (#27–#34); on-device engine and app; phone test; beam search and tashkeel in the app (#62, #66, #67); BayanBench and its v2 package (#48); rating site and analysis; Action Plan (#25); this report</w:t>
+            </w:r>
           </w:p>
         </w:tc>
       </w:tr>
       <w:tr>
         <w:tc>
           <w:tcPr>
-            <w:gridSpan w:val="3"/>
-            <w:shd w:val="clear" w:color="auto" w:fill="DEE5FA"/>
-            <w:tcBorders>
-              <w:top w:val="single" w:sz="4" w:color="BFBFBF"/>
-              <w:left w:val="single" w:sz="4" w:color="BFBFBF"/>
-              <w:bottom w:val="single" w:sz="4" w:color="BFBFBF"/>
-              <w:right w:val="single" w:sz="4" w:color="BFBFBF"/>
-            </w:tcBorders>
-          </w:tcPr>
-          <w:p>
-            <w:pPr>
-              <w:spacing w:before="0" w:after="20" w:line="240" w:lineRule="exact"/>
-            </w:pPr>
-            <w:r>
-              <w:rPr>
-                <w:rFonts w:ascii="SamsungOne-400" w:hAnsi="SamsungOne-400" w:cs="Times New Roman"/>
-                <w:sz w:val="18"/>
-                <w:szCs w:val="18"/>
-              </w:rPr>
-              <w:t xml:space="preserve">Product-form decision (#9); evaluation protocol and fixes (#16, #18);</w:t>
+            <w:tcW w:w="1530" w:type="dxa"/>
+            <w:tcBorders>
+              <w:top w:val="single" w:sz="4" w:color="BFBFBF"/>
+              <w:left w:val="single" w:sz="4" w:color="BFBFBF"/>
+              <w:bottom w:val="single" w:sz="4" w:color="BFBFBF"/>
+              <w:right w:val="single" w:sz="4" w:color="BFBFBF"/>
+            </w:tcBorders>
+          </w:tcPr>
+          <w:p>
+            <w:pPr>
+              <w:spacing w:before="0" w:after="20" w:line="240" w:lineRule="exact"/>
+            </w:pPr>
+            <w:r>
+              <w:rPr>
+                <w:rFonts w:ascii="SamsungOne-400" w:hAnsi="SamsungOne-400" w:cs="Times New Roman"/>
+                <w:sz w:val="18"/>
+                <w:szCs w:val="18"/>
+              </w:rPr>
+              <w:t xml:space="preserve">Abdulrahman Khengari</w:t>
+            </w:r>
+          </w:p>
+        </w:tc>
+        <w:tc>
+          <w:tcPr>
+            <w:tcW w:w="1700" w:type="dxa"/>
+            <w:tcBorders>
+              <w:top w:val="single" w:sz="4" w:color="BFBFBF"/>
+              <w:left w:val="single" w:sz="4" w:color="BFBFBF"/>
+              <w:bottom w:val="single" w:sz="4" w:color="BFBFBF"/>
+              <w:right w:val="single" w:sz="4" w:color="BFBFBF"/>
+            </w:tcBorders>
+          </w:tcPr>
+          <w:p>
+            <w:pPr>
+              <w:spacing w:before="0" w:after="20" w:line="240" w:lineRule="exact"/>
+            </w:pPr>
+            <w:r>
+              <w:rPr>
+                <w:rFonts w:ascii="SamsungOne-400" w:hAnsi="SamsungOne-400" w:cs="Times New Roman"/>
+                <w:sz w:val="18"/>
+                <w:szCs w:val="18"/>
+              </w:rPr>
+              <w:t xml:space="preserve">Data lead</w:t>
+            </w:r>
+          </w:p>
+        </w:tc>
+        <w:tc>
+          <w:tcPr>
+            <w:tcW w:w="5780" w:type="dxa"/>
+            <w:tcBorders>
+              <w:top w:val="single" w:sz="4" w:color="BFBFBF"/>
+              <w:left w:val="single" w:sz="4" w:color="BFBFBF"/>
+              <w:bottom w:val="single" w:sz="4" w:color="BFBFBF"/>
+              <w:right w:val="single" w:sz="4" w:color="BFBFBF"/>
+            </w:tcBorders>
+          </w:tcPr>
+          <w:p>
+            <w:pPr>
+              <w:spacing w:before="0" w:after="20" w:line="240" w:lineRule="exact"/>
+            </w:pPr>
+            <w:r>
+              <w:rPr>
+                <w:rFonts w:ascii="SamsungOne-400" w:hAnsi="SamsungOne-400" w:cs="Times New Roman"/>
+                <w:sz w:val="18"/>
+                <w:szCs w:val="18"/>
+              </w:rPr>
+              <w:t xml:space="preserve">Validators for generated pairs (#10, #11); CAMeL readability check (#17, #20); synthetic corpus v0 of 13,072 pairs, split and published (#8, #38, #39); corpus v1 with the Gemma generator and Qwen judge, and its calibration (#44, #45); the meaning judge (#47, #49); BayanSimplify-v0.3: training, preference tuning and the int8 bundle (#48, #53); BayanBench v2 design and the open meaning scorer runs (#48); the beam-search proposal (#61); the benchmark report of 35 systems (#57, #58); the pitch deck (#50)</w:t>
             </w:r>
           </w:p>
         </w:tc>
@@ -4025,26 +3804,73 @@
       <w:tr>
         <w:tc>
           <w:tcPr>
-            <w:gridSpan w:val="3"/>
-            <w:shd w:val="clear" w:color="auto" w:fill="DEE5FA"/>
-            <w:tcBorders>
-              <w:top w:val="single" w:sz="4" w:color="BFBFBF"/>
-              <w:left w:val="single" w:sz="4" w:color="BFBFBF"/>
-              <w:bottom w:val="single" w:sz="4" w:color="BFBFBF"/>
-              <w:right w:val="single" w:sz="4" w:color="BFBFBF"/>
-            </w:tcBorders>
-          </w:tcPr>
-          <w:p>
-            <w:pPr>
-              <w:spacing w:before="0" w:after="20" w:line="240" w:lineRule="exact"/>
-            </w:pPr>
-            <w:r>
-              <w:rPr>
-                <w:rFonts w:ascii="SamsungOne-400" w:hAnsi="SamsungOne-400" w:cs="Times New Roman"/>
-                <w:sz w:val="18"/>
-                <w:szCs w:val="18"/>
-              </w:rPr>
-              <w:t xml:space="preserve">BayanSimplify-v0.1 diagnosis; data acquisition and leakage filtering; v0.2 recipe,</w:t>
+            <w:tcW w:w="1530" w:type="dxa"/>
+            <w:tcBorders>
+              <w:top w:val="single" w:sz="4" w:color="BFBFBF"/>
+              <w:left w:val="single" w:sz="4" w:color="BFBFBF"/>
+              <w:bottom w:val="single" w:sz="4" w:color="BFBFBF"/>
+              <w:right w:val="single" w:sz="4" w:color="BFBFBF"/>
+            </w:tcBorders>
+          </w:tcPr>
+          <w:p>
+            <w:pPr>
+              <w:spacing w:before="0" w:after="20" w:line="240" w:lineRule="exact"/>
+            </w:pPr>
+            <w:r>
+              <w:rPr>
+                <w:rFonts w:ascii="SamsungOne-400" w:hAnsi="SamsungOne-400" w:cs="Times New Roman"/>
+                <w:sz w:val="18"/>
+                <w:szCs w:val="18"/>
+              </w:rPr>
+              <w:t xml:space="preserve">Ahmed Alaeb</w:t>
+            </w:r>
+          </w:p>
+        </w:tc>
+        <w:tc>
+          <w:tcPr>
+            <w:tcW w:w="1700" w:type="dxa"/>
+            <w:tcBorders>
+              <w:top w:val="single" w:sz="4" w:color="BFBFBF"/>
+              <w:left w:val="single" w:sz="4" w:color="BFBFBF"/>
+              <w:bottom w:val="single" w:sz="4" w:color="BFBFBF"/>
+              <w:right w:val="single" w:sz="4" w:color="BFBFBF"/>
+            </w:tcBorders>
+          </w:tcPr>
+          <w:p>
+            <w:pPr>
+              <w:spacing w:before="0" w:after="20" w:line="240" w:lineRule="exact"/>
+            </w:pPr>
+            <w:r>
+              <w:rPr>
+                <w:rFonts w:ascii="SamsungOne-400" w:hAnsi="SamsungOne-400" w:cs="Times New Roman"/>
+                <w:sz w:val="18"/>
+                <w:szCs w:val="18"/>
+              </w:rPr>
+              <w:t xml:space="preserve">Model training</w:t>
+            </w:r>
+          </w:p>
+        </w:tc>
+        <w:tc>
+          <w:tcPr>
+            <w:tcW w:w="5780" w:type="dxa"/>
+            <w:tcBorders>
+              <w:top w:val="single" w:sz="4" w:color="BFBFBF"/>
+              <w:left w:val="single" w:sz="4" w:color="BFBFBF"/>
+              <w:bottom w:val="single" w:sz="4" w:color="BFBFBF"/>
+              <w:right w:val="single" w:sz="4" w:color="BFBFBF"/>
+            </w:tcBorders>
+          </w:tcPr>
+          <w:p>
+            <w:pPr>
+              <w:spacing w:before="0" w:after="20" w:line="240" w:lineRule="exact"/>
+            </w:pPr>
+            <w:r>
+              <w:rPr>
+                <w:rFonts w:ascii="SamsungOne-400" w:hAnsi="SamsungOne-400" w:cs="Times New Roman"/>
+                <w:sz w:val="18"/>
+                <w:szCs w:val="18"/>
+              </w:rPr>
+              <w:t xml:space="preserve">SAMER conversion; BayanSimplify-v0.1 trained and documented (#5, #22); BayanSimplify-v0.2 (AraT5v2) trained (#28, #40); human ratings (#48)</w:t>
             </w:r>
           </w:p>
         </w:tc>
@@ -4052,26 +3878,73 @@
       <w:tr>
         <w:tc>
           <w:tcPr>
-            <w:gridSpan w:val="3"/>
-            <w:shd w:val="clear" w:color="auto" w:fill="DEE5FA"/>
-            <w:tcBorders>
-              <w:top w:val="single" w:sz="4" w:color="BFBFBF"/>
-              <w:left w:val="single" w:sz="4" w:color="BFBFBF"/>
-              <w:bottom w:val="single" w:sz="4" w:color="BFBFBF"/>
-              <w:right w:val="single" w:sz="4" w:color="BFBFBF"/>
-            </w:tcBorders>
-          </w:tcPr>
-          <w:p>
-            <w:pPr>
-              <w:spacing w:before="0" w:after="20" w:line="240" w:lineRule="exact"/>
-            </w:pPr>
-            <w:r>
-              <w:rPr>
-                <w:rFonts w:ascii="SamsungOne-400" w:hAnsi="SamsungOne-400" w:cs="Times New Roman"/>
-                <w:sz w:val="18"/>
-                <w:szCs w:val="18"/>
-              </w:rPr>
-              <w:t xml:space="preserve">data and task specifications (#27–#34); on-device engine and app; phone</w:t>
+            <w:tcW w:w="1530" w:type="dxa"/>
+            <w:tcBorders>
+              <w:top w:val="single" w:sz="4" w:color="BFBFBF"/>
+              <w:left w:val="single" w:sz="4" w:color="BFBFBF"/>
+              <w:bottom w:val="single" w:sz="4" w:color="BFBFBF"/>
+              <w:right w:val="single" w:sz="4" w:color="BFBFBF"/>
+            </w:tcBorders>
+          </w:tcPr>
+          <w:p>
+            <w:pPr>
+              <w:spacing w:before="0" w:after="20" w:line="240" w:lineRule="exact"/>
+            </w:pPr>
+            <w:r>
+              <w:rPr>
+                <w:rFonts w:ascii="SamsungOne-400" w:hAnsi="SamsungOne-400" w:cs="Times New Roman"/>
+                <w:sz w:val="18"/>
+                <w:szCs w:val="18"/>
+              </w:rPr>
+              <w:t xml:space="preserve">Sanad Ali</w:t>
+            </w:r>
+          </w:p>
+        </w:tc>
+        <w:tc>
+          <w:tcPr>
+            <w:tcW w:w="1700" w:type="dxa"/>
+            <w:tcBorders>
+              <w:top w:val="single" w:sz="4" w:color="BFBFBF"/>
+              <w:left w:val="single" w:sz="4" w:color="BFBFBF"/>
+              <w:bottom w:val="single" w:sz="4" w:color="BFBFBF"/>
+              <w:right w:val="single" w:sz="4" w:color="BFBFBF"/>
+            </w:tcBorders>
+          </w:tcPr>
+          <w:p>
+            <w:pPr>
+              <w:spacing w:before="0" w:after="20" w:line="240" w:lineRule="exact"/>
+            </w:pPr>
+            <w:r>
+              <w:rPr>
+                <w:rFonts w:ascii="SamsungOne-400" w:hAnsi="SamsungOne-400" w:cs="Times New Roman"/>
+                <w:sz w:val="18"/>
+                <w:szCs w:val="18"/>
+              </w:rPr>
+              <w:t xml:space="preserve">Diacritization; co-training; presenter</w:t>
+            </w:r>
+          </w:p>
+        </w:tc>
+        <w:tc>
+          <w:tcPr>
+            <w:tcW w:w="5780" w:type="dxa"/>
+            <w:tcBorders>
+              <w:top w:val="single" w:sz="4" w:color="BFBFBF"/>
+              <w:left w:val="single" w:sz="4" w:color="BFBFBF"/>
+              <w:bottom w:val="single" w:sz="4" w:color="BFBFBF"/>
+              <w:right w:val="single" w:sz="4" w:color="BFBFBF"/>
+            </w:tcBorders>
+          </w:tcPr>
+          <w:p>
+            <w:pPr>
+              <w:spacing w:before="0" w:after="20" w:line="240" w:lineRule="exact"/>
+            </w:pPr>
+            <w:r>
+              <w:rPr>
+                <w:rFonts w:ascii="SamsungOne-400" w:hAnsi="SamsungOne-400" w:cs="Times New Roman"/>
+                <w:sz w:val="18"/>
+                <w:szCs w:val="18"/>
+              </w:rPr>
+              <w:t xml:space="preserve">Four-system diacritization benchmark; Libtashkeel selected (#6, #23); BayanSimplify-v0.2-Fast (AraBART) and the speed benchmark (#29, #35); human ratings (#48); presents the pitch</w:t>
             </w:r>
           </w:p>
         </w:tc>
@@ -4079,60 +3952,6 @@
       <w:tr>
         <w:tc>
           <w:tcPr>
-            <w:gridSpan w:val="3"/>
-            <w:shd w:val="clear" w:color="auto" w:fill="DEE5FA"/>
-            <w:tcBorders>
-              <w:top w:val="single" w:sz="4" w:color="BFBFBF"/>
-              <w:left w:val="single" w:sz="4" w:color="BFBFBF"/>
-              <w:bottom w:val="single" w:sz="4" w:color="BFBFBF"/>
-              <w:right w:val="single" w:sz="4" w:color="BFBFBF"/>
-            </w:tcBorders>
-          </w:tcPr>
-          <w:p>
-            <w:pPr>
-              <w:spacing w:before="0" w:after="20" w:line="240" w:lineRule="exact"/>
-            </w:pPr>
-            <w:r>
-              <w:rPr>
-                <w:rFonts w:ascii="SamsungOne-400" w:hAnsi="SamsungOne-400" w:cs="Times New Roman"/>
-                <w:sz w:val="18"/>
-                <w:szCs w:val="18"/>
-              </w:rPr>
-              <w:t xml:space="preserve">test; beam search and tashkeel in the app (#62, #66, #67); BayanBench and its v2 package (#48);</w:t>
-            </w:r>
-          </w:p>
-        </w:tc>
-      </w:tr>
-      <w:tr>
-        <w:tc>
-          <w:tcPr>
-            <w:gridSpan w:val="3"/>
-            <w:shd w:val="clear" w:color="auto" w:fill="DEE5FA"/>
-            <w:tcBorders>
-              <w:top w:val="single" w:sz="4" w:color="BFBFBF"/>
-              <w:left w:val="single" w:sz="4" w:color="BFBFBF"/>
-              <w:bottom w:val="single" w:sz="4" w:color="BFBFBF"/>
-              <w:right w:val="single" w:sz="4" w:color="BFBFBF"/>
-            </w:tcBorders>
-          </w:tcPr>
-          <w:p>
-            <w:pPr>
-              <w:spacing w:before="0" w:after="20" w:line="240" w:lineRule="exact"/>
-            </w:pPr>
-            <w:r>
-              <w:rPr>
-                <w:rFonts w:ascii="SamsungOne-400" w:hAnsi="SamsungOne-400" w:cs="Times New Roman"/>
-                <w:sz w:val="18"/>
-                <w:szCs w:val="18"/>
-              </w:rPr>
-              <w:t xml:space="preserve">rating site and analysis; Action Plan (#25); this report</w:t>
-            </w:r>
-          </w:p>
-        </w:tc>
-      </w:tr>
-      <w:tr>
-        <w:tc>
-          <w:tcPr>
             <w:tcW w:w="1530" w:type="dxa"/>
             <w:tcBorders>
               <w:top w:val="single" w:sz="4" w:color="BFBFBF"/>
@@ -4151,7 +3970,7 @@
                 <w:sz w:val="18"/>
                 <w:szCs w:val="18"/>
               </w:rPr>
-              <w:t xml:space="preserve">Abdulrahman Khengari</w:t>
+              <w:t xml:space="preserve">Mohammed Thabet</w:t>
             </w:r>
           </w:p>
         </w:tc>
@@ -4175,554 +3994,13 @@
                 <w:sz w:val="18"/>
                 <w:szCs w:val="18"/>
               </w:rPr>
-              <w:t xml:space="preserve">Data lead</w:t>
+              <w:t xml:space="preserve">Android application</w:t>
             </w:r>
           </w:p>
         </w:tc>
         <w:tc>
           <w:tcPr>
             <w:tcW w:w="5780" w:type="dxa"/>
-            <w:tcBorders>
-              <w:top w:val="single" w:sz="4" w:color="BFBFBF"/>
-              <w:left w:val="single" w:sz="4" w:color="BFBFBF"/>
-              <w:bottom w:val="single" w:sz="4" w:color="BFBFBF"/>
-              <w:right w:val="single" w:sz="4" w:color="BFBFBF"/>
-            </w:tcBorders>
-          </w:tcPr>
-          <w:p>
-            <w:pPr>
-              <w:spacing w:before="0" w:after="20" w:line="240" w:lineRule="exact"/>
-            </w:pPr>
-          </w:p>
-        </w:tc>
-      </w:tr>
-      <w:tr>
-        <w:tc>
-          <w:tcPr>
-            <w:gridSpan w:val="3"/>
-            <w:shd w:val="clear" w:color="auto" w:fill="DEE5FA"/>
-            <w:tcBorders>
-              <w:top w:val="single" w:sz="4" w:color="BFBFBF"/>
-              <w:left w:val="single" w:sz="4" w:color="BFBFBF"/>
-              <w:bottom w:val="single" w:sz="4" w:color="BFBFBF"/>
-              <w:right w:val="single" w:sz="4" w:color="BFBFBF"/>
-            </w:tcBorders>
-          </w:tcPr>
-          <w:p>
-            <w:pPr>
-              <w:spacing w:before="0" w:after="20" w:line="240" w:lineRule="exact"/>
-            </w:pPr>
-            <w:r>
-              <w:rPr>
-                <w:rFonts w:ascii="SamsungOne-400" w:hAnsi="SamsungOne-400" w:cs="Times New Roman"/>
-                <w:sz w:val="18"/>
-                <w:szCs w:val="18"/>
-              </w:rPr>
-              <w:t xml:space="preserve">Validators for generated pairs (#10, #11); CAMeL readability check (#17,</w:t>
-            </w:r>
-          </w:p>
-        </w:tc>
-      </w:tr>
-      <w:tr>
-        <w:tc>
-          <w:tcPr>
-            <w:gridSpan w:val="3"/>
-            <w:shd w:val="clear" w:color="auto" w:fill="DEE5FA"/>
-            <w:tcBorders>
-              <w:top w:val="single" w:sz="4" w:color="BFBFBF"/>
-              <w:left w:val="single" w:sz="4" w:color="BFBFBF"/>
-              <w:bottom w:val="single" w:sz="4" w:color="BFBFBF"/>
-              <w:right w:val="single" w:sz="4" w:color="BFBFBF"/>
-            </w:tcBorders>
-          </w:tcPr>
-          <w:p>
-            <w:pPr>
-              <w:spacing w:before="0" w:after="20" w:line="240" w:lineRule="exact"/>
-            </w:pPr>
-            <w:r>
-              <w:rPr>
-                <w:rFonts w:ascii="SamsungOne-400" w:hAnsi="SamsungOne-400" w:cs="Times New Roman"/>
-                <w:sz w:val="18"/>
-                <w:szCs w:val="18"/>
-              </w:rPr>
-              <w:t xml:space="preserve">#20); synthetic corpus v0 of 13,072 pairs, split and published (#8, #38,</w:t>
-            </w:r>
-          </w:p>
-        </w:tc>
-      </w:tr>
-      <w:tr>
-        <w:tc>
-          <w:tcPr>
-            <w:gridSpan w:val="3"/>
-            <w:shd w:val="clear" w:color="auto" w:fill="DEE5FA"/>
-            <w:tcBorders>
-              <w:top w:val="single" w:sz="4" w:color="BFBFBF"/>
-              <w:left w:val="single" w:sz="4" w:color="BFBFBF"/>
-              <w:bottom w:val="single" w:sz="4" w:color="BFBFBF"/>
-              <w:right w:val="single" w:sz="4" w:color="BFBFBF"/>
-            </w:tcBorders>
-          </w:tcPr>
-          <w:p>
-            <w:pPr>
-              <w:spacing w:before="0" w:after="20" w:line="240" w:lineRule="exact"/>
-            </w:pPr>
-            <w:r>
-              <w:rPr>
-                <w:rFonts w:ascii="SamsungOne-400" w:hAnsi="SamsungOne-400" w:cs="Times New Roman"/>
-                <w:sz w:val="18"/>
-                <w:szCs w:val="18"/>
-              </w:rPr>
-              <w:t xml:space="preserve">#39); corpus v1 with the Gemma generator and Qwen judge, and its calibration</w:t>
-            </w:r>
-          </w:p>
-        </w:tc>
-      </w:tr>
-      <w:tr>
-        <w:tc>
-          <w:tcPr>
-            <w:gridSpan w:val="3"/>
-            <w:shd w:val="clear" w:color="auto" w:fill="DEE5FA"/>
-            <w:tcBorders>
-              <w:top w:val="single" w:sz="4" w:color="BFBFBF"/>
-              <w:left w:val="single" w:sz="4" w:color="BFBFBF"/>
-              <w:bottom w:val="single" w:sz="4" w:color="BFBFBF"/>
-              <w:right w:val="single" w:sz="4" w:color="BFBFBF"/>
-            </w:tcBorders>
-          </w:tcPr>
-          <w:p>
-            <w:pPr>
-              <w:spacing w:before="0" w:after="20" w:line="240" w:lineRule="exact"/>
-            </w:pPr>
-            <w:r>
-              <w:rPr>
-                <w:rFonts w:ascii="SamsungOne-400" w:hAnsi="SamsungOne-400" w:cs="Times New Roman"/>
-                <w:sz w:val="18"/>
-                <w:szCs w:val="18"/>
-              </w:rPr>
-              <w:t xml:space="preserve">(#44, #45); the meaning judge (#47, #49); BayanSimplify-v0.3: training, preference</w:t>
-            </w:r>
-          </w:p>
-        </w:tc>
-      </w:tr>
-      <w:tr>
-        <w:tc>
-          <w:tcPr>
-            <w:gridSpan w:val="3"/>
-            <w:shd w:val="clear" w:color="auto" w:fill="DEE5FA"/>
-            <w:tcBorders>
-              <w:top w:val="single" w:sz="4" w:color="BFBFBF"/>
-              <w:left w:val="single" w:sz="4" w:color="BFBFBF"/>
-              <w:bottom w:val="single" w:sz="4" w:color="BFBFBF"/>
-              <w:right w:val="single" w:sz="4" w:color="BFBFBF"/>
-            </w:tcBorders>
-          </w:tcPr>
-          <w:p>
-            <w:pPr>
-              <w:spacing w:before="0" w:after="20" w:line="240" w:lineRule="exact"/>
-            </w:pPr>
-            <w:r>
-              <w:rPr>
-                <w:rFonts w:ascii="SamsungOne-400" w:hAnsi="SamsungOne-400" w:cs="Times New Roman"/>
-                <w:sz w:val="18"/>
-                <w:szCs w:val="18"/>
-              </w:rPr>
-              <w:t xml:space="preserve">tuning and the int8 bundle (#48, #53); BayanBench v2 design and the open</w:t>
-            </w:r>
-          </w:p>
-        </w:tc>
-      </w:tr>
-      <w:tr>
-        <w:tc>
-          <w:tcPr>
-            <w:gridSpan w:val="3"/>
-            <w:shd w:val="clear" w:color="auto" w:fill="DEE5FA"/>
-            <w:tcBorders>
-              <w:top w:val="single" w:sz="4" w:color="BFBFBF"/>
-              <w:left w:val="single" w:sz="4" w:color="BFBFBF"/>
-              <w:bottom w:val="single" w:sz="4" w:color="BFBFBF"/>
-              <w:right w:val="single" w:sz="4" w:color="BFBFBF"/>
-            </w:tcBorders>
-          </w:tcPr>
-          <w:p>
-            <w:pPr>
-              <w:spacing w:before="0" w:after="20" w:line="240" w:lineRule="exact"/>
-            </w:pPr>
-            <w:r>
-              <w:rPr>
-                <w:rFonts w:ascii="SamsungOne-400" w:hAnsi="SamsungOne-400" w:cs="Times New Roman"/>
-                <w:sz w:val="18"/>
-                <w:szCs w:val="18"/>
-              </w:rPr>
-              <w:t xml:space="preserve">meaning scorer runs (#48); the beam-search proposal (#61); the benchmark</w:t>
-            </w:r>
-          </w:p>
-        </w:tc>
-      </w:tr>
-      <w:tr>
-        <w:tc>
-          <w:tcPr>
-            <w:gridSpan w:val="3"/>
-            <w:shd w:val="clear" w:color="auto" w:fill="DEE5FA"/>
-            <w:tcBorders>
-              <w:top w:val="single" w:sz="4" w:color="BFBFBF"/>
-              <w:left w:val="single" w:sz="4" w:color="BFBFBF"/>
-              <w:bottom w:val="single" w:sz="4" w:color="BFBFBF"/>
-              <w:right w:val="single" w:sz="4" w:color="BFBFBF"/>
-            </w:tcBorders>
-          </w:tcPr>
-          <w:p>
-            <w:pPr>
-              <w:spacing w:before="0" w:after="20" w:line="240" w:lineRule="exact"/>
-            </w:pPr>
-            <w:r>
-              <w:rPr>
-                <w:rFonts w:ascii="SamsungOne-400" w:hAnsi="SamsungOne-400" w:cs="Times New Roman"/>
-                <w:sz w:val="18"/>
-                <w:szCs w:val="18"/>
-              </w:rPr>
-              <w:t xml:space="preserve">report of 35 systems (#57, #58); the pitch deck (#50)</w:t>
-            </w:r>
-          </w:p>
-        </w:tc>
-      </w:tr>
-      <w:tr>
-        <w:tc>
-          <w:tcPr>
-            <w:tcW w:w="1530" w:type="dxa"/>
-            <w:tcBorders>
-              <w:top w:val="single" w:sz="4" w:color="BFBFBF"/>
-              <w:left w:val="single" w:sz="4" w:color="BFBFBF"/>
-              <w:bottom w:val="single" w:sz="4" w:color="BFBFBF"/>
-              <w:right w:val="single" w:sz="4" w:color="BFBFBF"/>
-            </w:tcBorders>
-          </w:tcPr>
-          <w:p>
-            <w:pPr>
-              <w:spacing w:before="0" w:after="20" w:line="240" w:lineRule="exact"/>
-            </w:pPr>
-            <w:r>
-              <w:rPr>
-                <w:rFonts w:ascii="SamsungOne-400" w:hAnsi="SamsungOne-400" w:cs="Times New Roman"/>
-                <w:sz w:val="18"/>
-                <w:szCs w:val="18"/>
-              </w:rPr>
-              <w:t xml:space="preserve">Ahmed Alaeb</w:t>
-            </w:r>
-          </w:p>
-        </w:tc>
-        <w:tc>
-          <w:tcPr>
-            <w:tcW w:w="1700" w:type="dxa"/>
-            <w:tcBorders>
-              <w:top w:val="single" w:sz="4" w:color="BFBFBF"/>
-              <w:left w:val="single" w:sz="4" w:color="BFBFBF"/>
-              <w:bottom w:val="single" w:sz="4" w:color="BFBFBF"/>
-              <w:right w:val="single" w:sz="4" w:color="BFBFBF"/>
-            </w:tcBorders>
-          </w:tcPr>
-          <w:p>
-            <w:pPr>
-              <w:spacing w:before="0" w:after="20" w:line="240" w:lineRule="exact"/>
-            </w:pPr>
-            <w:r>
-              <w:rPr>
-                <w:rFonts w:ascii="SamsungOne-400" w:hAnsi="SamsungOne-400" w:cs="Times New Roman"/>
-                <w:sz w:val="18"/>
-                <w:szCs w:val="18"/>
-              </w:rPr>
-              <w:t xml:space="preserve">Model training</w:t>
-            </w:r>
-          </w:p>
-        </w:tc>
-        <w:tc>
-          <w:tcPr>
-            <w:tcW w:w="5780" w:type="dxa"/>
-            <w:tcBorders>
-              <w:top w:val="single" w:sz="4" w:color="BFBFBF"/>
-              <w:left w:val="single" w:sz="4" w:color="BFBFBF"/>
-              <w:bottom w:val="single" w:sz="4" w:color="BFBFBF"/>
-              <w:right w:val="single" w:sz="4" w:color="BFBFBF"/>
-            </w:tcBorders>
-          </w:tcPr>
-          <w:p>
-            <w:pPr>
-              <w:spacing w:before="0" w:after="20" w:line="240" w:lineRule="exact"/>
-            </w:pPr>
-          </w:p>
-        </w:tc>
-      </w:tr>
-      <w:tr>
-        <w:tc>
-          <w:tcPr>
-            <w:gridSpan w:val="3"/>
-            <w:shd w:val="clear" w:color="auto" w:fill="DEE5FA"/>
-            <w:tcBorders>
-              <w:top w:val="single" w:sz="4" w:color="BFBFBF"/>
-              <w:left w:val="single" w:sz="4" w:color="BFBFBF"/>
-              <w:bottom w:val="single" w:sz="4" w:color="BFBFBF"/>
-              <w:right w:val="single" w:sz="4" w:color="BFBFBF"/>
-            </w:tcBorders>
-          </w:tcPr>
-          <w:p>
-            <w:pPr>
-              <w:spacing w:before="0" w:after="20" w:line="240" w:lineRule="exact"/>
-            </w:pPr>
-            <w:r>
-              <w:rPr>
-                <w:rFonts w:ascii="SamsungOne-400" w:hAnsi="SamsungOne-400" w:cs="Times New Roman"/>
-                <w:sz w:val="18"/>
-                <w:szCs w:val="18"/>
-              </w:rPr>
-              <w:t xml:space="preserve">SAMER conversion; BayanSimplify-v0.1 trained and documented (#5, #22); BayanSimplify-v0.2</w:t>
-            </w:r>
-          </w:p>
-        </w:tc>
-      </w:tr>
-      <w:tr>
-        <w:tc>
-          <w:tcPr>
-            <w:gridSpan w:val="3"/>
-            <w:shd w:val="clear" w:color="auto" w:fill="DEE5FA"/>
-            <w:tcBorders>
-              <w:top w:val="single" w:sz="4" w:color="BFBFBF"/>
-              <w:left w:val="single" w:sz="4" w:color="BFBFBF"/>
-              <w:bottom w:val="single" w:sz="4" w:color="BFBFBF"/>
-              <w:right w:val="single" w:sz="4" w:color="BFBFBF"/>
-            </w:tcBorders>
-          </w:tcPr>
-          <w:p>
-            <w:pPr>
-              <w:spacing w:before="0" w:after="20" w:line="240" w:lineRule="exact"/>
-            </w:pPr>
-            <w:r>
-              <w:rPr>
-                <w:rFonts w:ascii="SamsungOne-400" w:hAnsi="SamsungOne-400" w:cs="Times New Roman"/>
-                <w:sz w:val="18"/>
-                <w:szCs w:val="18"/>
-              </w:rPr>
-              <w:t xml:space="preserve">(AraT5v2) trained (#28, #40); human ratings (#48)</w:t>
-            </w:r>
-          </w:p>
-        </w:tc>
-      </w:tr>
-      <w:tr>
-        <w:tc>
-          <w:tcPr>
-            <w:tcW w:w="1530" w:type="dxa"/>
-            <w:tcBorders>
-              <w:top w:val="single" w:sz="4" w:color="BFBFBF"/>
-              <w:left w:val="single" w:sz="4" w:color="BFBFBF"/>
-              <w:bottom w:val="single" w:sz="4" w:color="BFBFBF"/>
-              <w:right w:val="single" w:sz="4" w:color="BFBFBF"/>
-            </w:tcBorders>
-          </w:tcPr>
-          <w:p>
-            <w:pPr>
-              <w:spacing w:before="0" w:after="20" w:line="240" w:lineRule="exact"/>
-            </w:pPr>
-            <w:r>
-              <w:rPr>
-                <w:rFonts w:ascii="SamsungOne-400" w:hAnsi="SamsungOne-400" w:cs="Times New Roman"/>
-                <w:sz w:val="18"/>
-                <w:szCs w:val="18"/>
-              </w:rPr>
-              <w:t xml:space="preserve">Sanad Ali</w:t>
-            </w:r>
-          </w:p>
-        </w:tc>
-        <w:tc>
-          <w:tcPr>
-            <w:tcW w:w="1700" w:type="dxa"/>
-            <w:tcBorders>
-              <w:top w:val="single" w:sz="4" w:color="BFBFBF"/>
-              <w:left w:val="single" w:sz="4" w:color="BFBFBF"/>
-              <w:bottom w:val="single" w:sz="4" w:color="BFBFBF"/>
-              <w:right w:val="single" w:sz="4" w:color="BFBFBF"/>
-            </w:tcBorders>
-          </w:tcPr>
-          <w:p>
-            <w:pPr>
-              <w:spacing w:before="0" w:after="20" w:line="240" w:lineRule="exact"/>
-            </w:pPr>
-            <w:r>
-              <w:rPr>
-                <w:rFonts w:ascii="SamsungOne-400" w:hAnsi="SamsungOne-400" w:cs="Times New Roman"/>
-                <w:sz w:val="18"/>
-                <w:szCs w:val="18"/>
-              </w:rPr>
-              <w:t xml:space="preserve">Diacritization; co-training; presenter</w:t>
-            </w:r>
-          </w:p>
-        </w:tc>
-        <w:tc>
-          <w:tcPr>
-            <w:tcW w:w="5780" w:type="dxa"/>
-            <w:tcBorders>
-              <w:top w:val="single" w:sz="4" w:color="BFBFBF"/>
-              <w:left w:val="single" w:sz="4" w:color="BFBFBF"/>
-              <w:bottom w:val="single" w:sz="4" w:color="BFBFBF"/>
-              <w:right w:val="single" w:sz="4" w:color="BFBFBF"/>
-            </w:tcBorders>
-          </w:tcPr>
-          <w:p>
-            <w:pPr>
-              <w:spacing w:before="0" w:after="20" w:line="240" w:lineRule="exact"/>
-            </w:pPr>
-          </w:p>
-        </w:tc>
-      </w:tr>
-      <w:tr>
-        <w:tc>
-          <w:tcPr>
-            <w:gridSpan w:val="3"/>
-            <w:shd w:val="clear" w:color="auto" w:fill="DEE5FA"/>
-            <w:tcBorders>
-              <w:top w:val="single" w:sz="4" w:color="BFBFBF"/>
-              <w:left w:val="single" w:sz="4" w:color="BFBFBF"/>
-              <w:bottom w:val="single" w:sz="4" w:color="BFBFBF"/>
-              <w:right w:val="single" w:sz="4" w:color="BFBFBF"/>
-            </w:tcBorders>
-          </w:tcPr>
-          <w:p>
-            <w:pPr>
-              <w:spacing w:before="0" w:after="20" w:line="240" w:lineRule="exact"/>
-            </w:pPr>
-            <w:r>
-              <w:rPr>
-                <w:rFonts w:ascii="SamsungOne-400" w:hAnsi="SamsungOne-400" w:cs="Times New Roman"/>
-                <w:sz w:val="18"/>
-                <w:szCs w:val="18"/>
-              </w:rPr>
-              <w:t xml:space="preserve">Four-system diacritization benchmark; Libtashkeel selected (#6, #23);</w:t>
-            </w:r>
-          </w:p>
-        </w:tc>
-      </w:tr>
-      <w:tr>
-        <w:tc>
-          <w:tcPr>
-            <w:gridSpan w:val="3"/>
-            <w:shd w:val="clear" w:color="auto" w:fill="DEE5FA"/>
-            <w:tcBorders>
-              <w:top w:val="single" w:sz="4" w:color="BFBFBF"/>
-              <w:left w:val="single" w:sz="4" w:color="BFBFBF"/>
-              <w:bottom w:val="single" w:sz="4" w:color="BFBFBF"/>
-              <w:right w:val="single" w:sz="4" w:color="BFBFBF"/>
-            </w:tcBorders>
-          </w:tcPr>
-          <w:p>
-            <w:pPr>
-              <w:spacing w:before="0" w:after="20" w:line="240" w:lineRule="exact"/>
-            </w:pPr>
-            <w:r>
-              <w:rPr>
-                <w:rFonts w:ascii="SamsungOne-400" w:hAnsi="SamsungOne-400" w:cs="Times New Roman"/>
-                <w:sz w:val="18"/>
-                <w:szCs w:val="18"/>
-              </w:rPr>
-              <w:t xml:space="preserve">BayanSimplify-v0.2-Fast (AraBART) and the speed benchmark (#29, #35); human ratings (#48); presents the</w:t>
-            </w:r>
-          </w:p>
-        </w:tc>
-      </w:tr>
-      <w:tr>
-        <w:tc>
-          <w:tcPr>
-            <w:gridSpan w:val="3"/>
-            <w:shd w:val="clear" w:color="auto" w:fill="DEE5FA"/>
-            <w:tcBorders>
-              <w:top w:val="single" w:sz="4" w:color="BFBFBF"/>
-              <w:left w:val="single" w:sz="4" w:color="BFBFBF"/>
-              <w:bottom w:val="single" w:sz="4" w:color="BFBFBF"/>
-              <w:right w:val="single" w:sz="4" w:color="BFBFBF"/>
-            </w:tcBorders>
-          </w:tcPr>
-          <w:p>
-            <w:pPr>
-              <w:spacing w:before="0" w:after="20" w:line="240" w:lineRule="exact"/>
-            </w:pPr>
-            <w:r>
-              <w:rPr>
-                <w:rFonts w:ascii="SamsungOne-400" w:hAnsi="SamsungOne-400" w:cs="Times New Roman"/>
-                <w:sz w:val="18"/>
-                <w:szCs w:val="18"/>
-              </w:rPr>
-              <w:t xml:space="preserve">pitch</w:t>
-            </w:r>
-          </w:p>
-        </w:tc>
-      </w:tr>
-      <w:tr>
-        <w:tc>
-          <w:tcPr>
-            <w:tcW w:w="1530" w:type="dxa"/>
-            <w:tcBorders>
-              <w:top w:val="single" w:sz="4" w:color="BFBFBF"/>
-              <w:left w:val="single" w:sz="4" w:color="BFBFBF"/>
-              <w:bottom w:val="single" w:sz="4" w:color="BFBFBF"/>
-              <w:right w:val="single" w:sz="4" w:color="BFBFBF"/>
-            </w:tcBorders>
-          </w:tcPr>
-          <w:p>
-            <w:pPr>
-              <w:spacing w:before="0" w:after="20" w:line="240" w:lineRule="exact"/>
-            </w:pPr>
-            <w:r>
-              <w:rPr>
-                <w:rFonts w:ascii="SamsungOne-400" w:hAnsi="SamsungOne-400" w:cs="Times New Roman"/>
-                <w:sz w:val="18"/>
-                <w:szCs w:val="18"/>
-              </w:rPr>
-              <w:t xml:space="preserve">Mohammed Thabet</w:t>
-            </w:r>
-          </w:p>
-        </w:tc>
-        <w:tc>
-          <w:tcPr>
-            <w:tcW w:w="1700" w:type="dxa"/>
-            <w:tcBorders>
-              <w:top w:val="single" w:sz="4" w:color="BFBFBF"/>
-              <w:left w:val="single" w:sz="4" w:color="BFBFBF"/>
-              <w:bottom w:val="single" w:sz="4" w:color="BFBFBF"/>
-              <w:right w:val="single" w:sz="4" w:color="BFBFBF"/>
-            </w:tcBorders>
-          </w:tcPr>
-          <w:p>
-            <w:pPr>
-              <w:spacing w:before="0" w:after="20" w:line="240" w:lineRule="exact"/>
-            </w:pPr>
-            <w:r>
-              <w:rPr>
-                <w:rFonts w:ascii="SamsungOne-400" w:hAnsi="SamsungOne-400" w:cs="Times New Roman"/>
-                <w:sz w:val="18"/>
-                <w:szCs w:val="18"/>
-              </w:rPr>
-              <w:t xml:space="preserve">Android application</w:t>
-            </w:r>
-          </w:p>
-        </w:tc>
-        <w:tc>
-          <w:tcPr>
-            <w:tcW w:w="5780" w:type="dxa"/>
-            <w:tcBorders>
-              <w:top w:val="single" w:sz="4" w:color="BFBFBF"/>
-              <w:left w:val="single" w:sz="4" w:color="BFBFBF"/>
-              <w:bottom w:val="single" w:sz="4" w:color="BFBFBF"/>
-              <w:right w:val="single" w:sz="4" w:color="BFBFBF"/>
-            </w:tcBorders>
-          </w:tcPr>
-          <w:p>
-            <w:pPr>
-              <w:spacing w:before="0" w:after="20" w:line="240" w:lineRule="exact"/>
-            </w:pPr>
-          </w:p>
-        </w:tc>
-      </w:tr>
-      <w:tr>
-        <w:tc>
-          <w:tcPr>
-            <w:gridSpan w:val="3"/>
-            <w:shd w:val="clear" w:color="auto" w:fill="DEE5FA"/>
             <w:tcBorders>
               <w:top w:val="single" w:sz="4" w:color="BFBFBF"/>
               <w:left w:val="single" w:sz="4" w:color="BFBFBF"/>
@@ -4748,7 +4026,7 @@
                 <w:sz w:val="18"/>
                 <w:szCs w:val="18"/>
               </w:rPr>
-              <w:t xml:space="preserve"> plugin, result sheet and 41 tests (#14, #21); model</w:t>
+              <w:t xml:space="preserve"> plugin, result sheet and 41 tests (#14, #21); model download pipeline, sheet states and typography settings (#31, #37); human ratings (#48)</w:t>
             </w:r>
           </w:p>
         </w:tc>
@@ -4756,60 +4034,6 @@
       <w:tr>
         <w:tc>
           <w:tcPr>
-            <w:gridSpan w:val="3"/>
-            <w:shd w:val="clear" w:color="auto" w:fill="DEE5FA"/>
-            <w:tcBorders>
-              <w:top w:val="single" w:sz="4" w:color="BFBFBF"/>
-              <w:left w:val="single" w:sz="4" w:color="BFBFBF"/>
-              <w:bottom w:val="single" w:sz="4" w:color="BFBFBF"/>
-              <w:right w:val="single" w:sz="4" w:color="BFBFBF"/>
-            </w:tcBorders>
-          </w:tcPr>
-          <w:p>
-            <w:pPr>
-              <w:spacing w:before="0" w:after="20" w:line="240" w:lineRule="exact"/>
-            </w:pPr>
-            <w:r>
-              <w:rPr>
-                <w:rFonts w:ascii="SamsungOne-400" w:hAnsi="SamsungOne-400" w:cs="Times New Roman"/>
-                <w:sz w:val="18"/>
-                <w:szCs w:val="18"/>
-              </w:rPr>
-              <w:t xml:space="preserve">download pipeline, sheet states and typography settings (#31, #37); human</w:t>
-            </w:r>
-          </w:p>
-        </w:tc>
-      </w:tr>
-      <w:tr>
-        <w:tc>
-          <w:tcPr>
-            <w:gridSpan w:val="3"/>
-            <w:shd w:val="clear" w:color="auto" w:fill="DEE5FA"/>
-            <w:tcBorders>
-              <w:top w:val="single" w:sz="4" w:color="BFBFBF"/>
-              <w:left w:val="single" w:sz="4" w:color="BFBFBF"/>
-              <w:bottom w:val="single" w:sz="4" w:color="BFBFBF"/>
-              <w:right w:val="single" w:sz="4" w:color="BFBFBF"/>
-            </w:tcBorders>
-          </w:tcPr>
-          <w:p>
-            <w:pPr>
-              <w:spacing w:before="0" w:after="20" w:line="240" w:lineRule="exact"/>
-            </w:pPr>
-            <w:r>
-              <w:rPr>
-                <w:rFonts w:ascii="SamsungOne-400" w:hAnsi="SamsungOne-400" w:cs="Times New Roman"/>
-                <w:sz w:val="18"/>
-                <w:szCs w:val="18"/>
-              </w:rPr>
-              <w:t xml:space="preserve">ratings (#48)</w:t>
-            </w:r>
-          </w:p>
-        </w:tc>
-      </w:tr>
-      <w:tr>
-        <w:tc>
-          <w:tcPr>
             <w:tcW w:w="1530" w:type="dxa"/>
             <w:tcBorders>
               <w:top w:val="single" w:sz="4" w:color="BFBFBF"/>
@@ -4870,59 +4094,13 @@
             <w:pPr>
               <w:spacing w:before="0" w:after="20" w:line="240" w:lineRule="exact"/>
             </w:pPr>
-          </w:p>
-        </w:tc>
-      </w:tr>
-      <w:tr>
-        <w:tc>
-          <w:tcPr>
-            <w:gridSpan w:val="3"/>
-            <w:shd w:val="clear" w:color="auto" w:fill="DEE5FA"/>
-            <w:tcBorders>
-              <w:top w:val="single" w:sz="4" w:color="BFBFBF"/>
-              <w:left w:val="single" w:sz="4" w:color="BFBFBF"/>
-              <w:bottom w:val="single" w:sz="4" w:color="BFBFBF"/>
-              <w:right w:val="single" w:sz="4" w:color="BFBFBF"/>
-            </w:tcBorders>
-          </w:tcPr>
-          <w:p>
-            <w:pPr>
-              <w:spacing w:before="0" w:after="20" w:line="240" w:lineRule="exact"/>
-            </w:pPr>
-            <w:r>
-              <w:rPr>
-                <w:rFonts w:ascii="SamsungOne-400" w:hAnsi="SamsungOne-400" w:cs="Times New Roman"/>
-                <w:sz w:val="18"/>
-                <w:szCs w:val="18"/>
-              </w:rPr>
-              <w:t xml:space="preserve">Scoring and leakage scripts (#7, #15); locked-set converter, copy</w:t>
-            </w:r>
-          </w:p>
-        </w:tc>
-      </w:tr>
-      <w:tr>
-        <w:tc>
-          <w:tcPr>
-            <w:gridSpan w:val="3"/>
-            <w:shd w:val="clear" w:color="auto" w:fill="DEE5FA"/>
-            <w:tcBorders>
-              <w:top w:val="single" w:sz="4" w:color="BFBFBF"/>
-              <w:left w:val="single" w:sz="4" w:color="BFBFBF"/>
-              <w:bottom w:val="single" w:sz="4" w:color="BFBFBF"/>
-              <w:right w:val="single" w:sz="4" w:color="BFBFBF"/>
-            </w:tcBorders>
-          </w:tcPr>
-          <w:p>
-            <w:pPr>
-              <w:spacing w:before="0" w:after="20" w:line="240" w:lineRule="exact"/>
-            </w:pPr>
-            <w:r>
-              <w:rPr>
-                <w:rFonts w:ascii="SamsungOne-400" w:hAnsi="SamsungOne-400" w:cs="Times New Roman"/>
-                <w:sz w:val="18"/>
-                <w:szCs w:val="18"/>
-              </w:rPr>
-              <w:t xml:space="preserve">baselines, generate-and-score path (#19, #24, #26)</w:t>
+            <w:r>
+              <w:rPr>
+                <w:rFonts w:ascii="SamsungOne-400" w:hAnsi="SamsungOne-400" w:cs="Times New Roman"/>
+                <w:sz w:val="18"/>
+                <w:szCs w:val="18"/>
+              </w:rPr>
+              <w:t xml:space="preserve">Scoring and leakage scripts (#7, #15); locked-set converter, copy baselines, generate-and-score path (#19, #24, #26)</w:t>
             </w:r>
           </w:p>
         </w:tc>
@@ -5000,13 +4178,13 @@
     </w:p>
     <w:p>
       <w:pPr>
-        <w:spacing w:before="0" w:after="40" w:line="240" w:lineRule="exact"/>
+        <w:spacing w:before="0" w:after="80" w:line="0" w:lineRule="auto"/>
         <w:jc w:val="center"/>
       </w:pPr>
       <w:r>
         <w:drawing xmlns:a="http://schemas.openxmlformats.org/drawingml/2006/main" xmlns:pic="http://schemas.openxmlformats.org/drawingml/2006/picture">
           <wp:inline distT="0" distB="0" distL="0" distR="0">
-            <wp:extent cx="5735955" cy="4832806"/>
+            <wp:extent cx="5735955" cy="5841826"/>
             <wp:effectExtent l="0" t="0" r="0" b="0"/>
             <wp:docPr id="1000" name="Figure"/>
             <wp:cNvGraphicFramePr>
@@ -5028,7 +4206,7 @@
                   <pic:spPr>
                     <a:xfrm>
                       <a:off x="0" y="0"/>
-                      <a:ext cx="5735955" cy="3154775"/>
+                      <a:ext cx="5735955" cy="5841826"/>
                     </a:xfrm>
                     <a:prstGeom prst="rect">
                       <a:avLst/>
@@ -6307,6 +5485,14 @@
             <w:pPr>
               <w:spacing w:before="0" w:after="20" w:line="240" w:lineRule="exact"/>
             </w:pPr>
+            <w:r>
+              <w:rPr>
+                <w:rFonts w:ascii="SamsungOne-400" w:hAnsi="SamsungOne-400" w:cs="Times New Roman"/>
+                <w:sz w:val="18"/>
+                <w:szCs w:val="18"/>
+              </w:rPr>
+              <w:t xml:space="preserve">research; written approval</w:t>
+            </w:r>
           </w:p>
         </w:tc>
         <w:tc>
@@ -6329,7 +5515,7 @@
                 <w:sz w:val="18"/>
                 <w:szCs w:val="18"/>
               </w:rPr>
-              <w:t xml:space="preserve"/>
+              <w:t xml:space="preserve">BayanSimplify-v0.1 and the v0.2 models; locked test set</w:t>
             </w:r>
           </w:p>
         </w:tc>
@@ -6355,7 +5541,15 @@
                 <w:sz w:val="18"/>
                 <w:szCs w:val="18"/>
               </w:rPr>
-              <w:t xml:space="preserve">research; written approval</w:t>
+              <w:t xml:space="preserve">BAREC </w:t>
+            </w:r>
+            <w:r>
+              <w:rPr>
+                <w:rFonts w:ascii="SamsungOne-400" w:hAnsi="SamsungOne-400" w:cs="Times New Roman"/>
+                <w:sz w:val="18"/>
+                <w:szCs w:val="18"/>
+              </w:rPr>
+              <w:t xml:space="preserve">[11]</w:t>
             </w:r>
           </w:p>
         </w:tc>
@@ -6379,7 +5573,7 @@
                 <w:sz w:val="18"/>
                 <w:szCs w:val="18"/>
               </w:rPr>
-              <w:t xml:space="preserve">BayanSimplify-v0.1 and the v0.2 models; locked test set</w:t>
+              <w:t xml:space="preserve">54,845 / 7,310 / 7,286 sentences</w:t>
             </w:r>
           </w:p>
         </w:tc>
@@ -6403,7 +5597,7 @@
                 <w:sz w:val="18"/>
                 <w:szCs w:val="18"/>
               </w:rPr>
-              <w:t xml:space="preserve"/>
+              <w:t xml:space="preserve">CC BY-SA 4.0</w:t>
             </w:r>
           </w:p>
         </w:tc>
@@ -6427,7 +5621,7 @@
                 <w:sz w:val="18"/>
                 <w:szCs w:val="18"/>
               </w:rPr>
-              <w:t xml:space="preserve"/>
+              <w:t xml:space="preserve">locked test set; BayanBench core items; generation sources</w:t>
             </w:r>
           </w:p>
         </w:tc>
@@ -6453,15 +5647,15 @@
                 <w:sz w:val="18"/>
                 <w:szCs w:val="18"/>
               </w:rPr>
-              <w:t xml:space="preserve">BAREC </w:t>
-            </w:r>
-            <w:r>
-              <w:rPr>
-                <w:rFonts w:ascii="SamsungOne-400" w:hAnsi="SamsungOne-400" w:cs="Times New Roman"/>
-                <w:sz w:val="18"/>
-                <w:szCs w:val="18"/>
-              </w:rPr>
-              <w:t xml:space="preserve">[11]</w:t>
+              <w:t xml:space="preserve">Baseet </w:t>
+            </w:r>
+            <w:r>
+              <w:rPr>
+                <w:rFonts w:ascii="SamsungOne-400" w:hAnsi="SamsungOne-400" w:cs="Times New Roman"/>
+                <w:sz w:val="18"/>
+                <w:szCs w:val="18"/>
+              </w:rPr>
+              <w:t xml:space="preserve">[12]</w:t>
             </w:r>
           </w:p>
         </w:tc>
@@ -6485,7 +5679,7 @@
                 <w:sz w:val="18"/>
                 <w:szCs w:val="18"/>
               </w:rPr>
-              <w:t xml:space="preserve">54,845 / 7,310 / 7,286 sentences</w:t>
+              <w:t xml:space="preserve">34,294 sources, three LLM-written levels each</w:t>
             </w:r>
           </w:p>
         </w:tc>
@@ -6509,7 +5703,7 @@
                 <w:sz w:val="18"/>
                 <w:szCs w:val="18"/>
               </w:rPr>
-              <w:t xml:space="preserve">CC BY-SA 4.0</w:t>
+              <w:t xml:space="preserve">with permission</w:t>
             </w:r>
           </w:p>
         </w:tc>
@@ -6527,32 +5721,119 @@
             <w:pPr>
               <w:spacing w:before="0" w:after="20" w:line="240" w:lineRule="exact"/>
             </w:pPr>
+            <w:r>
+              <w:rPr>
+                <w:rFonts w:ascii="SamsungOne-400" w:hAnsi="SamsungOne-400" w:cs="Times New Roman"/>
+                <w:sz w:val="18"/>
+                <w:szCs w:val="18"/>
+              </w:rPr>
+              <w:t xml:space="preserve">the v0.2 models (6,888 meaning-filtered pairs)</w:t>
+            </w:r>
           </w:p>
         </w:tc>
       </w:tr>
       <w:tr>
         <w:tc>
           <w:tcPr>
-            <w:gridSpan w:val="4"/>
-            <w:shd w:val="clear" w:color="auto" w:fill="DEE5FA"/>
-            <w:tcBorders>
-              <w:top w:val="single" w:sz="4" w:color="BFBFBF"/>
-              <w:left w:val="single" w:sz="4" w:color="BFBFBF"/>
-              <w:bottom w:val="single" w:sz="4" w:color="BFBFBF"/>
-              <w:right w:val="single" w:sz="4" w:color="BFBFBF"/>
-            </w:tcBorders>
-          </w:tcPr>
-          <w:p>
-            <w:pPr>
-              <w:spacing w:before="0" w:after="20" w:line="240" w:lineRule="exact"/>
-            </w:pPr>
-            <w:r>
-              <w:rPr>
-                <w:rFonts w:ascii="SamsungOne-400" w:hAnsi="SamsungOne-400" w:cs="Times New Roman"/>
-                <w:sz w:val="18"/>
-                <w:szCs w:val="18"/>
-              </w:rPr>
-              <w:t xml:space="preserve">locked test set; BayanBench core items; generation sources</w:t>
+            <w:tcW w:w="1247" w:type="dxa"/>
+            <w:tcBorders>
+              <w:top w:val="single" w:sz="4" w:color="BFBFBF"/>
+              <w:left w:val="single" w:sz="4" w:color="BFBFBF"/>
+              <w:bottom w:val="single" w:sz="4" w:color="BFBFBF"/>
+              <w:right w:val="single" w:sz="4" w:color="BFBFBF"/>
+            </w:tcBorders>
+          </w:tcPr>
+          <w:p>
+            <w:pPr>
+              <w:spacing w:before="0" w:after="20" w:line="240" w:lineRule="exact"/>
+            </w:pPr>
+            <w:r>
+              <w:rPr>
+                <w:rFonts w:ascii="SamsungOne-400" w:hAnsi="SamsungOne-400" w:cs="Times New Roman"/>
+                <w:sz w:val="18"/>
+                <w:szCs w:val="18"/>
+              </w:rPr>
+              <w:t xml:space="preserve">DAASI </w:t>
+            </w:r>
+            <w:r>
+              <w:rPr>
+                <w:rFonts w:ascii="SamsungOne-400" w:hAnsi="SamsungOne-400" w:cs="Times New Roman"/>
+                <w:sz w:val="18"/>
+                <w:szCs w:val="18"/>
+              </w:rPr>
+              <w:t xml:space="preserve">[13]</w:t>
+            </w:r>
+          </w:p>
+        </w:tc>
+        <w:tc>
+          <w:tcPr>
+            <w:tcW w:w="1870" w:type="dxa"/>
+            <w:tcBorders>
+              <w:top w:val="single" w:sz="4" w:color="BFBFBF"/>
+              <w:left w:val="single" w:sz="4" w:color="BFBFBF"/>
+              <w:bottom w:val="single" w:sz="4" w:color="BFBFBF"/>
+              <w:right w:val="single" w:sz="4" w:color="BFBFBF"/>
+            </w:tcBorders>
+          </w:tcPr>
+          <w:p>
+            <w:pPr>
+              <w:spacing w:before="0" w:after="20" w:line="240" w:lineRule="exact"/>
+            </w:pPr>
+            <w:r>
+              <w:rPr>
+                <w:rFonts w:ascii="SamsungOne-400" w:hAnsi="SamsungOne-400" w:cs="Times New Roman"/>
+                <w:sz w:val="18"/>
+                <w:szCs w:val="18"/>
+              </w:rPr>
+              <w:t xml:space="preserve">1,509 pairs + 350 held out</w:t>
+            </w:r>
+          </w:p>
+        </w:tc>
+        <w:tc>
+          <w:tcPr>
+            <w:tcW w:w="1247" w:type="dxa"/>
+            <w:tcBorders>
+              <w:top w:val="single" w:sz="4" w:color="BFBFBF"/>
+              <w:left w:val="single" w:sz="4" w:color="BFBFBF"/>
+              <w:bottom w:val="single" w:sz="4" w:color="BFBFBF"/>
+              <w:right w:val="single" w:sz="4" w:color="BFBFBF"/>
+            </w:tcBorders>
+          </w:tcPr>
+          <w:p>
+            <w:pPr>
+              <w:spacing w:before="0" w:after="20" w:line="240" w:lineRule="exact"/>
+            </w:pPr>
+            <w:r>
+              <w:rPr>
+                <w:rFonts w:ascii="SamsungOne-400" w:hAnsi="SamsungOne-400" w:cs="Times New Roman"/>
+                <w:sz w:val="18"/>
+                <w:szCs w:val="18"/>
+              </w:rPr>
+              <w:t xml:space="preserve">CC0</w:t>
+            </w:r>
+          </w:p>
+        </w:tc>
+        <w:tc>
+          <w:tcPr>
+            <w:tcW w:w="4646" w:type="dxa"/>
+            <w:tcBorders>
+              <w:top w:val="single" w:sz="4" w:color="BFBFBF"/>
+              <w:left w:val="single" w:sz="4" w:color="BFBFBF"/>
+              <w:bottom w:val="single" w:sz="4" w:color="BFBFBF"/>
+              <w:right w:val="single" w:sz="4" w:color="BFBFBF"/>
+            </w:tcBorders>
+          </w:tcPr>
+          <w:p>
+            <w:pPr>
+              <w:spacing w:before="0" w:after="20" w:line="240" w:lineRule="exact"/>
+            </w:pPr>
+            <w:r>
+              <w:rPr>
+                <w:rFonts w:ascii="SamsungOne-400" w:hAnsi="SamsungOne-400" w:cs="Times New Roman"/>
+                <w:sz w:val="18"/>
+                <w:szCs w:val="18"/>
+              </w:rPr>
+              <w:t xml:space="preserve">the v0.2 models (1,502 pairs); out-of-domain test</w:t>
             </w:r>
           </w:p>
         </w:tc>
@@ -6578,15 +5859,15 @@
                 <w:sz w:val="18"/>
                 <w:szCs w:val="18"/>
               </w:rPr>
-              <w:t xml:space="preserve">Baseet </w:t>
-            </w:r>
-            <w:r>
-              <w:rPr>
-                <w:rFonts w:ascii="SamsungOne-400" w:hAnsi="SamsungOne-400" w:cs="Times New Roman"/>
-                <w:sz w:val="18"/>
-                <w:szCs w:val="18"/>
-              </w:rPr>
-              <w:t xml:space="preserve">[12]</w:t>
+              <w:t xml:space="preserve">Tashkeela </w:t>
+            </w:r>
+            <w:r>
+              <w:rPr>
+                <w:rFonts w:ascii="SamsungOne-400" w:hAnsi="SamsungOne-400" w:cs="Times New Roman"/>
+                <w:sz w:val="18"/>
+                <w:szCs w:val="18"/>
+              </w:rPr>
+              <w:t xml:space="preserve">[14]</w:t>
             </w:r>
           </w:p>
         </w:tc>
@@ -6610,7 +5891,7 @@
                 <w:sz w:val="18"/>
                 <w:szCs w:val="18"/>
               </w:rPr>
-              <w:t xml:space="preserve">34,294 sources, three LLM-written levels each</w:t>
+              <w:t xml:space="preserve">743 test sentences</w:t>
             </w:r>
           </w:p>
         </w:tc>
@@ -6628,6 +5909,14 @@
             <w:pPr>
               <w:spacing w:before="0" w:after="20" w:line="240" w:lineRule="exact"/>
             </w:pPr>
+            <w:r>
+              <w:rPr>
+                <w:rFonts w:ascii="SamsungOne-400" w:hAnsi="SamsungOne-400" w:cs="Times New Roman"/>
+                <w:sz w:val="18"/>
+                <w:szCs w:val="18"/>
+              </w:rPr>
+              <w:t xml:space="preserve">open</w:t>
+            </w:r>
           </w:p>
         </w:tc>
         <w:tc>
@@ -6650,7 +5939,7 @@
                 <w:sz w:val="18"/>
                 <w:szCs w:val="18"/>
               </w:rPr>
-              <w:t xml:space="preserve"/>
+              <w:t xml:space="preserve">diacritization benchmark</w:t>
             </w:r>
           </w:p>
         </w:tc>
@@ -6676,7 +5965,7 @@
                 <w:sz w:val="18"/>
                 <w:szCs w:val="18"/>
               </w:rPr>
-              <w:t xml:space="preserve">with permission</w:t>
+              <w:t xml:space="preserve">Bayan synthetic v1</w:t>
             </w:r>
           </w:p>
         </w:tc>
@@ -6700,7 +5989,7 @@
                 <w:sz w:val="18"/>
                 <w:szCs w:val="18"/>
               </w:rPr>
-              <w:t xml:space="preserve">the v0.2 models (6,888 meaning-filtered pairs)</w:t>
+              <w:t xml:space="preserve">14,975 rows; Gemma 4 31B generator, Qwen judge</w:t>
             </w:r>
           </w:p>
         </w:tc>
@@ -6724,7 +6013,7 @@
                 <w:sz w:val="18"/>
                 <w:szCs w:val="18"/>
               </w:rPr>
-              <w:t xml:space="preserve"/>
+              <w:t xml:space="preserve">CC BY-SA 4.0, public on the Hub</w:t>
             </w:r>
           </w:p>
         </w:tc>
@@ -6748,7 +6037,7 @@
                 <w:sz w:val="18"/>
                 <w:szCs w:val="18"/>
               </w:rPr>
-              <w:t xml:space="preserve"/>
+              <w:t xml:space="preserve">current corpus; trains BayanSimplify-v0.3</w:t>
             </w:r>
           </w:p>
         </w:tc>
@@ -6774,15 +6063,7 @@
                 <w:sz w:val="18"/>
                 <w:szCs w:val="18"/>
               </w:rPr>
-              <w:t xml:space="preserve">DAASI </w:t>
-            </w:r>
-            <w:r>
-              <w:rPr>
-                <w:rFonts w:ascii="SamsungOne-400" w:hAnsi="SamsungOne-400" w:cs="Times New Roman"/>
-                <w:sz w:val="18"/>
-                <w:szCs w:val="18"/>
-              </w:rPr>
-              <w:t xml:space="preserve">[13]</w:t>
+              <w:t xml:space="preserve">Bayan synthetic v0</w:t>
             </w:r>
           </w:p>
         </w:tc>
@@ -6806,482 +6087,10 @@
                 <w:sz w:val="18"/>
                 <w:szCs w:val="18"/>
               </w:rPr>
-              <w:t xml:space="preserve">1,509 pairs + 350 held out</w:t>
-            </w:r>
-          </w:p>
-        </w:tc>
-        <w:tc>
-          <w:tcPr>
-            <w:tcW w:w="1247" w:type="dxa"/>
-            <w:tcBorders>
-              <w:top w:val="single" w:sz="4" w:color="BFBFBF"/>
-              <w:left w:val="single" w:sz="4" w:color="BFBFBF"/>
-              <w:bottom w:val="single" w:sz="4" w:color="BFBFBF"/>
-              <w:right w:val="single" w:sz="4" w:color="BFBFBF"/>
-            </w:tcBorders>
-          </w:tcPr>
-          <w:p>
-            <w:pPr>
-              <w:spacing w:before="0" w:after="20" w:line="240" w:lineRule="exact"/>
-            </w:pPr>
-            <w:r>
-              <w:rPr>
-                <w:rFonts w:ascii="SamsungOne-400" w:hAnsi="SamsungOne-400" w:cs="Times New Roman"/>
-                <w:sz w:val="18"/>
-                <w:szCs w:val="18"/>
-              </w:rPr>
-              <w:t xml:space="preserve">CC0</w:t>
-            </w:r>
-          </w:p>
-        </w:tc>
-        <w:tc>
-          <w:tcPr>
-            <w:tcW w:w="4646" w:type="dxa"/>
-            <w:tcBorders>
-              <w:top w:val="single" w:sz="4" w:color="BFBFBF"/>
-              <w:left w:val="single" w:sz="4" w:color="BFBFBF"/>
-              <w:bottom w:val="single" w:sz="4" w:color="BFBFBF"/>
-              <w:right w:val="single" w:sz="4" w:color="BFBFBF"/>
-            </w:tcBorders>
-          </w:tcPr>
-          <w:p>
-            <w:pPr>
-              <w:spacing w:before="0" w:after="20" w:line="240" w:lineRule="exact"/>
-            </w:pPr>
-          </w:p>
-        </w:tc>
-      </w:tr>
-      <w:tr>
-        <w:tc>
-          <w:tcPr>
-            <w:gridSpan w:val="4"/>
-            <w:shd w:val="clear" w:color="auto" w:fill="DEE5FA"/>
-            <w:tcBorders>
-              <w:top w:val="single" w:sz="4" w:color="BFBFBF"/>
-              <w:left w:val="single" w:sz="4" w:color="BFBFBF"/>
-              <w:bottom w:val="single" w:sz="4" w:color="BFBFBF"/>
-              <w:right w:val="single" w:sz="4" w:color="BFBFBF"/>
-            </w:tcBorders>
-          </w:tcPr>
-          <w:p>
-            <w:pPr>
-              <w:spacing w:before="0" w:after="20" w:line="240" w:lineRule="exact"/>
-            </w:pPr>
-            <w:r>
-              <w:rPr>
-                <w:rFonts w:ascii="SamsungOne-400" w:hAnsi="SamsungOne-400" w:cs="Times New Roman"/>
-                <w:sz w:val="18"/>
-                <w:szCs w:val="18"/>
-              </w:rPr>
-              <w:t xml:space="preserve">the v0.2 models (1,502 pairs); out-of-domain test</w:t>
-            </w:r>
-          </w:p>
-        </w:tc>
-      </w:tr>
-      <w:tr>
-        <w:tc>
-          <w:tcPr>
-            <w:tcW w:w="1247" w:type="dxa"/>
-            <w:tcBorders>
-              <w:top w:val="single" w:sz="4" w:color="BFBFBF"/>
-              <w:left w:val="single" w:sz="4" w:color="BFBFBF"/>
-              <w:bottom w:val="single" w:sz="4" w:color="BFBFBF"/>
-              <w:right w:val="single" w:sz="4" w:color="BFBFBF"/>
-            </w:tcBorders>
-          </w:tcPr>
-          <w:p>
-            <w:pPr>
-              <w:spacing w:before="0" w:after="20" w:line="240" w:lineRule="exact"/>
-            </w:pPr>
-            <w:r>
-              <w:rPr>
-                <w:rFonts w:ascii="SamsungOne-400" w:hAnsi="SamsungOne-400" w:cs="Times New Roman"/>
-                <w:sz w:val="18"/>
-                <w:szCs w:val="18"/>
-              </w:rPr>
-              <w:t xml:space="preserve">Tashkeela </w:t>
-            </w:r>
-            <w:r>
-              <w:rPr>
-                <w:rFonts w:ascii="SamsungOne-400" w:hAnsi="SamsungOne-400" w:cs="Times New Roman"/>
-                <w:sz w:val="18"/>
-                <w:szCs w:val="18"/>
-              </w:rPr>
-              <w:t xml:space="preserve">[14]</w:t>
-            </w:r>
-          </w:p>
-        </w:tc>
-        <w:tc>
-          <w:tcPr>
-            <w:tcW w:w="1870" w:type="dxa"/>
-            <w:tcBorders>
-              <w:top w:val="single" w:sz="4" w:color="BFBFBF"/>
-              <w:left w:val="single" w:sz="4" w:color="BFBFBF"/>
-              <w:bottom w:val="single" w:sz="4" w:color="BFBFBF"/>
-              <w:right w:val="single" w:sz="4" w:color="BFBFBF"/>
-            </w:tcBorders>
-          </w:tcPr>
-          <w:p>
-            <w:pPr>
-              <w:spacing w:before="0" w:after="20" w:line="240" w:lineRule="exact"/>
-            </w:pPr>
-            <w:r>
-              <w:rPr>
-                <w:rFonts w:ascii="SamsungOne-400" w:hAnsi="SamsungOne-400" w:cs="Times New Roman"/>
-                <w:sz w:val="18"/>
-                <w:szCs w:val="18"/>
-              </w:rPr>
-              <w:t xml:space="preserve">743 test sentences</w:t>
-            </w:r>
-          </w:p>
-        </w:tc>
-        <w:tc>
-          <w:tcPr>
-            <w:tcW w:w="1247" w:type="dxa"/>
-            <w:tcBorders>
-              <w:top w:val="single" w:sz="4" w:color="BFBFBF"/>
-              <w:left w:val="single" w:sz="4" w:color="BFBFBF"/>
-              <w:bottom w:val="single" w:sz="4" w:color="BFBFBF"/>
-              <w:right w:val="single" w:sz="4" w:color="BFBFBF"/>
-            </w:tcBorders>
-          </w:tcPr>
-          <w:p>
-            <w:pPr>
-              <w:spacing w:before="0" w:after="20" w:line="240" w:lineRule="exact"/>
-            </w:pPr>
-            <w:r>
-              <w:rPr>
-                <w:rFonts w:ascii="SamsungOne-400" w:hAnsi="SamsungOne-400" w:cs="Times New Roman"/>
-                <w:sz w:val="18"/>
-                <w:szCs w:val="18"/>
-              </w:rPr>
-              <w:t xml:space="preserve">open</w:t>
-            </w:r>
-          </w:p>
-        </w:tc>
-        <w:tc>
-          <w:tcPr>
-            <w:tcW w:w="4646" w:type="dxa"/>
-            <w:tcBorders>
-              <w:top w:val="single" w:sz="4" w:color="BFBFBF"/>
-              <w:left w:val="single" w:sz="4" w:color="BFBFBF"/>
-              <w:bottom w:val="single" w:sz="4" w:color="BFBFBF"/>
-              <w:right w:val="single" w:sz="4" w:color="BFBFBF"/>
-            </w:tcBorders>
-          </w:tcPr>
-          <w:p>
-            <w:pPr>
-              <w:spacing w:before="0" w:after="20" w:line="240" w:lineRule="exact"/>
-            </w:pPr>
-          </w:p>
-        </w:tc>
-      </w:tr>
-      <w:tr>
-        <w:tc>
-          <w:tcPr>
-            <w:gridSpan w:val="4"/>
-            <w:shd w:val="clear" w:color="auto" w:fill="DEE5FA"/>
-            <w:tcBorders>
-              <w:top w:val="single" w:sz="4" w:color="BFBFBF"/>
-              <w:left w:val="single" w:sz="4" w:color="BFBFBF"/>
-              <w:bottom w:val="single" w:sz="4" w:color="BFBFBF"/>
-              <w:right w:val="single" w:sz="4" w:color="BFBFBF"/>
-            </w:tcBorders>
-          </w:tcPr>
-          <w:p>
-            <w:pPr>
-              <w:spacing w:before="0" w:after="20" w:line="240" w:lineRule="exact"/>
-            </w:pPr>
-            <w:r>
-              <w:rPr>
-                <w:rFonts w:ascii="SamsungOne-400" w:hAnsi="SamsungOne-400" w:cs="Times New Roman"/>
-                <w:sz w:val="18"/>
-                <w:szCs w:val="18"/>
-              </w:rPr>
-              <w:t xml:space="preserve">diacritization benchmark</w:t>
-            </w:r>
-          </w:p>
-        </w:tc>
-      </w:tr>
-      <w:tr>
-        <w:tc>
-          <w:tcPr>
-            <w:tcW w:w="1247" w:type="dxa"/>
-            <w:tcBorders>
-              <w:top w:val="single" w:sz="4" w:color="BFBFBF"/>
-              <w:left w:val="single" w:sz="4" w:color="BFBFBF"/>
-              <w:bottom w:val="single" w:sz="4" w:color="BFBFBF"/>
-              <w:right w:val="single" w:sz="4" w:color="BFBFBF"/>
-            </w:tcBorders>
-          </w:tcPr>
-          <w:p>
-            <w:pPr>
-              <w:spacing w:before="0" w:after="20" w:line="240" w:lineRule="exact"/>
-            </w:pPr>
-            <w:r>
-              <w:rPr>
-                <w:rFonts w:ascii="SamsungOne-400" w:hAnsi="SamsungOne-400" w:cs="Times New Roman"/>
-                <w:sz w:val="18"/>
-                <w:szCs w:val="18"/>
-              </w:rPr>
-              <w:t xml:space="preserve">Bayan synthetic v1</w:t>
-            </w:r>
-          </w:p>
-        </w:tc>
-        <w:tc>
-          <w:tcPr>
-            <w:tcW w:w="1870" w:type="dxa"/>
-            <w:tcBorders>
-              <w:top w:val="single" w:sz="4" w:color="BFBFBF"/>
-              <w:left w:val="single" w:sz="4" w:color="BFBFBF"/>
-              <w:bottom w:val="single" w:sz="4" w:color="BFBFBF"/>
-              <w:right w:val="single" w:sz="4" w:color="BFBFBF"/>
-            </w:tcBorders>
-          </w:tcPr>
-          <w:p>
-            <w:pPr>
-              <w:spacing w:before="0" w:after="20" w:line="240" w:lineRule="exact"/>
-            </w:pPr>
-            <w:r>
-              <w:rPr>
-                <w:rFonts w:ascii="SamsungOne-400" w:hAnsi="SamsungOne-400" w:cs="Times New Roman"/>
-                <w:sz w:val="18"/>
-                <w:szCs w:val="18"/>
-              </w:rPr>
-              <w:t xml:space="preserve">14,975 rows; Gemma 4 31B generator, Qwen judge</w:t>
-            </w:r>
-          </w:p>
-        </w:tc>
-        <w:tc>
-          <w:tcPr>
-            <w:tcW w:w="1247" w:type="dxa"/>
-            <w:tcBorders>
-              <w:top w:val="single" w:sz="4" w:color="BFBFBF"/>
-              <w:left w:val="single" w:sz="4" w:color="BFBFBF"/>
-              <w:bottom w:val="single" w:sz="4" w:color="BFBFBF"/>
-              <w:right w:val="single" w:sz="4" w:color="BFBFBF"/>
-            </w:tcBorders>
-          </w:tcPr>
-          <w:p>
-            <w:pPr>
-              <w:spacing w:before="0" w:after="20" w:line="240" w:lineRule="exact"/>
-            </w:pPr>
-          </w:p>
-        </w:tc>
-        <w:tc>
-          <w:tcPr>
-            <w:tcW w:w="4646" w:type="dxa"/>
-            <w:tcBorders>
-              <w:top w:val="single" w:sz="4" w:color="BFBFBF"/>
-              <w:left w:val="single" w:sz="4" w:color="BFBFBF"/>
-              <w:bottom w:val="single" w:sz="4" w:color="BFBFBF"/>
-              <w:right w:val="single" w:sz="4" w:color="BFBFBF"/>
-            </w:tcBorders>
-          </w:tcPr>
-          <w:p>
-            <w:pPr>
-              <w:spacing w:before="0" w:after="20" w:line="240" w:lineRule="exact"/>
-            </w:pPr>
-            <w:r>
-              <w:rPr>
-                <w:rFonts w:ascii="SamsungOne-400" w:hAnsi="SamsungOne-400" w:cs="Times New Roman"/>
-                <w:sz w:val="18"/>
-                <w:szCs w:val="18"/>
-              </w:rPr>
-              <w:t xml:space="preserve"/>
-            </w:r>
-          </w:p>
-        </w:tc>
-      </w:tr>
-      <w:tr>
-        <w:tc>
-          <w:tcPr>
-            <w:tcW w:w="1247" w:type="dxa"/>
-            <w:tcBorders>
-              <w:top w:val="single" w:sz="4" w:color="BFBFBF"/>
-              <w:left w:val="single" w:sz="4" w:color="BFBFBF"/>
-              <w:bottom w:val="single" w:sz="4" w:color="BFBFBF"/>
-              <w:right w:val="single" w:sz="4" w:color="BFBFBF"/>
-            </w:tcBorders>
-          </w:tcPr>
-          <w:p>
-            <w:pPr>
-              <w:spacing w:before="0" w:after="20" w:line="240" w:lineRule="exact"/>
-            </w:pPr>
-            <w:r>
-              <w:rPr>
-                <w:rFonts w:ascii="SamsungOne-400" w:hAnsi="SamsungOne-400" w:cs="Times New Roman"/>
-                <w:sz w:val="18"/>
-                <w:szCs w:val="18"/>
-              </w:rPr>
-              <w:t xml:space="preserve">CC BY-SA 4.0, public on the Hub</w:t>
-            </w:r>
-          </w:p>
-        </w:tc>
-        <w:tc>
-          <w:tcPr>
-            <w:tcW w:w="1870" w:type="dxa"/>
-            <w:tcBorders>
-              <w:top w:val="single" w:sz="4" w:color="BFBFBF"/>
-              <w:left w:val="single" w:sz="4" w:color="BFBFBF"/>
-              <w:bottom w:val="single" w:sz="4" w:color="BFBFBF"/>
-              <w:right w:val="single" w:sz="4" w:color="BFBFBF"/>
-            </w:tcBorders>
-          </w:tcPr>
-          <w:p>
-            <w:pPr>
-              <w:spacing w:before="0" w:after="20" w:line="240" w:lineRule="exact"/>
-            </w:pPr>
-            <w:r>
-              <w:rPr>
-                <w:rFonts w:ascii="SamsungOne-400" w:hAnsi="SamsungOne-400" w:cs="Times New Roman"/>
-                <w:sz w:val="18"/>
-                <w:szCs w:val="18"/>
-              </w:rPr>
-              <w:t xml:space="preserve">current corpus; trains BayanSimplify-v0.3</w:t>
-            </w:r>
-          </w:p>
-        </w:tc>
-        <w:tc>
-          <w:tcPr>
-            <w:tcW w:w="1247" w:type="dxa"/>
-            <w:tcBorders>
-              <w:top w:val="single" w:sz="4" w:color="BFBFBF"/>
-              <w:left w:val="single" w:sz="4" w:color="BFBFBF"/>
-              <w:bottom w:val="single" w:sz="4" w:color="BFBFBF"/>
-              <w:right w:val="single" w:sz="4" w:color="BFBFBF"/>
-            </w:tcBorders>
-          </w:tcPr>
-          <w:p>
-            <w:pPr>
-              <w:spacing w:before="0" w:after="20" w:line="240" w:lineRule="exact"/>
-            </w:pPr>
-            <w:r>
-              <w:rPr>
-                <w:rFonts w:ascii="SamsungOne-400" w:hAnsi="SamsungOne-400" w:cs="Times New Roman"/>
-                <w:sz w:val="18"/>
-                <w:szCs w:val="18"/>
-              </w:rPr>
-              <w:t xml:space="preserve"/>
-            </w:r>
-          </w:p>
-        </w:tc>
-        <w:tc>
-          <w:tcPr>
-            <w:tcW w:w="4646" w:type="dxa"/>
-            <w:tcBorders>
-              <w:top w:val="single" w:sz="4" w:color="BFBFBF"/>
-              <w:left w:val="single" w:sz="4" w:color="BFBFBF"/>
-              <w:bottom w:val="single" w:sz="4" w:color="BFBFBF"/>
-              <w:right w:val="single" w:sz="4" w:color="BFBFBF"/>
-            </w:tcBorders>
-          </w:tcPr>
-          <w:p>
-            <w:pPr>
-              <w:spacing w:before="0" w:after="20" w:line="240" w:lineRule="exact"/>
-            </w:pPr>
-            <w:r>
-              <w:rPr>
-                <w:rFonts w:ascii="SamsungOne-400" w:hAnsi="SamsungOne-400" w:cs="Times New Roman"/>
-                <w:sz w:val="18"/>
-                <w:szCs w:val="18"/>
-              </w:rPr>
-              <w:t xml:space="preserve"/>
-            </w:r>
-          </w:p>
-        </w:tc>
-      </w:tr>
-      <w:tr>
-        <w:tc>
-          <w:tcPr>
-            <w:tcW w:w="1247" w:type="dxa"/>
-            <w:tcBorders>
-              <w:top w:val="single" w:sz="4" w:color="BFBFBF"/>
-              <w:left w:val="single" w:sz="4" w:color="BFBFBF"/>
-              <w:bottom w:val="single" w:sz="4" w:color="BFBFBF"/>
-              <w:right w:val="single" w:sz="4" w:color="BFBFBF"/>
-            </w:tcBorders>
-          </w:tcPr>
-          <w:p>
-            <w:pPr>
-              <w:spacing w:before="0" w:after="20" w:line="240" w:lineRule="exact"/>
-            </w:pPr>
-            <w:r>
-              <w:rPr>
-                <w:rFonts w:ascii="SamsungOne-400" w:hAnsi="SamsungOne-400" w:cs="Times New Roman"/>
-                <w:sz w:val="18"/>
-                <w:szCs w:val="18"/>
-              </w:rPr>
-              <w:t xml:space="preserve">Bayan synthetic v0</w:t>
-            </w:r>
-          </w:p>
-        </w:tc>
-        <w:tc>
-          <w:tcPr>
-            <w:tcW w:w="1870" w:type="dxa"/>
-            <w:tcBorders>
-              <w:top w:val="single" w:sz="4" w:color="BFBFBF"/>
-              <w:left w:val="single" w:sz="4" w:color="BFBFBF"/>
-              <w:bottom w:val="single" w:sz="4" w:color="BFBFBF"/>
-              <w:right w:val="single" w:sz="4" w:color="BFBFBF"/>
-            </w:tcBorders>
-          </w:tcPr>
-          <w:p>
-            <w:pPr>
-              <w:spacing w:before="0" w:after="20" w:line="240" w:lineRule="exact"/>
-            </w:pPr>
-            <w:r>
-              <w:rPr>
-                <w:rFonts w:ascii="SamsungOne-400" w:hAnsi="SamsungOne-400" w:cs="Times New Roman"/>
-                <w:sz w:val="18"/>
-                <w:szCs w:val="18"/>
-              </w:rPr>
               <w:t xml:space="preserve">13,072 pairs; DeepSeek generator</w:t>
             </w:r>
           </w:p>
         </w:tc>
-        <w:tc>
-          <w:tcPr>
-            <w:tcW w:w="1247" w:type="dxa"/>
-            <w:tcBorders>
-              <w:top w:val="single" w:sz="4" w:color="BFBFBF"/>
-              <w:left w:val="single" w:sz="4" w:color="BFBFBF"/>
-              <w:bottom w:val="single" w:sz="4" w:color="BFBFBF"/>
-              <w:right w:val="single" w:sz="4" w:color="BFBFBF"/>
-            </w:tcBorders>
-          </w:tcPr>
-          <w:p>
-            <w:pPr>
-              <w:spacing w:before="0" w:after="20" w:line="240" w:lineRule="exact"/>
-            </w:pPr>
-          </w:p>
-        </w:tc>
-        <w:tc>
-          <w:tcPr>
-            <w:tcW w:w="4646" w:type="dxa"/>
-            <w:tcBorders>
-              <w:top w:val="single" w:sz="4" w:color="BFBFBF"/>
-              <w:left w:val="single" w:sz="4" w:color="BFBFBF"/>
-              <w:bottom w:val="single" w:sz="4" w:color="BFBFBF"/>
-              <w:right w:val="single" w:sz="4" w:color="BFBFBF"/>
-            </w:tcBorders>
-          </w:tcPr>
-          <w:p>
-            <w:pPr>
-              <w:spacing w:before="0" w:after="20" w:line="240" w:lineRule="exact"/>
-            </w:pPr>
-            <w:r>
-              <w:rPr>
-                <w:rFonts w:ascii="SamsungOne-400" w:hAnsi="SamsungOne-400" w:cs="Times New Roman"/>
-                <w:sz w:val="18"/>
-                <w:szCs w:val="18"/>
-              </w:rPr>
-              <w:t xml:space="preserve"/>
-            </w:r>
-          </w:p>
-        </w:tc>
-      </w:tr>
-      <w:tr>
         <w:tc>
           <w:tcPr>
             <w:tcW w:w="1247" w:type="dxa"/>
@@ -7324,7 +6133,7 @@
         </w:tc>
         <w:tc>
           <w:tcPr>
-            <w:tcW w:w="1870" w:type="dxa"/>
+            <w:tcW w:w="4646" w:type="dxa"/>
             <w:tcBorders>
               <w:top w:val="single" w:sz="4" w:color="BFBFBF"/>
               <w:left w:val="single" w:sz="4" w:color="BFBFBF"/>
@@ -7343,54 +6152,6 @@
                 <w:szCs w:val="18"/>
               </w:rPr>
               <w:t xml:space="preserve">superseded; not used to train any model</w:t>
-            </w:r>
-          </w:p>
-        </w:tc>
-        <w:tc>
-          <w:tcPr>
-            <w:tcW w:w="1247" w:type="dxa"/>
-            <w:tcBorders>
-              <w:top w:val="single" w:sz="4" w:color="BFBFBF"/>
-              <w:left w:val="single" w:sz="4" w:color="BFBFBF"/>
-              <w:bottom w:val="single" w:sz="4" w:color="BFBFBF"/>
-              <w:right w:val="single" w:sz="4" w:color="BFBFBF"/>
-            </w:tcBorders>
-          </w:tcPr>
-          <w:p>
-            <w:pPr>
-              <w:spacing w:before="0" w:after="20" w:line="240" w:lineRule="exact"/>
-            </w:pPr>
-            <w:r>
-              <w:rPr>
-                <w:rFonts w:ascii="SamsungOne-400" w:hAnsi="SamsungOne-400" w:cs="Times New Roman"/>
-                <w:sz w:val="18"/>
-                <w:szCs w:val="18"/>
-              </w:rPr>
-              <w:t xml:space="preserve"/>
-            </w:r>
-          </w:p>
-        </w:tc>
-        <w:tc>
-          <w:tcPr>
-            <w:tcW w:w="4646" w:type="dxa"/>
-            <w:tcBorders>
-              <w:top w:val="single" w:sz="4" w:color="BFBFBF"/>
-              <w:left w:val="single" w:sz="4" w:color="BFBFBF"/>
-              <w:bottom w:val="single" w:sz="4" w:color="BFBFBF"/>
-              <w:right w:val="single" w:sz="4" w:color="BFBFBF"/>
-            </w:tcBorders>
-          </w:tcPr>
-          <w:p>
-            <w:pPr>
-              <w:spacing w:before="0" w:after="20" w:line="240" w:lineRule="exact"/>
-            </w:pPr>
-            <w:r>
-              <w:rPr>
-                <w:rFonts w:ascii="SamsungOne-400" w:hAnsi="SamsungOne-400" w:cs="Times New Roman"/>
-                <w:sz w:val="18"/>
-                <w:szCs w:val="18"/>
-              </w:rPr>
-              <w:t xml:space="preserve"/>
             </w:r>
           </w:p>
         </w:tc>
@@ -7877,6 +6638,30 @@
             <w:pPr>
               <w:spacing w:before="0" w:after="20" w:line="240" w:lineRule="exact"/>
             </w:pPr>
+            <w:r>
+              <w:rPr>
+                <w:rFonts w:ascii="SamsungOne-400" w:hAnsi="SamsungOne-400" w:cs="Times New Roman"/>
+                <w:sz w:val="18"/>
+                <w:szCs w:val="18"/>
+              </w:rPr>
+              <w:t xml:space="preserve">BART </w:t>
+            </w:r>
+            <w:r>
+              <w:rPr>
+                <w:rFonts w:ascii="SamsungOne-400" w:hAnsi="SamsungOne-400" w:cs="Times New Roman"/>
+                <w:sz w:val="18"/>
+                <w:szCs w:val="18"/>
+              </w:rPr>
+              <w:t xml:space="preserve">[36]</w:t>
+            </w:r>
+            <w:r>
+              <w:rPr>
+                <w:rFonts w:ascii="SamsungOne-400" w:hAnsi="SamsungOne-400" w:cs="Times New Roman"/>
+                <w:sz w:val="18"/>
+                <w:szCs w:val="18"/>
+              </w:rPr>
+              <w:t xml:space="preserve">: denoising pretraining, learned positions</w:t>
+            </w:r>
           </w:p>
         </w:tc>
         <w:tc>
@@ -7899,7 +6684,15 @@
                 <w:sz w:val="18"/>
                 <w:szCs w:val="18"/>
               </w:rPr>
-              <w:t xml:space="preserve"/>
+              <w:t xml:space="preserve">T5 in the NorT5 variant </w:t>
+            </w:r>
+            <w:r>
+              <w:rPr>
+                <w:rFonts w:ascii="SamsungOne-400" w:hAnsi="SamsungOne-400" w:cs="Times New Roman"/>
+                <w:sz w:val="18"/>
+                <w:szCs w:val="18"/>
+              </w:rPr>
+              <w:t xml:space="preserve">[37]</w:t>
             </w:r>
           </w:p>
         </w:tc>
@@ -7925,23 +6718,7 @@
                 <w:sz w:val="18"/>
                 <w:szCs w:val="18"/>
               </w:rPr>
-              <w:t xml:space="preserve">BART </w:t>
-            </w:r>
-            <w:r>
-              <w:rPr>
-                <w:rFonts w:ascii="SamsungOne-400" w:hAnsi="SamsungOne-400" w:cs="Times New Roman"/>
-                <w:sz w:val="18"/>
-                <w:szCs w:val="18"/>
-              </w:rPr>
-              <w:t xml:space="preserve">[36]</w:t>
-            </w:r>
-            <w:r>
-              <w:rPr>
-                <w:rFonts w:ascii="SamsungOne-400" w:hAnsi="SamsungOne-400" w:cs="Times New Roman"/>
-                <w:sz w:val="18"/>
-                <w:szCs w:val="18"/>
-              </w:rPr>
-              <w:t xml:space="preserve">: denoising pretraining, learned positions</w:t>
+              <w:t xml:space="preserve">Layers (enc/dec), width</w:t>
             </w:r>
           </w:p>
         </w:tc>
@@ -7959,6 +6736,32 @@
             <w:pPr>
               <w:spacing w:before="0" w:after="20" w:line="240" w:lineRule="exact"/>
             </w:pPr>
+            <w:r>
+              <w:rPr>
+                <w:rFonts w:ascii="SamsungOne-400" w:hAnsi="SamsungOne-400" w:cs="Times New Roman"/>
+                <w:sz w:val="18"/>
+                <w:szCs w:val="18"/>
+              </w:rPr>
+              <w:t xml:space="preserve">12/12, </w:t>
+            </w:r>
+            <w:r>
+              <w:rPr>
+                <w:rFonts w:ascii="SamsungOne-400" w:hAnsi="SamsungOne-400" w:cs="Times New Roman"/>
+                <w:i/>
+                <w:iCs/>
+                <w:sz w:val="18"/>
+                <w:szCs w:val="18"/>
+              </w:rPr>
+              <w:t xml:space="preserve">d</w:t>
+            </w:r>
+            <w:r>
+              <w:rPr>
+                <w:rFonts w:ascii="SamsungOne-400" w:hAnsi="SamsungOne-400" w:cs="Times New Roman"/>
+                <w:sz w:val="18"/>
+                <w:szCs w:val="18"/>
+              </w:rPr>
+              <w:t xml:space="preserve">=768, 12 heads, gated-GELU FFN 2048</w:t>
+            </w:r>
           </w:p>
         </w:tc>
         <w:tc>
@@ -7981,7 +6784,25 @@
                 <w:sz w:val="18"/>
                 <w:szCs w:val="18"/>
               </w:rPr>
-              <w:t xml:space="preserve"/>
+              <w:t xml:space="preserve">6/6, </w:t>
+            </w:r>
+            <w:r>
+              <w:rPr>
+                <w:rFonts w:ascii="SamsungOne-400" w:hAnsi="SamsungOne-400" w:cs="Times New Roman"/>
+                <w:i/>
+                <w:iCs/>
+                <w:sz w:val="18"/>
+                <w:szCs w:val="18"/>
+              </w:rPr>
+              <w:t xml:space="preserve">d</w:t>
+            </w:r>
+            <w:r>
+              <w:rPr>
+                <w:rFonts w:ascii="SamsungOne-400" w:hAnsi="SamsungOne-400" w:cs="Times New Roman"/>
+                <w:sz w:val="18"/>
+                <w:szCs w:val="18"/>
+              </w:rPr>
+              <w:t xml:space="preserve">=768, 12 heads, GELU FFN 3072</w:t>
             </w:r>
           </w:p>
         </w:tc>
@@ -8005,7 +6826,25 @@
                 <w:sz w:val="18"/>
                 <w:szCs w:val="18"/>
               </w:rPr>
-              <w:t xml:space="preserve"/>
+              <w:t xml:space="preserve">12/12, </w:t>
+            </w:r>
+            <w:r>
+              <w:rPr>
+                <w:rFonts w:ascii="SamsungOne-400" w:hAnsi="SamsungOne-400" w:cs="Times New Roman"/>
+                <w:i/>
+                <w:iCs/>
+                <w:sz w:val="18"/>
+                <w:szCs w:val="18"/>
+              </w:rPr>
+              <w:t xml:space="preserve">d</w:t>
+            </w:r>
+            <w:r>
+              <w:rPr>
+                <w:rFonts w:ascii="SamsungOne-400" w:hAnsi="SamsungOne-400" w:cs="Times New Roman"/>
+                <w:sz w:val="18"/>
+                <w:szCs w:val="18"/>
+              </w:rPr>
+              <w:t xml:space="preserve">=768, 12 heads, FFN 2048</w:t>
             </w:r>
           </w:p>
         </w:tc>
@@ -8013,34 +6852,125 @@
       <w:tr>
         <w:tc>
           <w:tcPr>
-            <w:gridSpan w:val="4"/>
-            <w:shd w:val="clear" w:color="auto" w:fill="DEE5FA"/>
-            <w:tcBorders>
-              <w:top w:val="single" w:sz="4" w:color="BFBFBF"/>
-              <w:left w:val="single" w:sz="4" w:color="BFBFBF"/>
-              <w:bottom w:val="single" w:sz="4" w:color="BFBFBF"/>
-              <w:right w:val="single" w:sz="4" w:color="BFBFBF"/>
-            </w:tcBorders>
-          </w:tcPr>
-          <w:p>
-            <w:pPr>
-              <w:spacing w:before="0" w:after="20" w:line="240" w:lineRule="exact"/>
-            </w:pPr>
-            <w:r>
-              <w:rPr>
-                <w:rFonts w:ascii="SamsungOne-400" w:hAnsi="SamsungOne-400" w:cs="Times New Roman"/>
-                <w:sz w:val="18"/>
-                <w:szCs w:val="18"/>
-              </w:rPr>
-              <w:t xml:space="preserve">T5 in the NorT5 variant </w:t>
-            </w:r>
-            <w:r>
-              <w:rPr>
-                <w:rFonts w:ascii="SamsungOne-400" w:hAnsi="SamsungOne-400" w:cs="Times New Roman"/>
-                <w:sz w:val="18"/>
-                <w:szCs w:val="18"/>
-              </w:rPr>
-              <w:t xml:space="preserve">[37]</w:t>
+            <w:tcW w:w="1530" w:type="dxa"/>
+            <w:tcBorders>
+              <w:top w:val="single" w:sz="4" w:color="BFBFBF"/>
+              <w:left w:val="single" w:sz="4" w:color="BFBFBF"/>
+              <w:bottom w:val="single" w:sz="4" w:color="BFBFBF"/>
+              <w:right w:val="single" w:sz="4" w:color="BFBFBF"/>
+            </w:tcBorders>
+          </w:tcPr>
+          <w:p>
+            <w:pPr>
+              <w:spacing w:before="0" w:after="20" w:line="240" w:lineRule="exact"/>
+            </w:pPr>
+            <w:r>
+              <w:rPr>
+                <w:rFonts w:ascii="SamsungOne-400" w:hAnsi="SamsungOne-400" w:cs="Times New Roman"/>
+                <w:sz w:val="18"/>
+                <w:szCs w:val="18"/>
+              </w:rPr>
+              <w:t xml:space="preserve">Parameters</w:t>
+            </w:r>
+          </w:p>
+        </w:tc>
+        <w:tc>
+          <w:tcPr>
+            <w:tcW w:w="2493" w:type="dxa"/>
+            <w:tcBorders>
+              <w:top w:val="single" w:sz="4" w:color="BFBFBF"/>
+              <w:left w:val="single" w:sz="4" w:color="BFBFBF"/>
+              <w:bottom w:val="single" w:sz="4" w:color="BFBFBF"/>
+              <w:right w:val="single" w:sz="4" w:color="BFBFBF"/>
+            </w:tcBorders>
+          </w:tcPr>
+          <w:p>
+            <w:pPr>
+              <w:spacing w:before="0" w:after="20" w:line="240" w:lineRule="exact"/>
+            </w:pPr>
+            <w:r>
+              <w:rPr>
+                <w:rFonts w:ascii="SamsungOne-400" w:hAnsi="SamsungOne-400" w:cs="Times New Roman"/>
+                <w:sz w:val="18"/>
+                <w:szCs w:val="18"/>
+              </w:rPr>
+              <w:t xml:space="preserve">368M (46% in two untied 110k</w:t>
+            </w:r>
+            <w:r>
+              <w:rPr>
+                <w:rFonts w:ascii="SamsungOne-400" w:hAnsi="SamsungOne-400" w:cs="Times New Roman"/>
+                <w:i/>
+                <w:iCs/>
+                <w:sz w:val="18"/>
+                <w:szCs w:val="18"/>
+              </w:rPr>
+              <w:t xml:space="preserve">×</w:t>
+            </w:r>
+            <w:r>
+              <w:rPr>
+                <w:rFonts w:ascii="SamsungOne-400" w:hAnsi="SamsungOne-400" w:cs="Times New Roman"/>
+                <w:sz w:val="18"/>
+                <w:szCs w:val="18"/>
+              </w:rPr>
+              <w:t xml:space="preserve">768 embeddings)</w:t>
+            </w:r>
+          </w:p>
+        </w:tc>
+        <w:tc>
+          <w:tcPr>
+            <w:tcW w:w="2493" w:type="dxa"/>
+            <w:tcBorders>
+              <w:top w:val="single" w:sz="4" w:color="BFBFBF"/>
+              <w:left w:val="single" w:sz="4" w:color="BFBFBF"/>
+              <w:bottom w:val="single" w:sz="4" w:color="BFBFBF"/>
+              <w:right w:val="single" w:sz="4" w:color="BFBFBF"/>
+            </w:tcBorders>
+          </w:tcPr>
+          <w:p>
+            <w:pPr>
+              <w:spacing w:before="0" w:after="20" w:line="240" w:lineRule="exact"/>
+            </w:pPr>
+            <w:r>
+              <w:rPr>
+                <w:rFonts w:ascii="SamsungOne-400" w:hAnsi="SamsungOne-400" w:cs="Times New Roman"/>
+                <w:sz w:val="18"/>
+                <w:szCs w:val="18"/>
+              </w:rPr>
+              <w:t xml:space="preserve">139M</w:t>
+            </w:r>
+          </w:p>
+        </w:tc>
+        <w:tc>
+          <w:tcPr>
+            <w:tcW w:w="2494" w:type="dxa"/>
+            <w:tcBorders>
+              <w:top w:val="single" w:sz="4" w:color="BFBFBF"/>
+              <w:left w:val="single" w:sz="4" w:color="BFBFBF"/>
+              <w:bottom w:val="single" w:sz="4" w:color="BFBFBF"/>
+              <w:right w:val="single" w:sz="4" w:color="BFBFBF"/>
+            </w:tcBorders>
+          </w:tcPr>
+          <w:p>
+            <w:pPr>
+              <w:spacing w:before="0" w:after="20" w:line="240" w:lineRule="exact"/>
+            </w:pPr>
+            <w:r>
+              <w:rPr>
+                <w:rFonts w:ascii="SamsungOne-400" w:hAnsi="SamsungOne-400" w:cs="Times New Roman"/>
+                <w:i/>
+                <w:iCs/>
+                <w:sz w:val="18"/>
+                <w:szCs w:val="18"/>
+              </w:rPr>
+              <w:t xml:space="preserve">≈</w:t>
+            </w:r>
+            <w:r>
+              <w:rPr>
+                <w:rFonts w:ascii="SamsungOne-400" w:hAnsi="SamsungOne-400" w:cs="Times New Roman"/>
+                <w:sz w:val="18"/>
+                <w:szCs w:val="18"/>
+              </w:rPr>
+              <w:t xml:space="preserve">294M</w:t>
             </w:r>
           </w:p>
         </w:tc>
@@ -8066,7 +6996,7 @@
                 <w:sz w:val="18"/>
                 <w:szCs w:val="18"/>
               </w:rPr>
-              <w:t xml:space="preserve">Layers (enc/dec), width</w:t>
+              <w:t xml:space="preserve">Vocabulary</w:t>
             </w:r>
           </w:p>
         </w:tc>
@@ -8090,7 +7020,325 @@
                 <w:sz w:val="18"/>
                 <w:szCs w:val="18"/>
               </w:rPr>
-              <w:t xml:space="preserve">12/12, </w:t>
+              <w:t xml:space="preserve">110,208 SentencePiece</w:t>
+            </w:r>
+          </w:p>
+        </w:tc>
+        <w:tc>
+          <w:tcPr>
+            <w:tcW w:w="2493" w:type="dxa"/>
+            <w:tcBorders>
+              <w:top w:val="single" w:sz="4" w:color="BFBFBF"/>
+              <w:left w:val="single" w:sz="4" w:color="BFBFBF"/>
+              <w:bottom w:val="single" w:sz="4" w:color="BFBFBF"/>
+              <w:right w:val="single" w:sz="4" w:color="BFBFBF"/>
+            </w:tcBorders>
+          </w:tcPr>
+          <w:p>
+            <w:pPr>
+              <w:spacing w:before="0" w:after="20" w:line="240" w:lineRule="exact"/>
+            </w:pPr>
+            <w:r>
+              <w:rPr>
+                <w:rFonts w:ascii="SamsungOne-400" w:hAnsi="SamsungOne-400" w:cs="Times New Roman"/>
+                <w:sz w:val="18"/>
+                <w:szCs w:val="18"/>
+              </w:rPr>
+              <w:t xml:space="preserve">50,002 SentencePiece BPE</w:t>
+            </w:r>
+          </w:p>
+        </w:tc>
+        <w:tc>
+          <w:tcPr>
+            <w:tcW w:w="2494" w:type="dxa"/>
+            <w:tcBorders>
+              <w:top w:val="single" w:sz="4" w:color="BFBFBF"/>
+              <w:left w:val="single" w:sz="4" w:color="BFBFBF"/>
+              <w:bottom w:val="single" w:sz="4" w:color="BFBFBF"/>
+              <w:right w:val="single" w:sz="4" w:color="BFBFBF"/>
+            </w:tcBorders>
+          </w:tcPr>
+          <w:p>
+            <w:pPr>
+              <w:spacing w:before="0" w:after="20" w:line="240" w:lineRule="exact"/>
+            </w:pPr>
+            <w:r>
+              <w:rPr>
+                <w:rFonts w:ascii="SamsungOne-400" w:hAnsi="SamsungOne-400" w:cs="Times New Roman"/>
+                <w:sz w:val="18"/>
+                <w:szCs w:val="18"/>
+              </w:rPr>
+              <w:t xml:space="preserve">32,768</w:t>
+            </w:r>
+          </w:p>
+        </w:tc>
+      </w:tr>
+      <w:tr>
+        <w:tc>
+          <w:tcPr>
+            <w:tcW w:w="1530" w:type="dxa"/>
+            <w:tcBorders>
+              <w:top w:val="single" w:sz="4" w:color="BFBFBF"/>
+              <w:left w:val="single" w:sz="4" w:color="BFBFBF"/>
+              <w:bottom w:val="single" w:sz="4" w:color="BFBFBF"/>
+              <w:right w:val="single" w:sz="4" w:color="BFBFBF"/>
+            </w:tcBorders>
+          </w:tcPr>
+          <w:p>
+            <w:pPr>
+              <w:spacing w:before="0" w:after="20" w:line="240" w:lineRule="exact"/>
+            </w:pPr>
+            <w:r>
+              <w:rPr>
+                <w:rFonts w:ascii="SamsungOne-400" w:hAnsi="SamsungOne-400" w:cs="Times New Roman"/>
+                <w:sz w:val="18"/>
+                <w:szCs w:val="18"/>
+              </w:rPr>
+              <w:t xml:space="preserve">Context</w:t>
+            </w:r>
+          </w:p>
+        </w:tc>
+        <w:tc>
+          <w:tcPr>
+            <w:tcW w:w="2493" w:type="dxa"/>
+            <w:tcBorders>
+              <w:top w:val="single" w:sz="4" w:color="BFBFBF"/>
+              <w:left w:val="single" w:sz="4" w:color="BFBFBF"/>
+              <w:bottom w:val="single" w:sz="4" w:color="BFBFBF"/>
+              <w:right w:val="single" w:sz="4" w:color="BFBFBF"/>
+            </w:tcBorders>
+          </w:tcPr>
+          <w:p>
+            <w:pPr>
+              <w:spacing w:before="0" w:after="20" w:line="240" w:lineRule="exact"/>
+            </w:pPr>
+            <w:r>
+              <w:rPr>
+                <w:rFonts w:ascii="SamsungOne-400" w:hAnsi="SamsungOne-400" w:cs="Times New Roman"/>
+                <w:sz w:val="18"/>
+                <w:szCs w:val="18"/>
+              </w:rPr>
+              <w:t xml:space="preserve">1,024 tokens</w:t>
+            </w:r>
+          </w:p>
+        </w:tc>
+        <w:tc>
+          <w:tcPr>
+            <w:tcW w:w="2493" w:type="dxa"/>
+            <w:tcBorders>
+              <w:top w:val="single" w:sz="4" w:color="BFBFBF"/>
+              <w:left w:val="single" w:sz="4" w:color="BFBFBF"/>
+              <w:bottom w:val="single" w:sz="4" w:color="BFBFBF"/>
+              <w:right w:val="single" w:sz="4" w:color="BFBFBF"/>
+            </w:tcBorders>
+          </w:tcPr>
+          <w:p>
+            <w:pPr>
+              <w:spacing w:before="0" w:after="20" w:line="240" w:lineRule="exact"/>
+            </w:pPr>
+            <w:r>
+              <w:rPr>
+                <w:rFonts w:ascii="SamsungOne-400" w:hAnsi="SamsungOne-400" w:cs="Times New Roman"/>
+                <w:sz w:val="18"/>
+                <w:szCs w:val="18"/>
+              </w:rPr>
+              <w:t xml:space="preserve">1,024 positions</w:t>
+            </w:r>
+          </w:p>
+        </w:tc>
+        <w:tc>
+          <w:tcPr>
+            <w:tcW w:w="2494" w:type="dxa"/>
+            <w:tcBorders>
+              <w:top w:val="single" w:sz="4" w:color="BFBFBF"/>
+              <w:left w:val="single" w:sz="4" w:color="BFBFBF"/>
+              <w:bottom w:val="single" w:sz="4" w:color="BFBFBF"/>
+              <w:right w:val="single" w:sz="4" w:color="BFBFBF"/>
+            </w:tcBorders>
+          </w:tcPr>
+          <w:p>
+            <w:pPr>
+              <w:spacing w:before="0" w:after="20" w:line="240" w:lineRule="exact"/>
+            </w:pPr>
+            <w:r>
+              <w:rPr>
+                <w:rFonts w:ascii="SamsungOne-400" w:hAnsi="SamsungOne-400" w:cs="Times New Roman"/>
+                <w:sz w:val="18"/>
+                <w:szCs w:val="18"/>
+              </w:rPr>
+              <w:t xml:space="preserve">512 positions</w:t>
+            </w:r>
+          </w:p>
+        </w:tc>
+      </w:tr>
+      <w:tr>
+        <w:tc>
+          <w:tcPr>
+            <w:tcW w:w="1530" w:type="dxa"/>
+            <w:tcBorders>
+              <w:top w:val="single" w:sz="4" w:color="BFBFBF"/>
+              <w:left w:val="single" w:sz="4" w:color="BFBFBF"/>
+              <w:bottom w:val="single" w:sz="4" w:color="BFBFBF"/>
+              <w:right w:val="single" w:sz="4" w:color="BFBFBF"/>
+            </w:tcBorders>
+          </w:tcPr>
+          <w:p>
+            <w:pPr>
+              <w:spacing w:before="0" w:after="20" w:line="240" w:lineRule="exact"/>
+            </w:pPr>
+            <w:r>
+              <w:rPr>
+                <w:rFonts w:ascii="SamsungOne-400" w:hAnsi="SamsungOne-400" w:cs="Times New Roman"/>
+                <w:sz w:val="18"/>
+                <w:szCs w:val="18"/>
+              </w:rPr>
+              <w:t xml:space="preserve">Pretraining</w:t>
+            </w:r>
+          </w:p>
+        </w:tc>
+        <w:tc>
+          <w:tcPr>
+            <w:tcW w:w="2493" w:type="dxa"/>
+            <w:tcBorders>
+              <w:top w:val="single" w:sz="4" w:color="BFBFBF"/>
+              <w:left w:val="single" w:sz="4" w:color="BFBFBF"/>
+              <w:bottom w:val="single" w:sz="4" w:color="BFBFBF"/>
+              <w:right w:val="single" w:sz="4" w:color="BFBFBF"/>
+            </w:tcBorders>
+          </w:tcPr>
+          <w:p>
+            <w:pPr>
+              <w:spacing w:before="0" w:after="20" w:line="240" w:lineRule="exact"/>
+            </w:pPr>
+            <w:r>
+              <w:rPr>
+                <w:rFonts w:ascii="SamsungOne-400" w:hAnsi="SamsungOne-400" w:cs="Times New Roman"/>
+                <w:sz w:val="18"/>
+                <w:szCs w:val="18"/>
+              </w:rPr>
+              <w:t xml:space="preserve">Arabic MSA and dialects </w:t>
+            </w:r>
+            <w:r>
+              <w:rPr>
+                <w:rFonts w:ascii="SamsungOne-400" w:hAnsi="SamsungOne-400" w:cs="Times New Roman"/>
+                <w:sz w:val="18"/>
+                <w:szCs w:val="18"/>
+              </w:rPr>
+              <w:t xml:space="preserve">[32, 33]</w:t>
+            </w:r>
+          </w:p>
+        </w:tc>
+        <w:tc>
+          <w:tcPr>
+            <w:tcW w:w="2493" w:type="dxa"/>
+            <w:tcBorders>
+              <w:top w:val="single" w:sz="4" w:color="BFBFBF"/>
+              <w:left w:val="single" w:sz="4" w:color="BFBFBF"/>
+              <w:bottom w:val="single" w:sz="4" w:color="BFBFBF"/>
+              <w:right w:val="single" w:sz="4" w:color="BFBFBF"/>
+            </w:tcBorders>
+          </w:tcPr>
+          <w:p>
+            <w:pPr>
+              <w:spacing w:before="0" w:after="20" w:line="240" w:lineRule="exact"/>
+            </w:pPr>
+            <w:r>
+              <w:rPr>
+                <w:rFonts w:ascii="SamsungOne-400" w:hAnsi="SamsungOne-400" w:cs="Times New Roman"/>
+                <w:sz w:val="18"/>
+                <w:szCs w:val="18"/>
+              </w:rPr>
+              <w:t xml:space="preserve">large Arabic corpora </w:t>
+            </w:r>
+            <w:r>
+              <w:rPr>
+                <w:rFonts w:ascii="SamsungOne-400" w:hAnsi="SamsungOne-400" w:cs="Times New Roman"/>
+                <w:sz w:val="18"/>
+                <w:szCs w:val="18"/>
+              </w:rPr>
+              <w:t xml:space="preserve">[34]</w:t>
+            </w:r>
+          </w:p>
+        </w:tc>
+        <w:tc>
+          <w:tcPr>
+            <w:tcW w:w="2494" w:type="dxa"/>
+            <w:tcBorders>
+              <w:top w:val="single" w:sz="4" w:color="BFBFBF"/>
+              <w:left w:val="single" w:sz="4" w:color="BFBFBF"/>
+              <w:bottom w:val="single" w:sz="4" w:color="BFBFBF"/>
+              <w:right w:val="single" w:sz="4" w:color="BFBFBF"/>
+            </w:tcBorders>
+          </w:tcPr>
+          <w:p>
+            <w:pPr>
+              <w:spacing w:before="0" w:after="20" w:line="240" w:lineRule="exact"/>
+            </w:pPr>
+            <w:r>
+              <w:rPr>
+                <w:rFonts w:ascii="SamsungOne-400" w:hAnsi="SamsungOne-400" w:cs="Times New Roman"/>
+                <w:sz w:val="18"/>
+                <w:szCs w:val="18"/>
+              </w:rPr>
+              <w:t xml:space="preserve">HPLT v3 web crawl, Arabic subset </w:t>
+            </w:r>
+            <w:r>
+              <w:rPr>
+                <w:rFonts w:ascii="SamsungOne-400" w:hAnsi="SamsungOne-400" w:cs="Times New Roman"/>
+                <w:sz w:val="18"/>
+                <w:szCs w:val="18"/>
+              </w:rPr>
+              <w:t xml:space="preserve">[38]</w:t>
+            </w:r>
+          </w:p>
+        </w:tc>
+      </w:tr>
+      <w:tr>
+        <w:tc>
+          <w:tcPr>
+            <w:tcW w:w="1530" w:type="dxa"/>
+            <w:tcBorders>
+              <w:top w:val="single" w:sz="4" w:color="BFBFBF"/>
+              <w:left w:val="single" w:sz="4" w:color="BFBFBF"/>
+              <w:bottom w:val="single" w:sz="4" w:color="BFBFBF"/>
+              <w:right w:val="single" w:sz="4" w:color="BFBFBF"/>
+            </w:tcBorders>
+          </w:tcPr>
+          <w:p>
+            <w:pPr>
+              <w:spacing w:before="0" w:after="20" w:line="240" w:lineRule="exact"/>
+            </w:pPr>
+            <w:r>
+              <w:rPr>
+                <w:rFonts w:ascii="SamsungOne-400" w:hAnsi="SamsungOne-400" w:cs="Times New Roman"/>
+                <w:sz w:val="18"/>
+                <w:szCs w:val="18"/>
+              </w:rPr>
+              <w:t xml:space="preserve">Tashkeel</w:t>
+            </w:r>
+          </w:p>
+        </w:tc>
+        <w:tc>
+          <w:tcPr>
+            <w:tcW w:w="2493" w:type="dxa"/>
+            <w:tcBorders>
+              <w:top w:val="single" w:sz="4" w:color="BFBFBF"/>
+              <w:left w:val="single" w:sz="4" w:color="BFBFBF"/>
+              <w:bottom w:val="single" w:sz="4" w:color="BFBFBF"/>
+              <w:right w:val="single" w:sz="4" w:color="BFBFBF"/>
+            </w:tcBorders>
+          </w:tcPr>
+          <w:p>
+            <w:pPr>
+              <w:spacing w:before="0" w:after="20" w:line="240" w:lineRule="exact"/>
+            </w:pPr>
+            <w:r>
+              <w:rPr>
+                <w:rFonts w:ascii="SamsungOne-400" w:hAnsi="SamsungOne-400" w:cs="Times New Roman"/>
+                <w:sz w:val="18"/>
+                <w:szCs w:val="18"/>
+              </w:rPr>
+              <w:t xml:space="preserve">1.6% of pieces; 2.57</w:t>
             </w:r>
             <w:r>
               <w:rPr>
@@ -8100,858 +7348,21 @@
                 <w:sz w:val="18"/>
                 <w:szCs w:val="18"/>
               </w:rPr>
-              <w:t xml:space="preserve">d</w:t>
-            </w:r>
-            <w:r>
-              <w:rPr>
-                <w:rFonts w:ascii="SamsungOne-400" w:hAnsi="SamsungOne-400" w:cs="Times New Roman"/>
-                <w:sz w:val="18"/>
-                <w:szCs w:val="18"/>
-              </w:rPr>
-              <w:t xml:space="preserve">=768, 12 heads, gated-GELU FFN 2048</w:t>
+              <w:t xml:space="preserve">×</w:t>
+            </w:r>
+            <w:r>
+              <w:rPr>
+                <w:rFonts w:ascii="SamsungOne-400" w:hAnsi="SamsungOne-400" w:cs="Times New Roman"/>
+                <w:sz w:val="18"/>
+                <w:szCs w:val="18"/>
+              </w:rPr>
+              <w:t xml:space="preserve"> tokens</w:t>
             </w:r>
           </w:p>
         </w:tc>
         <w:tc>
           <w:tcPr>
             <w:tcW w:w="2493" w:type="dxa"/>
-            <w:tcBorders>
-              <w:top w:val="single" w:sz="4" w:color="BFBFBF"/>
-              <w:left w:val="single" w:sz="4" w:color="BFBFBF"/>
-              <w:bottom w:val="single" w:sz="4" w:color="BFBFBF"/>
-              <w:right w:val="single" w:sz="4" w:color="BFBFBF"/>
-            </w:tcBorders>
-          </w:tcPr>
-          <w:p>
-            <w:pPr>
-              <w:spacing w:before="0" w:after="20" w:line="240" w:lineRule="exact"/>
-            </w:pPr>
-          </w:p>
-        </w:tc>
-        <w:tc>
-          <w:tcPr>
-            <w:tcW w:w="2494" w:type="dxa"/>
-            <w:tcBorders>
-              <w:top w:val="single" w:sz="4" w:color="BFBFBF"/>
-              <w:left w:val="single" w:sz="4" w:color="BFBFBF"/>
-              <w:bottom w:val="single" w:sz="4" w:color="BFBFBF"/>
-              <w:right w:val="single" w:sz="4" w:color="BFBFBF"/>
-            </w:tcBorders>
-          </w:tcPr>
-          <w:p>
-            <w:pPr>
-              <w:spacing w:before="0" w:after="20" w:line="240" w:lineRule="exact"/>
-            </w:pPr>
-            <w:r>
-              <w:rPr>
-                <w:rFonts w:ascii="SamsungOne-400" w:hAnsi="SamsungOne-400" w:cs="Times New Roman"/>
-                <w:sz w:val="18"/>
-                <w:szCs w:val="18"/>
-              </w:rPr>
-              <w:t xml:space="preserve"/>
-            </w:r>
-          </w:p>
-        </w:tc>
-      </w:tr>
-      <w:tr>
-        <w:tc>
-          <w:tcPr>
-            <w:tcW w:w="1530" w:type="dxa"/>
-            <w:tcBorders>
-              <w:top w:val="single" w:sz="4" w:color="BFBFBF"/>
-              <w:left w:val="single" w:sz="4" w:color="BFBFBF"/>
-              <w:bottom w:val="single" w:sz="4" w:color="BFBFBF"/>
-              <w:right w:val="single" w:sz="4" w:color="BFBFBF"/>
-            </w:tcBorders>
-          </w:tcPr>
-          <w:p>
-            <w:pPr>
-              <w:spacing w:before="0" w:after="20" w:line="240" w:lineRule="exact"/>
-            </w:pPr>
-            <w:r>
-              <w:rPr>
-                <w:rFonts w:ascii="SamsungOne-400" w:hAnsi="SamsungOne-400" w:cs="Times New Roman"/>
-                <w:sz w:val="18"/>
-                <w:szCs w:val="18"/>
-              </w:rPr>
-              <w:t xml:space="preserve">6/6, </w:t>
-            </w:r>
-            <w:r>
-              <w:rPr>
-                <w:rFonts w:ascii="SamsungOne-400" w:hAnsi="SamsungOne-400" w:cs="Times New Roman"/>
-                <w:i/>
-                <w:iCs/>
-                <w:sz w:val="18"/>
-                <w:szCs w:val="18"/>
-              </w:rPr>
-              <w:t xml:space="preserve">d</w:t>
-            </w:r>
-            <w:r>
-              <w:rPr>
-                <w:rFonts w:ascii="SamsungOne-400" w:hAnsi="SamsungOne-400" w:cs="Times New Roman"/>
-                <w:sz w:val="18"/>
-                <w:szCs w:val="18"/>
-              </w:rPr>
-              <w:t xml:space="preserve">=768, 12 heads, GELU FFN 3072</w:t>
-            </w:r>
-          </w:p>
-        </w:tc>
-        <w:tc>
-          <w:tcPr>
-            <w:tcW w:w="2493" w:type="dxa"/>
-            <w:tcBorders>
-              <w:top w:val="single" w:sz="4" w:color="BFBFBF"/>
-              <w:left w:val="single" w:sz="4" w:color="BFBFBF"/>
-              <w:bottom w:val="single" w:sz="4" w:color="BFBFBF"/>
-              <w:right w:val="single" w:sz="4" w:color="BFBFBF"/>
-            </w:tcBorders>
-          </w:tcPr>
-          <w:p>
-            <w:pPr>
-              <w:spacing w:before="0" w:after="20" w:line="240" w:lineRule="exact"/>
-            </w:pPr>
-          </w:p>
-        </w:tc>
-        <w:tc>
-          <w:tcPr>
-            <w:tcW w:w="2493" w:type="dxa"/>
-            <w:tcBorders>
-              <w:top w:val="single" w:sz="4" w:color="BFBFBF"/>
-              <w:left w:val="single" w:sz="4" w:color="BFBFBF"/>
-              <w:bottom w:val="single" w:sz="4" w:color="BFBFBF"/>
-              <w:right w:val="single" w:sz="4" w:color="BFBFBF"/>
-            </w:tcBorders>
-          </w:tcPr>
-          <w:p>
-            <w:pPr>
-              <w:spacing w:before="0" w:after="20" w:line="240" w:lineRule="exact"/>
-            </w:pPr>
-            <w:r>
-              <w:rPr>
-                <w:rFonts w:ascii="SamsungOne-400" w:hAnsi="SamsungOne-400" w:cs="Times New Roman"/>
-                <w:sz w:val="18"/>
-                <w:szCs w:val="18"/>
-              </w:rPr>
-              <w:t xml:space="preserve"/>
-            </w:r>
-          </w:p>
-        </w:tc>
-        <w:tc>
-          <w:tcPr>
-            <w:tcW w:w="2494" w:type="dxa"/>
-            <w:tcBorders>
-              <w:top w:val="single" w:sz="4" w:color="BFBFBF"/>
-              <w:left w:val="single" w:sz="4" w:color="BFBFBF"/>
-              <w:bottom w:val="single" w:sz="4" w:color="BFBFBF"/>
-              <w:right w:val="single" w:sz="4" w:color="BFBFBF"/>
-            </w:tcBorders>
-          </w:tcPr>
-          <w:p>
-            <w:pPr>
-              <w:spacing w:before="0" w:after="20" w:line="240" w:lineRule="exact"/>
-            </w:pPr>
-            <w:r>
-              <w:rPr>
-                <w:rFonts w:ascii="SamsungOne-400" w:hAnsi="SamsungOne-400" w:cs="Times New Roman"/>
-                <w:sz w:val="18"/>
-                <w:szCs w:val="18"/>
-              </w:rPr>
-              <w:t xml:space="preserve"/>
-            </w:r>
-          </w:p>
-        </w:tc>
-      </w:tr>
-      <w:tr>
-        <w:tc>
-          <w:tcPr>
-            <w:gridSpan w:val="4"/>
-            <w:shd w:val="clear" w:color="auto" w:fill="DEE5FA"/>
-            <w:tcBorders>
-              <w:top w:val="single" w:sz="4" w:color="BFBFBF"/>
-              <w:left w:val="single" w:sz="4" w:color="BFBFBF"/>
-              <w:bottom w:val="single" w:sz="4" w:color="BFBFBF"/>
-              <w:right w:val="single" w:sz="4" w:color="BFBFBF"/>
-            </w:tcBorders>
-          </w:tcPr>
-          <w:p>
-            <w:pPr>
-              <w:spacing w:before="0" w:after="20" w:line="240" w:lineRule="exact"/>
-            </w:pPr>
-            <w:r>
-              <w:rPr>
-                <w:rFonts w:ascii="SamsungOne-400" w:hAnsi="SamsungOne-400" w:cs="Times New Roman"/>
-                <w:sz w:val="18"/>
-                <w:szCs w:val="18"/>
-              </w:rPr>
-              <w:t xml:space="preserve">12/12, </w:t>
-            </w:r>
-            <w:r>
-              <w:rPr>
-                <w:rFonts w:ascii="SamsungOne-400" w:hAnsi="SamsungOne-400" w:cs="Times New Roman"/>
-                <w:i/>
-                <w:iCs/>
-                <w:sz w:val="18"/>
-                <w:szCs w:val="18"/>
-              </w:rPr>
-              <w:t xml:space="preserve">d</w:t>
-            </w:r>
-            <w:r>
-              <w:rPr>
-                <w:rFonts w:ascii="SamsungOne-400" w:hAnsi="SamsungOne-400" w:cs="Times New Roman"/>
-                <w:sz w:val="18"/>
-                <w:szCs w:val="18"/>
-              </w:rPr>
-              <w:t xml:space="preserve">=768, 12 heads, FFN 2048</w:t>
-            </w:r>
-          </w:p>
-        </w:tc>
-      </w:tr>
-      <w:tr>
-        <w:tc>
-          <w:tcPr>
-            <w:tcW w:w="1530" w:type="dxa"/>
-            <w:tcBorders>
-              <w:top w:val="single" w:sz="4" w:color="BFBFBF"/>
-              <w:left w:val="single" w:sz="4" w:color="BFBFBF"/>
-              <w:bottom w:val="single" w:sz="4" w:color="BFBFBF"/>
-              <w:right w:val="single" w:sz="4" w:color="BFBFBF"/>
-            </w:tcBorders>
-          </w:tcPr>
-          <w:p>
-            <w:pPr>
-              <w:spacing w:before="0" w:after="20" w:line="240" w:lineRule="exact"/>
-            </w:pPr>
-            <w:r>
-              <w:rPr>
-                <w:rFonts w:ascii="SamsungOne-400" w:hAnsi="SamsungOne-400" w:cs="Times New Roman"/>
-                <w:sz w:val="18"/>
-                <w:szCs w:val="18"/>
-              </w:rPr>
-              <w:t xml:space="preserve">Parameters</w:t>
-            </w:r>
-          </w:p>
-        </w:tc>
-        <w:tc>
-          <w:tcPr>
-            <w:tcW w:w="2493" w:type="dxa"/>
-            <w:tcBorders>
-              <w:top w:val="single" w:sz="4" w:color="BFBFBF"/>
-              <w:left w:val="single" w:sz="4" w:color="BFBFBF"/>
-              <w:bottom w:val="single" w:sz="4" w:color="BFBFBF"/>
-              <w:right w:val="single" w:sz="4" w:color="BFBFBF"/>
-            </w:tcBorders>
-          </w:tcPr>
-          <w:p>
-            <w:pPr>
-              <w:spacing w:before="0" w:after="20" w:line="240" w:lineRule="exact"/>
-            </w:pPr>
-            <w:r>
-              <w:rPr>
-                <w:rFonts w:ascii="SamsungOne-400" w:hAnsi="SamsungOne-400" w:cs="Times New Roman"/>
-                <w:sz w:val="18"/>
-                <w:szCs w:val="18"/>
-              </w:rPr>
-              <w:t xml:space="preserve">368M (46% in two untied 110k</w:t>
-            </w:r>
-            <w:r>
-              <w:rPr>
-                <w:rFonts w:ascii="SamsungOne-400" w:hAnsi="SamsungOne-400" w:cs="Times New Roman"/>
-                <w:i/>
-                <w:iCs/>
-                <w:sz w:val="18"/>
-                <w:szCs w:val="18"/>
-              </w:rPr>
-              <w:t xml:space="preserve">×</w:t>
-            </w:r>
-            <w:r>
-              <w:rPr>
-                <w:rFonts w:ascii="SamsungOne-400" w:hAnsi="SamsungOne-400" w:cs="Times New Roman"/>
-                <w:sz w:val="18"/>
-                <w:szCs w:val="18"/>
-              </w:rPr>
-              <w:t xml:space="preserve">768 embeddings)</w:t>
-            </w:r>
-          </w:p>
-        </w:tc>
-        <w:tc>
-          <w:tcPr>
-            <w:tcW w:w="2493" w:type="dxa"/>
-            <w:tcBorders>
-              <w:top w:val="single" w:sz="4" w:color="BFBFBF"/>
-              <w:left w:val="single" w:sz="4" w:color="BFBFBF"/>
-              <w:bottom w:val="single" w:sz="4" w:color="BFBFBF"/>
-              <w:right w:val="single" w:sz="4" w:color="BFBFBF"/>
-            </w:tcBorders>
-          </w:tcPr>
-          <w:p>
-            <w:pPr>
-              <w:spacing w:before="0" w:after="20" w:line="240" w:lineRule="exact"/>
-            </w:pPr>
-            <w:r>
-              <w:rPr>
-                <w:rFonts w:ascii="SamsungOne-400" w:hAnsi="SamsungOne-400" w:cs="Times New Roman"/>
-                <w:sz w:val="18"/>
-                <w:szCs w:val="18"/>
-              </w:rPr>
-              <w:t xml:space="preserve">139M</w:t>
-            </w:r>
-          </w:p>
-        </w:tc>
-        <w:tc>
-          <w:tcPr>
-            <w:tcW w:w="2494" w:type="dxa"/>
-            <w:tcBorders>
-              <w:top w:val="single" w:sz="4" w:color="BFBFBF"/>
-              <w:left w:val="single" w:sz="4" w:color="BFBFBF"/>
-              <w:bottom w:val="single" w:sz="4" w:color="BFBFBF"/>
-              <w:right w:val="single" w:sz="4" w:color="BFBFBF"/>
-            </w:tcBorders>
-          </w:tcPr>
-          <w:p>
-            <w:pPr>
-              <w:spacing w:before="0" w:after="20" w:line="240" w:lineRule="exact"/>
-            </w:pPr>
-            <w:r>
-              <w:rPr>
-                <w:rFonts w:ascii="SamsungOne-400" w:hAnsi="SamsungOne-400" w:cs="Times New Roman"/>
-                <w:i/>
-                <w:iCs/>
-                <w:sz w:val="18"/>
-                <w:szCs w:val="18"/>
-              </w:rPr>
-              <w:t xml:space="preserve">≈</w:t>
-            </w:r>
-            <w:r>
-              <w:rPr>
-                <w:rFonts w:ascii="SamsungOne-400" w:hAnsi="SamsungOne-400" w:cs="Times New Roman"/>
-                <w:sz w:val="18"/>
-                <w:szCs w:val="18"/>
-              </w:rPr>
-              <w:t xml:space="preserve">294M</w:t>
-            </w:r>
-          </w:p>
-        </w:tc>
-      </w:tr>
-      <w:tr>
-        <w:tc>
-          <w:tcPr>
-            <w:tcW w:w="1530" w:type="dxa"/>
-            <w:tcBorders>
-              <w:top w:val="single" w:sz="4" w:color="BFBFBF"/>
-              <w:left w:val="single" w:sz="4" w:color="BFBFBF"/>
-              <w:bottom w:val="single" w:sz="4" w:color="BFBFBF"/>
-              <w:right w:val="single" w:sz="4" w:color="BFBFBF"/>
-            </w:tcBorders>
-          </w:tcPr>
-          <w:p>
-            <w:pPr>
-              <w:spacing w:before="0" w:after="20" w:line="240" w:lineRule="exact"/>
-            </w:pPr>
-            <w:r>
-              <w:rPr>
-                <w:rFonts w:ascii="SamsungOne-400" w:hAnsi="SamsungOne-400" w:cs="Times New Roman"/>
-                <w:sz w:val="18"/>
-                <w:szCs w:val="18"/>
-              </w:rPr>
-              <w:t xml:space="preserve">Vocabulary</w:t>
-            </w:r>
-          </w:p>
-        </w:tc>
-        <w:tc>
-          <w:tcPr>
-            <w:tcW w:w="2493" w:type="dxa"/>
-            <w:tcBorders>
-              <w:top w:val="single" w:sz="4" w:color="BFBFBF"/>
-              <w:left w:val="single" w:sz="4" w:color="BFBFBF"/>
-              <w:bottom w:val="single" w:sz="4" w:color="BFBFBF"/>
-              <w:right w:val="single" w:sz="4" w:color="BFBFBF"/>
-            </w:tcBorders>
-          </w:tcPr>
-          <w:p>
-            <w:pPr>
-              <w:spacing w:before="0" w:after="20" w:line="240" w:lineRule="exact"/>
-            </w:pPr>
-            <w:r>
-              <w:rPr>
-                <w:rFonts w:ascii="SamsungOne-400" w:hAnsi="SamsungOne-400" w:cs="Times New Roman"/>
-                <w:sz w:val="18"/>
-                <w:szCs w:val="18"/>
-              </w:rPr>
-              <w:t xml:space="preserve">110,208 SentencePiece</w:t>
-            </w:r>
-          </w:p>
-        </w:tc>
-        <w:tc>
-          <w:tcPr>
-            <w:tcW w:w="2493" w:type="dxa"/>
-            <w:tcBorders>
-              <w:top w:val="single" w:sz="4" w:color="BFBFBF"/>
-              <w:left w:val="single" w:sz="4" w:color="BFBFBF"/>
-              <w:bottom w:val="single" w:sz="4" w:color="BFBFBF"/>
-              <w:right w:val="single" w:sz="4" w:color="BFBFBF"/>
-            </w:tcBorders>
-          </w:tcPr>
-          <w:p>
-            <w:pPr>
-              <w:spacing w:before="0" w:after="20" w:line="240" w:lineRule="exact"/>
-            </w:pPr>
-            <w:r>
-              <w:rPr>
-                <w:rFonts w:ascii="SamsungOne-400" w:hAnsi="SamsungOne-400" w:cs="Times New Roman"/>
-                <w:sz w:val="18"/>
-                <w:szCs w:val="18"/>
-              </w:rPr>
-              <w:t xml:space="preserve">50,002 SentencePiece BPE</w:t>
-            </w:r>
-          </w:p>
-        </w:tc>
-        <w:tc>
-          <w:tcPr>
-            <w:tcW w:w="2494" w:type="dxa"/>
-            <w:tcBorders>
-              <w:top w:val="single" w:sz="4" w:color="BFBFBF"/>
-              <w:left w:val="single" w:sz="4" w:color="BFBFBF"/>
-              <w:bottom w:val="single" w:sz="4" w:color="BFBFBF"/>
-              <w:right w:val="single" w:sz="4" w:color="BFBFBF"/>
-            </w:tcBorders>
-          </w:tcPr>
-          <w:p>
-            <w:pPr>
-              <w:spacing w:before="0" w:after="20" w:line="240" w:lineRule="exact"/>
-            </w:pPr>
-            <w:r>
-              <w:rPr>
-                <w:rFonts w:ascii="SamsungOne-400" w:hAnsi="SamsungOne-400" w:cs="Times New Roman"/>
-                <w:sz w:val="18"/>
-                <w:szCs w:val="18"/>
-              </w:rPr>
-              <w:t xml:space="preserve">32,768</w:t>
-            </w:r>
-          </w:p>
-        </w:tc>
-      </w:tr>
-      <w:tr>
-        <w:tc>
-          <w:tcPr>
-            <w:tcW w:w="1530" w:type="dxa"/>
-            <w:tcBorders>
-              <w:top w:val="single" w:sz="4" w:color="BFBFBF"/>
-              <w:left w:val="single" w:sz="4" w:color="BFBFBF"/>
-              <w:bottom w:val="single" w:sz="4" w:color="BFBFBF"/>
-              <w:right w:val="single" w:sz="4" w:color="BFBFBF"/>
-            </w:tcBorders>
-          </w:tcPr>
-          <w:p>
-            <w:pPr>
-              <w:spacing w:before="0" w:after="20" w:line="240" w:lineRule="exact"/>
-            </w:pPr>
-            <w:r>
-              <w:rPr>
-                <w:rFonts w:ascii="SamsungOne-400" w:hAnsi="SamsungOne-400" w:cs="Times New Roman"/>
-                <w:sz w:val="18"/>
-                <w:szCs w:val="18"/>
-              </w:rPr>
-              <w:t xml:space="preserve">Context</w:t>
-            </w:r>
-          </w:p>
-        </w:tc>
-        <w:tc>
-          <w:tcPr>
-            <w:tcW w:w="2493" w:type="dxa"/>
-            <w:tcBorders>
-              <w:top w:val="single" w:sz="4" w:color="BFBFBF"/>
-              <w:left w:val="single" w:sz="4" w:color="BFBFBF"/>
-              <w:bottom w:val="single" w:sz="4" w:color="BFBFBF"/>
-              <w:right w:val="single" w:sz="4" w:color="BFBFBF"/>
-            </w:tcBorders>
-          </w:tcPr>
-          <w:p>
-            <w:pPr>
-              <w:spacing w:before="0" w:after="20" w:line="240" w:lineRule="exact"/>
-            </w:pPr>
-            <w:r>
-              <w:rPr>
-                <w:rFonts w:ascii="SamsungOne-400" w:hAnsi="SamsungOne-400" w:cs="Times New Roman"/>
-                <w:sz w:val="18"/>
-                <w:szCs w:val="18"/>
-              </w:rPr>
-              <w:t xml:space="preserve">1,024 tokens</w:t>
-            </w:r>
-          </w:p>
-        </w:tc>
-        <w:tc>
-          <w:tcPr>
-            <w:tcW w:w="2493" w:type="dxa"/>
-            <w:tcBorders>
-              <w:top w:val="single" w:sz="4" w:color="BFBFBF"/>
-              <w:left w:val="single" w:sz="4" w:color="BFBFBF"/>
-              <w:bottom w:val="single" w:sz="4" w:color="BFBFBF"/>
-              <w:right w:val="single" w:sz="4" w:color="BFBFBF"/>
-            </w:tcBorders>
-          </w:tcPr>
-          <w:p>
-            <w:pPr>
-              <w:spacing w:before="0" w:after="20" w:line="240" w:lineRule="exact"/>
-            </w:pPr>
-            <w:r>
-              <w:rPr>
-                <w:rFonts w:ascii="SamsungOne-400" w:hAnsi="SamsungOne-400" w:cs="Times New Roman"/>
-                <w:sz w:val="18"/>
-                <w:szCs w:val="18"/>
-              </w:rPr>
-              <w:t xml:space="preserve">1,024 positions</w:t>
-            </w:r>
-          </w:p>
-        </w:tc>
-        <w:tc>
-          <w:tcPr>
-            <w:tcW w:w="2494" w:type="dxa"/>
-            <w:tcBorders>
-              <w:top w:val="single" w:sz="4" w:color="BFBFBF"/>
-              <w:left w:val="single" w:sz="4" w:color="BFBFBF"/>
-              <w:bottom w:val="single" w:sz="4" w:color="BFBFBF"/>
-              <w:right w:val="single" w:sz="4" w:color="BFBFBF"/>
-            </w:tcBorders>
-          </w:tcPr>
-          <w:p>
-            <w:pPr>
-              <w:spacing w:before="0" w:after="20" w:line="240" w:lineRule="exact"/>
-            </w:pPr>
-            <w:r>
-              <w:rPr>
-                <w:rFonts w:ascii="SamsungOne-400" w:hAnsi="SamsungOne-400" w:cs="Times New Roman"/>
-                <w:sz w:val="18"/>
-                <w:szCs w:val="18"/>
-              </w:rPr>
-              <w:t xml:space="preserve">512 positions</w:t>
-            </w:r>
-          </w:p>
-        </w:tc>
-      </w:tr>
-      <w:tr>
-        <w:tc>
-          <w:tcPr>
-            <w:tcW w:w="1530" w:type="dxa"/>
-            <w:tcBorders>
-              <w:top w:val="single" w:sz="4" w:color="BFBFBF"/>
-              <w:left w:val="single" w:sz="4" w:color="BFBFBF"/>
-              <w:bottom w:val="single" w:sz="4" w:color="BFBFBF"/>
-              <w:right w:val="single" w:sz="4" w:color="BFBFBF"/>
-            </w:tcBorders>
-          </w:tcPr>
-          <w:p>
-            <w:pPr>
-              <w:spacing w:before="0" w:after="20" w:line="240" w:lineRule="exact"/>
-            </w:pPr>
-            <w:r>
-              <w:rPr>
-                <w:rFonts w:ascii="SamsungOne-400" w:hAnsi="SamsungOne-400" w:cs="Times New Roman"/>
-                <w:sz w:val="18"/>
-                <w:szCs w:val="18"/>
-              </w:rPr>
-              <w:t xml:space="preserve">Pretraining</w:t>
-            </w:r>
-          </w:p>
-        </w:tc>
-        <w:tc>
-          <w:tcPr>
-            <w:tcW w:w="2493" w:type="dxa"/>
-            <w:tcBorders>
-              <w:top w:val="single" w:sz="4" w:color="BFBFBF"/>
-              <w:left w:val="single" w:sz="4" w:color="BFBFBF"/>
-              <w:bottom w:val="single" w:sz="4" w:color="BFBFBF"/>
-              <w:right w:val="single" w:sz="4" w:color="BFBFBF"/>
-            </w:tcBorders>
-          </w:tcPr>
-          <w:p>
-            <w:pPr>
-              <w:spacing w:before="0" w:after="20" w:line="240" w:lineRule="exact"/>
-            </w:pPr>
-            <w:r>
-              <w:rPr>
-                <w:rFonts w:ascii="SamsungOne-400" w:hAnsi="SamsungOne-400" w:cs="Times New Roman"/>
-                <w:sz w:val="18"/>
-                <w:szCs w:val="18"/>
-              </w:rPr>
-              <w:t xml:space="preserve">Arabic MSA and dialects </w:t>
-            </w:r>
-            <w:r>
-              <w:rPr>
-                <w:rFonts w:ascii="SamsungOne-400" w:hAnsi="SamsungOne-400" w:cs="Times New Roman"/>
-                <w:sz w:val="18"/>
-                <w:szCs w:val="18"/>
-              </w:rPr>
-              <w:t xml:space="preserve">[32, 33]</w:t>
-            </w:r>
-          </w:p>
-        </w:tc>
-        <w:tc>
-          <w:tcPr>
-            <w:tcW w:w="2493" w:type="dxa"/>
-            <w:tcBorders>
-              <w:top w:val="single" w:sz="4" w:color="BFBFBF"/>
-              <w:left w:val="single" w:sz="4" w:color="BFBFBF"/>
-              <w:bottom w:val="single" w:sz="4" w:color="BFBFBF"/>
-              <w:right w:val="single" w:sz="4" w:color="BFBFBF"/>
-            </w:tcBorders>
-          </w:tcPr>
-          <w:p>
-            <w:pPr>
-              <w:spacing w:before="0" w:after="20" w:line="240" w:lineRule="exact"/>
-            </w:pPr>
-          </w:p>
-        </w:tc>
-        <w:tc>
-          <w:tcPr>
-            <w:tcW w:w="2494" w:type="dxa"/>
-            <w:tcBorders>
-              <w:top w:val="single" w:sz="4" w:color="BFBFBF"/>
-              <w:left w:val="single" w:sz="4" w:color="BFBFBF"/>
-              <w:bottom w:val="single" w:sz="4" w:color="BFBFBF"/>
-              <w:right w:val="single" w:sz="4" w:color="BFBFBF"/>
-            </w:tcBorders>
-          </w:tcPr>
-          <w:p>
-            <w:pPr>
-              <w:spacing w:before="0" w:after="20" w:line="240" w:lineRule="exact"/>
-            </w:pPr>
-            <w:r>
-              <w:rPr>
-                <w:rFonts w:ascii="SamsungOne-400" w:hAnsi="SamsungOne-400" w:cs="Times New Roman"/>
-                <w:sz w:val="18"/>
-                <w:szCs w:val="18"/>
-              </w:rPr>
-              <w:t xml:space="preserve"/>
-            </w:r>
-          </w:p>
-        </w:tc>
-      </w:tr>
-      <w:tr>
-        <w:tc>
-          <w:tcPr>
-            <w:tcW w:w="1530" w:type="dxa"/>
-            <w:tcBorders>
-              <w:top w:val="single" w:sz="4" w:color="BFBFBF"/>
-              <w:left w:val="single" w:sz="4" w:color="BFBFBF"/>
-              <w:bottom w:val="single" w:sz="4" w:color="BFBFBF"/>
-              <w:right w:val="single" w:sz="4" w:color="BFBFBF"/>
-            </w:tcBorders>
-          </w:tcPr>
-          <w:p>
-            <w:pPr>
-              <w:spacing w:before="0" w:after="20" w:line="240" w:lineRule="exact"/>
-            </w:pPr>
-            <w:r>
-              <w:rPr>
-                <w:rFonts w:ascii="SamsungOne-400" w:hAnsi="SamsungOne-400" w:cs="Times New Roman"/>
-                <w:sz w:val="18"/>
-                <w:szCs w:val="18"/>
-              </w:rPr>
-              <w:t xml:space="preserve">large Arabic corpora </w:t>
-            </w:r>
-            <w:r>
-              <w:rPr>
-                <w:rFonts w:ascii="SamsungOne-400" w:hAnsi="SamsungOne-400" w:cs="Times New Roman"/>
-                <w:sz w:val="18"/>
-                <w:szCs w:val="18"/>
-              </w:rPr>
-              <w:t xml:space="preserve">[34]</w:t>
-            </w:r>
-          </w:p>
-        </w:tc>
-        <w:tc>
-          <w:tcPr>
-            <w:tcW w:w="2493" w:type="dxa"/>
-            <w:tcBorders>
-              <w:top w:val="single" w:sz="4" w:color="BFBFBF"/>
-              <w:left w:val="single" w:sz="4" w:color="BFBFBF"/>
-              <w:bottom w:val="single" w:sz="4" w:color="BFBFBF"/>
-              <w:right w:val="single" w:sz="4" w:color="BFBFBF"/>
-            </w:tcBorders>
-          </w:tcPr>
-          <w:p>
-            <w:pPr>
-              <w:spacing w:before="0" w:after="20" w:line="240" w:lineRule="exact"/>
-            </w:pPr>
-            <w:r>
-              <w:rPr>
-                <w:rFonts w:ascii="SamsungOne-400" w:hAnsi="SamsungOne-400" w:cs="Times New Roman"/>
-                <w:sz w:val="18"/>
-                <w:szCs w:val="18"/>
-              </w:rPr>
-              <w:t xml:space="preserve">HPLT v3 web crawl, Arabic subset </w:t>
-            </w:r>
-            <w:r>
-              <w:rPr>
-                <w:rFonts w:ascii="SamsungOne-400" w:hAnsi="SamsungOne-400" w:cs="Times New Roman"/>
-                <w:sz w:val="18"/>
-                <w:szCs w:val="18"/>
-              </w:rPr>
-              <w:t xml:space="preserve">[38]</w:t>
-            </w:r>
-          </w:p>
-        </w:tc>
-        <w:tc>
-          <w:tcPr>
-            <w:tcW w:w="2493" w:type="dxa"/>
-            <w:tcBorders>
-              <w:top w:val="single" w:sz="4" w:color="BFBFBF"/>
-              <w:left w:val="single" w:sz="4" w:color="BFBFBF"/>
-              <w:bottom w:val="single" w:sz="4" w:color="BFBFBF"/>
-              <w:right w:val="single" w:sz="4" w:color="BFBFBF"/>
-            </w:tcBorders>
-          </w:tcPr>
-          <w:p>
-            <w:pPr>
-              <w:spacing w:before="0" w:after="20" w:line="240" w:lineRule="exact"/>
-            </w:pPr>
-            <w:r>
-              <w:rPr>
-                <w:rFonts w:ascii="SamsungOne-400" w:hAnsi="SamsungOne-400" w:cs="Times New Roman"/>
-                <w:sz w:val="18"/>
-                <w:szCs w:val="18"/>
-              </w:rPr>
-              <w:t xml:space="preserve"/>
-            </w:r>
-          </w:p>
-        </w:tc>
-        <w:tc>
-          <w:tcPr>
-            <w:tcW w:w="2494" w:type="dxa"/>
-            <w:tcBorders>
-              <w:top w:val="single" w:sz="4" w:color="BFBFBF"/>
-              <w:left w:val="single" w:sz="4" w:color="BFBFBF"/>
-              <w:bottom w:val="single" w:sz="4" w:color="BFBFBF"/>
-              <w:right w:val="single" w:sz="4" w:color="BFBFBF"/>
-            </w:tcBorders>
-          </w:tcPr>
-          <w:p>
-            <w:pPr>
-              <w:spacing w:before="0" w:after="20" w:line="240" w:lineRule="exact"/>
-            </w:pPr>
-            <w:r>
-              <w:rPr>
-                <w:rFonts w:ascii="SamsungOne-400" w:hAnsi="SamsungOne-400" w:cs="Times New Roman"/>
-                <w:sz w:val="18"/>
-                <w:szCs w:val="18"/>
-              </w:rPr>
-              <w:t xml:space="preserve"/>
-            </w:r>
-          </w:p>
-        </w:tc>
-      </w:tr>
-      <w:tr>
-        <w:tc>
-          <w:tcPr>
-            <w:tcW w:w="1530" w:type="dxa"/>
-            <w:tcBorders>
-              <w:top w:val="single" w:sz="4" w:color="BFBFBF"/>
-              <w:left w:val="single" w:sz="4" w:color="BFBFBF"/>
-              <w:bottom w:val="single" w:sz="4" w:color="BFBFBF"/>
-              <w:right w:val="single" w:sz="4" w:color="BFBFBF"/>
-            </w:tcBorders>
-          </w:tcPr>
-          <w:p>
-            <w:pPr>
-              <w:spacing w:before="0" w:after="20" w:line="240" w:lineRule="exact"/>
-            </w:pPr>
-            <w:r>
-              <w:rPr>
-                <w:rFonts w:ascii="SamsungOne-400" w:hAnsi="SamsungOne-400" w:cs="Times New Roman"/>
-                <w:sz w:val="18"/>
-                <w:szCs w:val="18"/>
-              </w:rPr>
-              <w:t xml:space="preserve">Tashkeel</w:t>
-            </w:r>
-          </w:p>
-        </w:tc>
-        <w:tc>
-          <w:tcPr>
-            <w:tcW w:w="2493" w:type="dxa"/>
-            <w:tcBorders>
-              <w:top w:val="single" w:sz="4" w:color="BFBFBF"/>
-              <w:left w:val="single" w:sz="4" w:color="BFBFBF"/>
-              <w:bottom w:val="single" w:sz="4" w:color="BFBFBF"/>
-              <w:right w:val="single" w:sz="4" w:color="BFBFBF"/>
-            </w:tcBorders>
-          </w:tcPr>
-          <w:p>
-            <w:pPr>
-              <w:spacing w:before="0" w:after="20" w:line="240" w:lineRule="exact"/>
-            </w:pPr>
-            <w:r>
-              <w:rPr>
-                <w:rFonts w:ascii="SamsungOne-400" w:hAnsi="SamsungOne-400" w:cs="Times New Roman"/>
-                <w:sz w:val="18"/>
-                <w:szCs w:val="18"/>
-              </w:rPr>
-              <w:t xml:space="preserve">1.6% of pieces; 2.57</w:t>
-            </w:r>
-            <w:r>
-              <w:rPr>
-                <w:rFonts w:ascii="SamsungOne-400" w:hAnsi="SamsungOne-400" w:cs="Times New Roman"/>
-                <w:i/>
-                <w:iCs/>
-                <w:sz w:val="18"/>
-                <w:szCs w:val="18"/>
-              </w:rPr>
-              <w:t xml:space="preserve">×</w:t>
-            </w:r>
-            <w:r>
-              <w:rPr>
-                <w:rFonts w:ascii="SamsungOne-400" w:hAnsi="SamsungOne-400" w:cs="Times New Roman"/>
-                <w:sz w:val="18"/>
-                <w:szCs w:val="18"/>
-              </w:rPr>
-              <w:t xml:space="preserve"> tokens</w:t>
-            </w:r>
-          </w:p>
-        </w:tc>
-        <w:tc>
-          <w:tcPr>
-            <w:tcW w:w="2493" w:type="dxa"/>
-            <w:tcBorders>
-              <w:top w:val="single" w:sz="4" w:color="BFBFBF"/>
-              <w:left w:val="single" w:sz="4" w:color="BFBFBF"/>
-              <w:bottom w:val="single" w:sz="4" w:color="BFBFBF"/>
-              <w:right w:val="single" w:sz="4" w:color="BFBFBF"/>
-            </w:tcBorders>
-          </w:tcPr>
-          <w:p>
-            <w:pPr>
-              <w:spacing w:before="0" w:after="20" w:line="240" w:lineRule="exact"/>
-            </w:pPr>
-          </w:p>
-        </w:tc>
-        <w:tc>
-          <w:tcPr>
-            <w:tcW w:w="2494" w:type="dxa"/>
-            <w:tcBorders>
-              <w:top w:val="single" w:sz="4" w:color="BFBFBF"/>
-              <w:left w:val="single" w:sz="4" w:color="BFBFBF"/>
-              <w:bottom w:val="single" w:sz="4" w:color="BFBFBF"/>
-              <w:right w:val="single" w:sz="4" w:color="BFBFBF"/>
-            </w:tcBorders>
-          </w:tcPr>
-          <w:p>
-            <w:pPr>
-              <w:spacing w:before="0" w:after="20" w:line="240" w:lineRule="exact"/>
-            </w:pPr>
-            <w:r>
-              <w:rPr>
-                <w:rFonts w:ascii="SamsungOne-400" w:hAnsi="SamsungOne-400" w:cs="Times New Roman"/>
-                <w:sz w:val="18"/>
-                <w:szCs w:val="18"/>
-              </w:rPr>
-              <w:t xml:space="preserve"/>
-            </w:r>
-          </w:p>
-        </w:tc>
-      </w:tr>
-      <w:tr>
-        <w:tc>
-          <w:tcPr>
-            <w:tcW w:w="1530" w:type="dxa"/>
             <w:tcBorders>
               <w:top w:val="single" w:sz="4" w:color="BFBFBF"/>
               <w:left w:val="single" w:sz="4" w:color="BFBFBF"/>
@@ -9009,74 +7420,7 @@
         </w:tc>
         <w:tc>
           <w:tcPr>
-            <w:tcW w:w="2493" w:type="dxa"/>
-            <w:tcBorders>
-              <w:top w:val="single" w:sz="4" w:color="BFBFBF"/>
-              <w:left w:val="single" w:sz="4" w:color="BFBFBF"/>
-              <w:bottom w:val="single" w:sz="4" w:color="BFBFBF"/>
-              <w:right w:val="single" w:sz="4" w:color="BFBFBF"/>
-            </w:tcBorders>
-          </w:tcPr>
-          <w:p>
-            <w:pPr>
-              <w:spacing w:before="0" w:after="20" w:line="240" w:lineRule="exact"/>
-            </w:pPr>
-          </w:p>
-        </w:tc>
-        <w:tc>
-          <w:tcPr>
-            <w:tcW w:w="2493" w:type="dxa"/>
-            <w:tcBorders>
-              <w:top w:val="single" w:sz="4" w:color="BFBFBF"/>
-              <w:left w:val="single" w:sz="4" w:color="BFBFBF"/>
-              <w:bottom w:val="single" w:sz="4" w:color="BFBFBF"/>
-              <w:right w:val="single" w:sz="4" w:color="BFBFBF"/>
-            </w:tcBorders>
-          </w:tcPr>
-          <w:p>
-            <w:pPr>
-              <w:spacing w:before="0" w:after="20" w:line="240" w:lineRule="exact"/>
-            </w:pPr>
-            <w:r>
-              <w:rPr>
-                <w:rFonts w:ascii="SamsungOne-400" w:hAnsi="SamsungOne-400" w:cs="Times New Roman"/>
-                <w:sz w:val="18"/>
-                <w:szCs w:val="18"/>
-              </w:rPr>
-              <w:t xml:space="preserve"/>
-            </w:r>
-          </w:p>
-        </w:tc>
-        <w:tc>
-          <w:tcPr>
             <w:tcW w:w="2494" w:type="dxa"/>
-            <w:tcBorders>
-              <w:top w:val="single" w:sz="4" w:color="BFBFBF"/>
-              <w:left w:val="single" w:sz="4" w:color="BFBFBF"/>
-              <w:bottom w:val="single" w:sz="4" w:color="BFBFBF"/>
-              <w:right w:val="single" w:sz="4" w:color="BFBFBF"/>
-            </w:tcBorders>
-          </w:tcPr>
-          <w:p>
-            <w:pPr>
-              <w:spacing w:before="0" w:after="20" w:line="240" w:lineRule="exact"/>
-            </w:pPr>
-            <w:r>
-              <w:rPr>
-                <w:rFonts w:ascii="SamsungOne-400" w:hAnsi="SamsungOne-400" w:cs="Times New Roman"/>
-                <w:sz w:val="18"/>
-                <w:szCs w:val="18"/>
-              </w:rPr>
-              <w:t xml:space="preserve"/>
-            </w:r>
-          </w:p>
-        </w:tc>
-      </w:tr>
-      <w:tr>
-        <w:tc>
-          <w:tcPr>
-            <w:gridSpan w:val="4"/>
-            <w:shd w:val="clear" w:color="auto" w:fill="DEE5FA"/>
             <w:tcBorders>
               <w:top w:val="single" w:sz="4" w:color="BFBFBF"/>
               <w:left w:val="single" w:sz="4" w:color="BFBFBF"/>
@@ -10419,13 +8763,13 @@
     </w:p>
     <w:p>
       <w:pPr>
-        <w:spacing w:before="0" w:after="40" w:line="240" w:lineRule="exact"/>
+        <w:spacing w:before="0" w:after="80" w:line="0" w:lineRule="auto"/>
         <w:jc w:val="center"/>
       </w:pPr>
       <w:r>
         <w:drawing xmlns:a="http://schemas.openxmlformats.org/drawingml/2006/main" xmlns:pic="http://schemas.openxmlformats.org/drawingml/2006/picture">
           <wp:inline distT="0" distB="0" distL="0" distR="0">
-            <wp:extent cx="5735955" cy="3330761"/>
+            <wp:extent cx="5735955" cy="4261319"/>
             <wp:effectExtent l="0" t="0" r="0" b="0"/>
             <wp:docPr id="1000" name="Figure"/>
             <wp:cNvGraphicFramePr>
@@ -10447,7 +8791,7 @@
                   <pic:spPr>
                     <a:xfrm>
                       <a:off x="0" y="0"/>
-                      <a:ext cx="5735955" cy="3154775"/>
+                      <a:ext cx="5735955" cy="4261319"/>
                     </a:xfrm>
                     <a:prstGeom prst="rect">
                       <a:avLst/>
@@ -12068,13 +10412,13 @@
     </w:p>
     <w:p>
       <w:pPr>
-        <w:spacing w:before="0" w:after="40" w:line="240" w:lineRule="exact"/>
+        <w:spacing w:before="0" w:after="80" w:line="0" w:lineRule="auto"/>
         <w:jc w:val="center"/>
       </w:pPr>
       <w:r>
         <w:drawing xmlns:a="http://schemas.openxmlformats.org/drawingml/2006/main" xmlns:pic="http://schemas.openxmlformats.org/drawingml/2006/picture">
           <wp:inline distT="0" distB="0" distL="0" distR="0">
-            <wp:extent cx="5735955" cy="2482057"/>
+            <wp:extent cx="5735955" cy="3899692"/>
             <wp:effectExtent l="0" t="0" r="0" b="0"/>
             <wp:docPr id="1000" name="Figure"/>
             <wp:cNvGraphicFramePr>
@@ -12096,7 +10440,7 @@
                   <pic:spPr>
                     <a:xfrm>
                       <a:off x="0" y="0"/>
-                      <a:ext cx="5735955" cy="3154775"/>
+                      <a:ext cx="5735955" cy="3899692"/>
                     </a:xfrm>
                     <a:prstGeom prst="rect">
                       <a:avLst/>
@@ -12161,13 +10505,229 @@
     </w:p>
     <w:p>
       <w:pPr>
-        <w:spacing w:before="0" w:after="40" w:line="240" w:lineRule="exact"/>
+        <w:spacing w:before="0" w:after="100" w:line="284" w:lineRule="exact"/>
+      </w:pPr>
+      <w:r>
+        <w:rPr>
+          <w:rFonts w:ascii="SamsungOne-400" w:hAnsi="SamsungOne-400" w:cs="Times New Roman"/>
+          <w:sz w:val="21"/>
+          <w:szCs w:val="21"/>
+        </w:rPr>
+        <w:t xml:space="preserve">Figure 4</w:t>
+      </w:r>
+      <w:r>
+        <w:rPr>
+          <w:rFonts w:ascii="SamsungOne-400" w:hAnsi="SamsungOne-400" w:cs="Times New Roman"/>
+          <w:sz w:val="21"/>
+          <w:szCs w:val="21"/>
+        </w:rPr>
+        <w:t xml:space="preserve"> shows the system. The Android app registers an activity for </w:t>
+      </w:r>
+      <w:r>
+        <w:rPr>
+          <w:rFonts w:ascii="Liberation Mono" w:hAnsi="Liberation Mono" w:cs="Times New Roman"/>
+          <w:sz w:val="20"/>
+          <w:szCs w:val="20"/>
+        </w:rPr>
+        <w:t xml:space="preserve">android. intent. action. PROCESS_TEXT</w:t>
+      </w:r>
+      <w:r>
+        <w:rPr>
+          <w:rFonts w:ascii="SamsungOne-400" w:hAnsi="SamsungOne-400" w:cs="Times New Roman"/>
+          <w:sz w:val="21"/>
+          <w:szCs w:val="21"/>
+        </w:rPr>
+        <w:t xml:space="preserve">, so </w:t>
+      </w:r>
+      <w:r>
+        <w:rPr>
+          <w:rFonts w:ascii="PakType Naskh Basic" w:hAnsi="PakType Naskh Basic" w:cs="PakType Naskh Basic"/>
+          <w:sz w:val="21"/>
+          <w:szCs w:val="21"/>
+          <w:lang w:val="ar-SA" w:bidi="ar-SA"/>
+          <w:rtl/>
+          <w:rtlCs/>
+        </w:rPr>
+        <w:t xml:space="preserve">تبسيط</w:t>
+      </w:r>
+      <w:r>
+        <w:rPr>
+          <w:rFonts w:ascii="SamsungOne-400" w:hAnsi="SamsungOne-400" w:cs="Times New Roman"/>
+          <w:sz w:val="21"/>
+          <w:szCs w:val="21"/>
+        </w:rPr>
+        <w:t xml:space="preserve"> appears in the selection menu of any app, and a translucent activity draws the result over the host app; an optional floating panel keeps reading while the reader returns to the page. </w:t>
+      </w:r>
+      <w:r>
+        <w:rPr>
+          <w:rFonts w:ascii="SamsungOne-400" w:hAnsi="SamsungOne-400" w:cs="Times New Roman"/>
+          <w:b/>
+          <w:bCs/>
+          <w:sz w:val="21"/>
+          <w:szCs w:val="21"/>
+        </w:rPr>
+        <w:t xml:space="preserve">Inference. </w:t>
+      </w:r>
+      <w:r>
+        <w:rPr>
+          <w:rFonts w:ascii="SamsungOne-400" w:hAnsi="SamsungOne-400" w:cs="Times New Roman"/>
+          <w:sz w:val="21"/>
+          <w:szCs w:val="21"/>
+        </w:rPr>
+        <w:t xml:space="preserve"> Each simplifier ships as an int8 ONNX bundle (encoder, decoder with a key–value cache, and tokenizer), downloaded once, verified by SHA-256 and run by ONNX Runtime with a decoding loop written in Kotlin. The fast model and BayanSimplify-v0.2 decode greedily and stream each token as it is produced. BayanSimplify-v0.3, the large model, decodes with four beams (the setting </w:t>
+      </w:r>
+      <w:r>
+        <w:rPr>
+          <w:rFonts w:ascii="SamsungOne-400" w:hAnsi="SamsungOne-400" w:cs="Times New Roman"/>
+          <w:i/>
+          <w:iCs/>
+          <w:sz w:val="21"/>
+          <w:szCs w:val="21"/>
+        </w:rPr>
+        <w:t xml:space="preserve">More faithful, slower</w:t>
+      </w:r>
+      <w:r>
+        <w:rPr>
+          <w:rFonts w:ascii="SamsungOne-400" w:hAnsi="SamsungOne-400" w:cs="Times New Roman"/>
+          <w:sz w:val="21"/>
+          <w:szCs w:val="21"/>
+        </w:rPr>
+        <w:t xml:space="preserve">, on by default; #61, #62, #66) and shows each sentence when it is final: a port of transformers' beam search that gives transformers' exact tokens on 120 of 120 BayanBench sentences. The app strips tashkeel, splits the selection into sentences and decodes them one by one; sentences under six words (headings, labels) pass through unchanged. </w:t>
+      </w:r>
+      <w:r>
+        <w:rPr>
+          <w:rFonts w:ascii="SamsungOne-400" w:hAnsi="SamsungOne-400" w:cs="Times New Roman"/>
+          <w:b/>
+          <w:bCs/>
+          <w:sz w:val="21"/>
+          <w:szCs w:val="21"/>
+        </w:rPr>
+        <w:t xml:space="preserve">The app's text step. </w:t>
+      </w:r>
+      <w:r>
+        <w:rPr>
+          <w:rFonts w:ascii="SamsungOne-400" w:hAnsi="SamsungOne-400" w:cs="Times New Roman"/>
+          <w:sz w:val="21"/>
+          <w:szCs w:val="21"/>
+        </w:rPr>
+        <w:t xml:space="preserve"> Before the model, the selection is cleaned (PDF line breaks, presentation forms, list bullets), digits are mapped to Western digits, and scripture and set poetry are detected and </w:t>
+      </w:r>
+      <w:r>
+        <w:rPr>
+          <w:rFonts w:ascii="SamsungOne-400" w:hAnsi="SamsungOne-400" w:cs="Times New Roman"/>
+          <w:i/>
+          <w:iCs/>
+          <w:sz w:val="21"/>
+          <w:szCs w:val="21"/>
+        </w:rPr>
+        <w:t xml:space="preserve">never sent to the model</w:t>
+      </w:r>
+      <w:r>
+        <w:rPr>
+          <w:rFonts w:ascii="SamsungOne-400" w:hAnsi="SamsungOne-400" w:cs="Times New Roman"/>
+          <w:sz w:val="21"/>
+          <w:szCs w:val="21"/>
+        </w:rPr>
+        <w:t xml:space="preserve">. After it, a sentence keeps its source wording when the rewrite keeps less than 35% of its content words, drops or changes a number or a Latin-script word, or changes the count of negations, limits (</w:t>
+      </w:r>
+      <w:r>
+        <w:rPr>
+          <w:rFonts w:ascii="SamsungOne-400" w:hAnsi="SamsungOne-400" w:cs="Times New Roman"/>
+          <w:i/>
+          <w:iCs/>
+          <w:sz w:val="21"/>
+          <w:szCs w:val="21"/>
+        </w:rPr>
+        <w:t xml:space="preserve">at least</w:t>
+      </w:r>
+      <w:r>
+        <w:rPr>
+          <w:rFonts w:ascii="SamsungOne-400" w:hAnsi="SamsungOne-400" w:cs="Times New Roman"/>
+          <w:sz w:val="21"/>
+          <w:szCs w:val="21"/>
+        </w:rPr>
+        <w:t xml:space="preserve">, </w:t>
+      </w:r>
+      <w:r>
+        <w:rPr>
+          <w:rFonts w:ascii="SamsungOne-400" w:hAnsi="SamsungOne-400" w:cs="Times New Roman"/>
+          <w:i/>
+          <w:iCs/>
+          <w:sz w:val="21"/>
+          <w:szCs w:val="21"/>
+        </w:rPr>
+        <w:t xml:space="preserve">only</w:t>
+      </w:r>
+      <w:r>
+        <w:rPr>
+          <w:rFonts w:ascii="SamsungOne-400" w:hAnsi="SamsungOne-400" w:cs="Times New Roman"/>
+          <w:sz w:val="21"/>
+          <w:szCs w:val="21"/>
+        </w:rPr>
+        <w:t xml:space="preserve">) or condition words. On the BayanBench dev core items these guards raise numbers kept from 72% to 100% and protected text and cut-off endings to 100%, remove every flagged negation and limit change, and raise meaning kept by about 3.5 points; they fall back on 3–7% of sentences. The original is always one tap away. </w:t>
+      </w:r>
+      <w:r>
+        <w:rPr>
+          <w:rFonts w:ascii="SamsungOne-400" w:hAnsi="SamsungOne-400" w:cs="Times New Roman"/>
+          <w:b/>
+          <w:bCs/>
+          <w:sz w:val="21"/>
+          <w:szCs w:val="21"/>
+        </w:rPr>
+        <w:t xml:space="preserve">Read-aloud and diacritization. </w:t>
+      </w:r>
+      <w:r>
+        <w:rPr>
+          <w:rFonts w:ascii="SamsungOne-400" w:hAnsi="SamsungOne-400" w:cs="Times New Roman"/>
+          <w:sz w:val="21"/>
+          <w:szCs w:val="21"/>
+        </w:rPr>
+        <w:t xml:space="preserve"> Voices run on the device through sherpa-onnx; the default, Nabra-7M-Distill, is an 8.7 MB int8 Arabic voice, and the spoken word is highlighted. The diacritizer, Libtashkeel (</w:t>
+      </w:r>
+      <w:r>
+        <w:rPr>
+          <w:rFonts w:ascii="SamsungOne-400" w:hAnsi="SamsungOne-400" w:cs="Times New Roman"/>
+          <w:sz w:val="21"/>
+          <w:szCs w:val="21"/>
+        </w:rPr>
+        <w:t xml:space="preserve">Table 18</w:t>
+      </w:r>
+      <w:r>
+        <w:rPr>
+          <w:rFonts w:ascii="SamsungOne-400" w:hAnsi="SamsungOne-400" w:cs="Times New Roman"/>
+          <w:sz w:val="21"/>
+          <w:szCs w:val="21"/>
+        </w:rPr>
+        <w:t xml:space="preserve">), is a 4.8 MB character model bundled with the app. With </w:t>
+      </w:r>
+      <w:r>
+        <w:rPr>
+          <w:rFonts w:ascii="SamsungOne-400" w:hAnsi="SamsungOne-400" w:cs="Times New Roman"/>
+          <w:i/>
+          <w:iCs/>
+          <w:sz w:val="21"/>
+          <w:szCs w:val="21"/>
+        </w:rPr>
+        <w:t xml:space="preserve">Show tashkeel</w:t>
+      </w:r>
+      <w:r>
+        <w:rPr>
+          <w:rFonts w:ascii="SamsungOne-400" w:hAnsi="SamsungOne-400" w:cs="Times New Roman"/>
+          <w:sz w:val="21"/>
+          <w:szCs w:val="21"/>
+        </w:rPr>
+        <w:t xml:space="preserve"> on (off by default, since full vowels can crowd a line), each finished sentence gets its short vowels after the guards; the Kotlin port gives the Python package's exact output on 305 BayanBench texts and never changes a letter.</w:t>
+      </w:r>
+    </w:p>
+    <w:p>
+      <w:pPr>
+        <w:spacing w:before="0" w:after="80" w:line="0" w:lineRule="auto"/>
         <w:jc w:val="center"/>
       </w:pPr>
       <w:r>
         <w:drawing xmlns:a="http://schemas.openxmlformats.org/drawingml/2006/main" xmlns:pic="http://schemas.openxmlformats.org/drawingml/2006/picture">
           <wp:inline distT="0" distB="0" distL="0" distR="0">
-            <wp:extent cx="5735955" cy="2296303"/>
+            <wp:extent cx="5735955" cy="3548130"/>
             <wp:effectExtent l="0" t="0" r="0" b="0"/>
             <wp:docPr id="1000" name="Figure"/>
             <wp:cNvGraphicFramePr>
@@ -12189,7 +10749,7 @@
                   <pic:spPr>
                     <a:xfrm>
                       <a:off x="0" y="0"/>
-                      <a:ext cx="5735955" cy="3154775"/>
+                      <a:ext cx="5735955" cy="3548130"/>
                     </a:xfrm>
                     <a:prstGeom prst="rect">
                       <a:avLst/>
@@ -12458,13 +11018,13 @@
     </w:p>
     <w:p>
       <w:pPr>
-        <w:spacing w:before="0" w:after="40" w:line="240" w:lineRule="exact"/>
+        <w:spacing w:before="0" w:after="80" w:line="0" w:lineRule="auto"/>
         <w:jc w:val="center"/>
       </w:pPr>
       <w:r>
         <w:drawing xmlns:a="http://schemas.openxmlformats.org/drawingml/2006/main" xmlns:pic="http://schemas.openxmlformats.org/drawingml/2006/picture">
           <wp:inline distT="0" distB="0" distL="0" distR="0">
-            <wp:extent cx="5735955" cy="5924911"/>
+            <wp:extent cx="5735955" cy="6612031"/>
             <wp:effectExtent l="0" t="0" r="0" b="0"/>
             <wp:docPr id="1000" name="Figure"/>
             <wp:cNvGraphicFramePr>
@@ -12486,7 +11046,7 @@
                   <pic:spPr>
                     <a:xfrm>
                       <a:off x="0" y="0"/>
-                      <a:ext cx="5735955" cy="3154775"/>
+                      <a:ext cx="5735955" cy="6612031"/>
                     </a:xfrm>
                     <a:prstGeom prst="rect">
                       <a:avLst/>
@@ -13556,13 +12116,13 @@
     </w:tbl>
     <w:p>
       <w:pPr>
-        <w:spacing w:before="0" w:after="40" w:line="240" w:lineRule="exact"/>
+        <w:spacing w:before="0" w:after="80" w:line="0" w:lineRule="auto"/>
         <w:jc w:val="center"/>
       </w:pPr>
       <w:r>
         <w:drawing xmlns:a="http://schemas.openxmlformats.org/drawingml/2006/main" xmlns:pic="http://schemas.openxmlformats.org/drawingml/2006/picture">
           <wp:inline distT="0" distB="0" distL="0" distR="0">
-            <wp:extent cx="5735955" cy="3058535"/>
+            <wp:extent cx="5735955" cy="5577148"/>
             <wp:effectExtent l="0" t="0" r="0" b="0"/>
             <wp:docPr id="1000" name="Figure"/>
             <wp:cNvGraphicFramePr>
@@ -13584,7 +12144,7 @@
                   <pic:spPr>
                     <a:xfrm>
                       <a:off x="0" y="0"/>
-                      <a:ext cx="5735955" cy="3154775"/>
+                      <a:ext cx="5735955" cy="5577148"/>
                     </a:xfrm>
                     <a:prstGeom prst="rect">
                       <a:avLst/>
@@ -15245,13 +13805,13 @@
     </w:tbl>
     <w:p>
       <w:pPr>
-        <w:spacing w:before="0" w:after="40" w:line="240" w:lineRule="exact"/>
+        <w:spacing w:before="0" w:after="80" w:line="0" w:lineRule="auto"/>
         <w:jc w:val="center"/>
       </w:pPr>
       <w:r>
         <w:drawing xmlns:a="http://schemas.openxmlformats.org/drawingml/2006/main" xmlns:pic="http://schemas.openxmlformats.org/drawingml/2006/picture">
           <wp:inline distT="0" distB="0" distL="0" distR="0">
-            <wp:extent cx="5735955" cy="3522920"/>
+            <wp:extent cx="5735955" cy="5584710"/>
             <wp:effectExtent l="0" t="0" r="0" b="0"/>
             <wp:docPr id="1000" name="Figure"/>
             <wp:cNvGraphicFramePr>
@@ -15273,7 +13833,7 @@
                   <pic:spPr>
                     <a:xfrm>
                       <a:off x="0" y="0"/>
-                      <a:ext cx="5735955" cy="3154775"/>
+                      <a:ext cx="5735955" cy="5584710"/>
                     </a:xfrm>
                     <a:prstGeom prst="rect">
                       <a:avLst/>
@@ -15486,13 +14046,13 @@
     </w:p>
     <w:p>
       <w:pPr>
-        <w:spacing w:before="0" w:after="40" w:line="240" w:lineRule="exact"/>
+        <w:spacing w:before="0" w:after="80" w:line="0" w:lineRule="auto"/>
         <w:jc w:val="center"/>
       </w:pPr>
       <w:r>
         <w:drawing xmlns:a="http://schemas.openxmlformats.org/drawingml/2006/main" xmlns:pic="http://schemas.openxmlformats.org/drawingml/2006/picture">
           <wp:inline distT="0" distB="0" distL="0" distR="0">
-            <wp:extent cx="5735955" cy="2293100"/>
+            <wp:extent cx="5735955" cy="2394240"/>
             <wp:effectExtent l="0" t="0" r="0" b="0"/>
             <wp:docPr id="1000" name="Figure"/>
             <wp:cNvGraphicFramePr>
@@ -15514,7 +14074,7 @@
                   <pic:spPr>
                     <a:xfrm>
                       <a:off x="0" y="0"/>
-                      <a:ext cx="5735955" cy="3154775"/>
+                      <a:ext cx="5735955" cy="2394240"/>
                     </a:xfrm>
                     <a:prstGeom prst="rect">
                       <a:avLst/>
@@ -16300,13 +14860,13 @@
     </w:tbl>
     <w:p>
       <w:pPr>
-        <w:spacing w:before="0" w:after="40" w:line="240" w:lineRule="exact"/>
+        <w:spacing w:before="0" w:after="80" w:line="0" w:lineRule="auto"/>
         <w:jc w:val="center"/>
       </w:pPr>
       <w:r>
         <w:drawing xmlns:a="http://schemas.openxmlformats.org/drawingml/2006/main" xmlns:pic="http://schemas.openxmlformats.org/drawingml/2006/picture">
           <wp:inline distT="0" distB="0" distL="0" distR="0">
-            <wp:extent cx="5735955" cy="2277087"/>
+            <wp:extent cx="5735955" cy="1986863"/>
             <wp:effectExtent l="0" t="0" r="0" b="0"/>
             <wp:docPr id="1000" name="Figure"/>
             <wp:cNvGraphicFramePr>
@@ -16328,7 +14888,7 @@
                   <pic:spPr>
                     <a:xfrm>
                       <a:off x="0" y="0"/>
-                      <a:ext cx="5735955" cy="3154775"/>
+                      <a:ext cx="5735955" cy="1986863"/>
                     </a:xfrm>
                     <a:prstGeom prst="rect">
                       <a:avLst/>
@@ -16494,13 +15054,13 @@
     </w:p>
     <w:p>
       <w:pPr>
-        <w:spacing w:before="0" w:after="40" w:line="240" w:lineRule="exact"/>
+        <w:spacing w:before="0" w:after="80" w:line="0" w:lineRule="auto"/>
         <w:jc w:val="center"/>
       </w:pPr>
       <w:r>
         <w:drawing xmlns:a="http://schemas.openxmlformats.org/drawingml/2006/main" xmlns:pic="http://schemas.openxmlformats.org/drawingml/2006/picture">
           <wp:inline distT="0" distB="0" distL="0" distR="0">
-            <wp:extent cx="5735955" cy="3814362"/>
+            <wp:extent cx="5735955" cy="4670760"/>
             <wp:effectExtent l="0" t="0" r="0" b="0"/>
             <wp:docPr id="1000" name="Figure"/>
             <wp:cNvGraphicFramePr>
@@ -16522,7 +15082,7 @@
                   <pic:spPr>
                     <a:xfrm>
                       <a:off x="0" y="0"/>
-                      <a:ext cx="5735955" cy="3154775"/>
+                      <a:ext cx="5735955" cy="4670760"/>
                     </a:xfrm>
                     <a:prstGeom prst="rect">
                       <a:avLst/>
@@ -16825,7 +15385,7 @@
                 <w:sz w:val="18"/>
                 <w:szCs w:val="18"/>
               </w:rPr>
-              <w:t xml:space="preserve">94 [85–100]</w:t>
+              <w:t xml:space="preserve">94 / [85–100]</w:t>
             </w:r>
           </w:p>
         </w:tc>
@@ -16849,7 +15409,7 @@
                 <w:sz w:val="18"/>
                 <w:szCs w:val="18"/>
               </w:rPr>
-              <w:t xml:space="preserve">80 [67–92]</w:t>
+              <w:t xml:space="preserve">80 / [67–92]</w:t>
             </w:r>
           </w:p>
         </w:tc>
@@ -16873,7 +15433,7 @@
                 <w:sz w:val="18"/>
                 <w:szCs w:val="18"/>
               </w:rPr>
-              <w:t xml:space="preserve">49 [30–67]</w:t>
+              <w:t xml:space="preserve">49 / [30–67]</w:t>
             </w:r>
           </w:p>
         </w:tc>
@@ -16897,7 +15457,7 @@
                 <w:sz w:val="18"/>
                 <w:szCs w:val="18"/>
               </w:rPr>
-              <w:t xml:space="preserve">91 [82–100]</w:t>
+              <w:t xml:space="preserve">91 / [82–100]</w:t>
             </w:r>
           </w:p>
         </w:tc>
@@ -16947,7 +15507,7 @@
                 <w:sz w:val="18"/>
                 <w:szCs w:val="18"/>
               </w:rPr>
-              <w:t xml:space="preserve">89 [78–97]</w:t>
+              <w:t xml:space="preserve">89 / [78–97]</w:t>
             </w:r>
           </w:p>
         </w:tc>
@@ -16971,7 +15531,7 @@
                 <w:sz w:val="18"/>
                 <w:szCs w:val="18"/>
               </w:rPr>
-              <w:t xml:space="preserve">83 [71–94]</w:t>
+              <w:t xml:space="preserve">83 / [71–94]</w:t>
             </w:r>
           </w:p>
         </w:tc>
@@ -16995,7 +15555,7 @@
                 <w:sz w:val="18"/>
                 <w:szCs w:val="18"/>
               </w:rPr>
-              <w:t xml:space="preserve">54 [36–72]</w:t>
+              <w:t xml:space="preserve">54 / [36–72]</w:t>
             </w:r>
           </w:p>
         </w:tc>
@@ -17019,7 +15579,7 @@
                 <w:sz w:val="18"/>
                 <w:szCs w:val="18"/>
               </w:rPr>
-              <w:t xml:space="preserve">89 [77–97]</w:t>
+              <w:t xml:space="preserve">89 / [77–97]</w:t>
             </w:r>
           </w:p>
         </w:tc>
@@ -17077,7 +15637,7 @@
                 <w:sz w:val="18"/>
                 <w:szCs w:val="18"/>
               </w:rPr>
-              <w:t xml:space="preserve">77 [62–91]</w:t>
+              <w:t xml:space="preserve">77 / [62–91]</w:t>
             </w:r>
           </w:p>
         </w:tc>
@@ -17101,7 +15661,7 @@
                 <w:sz w:val="18"/>
                 <w:szCs w:val="18"/>
               </w:rPr>
-              <w:t xml:space="preserve">63 [46–78]</w:t>
+              <w:t xml:space="preserve">63 / [46–78]</w:t>
             </w:r>
           </w:p>
         </w:tc>
@@ -17125,7 +15685,7 @@
                 <w:sz w:val="18"/>
                 <w:szCs w:val="18"/>
               </w:rPr>
-              <w:t xml:space="preserve">49 [34–65]</w:t>
+              <w:t xml:space="preserve">49 / [34–65]</w:t>
             </w:r>
           </w:p>
         </w:tc>
@@ -17149,7 +15709,7 @@
                 <w:sz w:val="18"/>
                 <w:szCs w:val="18"/>
               </w:rPr>
-              <w:t xml:space="preserve">97 [90–100]</w:t>
+              <w:t xml:space="preserve">97 / [90–100]</w:t>
             </w:r>
           </w:p>
         </w:tc>
@@ -17199,7 +15759,7 @@
                 <w:sz w:val="18"/>
                 <w:szCs w:val="18"/>
               </w:rPr>
-              <w:t xml:space="preserve">71 [56–86]</w:t>
+              <w:t xml:space="preserve">71 / [56–86]</w:t>
             </w:r>
           </w:p>
         </w:tc>
@@ -17223,7 +15783,7 @@
                 <w:sz w:val="18"/>
                 <w:szCs w:val="18"/>
               </w:rPr>
-              <w:t xml:space="preserve">51 [31–72]</w:t>
+              <w:t xml:space="preserve">51 / [31–72]</w:t>
             </w:r>
           </w:p>
         </w:tc>
@@ -17247,7 +15807,7 @@
                 <w:sz w:val="18"/>
                 <w:szCs w:val="18"/>
               </w:rPr>
-              <w:t xml:space="preserve">54 [38–70]</w:t>
+              <w:t xml:space="preserve">54 / [38–70]</w:t>
             </w:r>
           </w:p>
         </w:tc>
@@ -17271,7 +15831,7 @@
                 <w:sz w:val="18"/>
                 <w:szCs w:val="18"/>
               </w:rPr>
-              <w:t xml:space="preserve">94 [86–100]</w:t>
+              <w:t xml:space="preserve">94 / [86–100]</w:t>
             </w:r>
           </w:p>
         </w:tc>
@@ -17321,7 +15881,7 @@
                 <w:sz w:val="18"/>
                 <w:szCs w:val="18"/>
               </w:rPr>
-              <w:t xml:space="preserve">71 [52–88]</w:t>
+              <w:t xml:space="preserve">71 / [52–88]</w:t>
             </w:r>
           </w:p>
         </w:tc>
@@ -17345,7 +15905,7 @@
                 <w:sz w:val="18"/>
                 <w:szCs w:val="18"/>
               </w:rPr>
-              <w:t xml:space="preserve">54 [38–71]</w:t>
+              <w:t xml:space="preserve">54 / [38–71]</w:t>
             </w:r>
           </w:p>
         </w:tc>
@@ -17369,7 +15929,7 @@
                 <w:sz w:val="18"/>
                 <w:szCs w:val="18"/>
               </w:rPr>
-              <w:t xml:space="preserve">51 [33–68]</w:t>
+              <w:t xml:space="preserve">51 / [33–68]</w:t>
             </w:r>
           </w:p>
         </w:tc>
@@ -17393,7 +15953,7 @@
                 <w:sz w:val="18"/>
                 <w:szCs w:val="18"/>
               </w:rPr>
-              <w:t xml:space="preserve">91 [82–100]</w:t>
+              <w:t xml:space="preserve">91 / [82–100]</w:t>
             </w:r>
           </w:p>
         </w:tc>
@@ -17451,7 +16011,7 @@
                 <w:sz w:val="18"/>
                 <w:szCs w:val="18"/>
               </w:rPr>
-              <w:t xml:space="preserve">71 [57–86]</w:t>
+              <w:t xml:space="preserve">71 / [57–86]</w:t>
             </w:r>
           </w:p>
         </w:tc>
@@ -17475,7 +16035,7 @@
                 <w:sz w:val="18"/>
                 <w:szCs w:val="18"/>
               </w:rPr>
-              <w:t xml:space="preserve">49 [34–63]</w:t>
+              <w:t xml:space="preserve">49 / [34–63]</w:t>
             </w:r>
           </w:p>
         </w:tc>
@@ -17499,7 +16059,7 @@
                 <w:sz w:val="18"/>
                 <w:szCs w:val="18"/>
               </w:rPr>
-              <w:t xml:space="preserve">57 [43–72]</w:t>
+              <w:t xml:space="preserve">57 / [43–72]</w:t>
             </w:r>
           </w:p>
         </w:tc>
@@ -17523,7 +16083,7 @@
                 <w:sz w:val="18"/>
                 <w:szCs w:val="18"/>
               </w:rPr>
-              <w:t xml:space="preserve">97 [92–100]</w:t>
+              <w:t xml:space="preserve">97 / [92–100]</w:t>
             </w:r>
           </w:p>
         </w:tc>
@@ -18922,7 +17482,7 @@
                 <w:sz w:val="18"/>
                 <w:szCs w:val="18"/>
               </w:rPr>
-              <w:t xml:space="preserve">59.5 [55–64]</w:t>
+              <w:t xml:space="preserve">59.5 / [55–64]</w:t>
             </w:r>
           </w:p>
         </w:tc>
@@ -18946,7 +17506,7 @@
                 <w:sz w:val="18"/>
                 <w:szCs w:val="18"/>
               </w:rPr>
-              <w:t xml:space="preserve">40.1 [36–44]</w:t>
+              <w:t xml:space="preserve">40.1 / [36–44]</w:t>
             </w:r>
           </w:p>
         </w:tc>
@@ -18970,7 +17530,7 @@
                 <w:sz w:val="18"/>
                 <w:szCs w:val="18"/>
               </w:rPr>
-              <w:t xml:space="preserve">78.6 [75–82]</w:t>
+              <w:t xml:space="preserve">78.6 / [75–82]</w:t>
             </w:r>
           </w:p>
         </w:tc>
@@ -18994,7 +17554,7 @@
                 <w:sz w:val="18"/>
                 <w:szCs w:val="18"/>
               </w:rPr>
-              <w:t xml:space="preserve">50.5 [46–55]</w:t>
+              <w:t xml:space="preserve">50.5 / [46–55]</w:t>
             </w:r>
           </w:p>
         </w:tc>
@@ -19092,7 +17652,7 @@
                 <w:sz w:val="18"/>
                 <w:szCs w:val="18"/>
               </w:rPr>
-              <w:t xml:space="preserve">0.59 [0.55, 0.64]</w:t>
+              <w:t xml:space="preserve">0.59 / [0.55, 0.64]</w:t>
             </w:r>
           </w:p>
         </w:tc>
@@ -19116,7 +17676,7 @@
                 <w:sz w:val="18"/>
                 <w:szCs w:val="18"/>
               </w:rPr>
-              <w:t xml:space="preserve">0.40 [0.37, 0.45]</w:t>
+              <w:t xml:space="preserve">0.40 / [0.37, 0.45]</w:t>
             </w:r>
           </w:p>
         </w:tc>
@@ -19140,7 +17700,7 @@
                 <w:sz w:val="18"/>
                 <w:szCs w:val="18"/>
               </w:rPr>
-              <w:t xml:space="preserve">0.79 [0.75, 0.82]</w:t>
+              <w:t xml:space="preserve">0.79 / [0.75, 0.82]</w:t>
             </w:r>
           </w:p>
         </w:tc>
@@ -19164,7 +17724,7 @@
                 <w:sz w:val="18"/>
                 <w:szCs w:val="18"/>
               </w:rPr>
-              <w:t xml:space="preserve">0.51 [0.47, 0.56]</w:t>
+              <w:t xml:space="preserve">0.51 / [0.47, 0.56]</w:t>
             </w:r>
           </w:p>
         </w:tc>
@@ -19286,7 +17846,7 @@
                 <w:sz w:val="18"/>
                 <w:szCs w:val="18"/>
               </w:rPr>
-              <w:t xml:space="preserve">+6.3 [+5.0, +7.9]</w:t>
+              <w:t xml:space="preserve">+6.3 / [+5.0, +7.9]</w:t>
             </w:r>
           </w:p>
         </w:tc>
@@ -19310,7 +17870,7 @@
                 <w:sz w:val="18"/>
                 <w:szCs w:val="18"/>
               </w:rPr>
-              <w:t xml:space="preserve">+6.7 [+5.4, +8.3]</w:t>
+              <w:t xml:space="preserve">+6.7 / [+5.4, +8.3]</w:t>
             </w:r>
           </w:p>
         </w:tc>
@@ -19334,7 +17894,7 @@
                 <w:sz w:val="18"/>
                 <w:szCs w:val="18"/>
               </w:rPr>
-              <w:t xml:space="preserve">+1.9 [+1.0, +2.9]</w:t>
+              <w:t xml:space="preserve">+1.9 / [+1.0, +2.9]</w:t>
             </w:r>
           </w:p>
         </w:tc>
@@ -19358,7 +17918,7 @@
                 <w:sz w:val="18"/>
                 <w:szCs w:val="18"/>
               </w:rPr>
-              <w:t xml:space="preserve">+4.8 [+3.5, +6.1]</w:t>
+              <w:t xml:space="preserve">+4.8 / [+3.5, +6.1]</w:t>
             </w:r>
           </w:p>
         </w:tc>
@@ -19456,7 +18016,7 @@
                 <w:sz w:val="18"/>
                 <w:szCs w:val="18"/>
               </w:rPr>
-              <w:t xml:space="preserve">+0.40 [+0.31, +0.49]</w:t>
+              <w:t xml:space="preserve">+0.40 / [+0.31, +0.49]</w:t>
             </w:r>
           </w:p>
         </w:tc>
@@ -19480,7 +18040,7 @@
                 <w:sz w:val="18"/>
                 <w:szCs w:val="18"/>
               </w:rPr>
-              <w:t xml:space="preserve">+0.38 [+0.30, +0.47]</w:t>
+              <w:t xml:space="preserve">+0.38 / [+0.30, +0.47]</w:t>
             </w:r>
           </w:p>
         </w:tc>
@@ -19504,7 +18064,7 @@
                 <w:sz w:val="18"/>
                 <w:szCs w:val="18"/>
               </w:rPr>
-              <w:t xml:space="preserve">+0.14 [+0.08, +0.20]</w:t>
+              <w:t xml:space="preserve">+0.14 / [+0.08, +0.20]</w:t>
             </w:r>
           </w:p>
         </w:tc>
@@ -19528,7 +18088,7 @@
                 <w:sz w:val="18"/>
                 <w:szCs w:val="18"/>
               </w:rPr>
-              <w:t xml:space="preserve">+0.28 [+0.19, +0.38]</w:t>
+              <w:t xml:space="preserve">+0.28 / [+0.19, +0.38]</w:t>
             </w:r>
           </w:p>
         </w:tc>
@@ -19626,7 +18186,7 @@
                 <w:sz w:val="18"/>
                 <w:szCs w:val="18"/>
               </w:rPr>
-              <w:t xml:space="preserve">+0.61 [+0.46, +0.81]</w:t>
+              <w:t xml:space="preserve">+0.61 / [+0.46, +0.81]</w:t>
             </w:r>
           </w:p>
         </w:tc>
@@ -19650,7 +18210,7 @@
                 <w:sz w:val="18"/>
                 <w:szCs w:val="18"/>
               </w:rPr>
-              <w:t xml:space="preserve">+0.68 [+0.54, +0.85]</w:t>
+              <w:t xml:space="preserve">+0.68 / [+0.54, +0.85]</w:t>
             </w:r>
           </w:p>
         </w:tc>
@@ -19674,7 +18234,7 @@
                 <w:sz w:val="18"/>
                 <w:szCs w:val="18"/>
               </w:rPr>
-              <w:t xml:space="preserve">+0.31 [+0.22, +0.44]</w:t>
+              <w:t xml:space="preserve">+0.31 / [+0.22, +0.44]</w:t>
             </w:r>
           </w:p>
         </w:tc>
@@ -19698,7 +18258,7 @@
                 <w:sz w:val="18"/>
                 <w:szCs w:val="18"/>
               </w:rPr>
-              <w:t xml:space="preserve">+0.59 [+0.46, +0.75]</w:t>
+              <w:t xml:space="preserve">+0.59 / [+0.46, +0.75]</w:t>
             </w:r>
           </w:p>
         </w:tc>
@@ -19820,7 +18380,7 @@
                 <w:sz w:val="18"/>
                 <w:szCs w:val="18"/>
               </w:rPr>
-              <w:t xml:space="preserve">82.7 [65–95]</w:t>
+              <w:t xml:space="preserve">82.7 / [65–95]</w:t>
             </w:r>
           </w:p>
         </w:tc>
@@ -19844,7 +18404,7 @@
                 <w:sz w:val="18"/>
                 <w:szCs w:val="18"/>
               </w:rPr>
-              <w:t xml:space="preserve">78.7 [63–90]</w:t>
+              <w:t xml:space="preserve">78.7 / [63–90]</w:t>
             </w:r>
           </w:p>
         </w:tc>
@@ -19868,7 +18428,7 @@
                 <w:sz w:val="18"/>
                 <w:szCs w:val="18"/>
               </w:rPr>
-              <w:t xml:space="preserve">84.0 [70–94]</w:t>
+              <w:t xml:space="preserve">84.0 / [70–94]</w:t>
             </w:r>
           </w:p>
         </w:tc>
@@ -19892,7 +18452,7 @@
                 <w:sz w:val="18"/>
                 <w:szCs w:val="18"/>
               </w:rPr>
-              <w:t xml:space="preserve">76.0 [59–88]</w:t>
+              <w:t xml:space="preserve">76.0 / [59–88]</w:t>
             </w:r>
           </w:p>
         </w:tc>
@@ -19990,7 +18550,7 @@
                 <w:sz w:val="18"/>
                 <w:szCs w:val="18"/>
               </w:rPr>
-              <w:t xml:space="preserve">99.8 [99–100]</w:t>
+              <w:t xml:space="preserve">99.8 / [99–100]</w:t>
             </w:r>
           </w:p>
         </w:tc>
@@ -20014,7 +18574,7 @@
                 <w:sz w:val="18"/>
                 <w:szCs w:val="18"/>
               </w:rPr>
-              <w:t xml:space="preserve">99.7 [99–100]</w:t>
+              <w:t xml:space="preserve">99.7 / [99–100]</w:t>
             </w:r>
           </w:p>
         </w:tc>
@@ -20188,7 +18748,7 @@
                 <w:sz w:val="18"/>
                 <w:szCs w:val="18"/>
               </w:rPr>
-              <w:t xml:space="preserve">14.3 [7–22]</w:t>
+              <w:t xml:space="preserve">14.3 / [7–22]</w:t>
             </w:r>
           </w:p>
         </w:tc>
@@ -20212,7 +18772,7 @@
                 <w:sz w:val="18"/>
                 <w:szCs w:val="18"/>
               </w:rPr>
-              <w:t xml:space="preserve">11.7 [5–19]</w:t>
+              <w:t xml:space="preserve">11.7 / [5–19]</w:t>
             </w:r>
           </w:p>
         </w:tc>
@@ -20236,7 +18796,7 @@
                 <w:sz w:val="18"/>
                 <w:szCs w:val="18"/>
               </w:rPr>
-              <w:t xml:space="preserve">48.1 [36–61]</w:t>
+              <w:t xml:space="preserve">48.1 / [36–61]</w:t>
             </w:r>
           </w:p>
         </w:tc>
@@ -20260,7 +18820,7 @@
                 <w:sz w:val="18"/>
                 <w:szCs w:val="18"/>
               </w:rPr>
-              <w:t xml:space="preserve">24.7 [15–35]</w:t>
+              <w:t xml:space="preserve">24.7 / [15–35]</w:t>
             </w:r>
           </w:p>
         </w:tc>
@@ -20358,7 +18918,7 @@
                 <w:sz w:val="18"/>
                 <w:szCs w:val="18"/>
               </w:rPr>
-              <w:t xml:space="preserve">36.5 [25–47]</w:t>
+              <w:t xml:space="preserve">36.5 / [25–47]</w:t>
             </w:r>
           </w:p>
         </w:tc>
@@ -20382,7 +18942,7 @@
                 <w:sz w:val="18"/>
                 <w:szCs w:val="18"/>
               </w:rPr>
-              <w:t xml:space="preserve">38.8 [27–50]</w:t>
+              <w:t xml:space="preserve">38.8 / [27–50]</w:t>
             </w:r>
           </w:p>
         </w:tc>
@@ -20406,7 +18966,7 @@
                 <w:sz w:val="18"/>
                 <w:szCs w:val="18"/>
               </w:rPr>
-              <w:t xml:space="preserve">38.8 [28–49]</w:t>
+              <w:t xml:space="preserve">38.8 / [28–49]</w:t>
             </w:r>
           </w:p>
         </w:tc>
@@ -20430,7 +18990,7 @@
                 <w:sz w:val="18"/>
                 <w:szCs w:val="18"/>
               </w:rPr>
-              <w:t xml:space="preserve">45.9 [34–58]</w:t>
+              <w:t xml:space="preserve">45.9 / [34–58]</w:t>
             </w:r>
           </w:p>
         </w:tc>
@@ -20528,7 +19088,7 @@
                 <w:sz w:val="18"/>
                 <w:szCs w:val="18"/>
               </w:rPr>
-              <w:t xml:space="preserve">4.4 [0–10]</w:t>
+              <w:t xml:space="preserve">4.4 / [0–10]</w:t>
             </w:r>
           </w:p>
         </w:tc>
@@ -20552,7 +19112,7 @@
                 <w:sz w:val="18"/>
                 <w:szCs w:val="18"/>
               </w:rPr>
-              <w:t xml:space="preserve">4.4 [0–11]</w:t>
+              <w:t xml:space="preserve">4.4 / [0–11]</w:t>
             </w:r>
           </w:p>
         </w:tc>
@@ -20576,7 +19136,7 @@
                 <w:sz w:val="18"/>
                 <w:szCs w:val="18"/>
               </w:rPr>
-              <w:t xml:space="preserve">47.8 [30–70]</w:t>
+              <w:t xml:space="preserve">47.8 / [30–70]</w:t>
             </w:r>
           </w:p>
         </w:tc>
@@ -20600,7 +19160,7 @@
                 <w:sz w:val="18"/>
                 <w:szCs w:val="18"/>
               </w:rPr>
-              <w:t xml:space="preserve">24.4 [16–36]</w:t>
+              <w:t xml:space="preserve">24.4 / [16–36]</w:t>
             </w:r>
           </w:p>
         </w:tc>
@@ -20722,7 +19282,7 @@
                 <w:sz w:val="18"/>
                 <w:szCs w:val="18"/>
               </w:rPr>
-              <w:t xml:space="preserve">23.1 [17–30]</w:t>
+              <w:t xml:space="preserve">23.1 / [17–30]</w:t>
             </w:r>
           </w:p>
         </w:tc>
@@ -20746,7 +19306,7 @@
                 <w:sz w:val="18"/>
                 <w:szCs w:val="18"/>
               </w:rPr>
-              <w:t xml:space="preserve">24.1 [17–32]</w:t>
+              <w:t xml:space="preserve">24.1 / [17–32]</w:t>
             </w:r>
           </w:p>
         </w:tc>
@@ -20770,7 +19330,7 @@
                 <w:sz w:val="18"/>
                 <w:szCs w:val="18"/>
               </w:rPr>
-              <w:t xml:space="preserve">7.1 [4–11]</w:t>
+              <w:t xml:space="preserve">7.1 / [4–11]</w:t>
             </w:r>
           </w:p>
         </w:tc>
@@ -20794,7 +19354,7 @@
                 <w:sz w:val="18"/>
                 <w:szCs w:val="18"/>
               </w:rPr>
-              <w:t xml:space="preserve">18.4 [13–25]</w:t>
+              <w:t xml:space="preserve">18.4 / [13–25]</w:t>
             </w:r>
           </w:p>
         </w:tc>
@@ -21061,13 +19621,13 @@
     </w:p>
     <w:p>
       <w:pPr>
-        <w:spacing w:before="0" w:after="40" w:line="240" w:lineRule="exact"/>
+        <w:spacing w:before="0" w:after="80" w:line="0" w:lineRule="auto"/>
         <w:jc w:val="center"/>
       </w:pPr>
       <w:r>
         <w:drawing xmlns:a="http://schemas.openxmlformats.org/drawingml/2006/main" xmlns:pic="http://schemas.openxmlformats.org/drawingml/2006/picture">
           <wp:inline distT="0" distB="0" distL="0" distR="0">
-            <wp:extent cx="5735955" cy="2379572"/>
+            <wp:extent cx="5735955" cy="2832859"/>
             <wp:effectExtent l="0" t="0" r="0" b="0"/>
             <wp:docPr id="1000" name="Figure"/>
             <wp:cNvGraphicFramePr>
@@ -21089,7 +19649,7 @@
                   <pic:spPr>
                     <a:xfrm>
                       <a:off x="0" y="0"/>
-                      <a:ext cx="5735955" cy="3154775"/>
+                      <a:ext cx="5735955" cy="2832859"/>
                     </a:xfrm>
                     <a:prstGeom prst="rect">
                       <a:avLst/>
@@ -24515,48 +23075,6 @@
             <w:pPr>
               <w:spacing w:before="0" w:after="20" w:line="240" w:lineRule="exact"/>
             </w:pPr>
-          </w:p>
-        </w:tc>
-        <w:tc>
-          <w:tcPr>
-            <w:tcW w:w="1700" w:type="dxa"/>
-            <w:tcBorders>
-              <w:top w:val="single" w:sz="4" w:color="BFBFBF"/>
-              <w:left w:val="single" w:sz="4" w:color="BFBFBF"/>
-              <w:bottom w:val="single" w:sz="4" w:color="BFBFBF"/>
-              <w:right w:val="single" w:sz="4" w:color="BFBFBF"/>
-            </w:tcBorders>
-          </w:tcPr>
-          <w:p>
-            <w:pPr>
-              <w:spacing w:before="0" w:after="20" w:line="240" w:lineRule="exact"/>
-            </w:pPr>
-            <w:r>
-              <w:rPr>
-                <w:rFonts w:ascii="SamsungOne-400" w:hAnsi="SamsungOne-400" w:cs="Times New Roman"/>
-                <w:sz w:val="18"/>
-                <w:szCs w:val="18"/>
-              </w:rPr>
-              <w:t xml:space="preserve"/>
-            </w:r>
-          </w:p>
-        </w:tc>
-      </w:tr>
-      <w:tr>
-        <w:tc>
-          <w:tcPr>
-            <w:tcW w:w="510" w:type="dxa"/>
-            <w:tcBorders>
-              <w:top w:val="single" w:sz="4" w:color="BFBFBF"/>
-              <w:left w:val="single" w:sz="4" w:color="BFBFBF"/>
-              <w:bottom w:val="single" w:sz="4" w:color="BFBFBF"/>
-              <w:right w:val="single" w:sz="4" w:color="BFBFBF"/>
-            </w:tcBorders>
-          </w:tcPr>
-          <w:p>
-            <w:pPr>
-              <w:spacing w:before="0" w:after="20" w:line="240" w:lineRule="exact"/>
-            </w:pPr>
             <w:r>
               <w:rPr>
                 <w:rFonts w:ascii="PakType Naskh Basic" w:hAnsi="PakType Naskh Basic" w:cs="PakType Naskh Basic"/>
@@ -24572,74 +23090,7 @@
         </w:tc>
         <w:tc>
           <w:tcPr>
-            <w:tcW w:w="3400" w:type="dxa"/>
-            <w:tcBorders>
-              <w:top w:val="single" w:sz="4" w:color="BFBFBF"/>
-              <w:left w:val="single" w:sz="4" w:color="BFBFBF"/>
-              <w:bottom w:val="single" w:sz="4" w:color="BFBFBF"/>
-              <w:right w:val="single" w:sz="4" w:color="BFBFBF"/>
-            </w:tcBorders>
-          </w:tcPr>
-          <w:p>
-            <w:pPr>
-              <w:spacing w:before="0" w:after="20" w:line="240" w:lineRule="exact"/>
-            </w:pPr>
-          </w:p>
-        </w:tc>
-        <w:tc>
-          <w:tcPr>
-            <w:tcW w:w="3400" w:type="dxa"/>
-            <w:tcBorders>
-              <w:top w:val="single" w:sz="4" w:color="BFBFBF"/>
-              <w:left w:val="single" w:sz="4" w:color="BFBFBF"/>
-              <w:bottom w:val="single" w:sz="4" w:color="BFBFBF"/>
-              <w:right w:val="single" w:sz="4" w:color="BFBFBF"/>
-            </w:tcBorders>
-          </w:tcPr>
-          <w:p>
-            <w:pPr>
-              <w:spacing w:before="0" w:after="20" w:line="240" w:lineRule="exact"/>
-            </w:pPr>
-            <w:r>
-              <w:rPr>
-                <w:rFonts w:ascii="SamsungOne-400" w:hAnsi="SamsungOne-400" w:cs="Times New Roman"/>
-                <w:sz w:val="18"/>
-                <w:szCs w:val="18"/>
-              </w:rPr>
-              <w:t xml:space="preserve"/>
-            </w:r>
-          </w:p>
-        </w:tc>
-        <w:tc>
-          <w:tcPr>
             <w:tcW w:w="1700" w:type="dxa"/>
-            <w:tcBorders>
-              <w:top w:val="single" w:sz="4" w:color="BFBFBF"/>
-              <w:left w:val="single" w:sz="4" w:color="BFBFBF"/>
-              <w:bottom w:val="single" w:sz="4" w:color="BFBFBF"/>
-              <w:right w:val="single" w:sz="4" w:color="BFBFBF"/>
-            </w:tcBorders>
-          </w:tcPr>
-          <w:p>
-            <w:pPr>
-              <w:spacing w:before="0" w:after="20" w:line="240" w:lineRule="exact"/>
-            </w:pPr>
-            <w:r>
-              <w:rPr>
-                <w:rFonts w:ascii="SamsungOne-400" w:hAnsi="SamsungOne-400" w:cs="Times New Roman"/>
-                <w:sz w:val="18"/>
-                <w:szCs w:val="18"/>
-              </w:rPr>
-              <w:t xml:space="preserve"/>
-            </w:r>
-          </w:p>
-        </w:tc>
-      </w:tr>
-      <w:tr>
-        <w:tc>
-          <w:tcPr>
-            <w:gridSpan w:val="4"/>
-            <w:shd w:val="clear" w:color="auto" w:fill="DEE5FA"/>
             <w:tcBorders>
               <w:top w:val="single" w:sz="4" w:color="BFBFBF"/>
               <w:left w:val="single" w:sz="4" w:color="BFBFBF"/>
@@ -24728,48 +23179,6 @@
             <w:pPr>
               <w:spacing w:before="0" w:after="20" w:line="240" w:lineRule="exact"/>
             </w:pPr>
-          </w:p>
-        </w:tc>
-        <w:tc>
-          <w:tcPr>
-            <w:tcW w:w="1700" w:type="dxa"/>
-            <w:tcBorders>
-              <w:top w:val="single" w:sz="4" w:color="BFBFBF"/>
-              <w:left w:val="single" w:sz="4" w:color="BFBFBF"/>
-              <w:bottom w:val="single" w:sz="4" w:color="BFBFBF"/>
-              <w:right w:val="single" w:sz="4" w:color="BFBFBF"/>
-            </w:tcBorders>
-          </w:tcPr>
-          <w:p>
-            <w:pPr>
-              <w:spacing w:before="0" w:after="20" w:line="240" w:lineRule="exact"/>
-            </w:pPr>
-            <w:r>
-              <w:rPr>
-                <w:rFonts w:ascii="SamsungOne-400" w:hAnsi="SamsungOne-400" w:cs="Times New Roman"/>
-                <w:sz w:val="18"/>
-                <w:szCs w:val="18"/>
-              </w:rPr>
-              <w:t xml:space="preserve"/>
-            </w:r>
-          </w:p>
-        </w:tc>
-      </w:tr>
-      <w:tr>
-        <w:tc>
-          <w:tcPr>
-            <w:tcW w:w="510" w:type="dxa"/>
-            <w:tcBorders>
-              <w:top w:val="single" w:sz="4" w:color="BFBFBF"/>
-              <w:left w:val="single" w:sz="4" w:color="BFBFBF"/>
-              <w:bottom w:val="single" w:sz="4" w:color="BFBFBF"/>
-              <w:right w:val="single" w:sz="4" w:color="BFBFBF"/>
-            </w:tcBorders>
-          </w:tcPr>
-          <w:p>
-            <w:pPr>
-              <w:spacing w:before="0" w:after="20" w:line="240" w:lineRule="exact"/>
-            </w:pPr>
             <w:r>
               <w:rPr>
                 <w:rFonts w:ascii="PakType Naskh Basic" w:hAnsi="PakType Naskh Basic" w:cs="PakType Naskh Basic"/>
@@ -24785,74 +23194,7 @@
         </w:tc>
         <w:tc>
           <w:tcPr>
-            <w:tcW w:w="3400" w:type="dxa"/>
-            <w:tcBorders>
-              <w:top w:val="single" w:sz="4" w:color="BFBFBF"/>
-              <w:left w:val="single" w:sz="4" w:color="BFBFBF"/>
-              <w:bottom w:val="single" w:sz="4" w:color="BFBFBF"/>
-              <w:right w:val="single" w:sz="4" w:color="BFBFBF"/>
-            </w:tcBorders>
-          </w:tcPr>
-          <w:p>
-            <w:pPr>
-              <w:spacing w:before="0" w:after="20" w:line="240" w:lineRule="exact"/>
-            </w:pPr>
-          </w:p>
-        </w:tc>
-        <w:tc>
-          <w:tcPr>
-            <w:tcW w:w="3400" w:type="dxa"/>
-            <w:tcBorders>
-              <w:top w:val="single" w:sz="4" w:color="BFBFBF"/>
-              <w:left w:val="single" w:sz="4" w:color="BFBFBF"/>
-              <w:bottom w:val="single" w:sz="4" w:color="BFBFBF"/>
-              <w:right w:val="single" w:sz="4" w:color="BFBFBF"/>
-            </w:tcBorders>
-          </w:tcPr>
-          <w:p>
-            <w:pPr>
-              <w:spacing w:before="0" w:after="20" w:line="240" w:lineRule="exact"/>
-            </w:pPr>
-            <w:r>
-              <w:rPr>
-                <w:rFonts w:ascii="SamsungOne-400" w:hAnsi="SamsungOne-400" w:cs="Times New Roman"/>
-                <w:sz w:val="18"/>
-                <w:szCs w:val="18"/>
-              </w:rPr>
-              <w:t xml:space="preserve"/>
-            </w:r>
-          </w:p>
-        </w:tc>
-        <w:tc>
-          <w:tcPr>
             <w:tcW w:w="1700" w:type="dxa"/>
-            <w:tcBorders>
-              <w:top w:val="single" w:sz="4" w:color="BFBFBF"/>
-              <w:left w:val="single" w:sz="4" w:color="BFBFBF"/>
-              <w:bottom w:val="single" w:sz="4" w:color="BFBFBF"/>
-              <w:right w:val="single" w:sz="4" w:color="BFBFBF"/>
-            </w:tcBorders>
-          </w:tcPr>
-          <w:p>
-            <w:pPr>
-              <w:spacing w:before="0" w:after="20" w:line="240" w:lineRule="exact"/>
-            </w:pPr>
-            <w:r>
-              <w:rPr>
-                <w:rFonts w:ascii="SamsungOne-400" w:hAnsi="SamsungOne-400" w:cs="Times New Roman"/>
-                <w:sz w:val="18"/>
-                <w:szCs w:val="18"/>
-              </w:rPr>
-              <w:t xml:space="preserve"/>
-            </w:r>
-          </w:p>
-        </w:tc>
-      </w:tr>
-      <w:tr>
-        <w:tc>
-          <w:tcPr>
-            <w:gridSpan w:val="4"/>
-            <w:shd w:val="clear" w:color="auto" w:fill="DEE5FA"/>
             <w:tcBorders>
               <w:top w:val="single" w:sz="4" w:color="BFBFBF"/>
               <w:left w:val="single" w:sz="4" w:color="BFBFBF"/>
@@ -24941,48 +23283,6 @@
             <w:pPr>
               <w:spacing w:before="0" w:after="20" w:line="240" w:lineRule="exact"/>
             </w:pPr>
-          </w:p>
-        </w:tc>
-        <w:tc>
-          <w:tcPr>
-            <w:tcW w:w="1700" w:type="dxa"/>
-            <w:tcBorders>
-              <w:top w:val="single" w:sz="4" w:color="BFBFBF"/>
-              <w:left w:val="single" w:sz="4" w:color="BFBFBF"/>
-              <w:bottom w:val="single" w:sz="4" w:color="BFBFBF"/>
-              <w:right w:val="single" w:sz="4" w:color="BFBFBF"/>
-            </w:tcBorders>
-          </w:tcPr>
-          <w:p>
-            <w:pPr>
-              <w:spacing w:before="0" w:after="20" w:line="240" w:lineRule="exact"/>
-            </w:pPr>
-            <w:r>
-              <w:rPr>
-                <w:rFonts w:ascii="SamsungOne-400" w:hAnsi="SamsungOne-400" w:cs="Times New Roman"/>
-                <w:sz w:val="18"/>
-                <w:szCs w:val="18"/>
-              </w:rPr>
-              <w:t xml:space="preserve"/>
-            </w:r>
-          </w:p>
-        </w:tc>
-      </w:tr>
-      <w:tr>
-        <w:tc>
-          <w:tcPr>
-            <w:tcW w:w="510" w:type="dxa"/>
-            <w:tcBorders>
-              <w:top w:val="single" w:sz="4" w:color="BFBFBF"/>
-              <w:left w:val="single" w:sz="4" w:color="BFBFBF"/>
-              <w:bottom w:val="single" w:sz="4" w:color="BFBFBF"/>
-              <w:right w:val="single" w:sz="4" w:color="BFBFBF"/>
-            </w:tcBorders>
-          </w:tcPr>
-          <w:p>
-            <w:pPr>
-              <w:spacing w:before="0" w:after="20" w:line="240" w:lineRule="exact"/>
-            </w:pPr>
             <w:r>
               <w:rPr>
                 <w:rFonts w:ascii="PakType Naskh Basic" w:hAnsi="PakType Naskh Basic" w:cs="PakType Naskh Basic"/>
@@ -24998,74 +23298,7 @@
         </w:tc>
         <w:tc>
           <w:tcPr>
-            <w:tcW w:w="3400" w:type="dxa"/>
-            <w:tcBorders>
-              <w:top w:val="single" w:sz="4" w:color="BFBFBF"/>
-              <w:left w:val="single" w:sz="4" w:color="BFBFBF"/>
-              <w:bottom w:val="single" w:sz="4" w:color="BFBFBF"/>
-              <w:right w:val="single" w:sz="4" w:color="BFBFBF"/>
-            </w:tcBorders>
-          </w:tcPr>
-          <w:p>
-            <w:pPr>
-              <w:spacing w:before="0" w:after="20" w:line="240" w:lineRule="exact"/>
-            </w:pPr>
-          </w:p>
-        </w:tc>
-        <w:tc>
-          <w:tcPr>
-            <w:tcW w:w="3400" w:type="dxa"/>
-            <w:tcBorders>
-              <w:top w:val="single" w:sz="4" w:color="BFBFBF"/>
-              <w:left w:val="single" w:sz="4" w:color="BFBFBF"/>
-              <w:bottom w:val="single" w:sz="4" w:color="BFBFBF"/>
-              <w:right w:val="single" w:sz="4" w:color="BFBFBF"/>
-            </w:tcBorders>
-          </w:tcPr>
-          <w:p>
-            <w:pPr>
-              <w:spacing w:before="0" w:after="20" w:line="240" w:lineRule="exact"/>
-            </w:pPr>
-            <w:r>
-              <w:rPr>
-                <w:rFonts w:ascii="SamsungOne-400" w:hAnsi="SamsungOne-400" w:cs="Times New Roman"/>
-                <w:sz w:val="18"/>
-                <w:szCs w:val="18"/>
-              </w:rPr>
-              <w:t xml:space="preserve"/>
-            </w:r>
-          </w:p>
-        </w:tc>
-        <w:tc>
-          <w:tcPr>
             <w:tcW w:w="1700" w:type="dxa"/>
-            <w:tcBorders>
-              <w:top w:val="single" w:sz="4" w:color="BFBFBF"/>
-              <w:left w:val="single" w:sz="4" w:color="BFBFBF"/>
-              <w:bottom w:val="single" w:sz="4" w:color="BFBFBF"/>
-              <w:right w:val="single" w:sz="4" w:color="BFBFBF"/>
-            </w:tcBorders>
-          </w:tcPr>
-          <w:p>
-            <w:pPr>
-              <w:spacing w:before="0" w:after="20" w:line="240" w:lineRule="exact"/>
-            </w:pPr>
-            <w:r>
-              <w:rPr>
-                <w:rFonts w:ascii="SamsungOne-400" w:hAnsi="SamsungOne-400" w:cs="Times New Roman"/>
-                <w:sz w:val="18"/>
-                <w:szCs w:val="18"/>
-              </w:rPr>
-              <w:t xml:space="preserve"/>
-            </w:r>
-          </w:p>
-        </w:tc>
-      </w:tr>
-      <w:tr>
-        <w:tc>
-          <w:tcPr>
-            <w:gridSpan w:val="4"/>
-            <w:shd w:val="clear" w:color="auto" w:fill="DEE5FA"/>
             <w:tcBorders>
               <w:top w:val="single" w:sz="4" w:color="BFBFBF"/>
               <w:left w:val="single" w:sz="4" w:color="BFBFBF"/>
@@ -25154,48 +23387,6 @@
             <w:pPr>
               <w:spacing w:before="0" w:after="20" w:line="240" w:lineRule="exact"/>
             </w:pPr>
-          </w:p>
-        </w:tc>
-        <w:tc>
-          <w:tcPr>
-            <w:tcW w:w="1700" w:type="dxa"/>
-            <w:tcBorders>
-              <w:top w:val="single" w:sz="4" w:color="BFBFBF"/>
-              <w:left w:val="single" w:sz="4" w:color="BFBFBF"/>
-              <w:bottom w:val="single" w:sz="4" w:color="BFBFBF"/>
-              <w:right w:val="single" w:sz="4" w:color="BFBFBF"/>
-            </w:tcBorders>
-          </w:tcPr>
-          <w:p>
-            <w:pPr>
-              <w:spacing w:before="0" w:after="20" w:line="240" w:lineRule="exact"/>
-            </w:pPr>
-            <w:r>
-              <w:rPr>
-                <w:rFonts w:ascii="SamsungOne-400" w:hAnsi="SamsungOne-400" w:cs="Times New Roman"/>
-                <w:sz w:val="18"/>
-                <w:szCs w:val="18"/>
-              </w:rPr>
-              <w:t xml:space="preserve"/>
-            </w:r>
-          </w:p>
-        </w:tc>
-      </w:tr>
-      <w:tr>
-        <w:tc>
-          <w:tcPr>
-            <w:tcW w:w="510" w:type="dxa"/>
-            <w:tcBorders>
-              <w:top w:val="single" w:sz="4" w:color="BFBFBF"/>
-              <w:left w:val="single" w:sz="4" w:color="BFBFBF"/>
-              <w:bottom w:val="single" w:sz="4" w:color="BFBFBF"/>
-              <w:right w:val="single" w:sz="4" w:color="BFBFBF"/>
-            </w:tcBorders>
-          </w:tcPr>
-          <w:p>
-            <w:pPr>
-              <w:spacing w:before="0" w:after="20" w:line="240" w:lineRule="exact"/>
-            </w:pPr>
             <w:r>
               <w:rPr>
                 <w:rFonts w:ascii="PakType Naskh Basic" w:hAnsi="PakType Naskh Basic" w:cs="PakType Naskh Basic"/>
@@ -25211,74 +23402,7 @@
         </w:tc>
         <w:tc>
           <w:tcPr>
-            <w:tcW w:w="3400" w:type="dxa"/>
-            <w:tcBorders>
-              <w:top w:val="single" w:sz="4" w:color="BFBFBF"/>
-              <w:left w:val="single" w:sz="4" w:color="BFBFBF"/>
-              <w:bottom w:val="single" w:sz="4" w:color="BFBFBF"/>
-              <w:right w:val="single" w:sz="4" w:color="BFBFBF"/>
-            </w:tcBorders>
-          </w:tcPr>
-          <w:p>
-            <w:pPr>
-              <w:spacing w:before="0" w:after="20" w:line="240" w:lineRule="exact"/>
-            </w:pPr>
-          </w:p>
-        </w:tc>
-        <w:tc>
-          <w:tcPr>
-            <w:tcW w:w="3400" w:type="dxa"/>
-            <w:tcBorders>
-              <w:top w:val="single" w:sz="4" w:color="BFBFBF"/>
-              <w:left w:val="single" w:sz="4" w:color="BFBFBF"/>
-              <w:bottom w:val="single" w:sz="4" w:color="BFBFBF"/>
-              <w:right w:val="single" w:sz="4" w:color="BFBFBF"/>
-            </w:tcBorders>
-          </w:tcPr>
-          <w:p>
-            <w:pPr>
-              <w:spacing w:before="0" w:after="20" w:line="240" w:lineRule="exact"/>
-            </w:pPr>
-            <w:r>
-              <w:rPr>
-                <w:rFonts w:ascii="SamsungOne-400" w:hAnsi="SamsungOne-400" w:cs="Times New Roman"/>
-                <w:sz w:val="18"/>
-                <w:szCs w:val="18"/>
-              </w:rPr>
-              <w:t xml:space="preserve"/>
-            </w:r>
-          </w:p>
-        </w:tc>
-        <w:tc>
-          <w:tcPr>
             <w:tcW w:w="1700" w:type="dxa"/>
-            <w:tcBorders>
-              <w:top w:val="single" w:sz="4" w:color="BFBFBF"/>
-              <w:left w:val="single" w:sz="4" w:color="BFBFBF"/>
-              <w:bottom w:val="single" w:sz="4" w:color="BFBFBF"/>
-              <w:right w:val="single" w:sz="4" w:color="BFBFBF"/>
-            </w:tcBorders>
-          </w:tcPr>
-          <w:p>
-            <w:pPr>
-              <w:spacing w:before="0" w:after="20" w:line="240" w:lineRule="exact"/>
-            </w:pPr>
-            <w:r>
-              <w:rPr>
-                <w:rFonts w:ascii="SamsungOne-400" w:hAnsi="SamsungOne-400" w:cs="Times New Roman"/>
-                <w:sz w:val="18"/>
-                <w:szCs w:val="18"/>
-              </w:rPr>
-              <w:t xml:space="preserve"/>
-            </w:r>
-          </w:p>
-        </w:tc>
-      </w:tr>
-      <w:tr>
-        <w:tc>
-          <w:tcPr>
-            <w:gridSpan w:val="4"/>
-            <w:shd w:val="clear" w:color="auto" w:fill="DEE5FA"/>
             <w:tcBorders>
               <w:top w:val="single" w:sz="4" w:color="BFBFBF"/>
               <w:left w:val="single" w:sz="4" w:color="BFBFBF"/>
@@ -25383,25 +23507,6 @@
         <w:tc>
           <w:tcPr>
             <w:tcW w:w="1700" w:type="dxa"/>
-            <w:tcBorders>
-              <w:top w:val="single" w:sz="4" w:color="BFBFBF"/>
-              <w:left w:val="single" w:sz="4" w:color="BFBFBF"/>
-              <w:bottom w:val="single" w:sz="4" w:color="BFBFBF"/>
-              <w:right w:val="single" w:sz="4" w:color="BFBFBF"/>
-            </w:tcBorders>
-          </w:tcPr>
-          <w:p>
-            <w:pPr>
-              <w:spacing w:before="0" w:after="20" w:line="240" w:lineRule="exact"/>
-            </w:pPr>
-          </w:p>
-        </w:tc>
-      </w:tr>
-      <w:tr>
-        <w:tc>
-          <w:tcPr>
-            <w:gridSpan w:val="4"/>
-            <w:shd w:val="clear" w:color="auto" w:fill="DEE5FA"/>
             <w:tcBorders>
               <w:top w:val="single" w:sz="4" w:color="BFBFBF"/>
               <w:left w:val="single" w:sz="4" w:color="BFBFBF"/>
@@ -25525,13 +23630,107 @@
     </w:p>
     <w:p>
       <w:pPr>
-        <w:spacing w:before="0" w:after="40" w:line="240" w:lineRule="exact"/>
+        <w:spacing w:before="0" w:after="100" w:line="284" w:lineRule="exact"/>
+      </w:pPr>
+      <w:r>
+        <w:rPr>
+          <w:rFonts w:ascii="SamsungOne-400" w:hAnsi="SamsungOne-400" w:cs="Times New Roman"/>
+          <w:sz w:val="21"/>
+          <w:szCs w:val="21"/>
+        </w:rPr>
+        <w:t xml:space="preserve">Figure 12</w:t>
+      </w:r>
+      <w:r>
+        <w:rPr>
+          <w:rFonts w:ascii="SamsungOne-400" w:hAnsi="SamsungOne-400" w:cs="Times New Roman"/>
+          <w:sz w:val="21"/>
+          <w:szCs w:val="21"/>
+        </w:rPr>
+        <w:t xml:space="preserve"> shows the interface on the phone. Selecting Arabic text in any app offers </w:t>
+      </w:r>
+      <w:r>
+        <w:rPr>
+          <w:rFonts w:ascii="PakType Naskh Basic" w:hAnsi="PakType Naskh Basic" w:cs="PakType Naskh Basic"/>
+          <w:sz w:val="21"/>
+          <w:szCs w:val="21"/>
+          <w:lang w:val="ar-SA" w:bidi="ar-SA"/>
+          <w:rtl/>
+          <w:rtlCs/>
+        </w:rPr>
+        <w:t xml:space="preserve">تبسيط</w:t>
+      </w:r>
+      <w:r>
+        <w:rPr>
+          <w:rFonts w:ascii="SamsungOne-400" w:hAnsi="SamsungOne-400" w:cs="Times New Roman"/>
+          <w:sz w:val="21"/>
+          <w:szCs w:val="21"/>
+        </w:rPr>
+        <w:t xml:space="preserve"> (</w:t>
+      </w:r>
+      <w:r>
+        <w:rPr>
+          <w:rFonts w:ascii="SamsungOne-400" w:hAnsi="SamsungOne-400" w:cs="Times New Roman"/>
+          <w:i/>
+          <w:iCs/>
+          <w:sz w:val="21"/>
+          <w:szCs w:val="21"/>
+        </w:rPr>
+        <w:t xml:space="preserve">Simplify</w:t>
+      </w:r>
+      <w:r>
+        <w:rPr>
+          <w:rFonts w:ascii="SamsungOne-400" w:hAnsi="SamsungOne-400" w:cs="Times New Roman"/>
+          <w:sz w:val="21"/>
+          <w:szCs w:val="21"/>
+        </w:rPr>
+        <w:t xml:space="preserve">) among the selection actions; choosing it opens the result over the app. One toggle switches between </w:t>
+      </w:r>
+      <w:r>
+        <w:rPr>
+          <w:rFonts w:ascii="SamsungOne-400" w:hAnsi="SamsungOne-400" w:cs="Times New Roman"/>
+          <w:i/>
+          <w:iCs/>
+          <w:sz w:val="21"/>
+          <w:szCs w:val="21"/>
+        </w:rPr>
+        <w:t xml:space="preserve">Simplified</w:t>
+      </w:r>
+      <w:r>
+        <w:rPr>
+          <w:rFonts w:ascii="SamsungOne-400" w:hAnsi="SamsungOne-400" w:cs="Times New Roman"/>
+          <w:sz w:val="21"/>
+          <w:szCs w:val="21"/>
+        </w:rPr>
+        <w:t xml:space="preserve"> and </w:t>
+      </w:r>
+      <w:r>
+        <w:rPr>
+          <w:rFonts w:ascii="SamsungOne-400" w:hAnsi="SamsungOne-400" w:cs="Times New Roman"/>
+          <w:i/>
+          <w:iCs/>
+          <w:sz w:val="21"/>
+          <w:szCs w:val="21"/>
+        </w:rPr>
+        <w:t xml:space="preserve">Original</w:t>
+      </w:r>
+      <w:r>
+        <w:rPr>
+          <w:rFonts w:ascii="SamsungOne-400" w:hAnsi="SamsungOne-400" w:cs="Times New Roman"/>
+          <w:sz w:val="21"/>
+          <w:szCs w:val="21"/>
+        </w:rPr>
+        <w:t xml:space="preserve">; below it are read-aloud, copy and share, and the current word is highlighted while Bayan reads. The panel can be minimised to a bar over the page that keeps reading, with play and stop also in the phone's media controls. The app follows Android's Material 3 design, takes its colours from the phone's Material You palette, and sets Arabic right to left without justification, which in Arabic stretches words. Settings hold the reader's typeface, size, line height and word spacing, the background, tashkeel, the voice and its speed, and the model, with a sample sentence that shows each change as it is made.</w:t>
+      </w:r>
+    </w:p>
+    <w:p>
+      <w:pPr>
+        <w:spacing w:before="0" w:after="80" w:line="0" w:lineRule="auto"/>
         <w:jc w:val="center"/>
       </w:pPr>
       <w:r>
         <w:drawing xmlns:a="http://schemas.openxmlformats.org/drawingml/2006/main" xmlns:pic="http://schemas.openxmlformats.org/drawingml/2006/picture">
           <wp:inline distT="0" distB="0" distL="0" distR="0">
-            <wp:extent cx="5735955" cy="2629379"/>
+            <wp:extent cx="5735955" cy="5076736"/>
             <wp:effectExtent l="0" t="0" r="0" b="0"/>
             <wp:docPr id="1000" name="Figure"/>
             <wp:cNvGraphicFramePr>
@@ -25553,7 +23752,7 @@
                   <pic:spPr>
                     <a:xfrm>
                       <a:off x="0" y="0"/>
-                      <a:ext cx="5735955" cy="3154775"/>
+                      <a:ext cx="5735955" cy="5076736"/>
                     </a:xfrm>
                     <a:prstGeom prst="rect">
                       <a:avLst/>
@@ -27164,75 +25363,25 @@
       <w:tr>
         <w:tc>
           <w:tcPr>
-            <w:tcW w:w="5610" w:type="dxa"/>
-            <w:tcBorders>
-              <w:top w:val="single" w:sz="4" w:color="BFBFBF"/>
-              <w:left w:val="single" w:sz="4" w:color="BFBFBF"/>
-              <w:bottom w:val="single" w:sz="4" w:color="BFBFBF"/>
-              <w:right w:val="single" w:sz="4" w:color="BFBFBF"/>
-            </w:tcBorders>
-          </w:tcPr>
-          <w:p>
-            <w:pPr>
-              <w:spacing w:before="0" w:after="20" w:line="240" w:lineRule="exact"/>
-            </w:pPr>
-            <w:r>
-              <w:rPr>
-                <w:rFonts w:ascii="SamsungOne-400" w:hAnsi="SamsungOne-400" w:cs="Times New Roman"/>
-                <w:sz w:val="18"/>
-                <w:szCs w:val="18"/>
-              </w:rPr>
-              <w:t xml:space="preserve">Read-aloud voice (Nabra-7M-Distill, int8)</w:t>
-            </w:r>
-          </w:p>
-        </w:tc>
-        <w:tc>
-          <w:tcPr>
-            <w:tcW w:w="1700" w:type="dxa"/>
-            <w:tcBorders>
-              <w:top w:val="single" w:sz="4" w:color="BFBFBF"/>
-              <w:left w:val="single" w:sz="4" w:color="BFBFBF"/>
-              <w:bottom w:val="single" w:sz="4" w:color="BFBFBF"/>
-              <w:right w:val="single" w:sz="4" w:color="BFBFBF"/>
-            </w:tcBorders>
-          </w:tcPr>
-          <w:p>
-            <w:pPr>
-              <w:spacing w:before="0" w:after="20" w:line="240" w:lineRule="exact"/>
-            </w:pPr>
-            <w:r>
-              <w:rPr>
-                <w:rFonts w:ascii="SamsungOne-400" w:hAnsi="SamsungOne-400" w:cs="Times New Roman"/>
-                <w:sz w:val="18"/>
-                <w:szCs w:val="18"/>
-              </w:rPr>
-              <w:t xml:space="preserve">8.7 MB</w:t>
-            </w:r>
-          </w:p>
-        </w:tc>
-        <w:tc>
-          <w:tcPr>
-            <w:tcW w:w="1700" w:type="dxa"/>
-            <w:tcBorders>
-              <w:top w:val="single" w:sz="4" w:color="BFBFBF"/>
-              <w:left w:val="single" w:sz="4" w:color="BFBFBF"/>
-              <w:bottom w:val="single" w:sz="4" w:color="BFBFBF"/>
-              <w:right w:val="single" w:sz="4" w:color="BFBFBF"/>
-            </w:tcBorders>
-          </w:tcPr>
-          <w:p>
-            <w:pPr>
-              <w:spacing w:before="0" w:after="20" w:line="240" w:lineRule="exact"/>
-            </w:pPr>
-            <w:r>
-              <w:rPr>
-                <w:rFonts w:ascii="SamsungOne-400" w:hAnsi="SamsungOne-400" w:cs="Times New Roman"/>
-                <w:sz w:val="18"/>
-                <w:szCs w:val="18"/>
-              </w:rPr>
-              <w:t xml:space="preserve"/>
-            </w:r>
-          </w:p>
+            <w:gridSpan w:val="3"/>
+            <w:shd w:val="clear" w:color="auto" w:fill="DEE5FA"/>
+            <w:tcBorders>
+              <w:top w:val="single" w:sz="4" w:color="BFBFBF"/>
+              <w:left w:val="single" w:sz="4" w:color="BFBFBF"/>
+              <w:bottom w:val="single" w:sz="4" w:color="BFBFBF"/>
+              <w:right w:val="single" w:sz="4" w:color="BFBFBF"/>
+            </w:tcBorders>
+          </w:tcPr>
+          <w:r>
+            <w:rPr>
+              <w:rFonts w:ascii="SamsungOne-400" w:hAnsi="SamsungOne-400" w:cs="Times New Roman"/>
+              <w:b/>
+              <w:bCs/>
+              <w:sz w:val="18"/>
+              <w:szCs w:val="18"/>
+            </w:rPr>
+            <w:t xml:space="preserve">Read-aloud voice (Nabra-7M-Distill, int8) 8.7\,MB</w:t>
+          </w:r>
         </w:tc>
       </w:tr>
     </w:tbl>
@@ -28530,6 +26679,14 @@
             <w:pPr>
               <w:spacing w:before="0" w:after="20" w:line="240" w:lineRule="exact"/>
             </w:pPr>
+            <w:r>
+              <w:rPr>
+                <w:rFonts w:ascii="SamsungOne-400" w:hAnsi="SamsungOne-400" w:cs="Times New Roman"/>
+                <w:sz w:val="18"/>
+                <w:szCs w:val="18"/>
+              </w:rPr>
+              <w:t xml:space="preserve">BayanSimplify-v0.1: 61.83 vs 56.06 on SAMER test (+5.77). The v0.2 models lower clause length and hard words, but keep the meaning in 40.1–78.6% of outputs. BayanSimplify-v0.3 with four beams outperforms them: 82% meaning kept on test, 5.2 words cut from the longest clause</w:t>
+            </w:r>
           </w:p>
         </w:tc>
         <w:tc>
@@ -28552,7 +26709,7 @@
                 <w:sz w:val="18"/>
                 <w:szCs w:val="18"/>
               </w:rPr>
-              <w:t xml:space="preserve"/>
+              <w:t xml:space="preserve">partly met</w:t>
             </w:r>
           </w:p>
         </w:tc>
@@ -28560,26 +26717,73 @@
       <w:tr>
         <w:tc>
           <w:tcPr>
-            <w:gridSpan w:val="3"/>
-            <w:shd w:val="clear" w:color="auto" w:fill="DEE5FA"/>
-            <w:tcBorders>
-              <w:top w:val="single" w:sz="4" w:color="BFBFBF"/>
-              <w:left w:val="single" w:sz="4" w:color="BFBFBF"/>
-              <w:bottom w:val="single" w:sz="4" w:color="BFBFBF"/>
-              <w:right w:val="single" w:sz="4" w:color="BFBFBF"/>
-            </w:tcBorders>
-          </w:tcPr>
-          <w:p>
-            <w:pPr>
-              <w:spacing w:before="0" w:after="20" w:line="240" w:lineRule="exact"/>
-            </w:pPr>
-            <w:r>
-              <w:rPr>
-                <w:rFonts w:ascii="SamsungOne-400" w:hAnsi="SamsungOne-400" w:cs="Times New Roman"/>
-                <w:sz w:val="18"/>
-                <w:szCs w:val="18"/>
-              </w:rPr>
-              <w:t xml:space="preserve">BayanSimplify-v0.1: 61.83 vs 56.06 on SAMER test (+5.77). The v0.2</w:t>
+            <w:tcW w:w="2494" w:type="dxa"/>
+            <w:tcBorders>
+              <w:top w:val="single" w:sz="4" w:color="BFBFBF"/>
+              <w:left w:val="single" w:sz="4" w:color="BFBFBF"/>
+              <w:bottom w:val="single" w:sz="4" w:color="BFBFBF"/>
+              <w:right w:val="single" w:sz="4" w:color="BFBFBF"/>
+            </w:tcBorders>
+          </w:tcPr>
+          <w:p>
+            <w:pPr>
+              <w:spacing w:before="0" w:after="20" w:line="240" w:lineRule="exact"/>
+            </w:pPr>
+            <w:r>
+              <w:rPr>
+                <w:rFonts w:ascii="SamsungOne-400" w:hAnsi="SamsungOne-400" w:cs="Times New Roman"/>
+                <w:sz w:val="18"/>
+                <w:szCs w:val="18"/>
+              </w:rPr>
+              <w:t xml:space="preserve">O2 Diacritize without changing letters</w:t>
+            </w:r>
+          </w:p>
+        </w:tc>
+        <w:tc>
+          <w:tcPr>
+            <w:tcW w:w="5553" w:type="dxa"/>
+            <w:tcBorders>
+              <w:top w:val="single" w:sz="4" w:color="BFBFBF"/>
+              <w:left w:val="single" w:sz="4" w:color="BFBFBF"/>
+              <w:bottom w:val="single" w:sz="4" w:color="BFBFBF"/>
+              <w:right w:val="single" w:sz="4" w:color="BFBFBF"/>
+            </w:tcBorders>
+          </w:tcPr>
+          <w:p>
+            <w:pPr>
+              <w:spacing w:before="0" w:after="20" w:line="240" w:lineRule="exact"/>
+            </w:pPr>
+            <w:r>
+              <w:rPr>
+                <w:rFonts w:ascii="SamsungOne-400" w:hAnsi="SamsungOne-400" w:cs="Times New Roman"/>
+                <w:sz w:val="18"/>
+                <w:szCs w:val="18"/>
+              </w:rPr>
+              <w:t xml:space="preserve">Libtashkeel in the app (a setting): DER 6.91% without case endings, no letter changed in 743 + 300 sentences, 4.8 MB</w:t>
+            </w:r>
+          </w:p>
+        </w:tc>
+        <w:tc>
+          <w:tcPr>
+            <w:tcW w:w="963" w:type="dxa"/>
+            <w:tcBorders>
+              <w:top w:val="single" w:sz="4" w:color="BFBFBF"/>
+              <w:left w:val="single" w:sz="4" w:color="BFBFBF"/>
+              <w:bottom w:val="single" w:sz="4" w:color="BFBFBF"/>
+              <w:right w:val="single" w:sz="4" w:color="BFBFBF"/>
+            </w:tcBorders>
+          </w:tcPr>
+          <w:p>
+            <w:pPr>
+              <w:spacing w:before="0" w:after="20" w:line="240" w:lineRule="exact"/>
+            </w:pPr>
+            <w:r>
+              <w:rPr>
+                <w:rFonts w:ascii="SamsungOne-400" w:hAnsi="SamsungOne-400" w:cs="Times New Roman"/>
+                <w:sz w:val="18"/>
+                <w:szCs w:val="18"/>
+              </w:rPr>
+              <w:t xml:space="preserve">met</w:t>
             </w:r>
           </w:p>
         </w:tc>
@@ -28587,26 +26791,73 @@
       <w:tr>
         <w:tc>
           <w:tcPr>
-            <w:gridSpan w:val="3"/>
-            <w:shd w:val="clear" w:color="auto" w:fill="DEE5FA"/>
-            <w:tcBorders>
-              <w:top w:val="single" w:sz="4" w:color="BFBFBF"/>
-              <w:left w:val="single" w:sz="4" w:color="BFBFBF"/>
-              <w:bottom w:val="single" w:sz="4" w:color="BFBFBF"/>
-              <w:right w:val="single" w:sz="4" w:color="BFBFBF"/>
-            </w:tcBorders>
-          </w:tcPr>
-          <w:p>
-            <w:pPr>
-              <w:spacing w:before="0" w:after="20" w:line="240" w:lineRule="exact"/>
-            </w:pPr>
-            <w:r>
-              <w:rPr>
-                <w:rFonts w:ascii="SamsungOne-400" w:hAnsi="SamsungOne-400" w:cs="Times New Roman"/>
-                <w:sz w:val="18"/>
-                <w:szCs w:val="18"/>
-              </w:rPr>
-              <w:t xml:space="preserve">models lower clause length and hard words, but keep the meaning in</w:t>
+            <w:tcW w:w="2494" w:type="dxa"/>
+            <w:tcBorders>
+              <w:top w:val="single" w:sz="4" w:color="BFBFBF"/>
+              <w:left w:val="single" w:sz="4" w:color="BFBFBF"/>
+              <w:bottom w:val="single" w:sz="4" w:color="BFBFBF"/>
+              <w:right w:val="single" w:sz="4" w:color="BFBFBF"/>
+            </w:tcBorders>
+          </w:tcPr>
+          <w:p>
+            <w:pPr>
+              <w:spacing w:before="0" w:after="20" w:line="240" w:lineRule="exact"/>
+            </w:pPr>
+            <w:r>
+              <w:rPr>
+                <w:rFonts w:ascii="SamsungOne-400" w:hAnsi="SamsungOne-400" w:cs="Times New Roman"/>
+                <w:sz w:val="18"/>
+                <w:szCs w:val="18"/>
+              </w:rPr>
+              <w:t xml:space="preserve">O3 Run on a phone; default within 250 MB</w:t>
+            </w:r>
+          </w:p>
+        </w:tc>
+        <w:tc>
+          <w:tcPr>
+            <w:tcW w:w="5553" w:type="dxa"/>
+            <w:tcBorders>
+              <w:top w:val="single" w:sz="4" w:color="BFBFBF"/>
+              <w:left w:val="single" w:sz="4" w:color="BFBFBF"/>
+              <w:bottom w:val="single" w:sz="4" w:color="BFBFBF"/>
+              <w:right w:val="single" w:sz="4" w:color="BFBFBF"/>
+            </w:tcBorders>
+          </w:tcPr>
+          <w:p>
+            <w:pPr>
+              <w:spacing w:before="0" w:after="20" w:line="240" w:lineRule="exact"/>
+            </w:pPr>
+            <w:r>
+              <w:rPr>
+                <w:rFonts w:ascii="SamsungOne-400" w:hAnsi="SamsungOne-400" w:cs="Times New Roman"/>
+                <w:sz w:val="18"/>
+                <w:szCs w:val="18"/>
+              </w:rPr>
+              <w:t xml:space="preserve">Both bundles run on a Snapdragon 870 phone, first token in 28–318 ms; the default AraBART int8 is 222 MB; the optional AraT5v2 int8 bundles (BayanSimplify-v0.3, the large model, and BayanSimplify-v0.2) are 471 MB</w:t>
+            </w:r>
+          </w:p>
+        </w:tc>
+        <w:tc>
+          <w:tcPr>
+            <w:tcW w:w="963" w:type="dxa"/>
+            <w:tcBorders>
+              <w:top w:val="single" w:sz="4" w:color="BFBFBF"/>
+              <w:left w:val="single" w:sz="4" w:color="BFBFBF"/>
+              <w:bottom w:val="single" w:sz="4" w:color="BFBFBF"/>
+              <w:right w:val="single" w:sz="4" w:color="BFBFBF"/>
+            </w:tcBorders>
+          </w:tcPr>
+          <w:p>
+            <w:pPr>
+              <w:spacing w:before="0" w:after="20" w:line="240" w:lineRule="exact"/>
+            </w:pPr>
+            <w:r>
+              <w:rPr>
+                <w:rFonts w:ascii="SamsungOne-400" w:hAnsi="SamsungOne-400" w:cs="Times New Roman"/>
+                <w:sz w:val="18"/>
+                <w:szCs w:val="18"/>
+              </w:rPr>
+              <w:t xml:space="preserve">met</w:t>
             </w:r>
           </w:p>
         </w:tc>
@@ -28614,60 +26865,6 @@
       <w:tr>
         <w:tc>
           <w:tcPr>
-            <w:gridSpan w:val="3"/>
-            <w:shd w:val="clear" w:color="auto" w:fill="DEE5FA"/>
-            <w:tcBorders>
-              <w:top w:val="single" w:sz="4" w:color="BFBFBF"/>
-              <w:left w:val="single" w:sz="4" w:color="BFBFBF"/>
-              <w:bottom w:val="single" w:sz="4" w:color="BFBFBF"/>
-              <w:right w:val="single" w:sz="4" w:color="BFBFBF"/>
-            </w:tcBorders>
-          </w:tcPr>
-          <w:p>
-            <w:pPr>
-              <w:spacing w:before="0" w:after="20" w:line="240" w:lineRule="exact"/>
-            </w:pPr>
-            <w:r>
-              <w:rPr>
-                <w:rFonts w:ascii="SamsungOne-400" w:hAnsi="SamsungOne-400" w:cs="Times New Roman"/>
-                <w:sz w:val="18"/>
-                <w:szCs w:val="18"/>
-              </w:rPr>
-              <w:t xml:space="preserve">40.1–78.6% of outputs. BayanSimplify-v0.3 with four beams</w:t>
-            </w:r>
-          </w:p>
-        </w:tc>
-      </w:tr>
-      <w:tr>
-        <w:tc>
-          <w:tcPr>
-            <w:gridSpan w:val="3"/>
-            <w:shd w:val="clear" w:color="auto" w:fill="DEE5FA"/>
-            <w:tcBorders>
-              <w:top w:val="single" w:sz="4" w:color="BFBFBF"/>
-              <w:left w:val="single" w:sz="4" w:color="BFBFBF"/>
-              <w:bottom w:val="single" w:sz="4" w:color="BFBFBF"/>
-              <w:right w:val="single" w:sz="4" w:color="BFBFBF"/>
-            </w:tcBorders>
-          </w:tcPr>
-          <w:p>
-            <w:pPr>
-              <w:spacing w:before="0" w:after="20" w:line="240" w:lineRule="exact"/>
-            </w:pPr>
-            <w:r>
-              <w:rPr>
-                <w:rFonts w:ascii="SamsungOne-400" w:hAnsi="SamsungOne-400" w:cs="Times New Roman"/>
-                <w:sz w:val="18"/>
-                <w:szCs w:val="18"/>
-              </w:rPr>
-              <w:t xml:space="preserve">outperforms them: 82% meaning kept on test, 5.2 words cut from</w:t>
-            </w:r>
-          </w:p>
-        </w:tc>
-      </w:tr>
-      <w:tr>
-        <w:tc>
-          <w:tcPr>
             <w:tcW w:w="2494" w:type="dxa"/>
             <w:tcBorders>
               <w:top w:val="single" w:sz="4" w:color="BFBFBF"/>
@@ -28686,7 +26883,7 @@
                 <w:sz w:val="18"/>
                 <w:szCs w:val="18"/>
               </w:rPr>
-              <w:t xml:space="preserve">the longest clause</w:t>
+              <w:t xml:space="preserve">O4 Evidence from readers</w:t>
             </w:r>
           </w:p>
         </w:tc>
@@ -28710,7 +26907,7 @@
                 <w:sz w:val="18"/>
                 <w:szCs w:val="18"/>
               </w:rPr>
-              <w:t xml:space="preserve">partly met</w:t>
+              <w:t xml:space="preserve">A reader with dyslexia rated rewrites for ease, with informed consent, and chose BayanSimplify-v0.3 in every comparison that included it. No one with dyslexia has used the app, and there is no reading-time or comprehension study</w:t>
             </w:r>
           </w:p>
         </w:tc>
@@ -28734,556 +26931,89 @@
                 <w:sz w:val="18"/>
                 <w:szCs w:val="18"/>
               </w:rPr>
-              <w:t xml:space="preserve"/>
-            </w:r>
-          </w:p>
-        </w:tc>
-      </w:tr>
-      <w:tr>
-        <w:tc>
-          <w:tcPr>
-            <w:tcW w:w="2494" w:type="dxa"/>
-            <w:tcBorders>
-              <w:top w:val="single" w:sz="4" w:color="BFBFBF"/>
-              <w:left w:val="single" w:sz="4" w:color="BFBFBF"/>
-              <w:bottom w:val="single" w:sz="4" w:color="BFBFBF"/>
-              <w:right w:val="single" w:sz="4" w:color="BFBFBF"/>
-            </w:tcBorders>
-          </w:tcPr>
-          <w:p>
-            <w:pPr>
-              <w:spacing w:before="0" w:after="20" w:line="240" w:lineRule="exact"/>
-            </w:pPr>
-            <w:r>
-              <w:rPr>
-                <w:rFonts w:ascii="SamsungOne-400" w:hAnsi="SamsungOne-400" w:cs="Times New Roman"/>
-                <w:sz w:val="18"/>
-                <w:szCs w:val="18"/>
-              </w:rPr>
-              <w:t xml:space="preserve">O2 Diacritize without changing letters</w:t>
-            </w:r>
-          </w:p>
-        </w:tc>
-        <w:tc>
-          <w:tcPr>
-            <w:tcW w:w="5553" w:type="dxa"/>
-            <w:tcBorders>
-              <w:top w:val="single" w:sz="4" w:color="BFBFBF"/>
-              <w:left w:val="single" w:sz="4" w:color="BFBFBF"/>
-              <w:bottom w:val="single" w:sz="4" w:color="BFBFBF"/>
-              <w:right w:val="single" w:sz="4" w:color="BFBFBF"/>
-            </w:tcBorders>
-          </w:tcPr>
-          <w:p>
-            <w:pPr>
-              <w:spacing w:before="0" w:after="20" w:line="240" w:lineRule="exact"/>
-            </w:pPr>
-            <w:r>
-              <w:rPr>
-                <w:rFonts w:ascii="SamsungOne-400" w:hAnsi="SamsungOne-400" w:cs="Times New Roman"/>
-                <w:sz w:val="18"/>
-                <w:szCs w:val="18"/>
-              </w:rPr>
-              <w:t xml:space="preserve">Libtashkeel in the app (a setting): DER</w:t>
-            </w:r>
-          </w:p>
-        </w:tc>
-        <w:tc>
-          <w:tcPr>
-            <w:tcW w:w="963" w:type="dxa"/>
-            <w:tcBorders>
-              <w:top w:val="single" w:sz="4" w:color="BFBFBF"/>
-              <w:left w:val="single" w:sz="4" w:color="BFBFBF"/>
-              <w:bottom w:val="single" w:sz="4" w:color="BFBFBF"/>
-              <w:right w:val="single" w:sz="4" w:color="BFBFBF"/>
-            </w:tcBorders>
-          </w:tcPr>
-          <w:p>
-            <w:pPr>
-              <w:spacing w:before="0" w:after="20" w:line="240" w:lineRule="exact"/>
-            </w:pPr>
-            <w:r>
-              <w:rPr>
-                <w:rFonts w:ascii="SamsungOne-400" w:hAnsi="SamsungOne-400" w:cs="Times New Roman"/>
-                <w:sz w:val="18"/>
-                <w:szCs w:val="18"/>
-              </w:rPr>
-              <w:t xml:space="preserve"/>
-            </w:r>
-          </w:p>
-        </w:tc>
-      </w:tr>
-      <w:tr>
-        <w:tc>
-          <w:tcPr>
-            <w:tcW w:w="2494" w:type="dxa"/>
-            <w:tcBorders>
-              <w:top w:val="single" w:sz="4" w:color="BFBFBF"/>
-              <w:left w:val="single" w:sz="4" w:color="BFBFBF"/>
-              <w:bottom w:val="single" w:sz="4" w:color="BFBFBF"/>
-              <w:right w:val="single" w:sz="4" w:color="BFBFBF"/>
-            </w:tcBorders>
-          </w:tcPr>
-          <w:p>
-            <w:pPr>
-              <w:spacing w:before="0" w:after="20" w:line="240" w:lineRule="exact"/>
-            </w:pPr>
-            <w:r>
-              <w:rPr>
-                <w:rFonts w:ascii="SamsungOne-400" w:hAnsi="SamsungOne-400" w:cs="Times New Roman"/>
-                <w:sz w:val="18"/>
-                <w:szCs w:val="18"/>
-              </w:rPr>
-              <w:t xml:space="preserve">6.91% without case endings, no letter changed in 743 + 300 sentences, 4.8 MB</w:t>
-            </w:r>
-          </w:p>
-        </w:tc>
-        <w:tc>
-          <w:tcPr>
-            <w:tcW w:w="5553" w:type="dxa"/>
-            <w:tcBorders>
-              <w:top w:val="single" w:sz="4" w:color="BFBFBF"/>
-              <w:left w:val="single" w:sz="4" w:color="BFBFBF"/>
-              <w:bottom w:val="single" w:sz="4" w:color="BFBFBF"/>
-              <w:right w:val="single" w:sz="4" w:color="BFBFBF"/>
-            </w:tcBorders>
-          </w:tcPr>
-          <w:p>
-            <w:pPr>
-              <w:spacing w:before="0" w:after="20" w:line="240" w:lineRule="exact"/>
-            </w:pPr>
-          </w:p>
-        </w:tc>
-        <w:tc>
-          <w:tcPr>
-            <w:tcW w:w="963" w:type="dxa"/>
-            <w:tcBorders>
-              <w:top w:val="single" w:sz="4" w:color="BFBFBF"/>
-              <w:left w:val="single" w:sz="4" w:color="BFBFBF"/>
-              <w:bottom w:val="single" w:sz="4" w:color="BFBFBF"/>
-              <w:right w:val="single" w:sz="4" w:color="BFBFBF"/>
-            </w:tcBorders>
-          </w:tcPr>
-          <w:p>
-            <w:pPr>
-              <w:spacing w:before="0" w:after="20" w:line="240" w:lineRule="exact"/>
-            </w:pPr>
-            <w:r>
-              <w:rPr>
-                <w:rFonts w:ascii="SamsungOne-400" w:hAnsi="SamsungOne-400" w:cs="Times New Roman"/>
-                <w:sz w:val="18"/>
-                <w:szCs w:val="18"/>
-              </w:rPr>
-              <w:t xml:space="preserve"/>
-            </w:r>
-          </w:p>
-        </w:tc>
-      </w:tr>
-      <w:tr>
-        <w:tc>
-          <w:tcPr>
-            <w:gridSpan w:val="3"/>
-            <w:shd w:val="clear" w:color="auto" w:fill="DEE5FA"/>
-            <w:tcBorders>
-              <w:top w:val="single" w:sz="4" w:color="BFBFBF"/>
-              <w:left w:val="single" w:sz="4" w:color="BFBFBF"/>
-              <w:bottom w:val="single" w:sz="4" w:color="BFBFBF"/>
-              <w:right w:val="single" w:sz="4" w:color="BFBFBF"/>
-            </w:tcBorders>
-          </w:tcPr>
-          <w:p>
-            <w:pPr>
-              <w:spacing w:before="0" w:after="20" w:line="240" w:lineRule="exact"/>
-            </w:pPr>
-            <w:r>
-              <w:rPr>
-                <w:rFonts w:ascii="SamsungOne-400" w:hAnsi="SamsungOne-400" w:cs="Times New Roman"/>
-                <w:sz w:val="18"/>
-                <w:szCs w:val="18"/>
-              </w:rPr>
-              <w:t xml:space="preserve">met</w:t>
-            </w:r>
-          </w:p>
-        </w:tc>
-      </w:tr>
-      <w:tr>
-        <w:tc>
-          <w:tcPr>
-            <w:tcW w:w="2494" w:type="dxa"/>
-            <w:tcBorders>
-              <w:top w:val="single" w:sz="4" w:color="BFBFBF"/>
-              <w:left w:val="single" w:sz="4" w:color="BFBFBF"/>
-              <w:bottom w:val="single" w:sz="4" w:color="BFBFBF"/>
-              <w:right w:val="single" w:sz="4" w:color="BFBFBF"/>
-            </w:tcBorders>
-          </w:tcPr>
-          <w:p>
-            <w:pPr>
-              <w:spacing w:before="0" w:after="20" w:line="240" w:lineRule="exact"/>
-            </w:pPr>
-            <w:r>
-              <w:rPr>
-                <w:rFonts w:ascii="SamsungOne-400" w:hAnsi="SamsungOne-400" w:cs="Times New Roman"/>
-                <w:sz w:val="18"/>
-                <w:szCs w:val="18"/>
-              </w:rPr>
-              <w:t xml:space="preserve">O3 Run on a phone; default within 250 MB</w:t>
-            </w:r>
-          </w:p>
-        </w:tc>
-        <w:tc>
-          <w:tcPr>
-            <w:tcW w:w="5553" w:type="dxa"/>
-            <w:tcBorders>
-              <w:top w:val="single" w:sz="4" w:color="BFBFBF"/>
-              <w:left w:val="single" w:sz="4" w:color="BFBFBF"/>
-              <w:bottom w:val="single" w:sz="4" w:color="BFBFBF"/>
-              <w:right w:val="single" w:sz="4" w:color="BFBFBF"/>
-            </w:tcBorders>
-          </w:tcPr>
-          <w:p>
-            <w:pPr>
-              <w:spacing w:before="0" w:after="20" w:line="240" w:lineRule="exact"/>
-            </w:pPr>
-            <w:r>
-              <w:rPr>
-                <w:rFonts w:ascii="SamsungOne-400" w:hAnsi="SamsungOne-400" w:cs="Times New Roman"/>
-                <w:sz w:val="18"/>
-                <w:szCs w:val="18"/>
-              </w:rPr>
-              <w:t xml:space="preserve">Both bundles run on a Snapdragon 870</w:t>
-            </w:r>
-          </w:p>
-        </w:tc>
-        <w:tc>
-          <w:tcPr>
-            <w:tcW w:w="963" w:type="dxa"/>
-            <w:tcBorders>
-              <w:top w:val="single" w:sz="4" w:color="BFBFBF"/>
-              <w:left w:val="single" w:sz="4" w:color="BFBFBF"/>
-              <w:bottom w:val="single" w:sz="4" w:color="BFBFBF"/>
-              <w:right w:val="single" w:sz="4" w:color="BFBFBF"/>
-            </w:tcBorders>
-          </w:tcPr>
-          <w:p>
-            <w:pPr>
-              <w:spacing w:before="0" w:after="20" w:line="240" w:lineRule="exact"/>
-            </w:pPr>
-            <w:r>
-              <w:rPr>
-                <w:rFonts w:ascii="SamsungOne-400" w:hAnsi="SamsungOne-400" w:cs="Times New Roman"/>
-                <w:sz w:val="18"/>
-                <w:szCs w:val="18"/>
-              </w:rPr>
-              <w:t xml:space="preserve"/>
-            </w:r>
-          </w:p>
-        </w:tc>
-      </w:tr>
-      <w:tr>
-        <w:tc>
-          <w:tcPr>
-            <w:gridSpan w:val="3"/>
-            <w:shd w:val="clear" w:color="auto" w:fill="DEE5FA"/>
-            <w:tcBorders>
-              <w:top w:val="single" w:sz="4" w:color="BFBFBF"/>
-              <w:left w:val="single" w:sz="4" w:color="BFBFBF"/>
-              <w:bottom w:val="single" w:sz="4" w:color="BFBFBF"/>
-              <w:right w:val="single" w:sz="4" w:color="BFBFBF"/>
-            </w:tcBorders>
-          </w:tcPr>
-          <w:p>
-            <w:pPr>
-              <w:spacing w:before="0" w:after="20" w:line="240" w:lineRule="exact"/>
-            </w:pPr>
-            <w:r>
-              <w:rPr>
-                <w:rFonts w:ascii="SamsungOne-400" w:hAnsi="SamsungOne-400" w:cs="Times New Roman"/>
-                <w:sz w:val="18"/>
-                <w:szCs w:val="18"/>
-              </w:rPr>
-              <w:t xml:space="preserve">phone, first token in 28–318 ms; the default AraBART int8 is 222 MB; the</w:t>
-            </w:r>
-          </w:p>
-        </w:tc>
-      </w:tr>
-      <w:tr>
-        <w:tc>
-          <w:tcPr>
-            <w:tcW w:w="2494" w:type="dxa"/>
-            <w:tcBorders>
-              <w:top w:val="single" w:sz="4" w:color="BFBFBF"/>
-              <w:left w:val="single" w:sz="4" w:color="BFBFBF"/>
-              <w:bottom w:val="single" w:sz="4" w:color="BFBFBF"/>
-              <w:right w:val="single" w:sz="4" w:color="BFBFBF"/>
-            </w:tcBorders>
-          </w:tcPr>
-          <w:p>
-            <w:pPr>
-              <w:spacing w:before="0" w:after="20" w:line="240" w:lineRule="exact"/>
-            </w:pPr>
-            <w:r>
-              <w:rPr>
-                <w:rFonts w:ascii="SamsungOne-400" w:hAnsi="SamsungOne-400" w:cs="Times New Roman"/>
-                <w:sz w:val="18"/>
-                <w:szCs w:val="18"/>
-              </w:rPr>
-              <w:t xml:space="preserve">optional AraT5v2 int8 bundles (BayanSimplify-v0.3, the large model, and BayanSimplify-v0.2) are 471 MB</w:t>
-            </w:r>
-          </w:p>
-        </w:tc>
-        <w:tc>
-          <w:tcPr>
-            <w:tcW w:w="5553" w:type="dxa"/>
-            <w:tcBorders>
-              <w:top w:val="single" w:sz="4" w:color="BFBFBF"/>
-              <w:left w:val="single" w:sz="4" w:color="BFBFBF"/>
-              <w:bottom w:val="single" w:sz="4" w:color="BFBFBF"/>
-              <w:right w:val="single" w:sz="4" w:color="BFBFBF"/>
-            </w:tcBorders>
-          </w:tcPr>
-          <w:p>
-            <w:pPr>
-              <w:spacing w:before="0" w:after="20" w:line="240" w:lineRule="exact"/>
-            </w:pPr>
-            <w:r>
-              <w:rPr>
-                <w:rFonts w:ascii="SamsungOne-400" w:hAnsi="SamsungOne-400" w:cs="Times New Roman"/>
-                <w:sz w:val="18"/>
-                <w:szCs w:val="18"/>
-              </w:rPr>
-              <w:t xml:space="preserve">met</w:t>
-            </w:r>
-          </w:p>
-        </w:tc>
-        <w:tc>
-          <w:tcPr>
-            <w:tcW w:w="963" w:type="dxa"/>
-            <w:tcBorders>
-              <w:top w:val="single" w:sz="4" w:color="BFBFBF"/>
-              <w:left w:val="single" w:sz="4" w:color="BFBFBF"/>
-              <w:bottom w:val="single" w:sz="4" w:color="BFBFBF"/>
-              <w:right w:val="single" w:sz="4" w:color="BFBFBF"/>
-            </w:tcBorders>
-          </w:tcPr>
-          <w:p>
-            <w:pPr>
-              <w:spacing w:before="0" w:after="20" w:line="240" w:lineRule="exact"/>
-            </w:pPr>
-            <w:r>
-              <w:rPr>
-                <w:rFonts w:ascii="SamsungOne-400" w:hAnsi="SamsungOne-400" w:cs="Times New Roman"/>
-                <w:sz w:val="18"/>
-                <w:szCs w:val="18"/>
-              </w:rPr>
-              <w:t xml:space="preserve"/>
-            </w:r>
-          </w:p>
-        </w:tc>
-      </w:tr>
-      <w:tr>
-        <w:tc>
-          <w:tcPr>
-            <w:tcW w:w="2494" w:type="dxa"/>
-            <w:tcBorders>
-              <w:top w:val="single" w:sz="4" w:color="BFBFBF"/>
-              <w:left w:val="single" w:sz="4" w:color="BFBFBF"/>
-              <w:bottom w:val="single" w:sz="4" w:color="BFBFBF"/>
-              <w:right w:val="single" w:sz="4" w:color="BFBFBF"/>
-            </w:tcBorders>
-          </w:tcPr>
-          <w:p>
-            <w:pPr>
-              <w:spacing w:before="0" w:after="20" w:line="240" w:lineRule="exact"/>
-            </w:pPr>
-            <w:r>
-              <w:rPr>
-                <w:rFonts w:ascii="SamsungOne-400" w:hAnsi="SamsungOne-400" w:cs="Times New Roman"/>
-                <w:sz w:val="18"/>
-                <w:szCs w:val="18"/>
-              </w:rPr>
-              <w:t xml:space="preserve">O4 Evidence from readers</w:t>
-            </w:r>
-          </w:p>
-        </w:tc>
-        <w:tc>
-          <w:tcPr>
-            <w:tcW w:w="5553" w:type="dxa"/>
-            <w:tcBorders>
-              <w:top w:val="single" w:sz="4" w:color="BFBFBF"/>
-              <w:left w:val="single" w:sz="4" w:color="BFBFBF"/>
-              <w:bottom w:val="single" w:sz="4" w:color="BFBFBF"/>
-              <w:right w:val="single" w:sz="4" w:color="BFBFBF"/>
-            </w:tcBorders>
-          </w:tcPr>
-          <w:p>
-            <w:pPr>
-              <w:spacing w:before="0" w:after="20" w:line="240" w:lineRule="exact"/>
-            </w:pPr>
-            <w:r>
-              <w:rPr>
-                <w:rFonts w:ascii="SamsungOne-400" w:hAnsi="SamsungOne-400" w:cs="Times New Roman"/>
-                <w:sz w:val="18"/>
-                <w:szCs w:val="18"/>
-              </w:rPr>
-              <w:t xml:space="preserve">A reader with dyslexia rated rewrites for ease, with</w:t>
-            </w:r>
-          </w:p>
-        </w:tc>
-        <w:tc>
-          <w:tcPr>
-            <w:tcW w:w="963" w:type="dxa"/>
-            <w:tcBorders>
-              <w:top w:val="single" w:sz="4" w:color="BFBFBF"/>
-              <w:left w:val="single" w:sz="4" w:color="BFBFBF"/>
-              <w:bottom w:val="single" w:sz="4" w:color="BFBFBF"/>
-              <w:right w:val="single" w:sz="4" w:color="BFBFBF"/>
-            </w:tcBorders>
-          </w:tcPr>
-          <w:p>
-            <w:pPr>
-              <w:spacing w:before="0" w:after="20" w:line="240" w:lineRule="exact"/>
-            </w:pPr>
-            <w:r>
-              <w:rPr>
-                <w:rFonts w:ascii="SamsungOne-400" w:hAnsi="SamsungOne-400" w:cs="Times New Roman"/>
-                <w:sz w:val="18"/>
-                <w:szCs w:val="18"/>
-              </w:rPr>
-              <w:t xml:space="preserve"/>
-            </w:r>
-          </w:p>
-        </w:tc>
-      </w:tr>
-      <w:tr>
-        <w:tc>
-          <w:tcPr>
-            <w:gridSpan w:val="3"/>
-            <w:shd w:val="clear" w:color="auto" w:fill="DEE5FA"/>
-            <w:tcBorders>
-              <w:top w:val="single" w:sz="4" w:color="BFBFBF"/>
-              <w:left w:val="single" w:sz="4" w:color="BFBFBF"/>
-              <w:bottom w:val="single" w:sz="4" w:color="BFBFBF"/>
-              <w:right w:val="single" w:sz="4" w:color="BFBFBF"/>
-            </w:tcBorders>
-          </w:tcPr>
-          <w:p>
-            <w:pPr>
-              <w:spacing w:before="0" w:after="20" w:line="240" w:lineRule="exact"/>
-            </w:pPr>
-            <w:r>
-              <w:rPr>
-                <w:rFonts w:ascii="SamsungOne-400" w:hAnsi="SamsungOne-400" w:cs="Times New Roman"/>
-                <w:sz w:val="18"/>
-                <w:szCs w:val="18"/>
-              </w:rPr>
-              <w:t xml:space="preserve">informed consent, and chose BayanSimplify-v0.3 in every comparison that included it. No</w:t>
-            </w:r>
-          </w:p>
-        </w:tc>
-      </w:tr>
-      <w:tr>
-        <w:tc>
-          <w:tcPr>
-            <w:gridSpan w:val="3"/>
-            <w:shd w:val="clear" w:color="auto" w:fill="DEE5FA"/>
-            <w:tcBorders>
-              <w:top w:val="single" w:sz="4" w:color="BFBFBF"/>
-              <w:left w:val="single" w:sz="4" w:color="BFBFBF"/>
-              <w:bottom w:val="single" w:sz="4" w:color="BFBFBF"/>
-              <w:right w:val="single" w:sz="4" w:color="BFBFBF"/>
-            </w:tcBorders>
-          </w:tcPr>
-          <w:p>
-            <w:pPr>
-              <w:spacing w:before="0" w:after="20" w:line="240" w:lineRule="exact"/>
-            </w:pPr>
-            <w:r>
-              <w:rPr>
-                <w:rFonts w:ascii="SamsungOne-400" w:hAnsi="SamsungOne-400" w:cs="Times New Roman"/>
-                <w:sz w:val="18"/>
-                <w:szCs w:val="18"/>
-              </w:rPr>
-              <w:t xml:space="preserve">one with dyslexia has used the app, and there is no reading-time or comprehension</w:t>
-            </w:r>
-          </w:p>
-        </w:tc>
-      </w:tr>
-      <w:tr>
-        <w:tc>
-          <w:tcPr>
-            <w:tcW w:w="2494" w:type="dxa"/>
-            <w:tcBorders>
-              <w:top w:val="single" w:sz="4" w:color="BFBFBF"/>
-              <w:left w:val="single" w:sz="4" w:color="BFBFBF"/>
-              <w:bottom w:val="single" w:sz="4" w:color="BFBFBF"/>
-              <w:right w:val="single" w:sz="4" w:color="BFBFBF"/>
-            </w:tcBorders>
-          </w:tcPr>
-          <w:p>
-            <w:pPr>
-              <w:spacing w:before="0" w:after="20" w:line="240" w:lineRule="exact"/>
-            </w:pPr>
-            <w:r>
-              <w:rPr>
-                <w:rFonts w:ascii="SamsungOne-400" w:hAnsi="SamsungOne-400" w:cs="Times New Roman"/>
-                <w:sz w:val="18"/>
-                <w:szCs w:val="18"/>
-              </w:rPr>
-              <w:t xml:space="preserve">study</w:t>
-            </w:r>
-          </w:p>
-        </w:tc>
-        <w:tc>
-          <w:tcPr>
-            <w:tcW w:w="5553" w:type="dxa"/>
-            <w:tcBorders>
-              <w:top w:val="single" w:sz="4" w:color="BFBFBF"/>
-              <w:left w:val="single" w:sz="4" w:color="BFBFBF"/>
-              <w:bottom w:val="single" w:sz="4" w:color="BFBFBF"/>
-              <w:right w:val="single" w:sz="4" w:color="BFBFBF"/>
-            </w:tcBorders>
-          </w:tcPr>
-          <w:p>
-            <w:pPr>
-              <w:spacing w:before="0" w:after="20" w:line="240" w:lineRule="exact"/>
-            </w:pPr>
-            <w:r>
-              <w:rPr>
-                <w:rFonts w:ascii="SamsungOne-400" w:hAnsi="SamsungOne-400" w:cs="Times New Roman"/>
-                <w:sz w:val="18"/>
-                <w:szCs w:val="18"/>
-              </w:rPr>
               <w:t xml:space="preserve">started</w:t>
-            </w:r>
-          </w:p>
-        </w:tc>
-        <w:tc>
-          <w:tcPr>
-            <w:tcW w:w="963" w:type="dxa"/>
-            <w:tcBorders>
-              <w:top w:val="single" w:sz="4" w:color="BFBFBF"/>
-              <w:left w:val="single" w:sz="4" w:color="BFBFBF"/>
-              <w:bottom w:val="single" w:sz="4" w:color="BFBFBF"/>
-              <w:right w:val="single" w:sz="4" w:color="BFBFBF"/>
-            </w:tcBorders>
-          </w:tcPr>
-          <w:p>
-            <w:pPr>
-              <w:spacing w:before="0" w:after="20" w:line="240" w:lineRule="exact"/>
-            </w:pPr>
-            <w:r>
-              <w:rPr>
-                <w:rFonts w:ascii="SamsungOne-400" w:hAnsi="SamsungOne-400" w:cs="Times New Roman"/>
-                <w:sz w:val="18"/>
-                <w:szCs w:val="18"/>
-              </w:rPr>
-              <w:t xml:space="preserve"/>
             </w:r>
           </w:p>
         </w:tc>
       </w:tr>
     </w:tbl>
+    <w:p>
+      <w:pPr>
+        <w:spacing w:before="0" w:after="100" w:line="284" w:lineRule="exact"/>
+      </w:pPr>
+      <w:r>
+        <w:rPr>
+          <w:rFonts w:ascii="SamsungOne-400" w:hAnsi="SamsungOne-400" w:cs="Times New Roman"/>
+          <w:b/>
+          <w:bCs/>
+          <w:sz w:val="21"/>
+          <w:szCs w:val="21"/>
+        </w:rPr>
+        <w:t xml:space="preserve">RQ1:</w:t>
+      </w:r>
+      <w:r>
+        <w:rPr>
+          <w:rFonts w:ascii="SamsungOne-400" w:hAnsi="SamsungOne-400" w:cs="Times New Roman"/>
+          <w:sz w:val="21"/>
+          <w:szCs w:val="21"/>
+        </w:rPr>
+        <w:t xml:space="preserve"> no. On copy-heavy test sets SARI rewards inaction and is blind to reversals of meaning; an open meaning scorer, by contrast, agrees with human raters (AUC 0.85) and can be rerun by anyone. </w:t>
+      </w:r>
+      <w:r>
+        <w:rPr>
+          <w:rFonts w:ascii="SamsungOne-400" w:hAnsi="SamsungOne-400" w:cs="Times New Roman"/>
+          <w:b/>
+          <w:bCs/>
+          <w:sz w:val="21"/>
+          <w:szCs w:val="21"/>
+        </w:rPr>
+        <w:t xml:space="preserve">RQ2:</w:t>
+      </w:r>
+      <w:r>
+        <w:rPr>
+          <w:rFonts w:ascii="SamsungOne-400" w:hAnsi="SamsungOne-400" w:cs="Times New Roman"/>
+          <w:sz w:val="21"/>
+          <w:szCs w:val="21"/>
+        </w:rPr>
+        <w:t xml:space="preserve"> partly. Every v0.2 setting traded meaning for simplification; BayanSimplify-v0.3 with four beams moves the trade-off, keeping the meaning more often than any earlier model while simplifying more than BayanSimplify-v0.2 in the app. </w:t>
+      </w:r>
+      <w:r>
+        <w:rPr>
+          <w:rFonts w:ascii="SamsungOne-400" w:hAnsi="SamsungOne-400" w:cs="Times New Roman"/>
+          <w:b/>
+          <w:bCs/>
+          <w:sz w:val="21"/>
+          <w:szCs w:val="21"/>
+        </w:rPr>
+        <w:t xml:space="preserve">RQ3:</w:t>
+      </w:r>
+      <w:r>
+        <w:rPr>
+          <w:rFonts w:ascii="SamsungOne-400" w:hAnsi="SamsungOne-400" w:cs="Times New Roman"/>
+          <w:sz w:val="21"/>
+          <w:szCs w:val="21"/>
+        </w:rPr>
+        <w:t xml:space="preserve"> yes. Streamed output reaches the reader in under a third of a second with either bundle, BayanSimplify-v0.3 with four beams shows a sentence in about 1.2 s, and the default fits the 250 MB budget; the large model needs 471 MB. </w:t>
+      </w:r>
+      <w:r>
+        <w:rPr>
+          <w:rFonts w:ascii="SamsungOne-400" w:hAnsi="SamsungOne-400" w:cs="Times New Roman"/>
+          <w:b/>
+          <w:bCs/>
+          <w:sz w:val="21"/>
+          <w:szCs w:val="21"/>
+        </w:rPr>
+        <w:t xml:space="preserve">Benefits. </w:t>
+      </w:r>
+      <w:r>
+        <w:rPr>
+          <w:rFonts w:ascii="SamsungOne-400" w:hAnsi="SamsungOne-400" w:cs="Times New Roman"/>
+          <w:sz w:val="21"/>
+          <w:szCs w:val="21"/>
+        </w:rPr>
+        <w:t xml:space="preserve"> For readers: a simpler version where and when the difficulty occurs, offline and private, with the original one tap away. For schools: a tool that runs on the phones students already own. For the field: a documented case of test-set contamination in a public Arabic simplification corpus, an evaluation protocol that exposes copy-heavy scores, and a benchmark, a meaning judge and four public models.</w:t>
+      </w:r>
+    </w:p>
     <w:p>
       <w:pPr>
         <w:spacing w:before="220" w:after="60" w:line="280" w:lineRule="exact"/>
@@ -29654,6 +27384,19 @@
           <w:szCs w:val="22"/>
         </w:rPr>
         <w:t xml:space="preserve">References</w:t>
+      </w:r>
+    </w:p>
+    <w:p>
+      <w:pPr>
+        <w:spacing w:before="0" w:after="100" w:line="284" w:lineRule="exact"/>
+      </w:pPr>
+      <w:r>
+        <w:rPr>
+          <w:rFonts w:ascii="SamsungOne-400" w:hAnsi="SamsungOne-400" w:cs="Times New Roman"/>
+          <w:sz w:val="21"/>
+          <w:szCs w:val="21"/>
+        </w:rPr>
+        <w:t xml:space="preserve">toc{subsection}{References</w:t>
       </w:r>
     </w:p>
     <w:p xmlns:a="http://schemas.openxmlformats.org/drawingml/2006/main">
@@ -31411,6 +29154,11 @@
       <w:r>
         <w:br w:type="page"/>
       </w:r>
+    </w:p>
+    <w:p>
+      <w:pPr>
+        <w:spacing w:before="0" w:after="100" w:line="284" w:lineRule="exact"/>
+      </w:pPr>
     </w:p>
     <w:p>
       <w:pPr>

--- a/deliverables/03_final_report/Bayan_Final_Report.docx
+++ b/deliverables/03_final_report/Bayan_Final_Report.docx
@@ -1241,46 +1241,6 @@
     </w:p>
     <w:p>
       <w:pPr>
-        <w:jc w:val="center"/>
-        <w:rPr>
-          <w:rFonts w:ascii="Times New Roman" w:hAnsi="Times New Roman" w:cs="Times New Roman"/>
-          <w:sz w:val="24"/>
-          <w:szCs w:val="24"/>
-        </w:rPr>
-      </w:pPr>
-    </w:p>
-    <w:p>
-      <w:pPr>
-        <w:jc w:val="center"/>
-        <w:rPr>
-          <w:rFonts w:ascii="Times New Roman" w:hAnsi="Times New Roman" w:cs="Times New Roman"/>
-          <w:sz w:val="24"/>
-          <w:szCs w:val="24"/>
-        </w:rPr>
-      </w:pPr>
-    </w:p>
-    <w:p>
-      <w:pPr>
-        <w:wordWrap/>
-        <w:autoSpaceDE/>
-        <w:autoSpaceDN/>
-        <w:rPr>
-          <w:rFonts w:ascii="Times New Roman" w:hAnsi="Times New Roman" w:cs="Times New Roman"/>
-          <w:sz w:val="24"/>
-          <w:szCs w:val="24"/>
-        </w:rPr>
-      </w:pPr>
-      <w:r>
-        <w:rPr>
-          <w:rFonts w:ascii="Times New Roman" w:hAnsi="Times New Roman" w:cs="Times New Roman"/>
-          <w:sz w:val="24"/>
-          <w:szCs w:val="24"/>
-        </w:rPr>
-        <w:br w:type="page"/>
-      </w:r>
-    </w:p>
-    <w:p>
-      <w:pPr>
         <w:spacing w:before="0" w:after="200" w:line="560" w:lineRule="exact"/>
         <w:jc w:val="center"/>
       </w:pPr>
@@ -1608,11 +1568,6 @@
           <w:szCs w:val="24"/>
         </w:rPr>
         <w:t xml:space="preserve">6. Instructor Review and Comment</w:t>
-      </w:r>
-    </w:p>
-    <w:p>
-      <w:r>
-        <w:br w:type="page"/>
       </w:r>
     </w:p>
     <w:p xmlns:a="http://schemas.openxmlformats.org/drawingml/2006/main">
@@ -1994,6 +1949,10 @@
         <w:gridCol w:w="7210"/>
       </w:tblGrid>
       <w:tr>
+        <w:trPr>
+          <w:cantSplit/>
+          <w:tblHeader/>
+        </w:trPr>
         <w:tc>
           <w:tcPr>
             <w:tcW w:w="1800" w:type="dxa"/>
@@ -2050,6 +2009,9 @@
         </w:tc>
       </w:tr>
       <w:tr>
+        <w:trPr>
+          <w:cantSplit/>
+        </w:trPr>
         <w:tc>
           <w:tcPr>
             <w:tcW w:w="1800" w:type="dxa"/>
@@ -2100,6 +2062,9 @@
         </w:tc>
       </w:tr>
       <w:tr>
+        <w:trPr>
+          <w:cantSplit/>
+        </w:trPr>
         <w:tc>
           <w:tcPr>
             <w:tcW w:w="1800" w:type="dxa"/>
@@ -2150,6 +2115,9 @@
         </w:tc>
       </w:tr>
       <w:tr>
+        <w:trPr>
+          <w:cantSplit/>
+        </w:trPr>
         <w:tc>
           <w:tcPr>
             <w:tcW w:w="1800" w:type="dxa"/>
@@ -2200,6 +2168,9 @@
         </w:tc>
       </w:tr>
       <w:tr>
+        <w:trPr>
+          <w:cantSplit/>
+        </w:trPr>
         <w:tc>
           <w:tcPr>
             <w:tcW w:w="1800" w:type="dxa"/>
@@ -2250,6 +2221,9 @@
         </w:tc>
       </w:tr>
       <w:tr>
+        <w:trPr>
+          <w:cantSplit/>
+        </w:trPr>
         <w:tc>
           <w:tcPr>
             <w:tcW w:w="1800" w:type="dxa"/>
@@ -2300,6 +2274,9 @@
         </w:tc>
       </w:tr>
       <w:tr>
+        <w:trPr>
+          <w:cantSplit/>
+        </w:trPr>
         <w:tc>
           <w:tcPr>
             <w:tcW w:w="1800" w:type="dxa"/>
@@ -2350,6 +2327,9 @@
         </w:tc>
       </w:tr>
       <w:tr>
+        <w:trPr>
+          <w:cantSplit/>
+        </w:trPr>
         <w:tc>
           <w:tcPr>
             <w:tcW w:w="1800" w:type="dxa"/>
@@ -2456,16 +2436,6 @@
         </w:rPr>
         <w:t xml:space="preserve"> A reading study with more readers with dyslexia, measuring reading time and comprehension, and faster beam decoding, so the best model's quality also arrives word by word.</w:t>
       </w:r>
-    </w:p>
-    <w:p>
-      <w:r>
-        <w:br w:type="page"/>
-      </w:r>
-    </w:p>
-    <w:p>
-      <w:pPr>
-        <w:spacing w:before="0" w:after="100" w:line="284" w:lineRule="exact"/>
-      </w:pPr>
     </w:p>
     <w:p xmlns:a="http://schemas.openxmlformats.org/drawingml/2006/main">
       <w:pPr>
@@ -3571,6 +3541,10 @@
         <w:gridCol w:w="5780"/>
       </w:tblGrid>
       <w:tr>
+        <w:trPr>
+          <w:cantSplit/>
+          <w:tblHeader/>
+        </w:trPr>
         <w:tc>
           <w:tcPr>
             <w:tcW w:w="1530" w:type="dxa"/>
@@ -3654,6 +3628,9 @@
         </w:tc>
       </w:tr>
       <w:tr>
+        <w:trPr>
+          <w:cantSplit/>
+        </w:trPr>
         <w:tc>
           <w:tcPr>
             <w:tcW w:w="1530" w:type="dxa"/>
@@ -3728,6 +3705,9 @@
         </w:tc>
       </w:tr>
       <w:tr>
+        <w:trPr>
+          <w:cantSplit/>
+        </w:trPr>
         <w:tc>
           <w:tcPr>
             <w:tcW w:w="1530" w:type="dxa"/>
@@ -3802,6 +3782,9 @@
         </w:tc>
       </w:tr>
       <w:tr>
+        <w:trPr>
+          <w:cantSplit/>
+        </w:trPr>
         <w:tc>
           <w:tcPr>
             <w:tcW w:w="1530" w:type="dxa"/>
@@ -3876,6 +3859,9 @@
         </w:tc>
       </w:tr>
       <w:tr>
+        <w:trPr>
+          <w:cantSplit/>
+        </w:trPr>
         <w:tc>
           <w:tcPr>
             <w:tcW w:w="1530" w:type="dxa"/>
@@ -3950,6 +3936,9 @@
         </w:tc>
       </w:tr>
       <w:tr>
+        <w:trPr>
+          <w:cantSplit/>
+        </w:trPr>
         <w:tc>
           <w:tcPr>
             <w:tcW w:w="1530" w:type="dxa"/>
@@ -4032,6 +4021,9 @@
         </w:tc>
       </w:tr>
       <w:tr>
+        <w:trPr>
+          <w:cantSplit/>
+        </w:trPr>
         <w:tc>
           <w:tcPr>
             <w:tcW w:w="1530" w:type="dxa"/>
@@ -4184,7 +4176,7 @@
       <w:r>
         <w:drawing xmlns:a="http://schemas.openxmlformats.org/drawingml/2006/main" xmlns:pic="http://schemas.openxmlformats.org/drawingml/2006/picture">
           <wp:inline distT="0" distB="0" distL="0" distR="0">
-            <wp:extent cx="5735955" cy="5841826"/>
+            <wp:extent cx="5735955" cy="5879637"/>
             <wp:effectExtent l="0" t="0" r="0" b="0"/>
             <wp:docPr id="1000" name="Figure"/>
             <wp:cNvGraphicFramePr>
@@ -4206,7 +4198,7 @@
                   <pic:spPr>
                     <a:xfrm>
                       <a:off x="0" y="0"/>
-                      <a:ext cx="5735955" cy="5841826"/>
+                      <a:ext cx="5735955" cy="5879637"/>
                     </a:xfrm>
                     <a:prstGeom prst="rect">
                       <a:avLst/>
@@ -4240,7 +4232,7 @@
           <w:sz w:val="19"/>
           <w:szCs w:val="19"/>
         </w:rPr>
-        <w:t xml:space="preserve">Timeline as executed, 13 September to 3 October. AP = Action Plan; M1,
+        <w:t xml:space="preserve">Timeline as executed, 13 September to 5 October. AP = Action Plan; M1,
 M2 = mentoring sessions. Numbers after a task are its GitHub issues.</w:t>
       </w:r>
     </w:p>
@@ -4287,6 +4279,10 @@
         <w:gridCol w:w="1190"/>
       </w:tblGrid>
       <w:tr>
+        <w:trPr>
+          <w:cantSplit/>
+          <w:tblHeader/>
+        </w:trPr>
         <w:tc>
           <w:tcPr>
             <w:tcW w:w="6630" w:type="dxa"/>
@@ -4370,6 +4366,9 @@
         </w:tc>
       </w:tr>
       <w:tr>
+        <w:trPr>
+          <w:cantSplit/>
+        </w:trPr>
         <w:tc>
           <w:tcPr>
             <w:tcW w:w="6630" w:type="dxa"/>
@@ -4444,6 +4443,9 @@
         </w:tc>
       </w:tr>
       <w:tr>
+        <w:trPr>
+          <w:cantSplit/>
+        </w:trPr>
         <w:tc>
           <w:tcPr>
             <w:tcW w:w="6630" w:type="dxa"/>
@@ -4518,6 +4520,9 @@
         </w:tc>
       </w:tr>
       <w:tr>
+        <w:trPr>
+          <w:cantSplit/>
+        </w:trPr>
         <w:tc>
           <w:tcPr>
             <w:tcW w:w="6630" w:type="dxa"/>
@@ -4592,6 +4597,9 @@
         </w:tc>
       </w:tr>
       <w:tr>
+        <w:trPr>
+          <w:cantSplit/>
+        </w:trPr>
         <w:tc>
           <w:tcPr>
             <w:tcW w:w="6630" w:type="dxa"/>
@@ -4666,6 +4674,9 @@
         </w:tc>
       </w:tr>
       <w:tr>
+        <w:trPr>
+          <w:cantSplit/>
+        </w:trPr>
         <w:tc>
           <w:tcPr>
             <w:tcW w:w="6630" w:type="dxa"/>
@@ -4740,6 +4751,9 @@
         </w:tc>
       </w:tr>
       <w:tr>
+        <w:trPr>
+          <w:cantSplit/>
+        </w:trPr>
         <w:tc>
           <w:tcPr>
             <w:tcW w:w="6630" w:type="dxa"/>
@@ -4814,6 +4828,9 @@
         </w:tc>
       </w:tr>
       <w:tr>
+        <w:trPr>
+          <w:cantSplit/>
+        </w:trPr>
         <w:tc>
           <w:tcPr>
             <w:tcW w:w="6630" w:type="dxa"/>
@@ -4888,6 +4905,9 @@
         </w:tc>
       </w:tr>
       <w:tr>
+        <w:trPr>
+          <w:cantSplit/>
+        </w:trPr>
         <w:tc>
           <w:tcPr>
             <w:tcW w:w="6630" w:type="dxa"/>
@@ -4962,6 +4982,9 @@
         </w:tc>
       </w:tr>
       <w:tr>
+        <w:trPr>
+          <w:cantSplit/>
+        </w:trPr>
         <w:tc>
           <w:tcPr>
             <w:tcW w:w="6630" w:type="dxa"/>
@@ -5052,6 +5075,9 @@
         </w:tc>
       </w:tr>
       <w:tr>
+        <w:trPr>
+          <w:cantSplit/>
+        </w:trPr>
         <w:tc>
           <w:tcPr>
             <w:tcW w:w="6630" w:type="dxa"/>
@@ -5305,6 +5331,10 @@
         <w:gridCol w:w="4646"/>
       </w:tblGrid>
       <w:tr>
+        <w:trPr>
+          <w:cantSplit/>
+          <w:tblHeader/>
+        </w:trPr>
         <w:tc>
           <w:tcPr>
             <w:tcW w:w="1247" w:type="dxa"/>
@@ -5415,6 +5445,9 @@
         </w:tc>
       </w:tr>
       <w:tr>
+        <w:trPr>
+          <w:cantSplit/>
+        </w:trPr>
         <w:tc>
           <w:tcPr>
             <w:tcW w:w="1247" w:type="dxa"/>
@@ -5521,6 +5554,9 @@
         </w:tc>
       </w:tr>
       <w:tr>
+        <w:trPr>
+          <w:cantSplit/>
+        </w:trPr>
         <w:tc>
           <w:tcPr>
             <w:tcW w:w="1247" w:type="dxa"/>
@@ -5627,6 +5663,9 @@
         </w:tc>
       </w:tr>
       <w:tr>
+        <w:trPr>
+          <w:cantSplit/>
+        </w:trPr>
         <w:tc>
           <w:tcPr>
             <w:tcW w:w="1247" w:type="dxa"/>
@@ -5733,6 +5772,9 @@
         </w:tc>
       </w:tr>
       <w:tr>
+        <w:trPr>
+          <w:cantSplit/>
+        </w:trPr>
         <w:tc>
           <w:tcPr>
             <w:tcW w:w="1247" w:type="dxa"/>
@@ -5839,6 +5881,9 @@
         </w:tc>
       </w:tr>
       <w:tr>
+        <w:trPr>
+          <w:cantSplit/>
+        </w:trPr>
         <w:tc>
           <w:tcPr>
             <w:tcW w:w="1247" w:type="dxa"/>
@@ -5945,6 +5990,9 @@
         </w:tc>
       </w:tr>
       <w:tr>
+        <w:trPr>
+          <w:cantSplit/>
+        </w:trPr>
         <w:tc>
           <w:tcPr>
             <w:tcW w:w="1247" w:type="dxa"/>
@@ -6043,6 +6091,9 @@
         </w:tc>
       </w:tr>
       <w:tr>
+        <w:trPr>
+          <w:cantSplit/>
+        </w:trPr>
         <w:tc>
           <w:tcPr>
             <w:tcW w:w="1247" w:type="dxa"/>
@@ -6460,6 +6511,10 @@
         <w:gridCol w:w="2494"/>
       </w:tblGrid>
       <w:tr>
+        <w:trPr>
+          <w:cantSplit/>
+          <w:tblHeader/>
+        </w:trPr>
         <w:tc>
           <w:tcPr>
             <w:tcW w:w="1530" w:type="dxa"/>
@@ -6560,6 +6615,9 @@
         </w:tc>
       </w:tr>
       <w:tr>
+        <w:trPr>
+          <w:cantSplit/>
+        </w:trPr>
         <w:tc>
           <w:tcPr>
             <w:tcW w:w="1530" w:type="dxa"/>
@@ -6698,6 +6756,9 @@
         </w:tc>
       </w:tr>
       <w:tr>
+        <w:trPr>
+          <w:cantSplit/>
+        </w:trPr>
         <w:tc>
           <w:tcPr>
             <w:tcW w:w="1530" w:type="dxa"/>
@@ -6850,6 +6911,9 @@
         </w:tc>
       </w:tr>
       <w:tr>
+        <w:trPr>
+          <w:cantSplit/>
+        </w:trPr>
         <w:tc>
           <w:tcPr>
             <w:tcW w:w="1530" w:type="dxa"/>
@@ -6976,6 +7040,9 @@
         </w:tc>
       </w:tr>
       <w:tr>
+        <w:trPr>
+          <w:cantSplit/>
+        </w:trPr>
         <w:tc>
           <w:tcPr>
             <w:tcW w:w="1530" w:type="dxa"/>
@@ -7074,6 +7141,9 @@
         </w:tc>
       </w:tr>
       <w:tr>
+        <w:trPr>
+          <w:cantSplit/>
+        </w:trPr>
         <w:tc>
           <w:tcPr>
             <w:tcW w:w="1530" w:type="dxa"/>
@@ -7172,6 +7242,9 @@
         </w:tc>
       </w:tr>
       <w:tr>
+        <w:trPr>
+          <w:cantSplit/>
+        </w:trPr>
         <w:tc>
           <w:tcPr>
             <w:tcW w:w="1530" w:type="dxa"/>
@@ -7294,6 +7367,9 @@
         </w:tc>
       </w:tr>
       <w:tr>
+        <w:trPr>
+          <w:cantSplit/>
+        </w:trPr>
         <w:tc>
           <w:tcPr>
             <w:tcW w:w="1530" w:type="dxa"/>
@@ -7462,6 +7538,9 @@
         </w:tc>
       </w:tr>
       <w:tr>
+        <w:trPr>
+          <w:cantSplit/>
+        </w:trPr>
         <w:tc>
           <w:tcPr>
             <w:tcW w:w="1530" w:type="dxa"/>
@@ -7560,6 +7639,9 @@
         </w:tc>
       </w:tr>
       <w:tr>
+        <w:trPr>
+          <w:cantSplit/>
+        </w:trPr>
         <w:tc>
           <w:tcPr>
             <w:tcW w:w="1530" w:type="dxa"/>
@@ -7604,7 +7686,7 @@
                 <w:sz w:val="18"/>
                 <w:szCs w:val="18"/>
               </w:rPr>
-              <w:t xml:space="preserve">BayanSimplify-v0.1 and the v0.2 models</w:t>
+              <w:t xml:space="preserve">BayanSimplify-v0.1, BayanSimplify-v0.2 and BayanSimplify-v0.3</w:t>
             </w:r>
           </w:p>
         </w:tc>
@@ -7993,6 +8075,10 @@
         <w:gridCol w:w="3627"/>
       </w:tblGrid>
       <w:tr>
+        <w:trPr>
+          <w:cantSplit/>
+          <w:tblHeader/>
+        </w:trPr>
         <w:tc>
           <w:tcPr>
             <w:tcW w:w="623" w:type="dxa"/>
@@ -8103,6 +8189,9 @@
         </w:tc>
       </w:tr>
       <w:tr>
+        <w:trPr>
+          <w:cantSplit/>
+        </w:trPr>
         <w:tc>
           <w:tcPr>
             <w:tcW w:w="623" w:type="dxa"/>
@@ -8219,6 +8308,9 @@
         </w:tc>
       </w:tr>
       <w:tr>
+        <w:trPr>
+          <w:cantSplit/>
+        </w:trPr>
         <w:tc>
           <w:tcPr>
             <w:tcW w:w="623" w:type="dxa"/>
@@ -8317,6 +8409,9 @@
         </w:tc>
       </w:tr>
       <w:tr>
+        <w:trPr>
+          <w:cantSplit/>
+        </w:trPr>
         <w:tc>
           <w:tcPr>
             <w:tcW w:w="623" w:type="dxa"/>
@@ -8415,6 +8510,9 @@
         </w:tc>
       </w:tr>
       <w:tr>
+        <w:trPr>
+          <w:cantSplit/>
+        </w:trPr>
         <w:tc>
           <w:tcPr>
             <w:tcW w:w="623" w:type="dxa"/>
@@ -8513,6 +8611,9 @@
         </w:tc>
       </w:tr>
       <w:tr>
+        <w:trPr>
+          <w:cantSplit/>
+        </w:trPr>
         <w:tc>
           <w:tcPr>
             <w:tcW w:w="623" w:type="dxa"/>
@@ -8769,7 +8870,7 @@
       <w:r>
         <w:drawing xmlns:a="http://schemas.openxmlformats.org/drawingml/2006/main" xmlns:pic="http://schemas.openxmlformats.org/drawingml/2006/picture">
           <wp:inline distT="0" distB="0" distL="0" distR="0">
-            <wp:extent cx="5735955" cy="4261319"/>
+            <wp:extent cx="5735955" cy="4450375"/>
             <wp:effectExtent l="0" t="0" r="0" b="0"/>
             <wp:docPr id="1000" name="Figure"/>
             <wp:cNvGraphicFramePr>
@@ -8791,7 +8892,7 @@
                   <pic:spPr>
                     <a:xfrm>
                       <a:off x="0" y="0"/>
-                      <a:ext cx="5735955" cy="4261319"/>
+                      <a:ext cx="5735955" cy="4450375"/>
                     </a:xfrm>
                     <a:prstGeom prst="rect">
                       <a:avLst/>
@@ -9054,6 +9155,10 @@
         <w:gridCol w:w="907"/>
       </w:tblGrid>
       <w:tr>
+        <w:trPr>
+          <w:cantSplit/>
+          <w:tblHeader/>
+        </w:trPr>
         <w:tc>
           <w:tcPr>
             <w:tcW w:w="453" w:type="dxa"/>
@@ -9164,6 +9269,9 @@
         </w:tc>
       </w:tr>
       <w:tr>
+        <w:trPr>
+          <w:cantSplit/>
+        </w:trPr>
         <w:tc>
           <w:tcPr>
             <w:tcW w:w="453" w:type="dxa"/>
@@ -9262,6 +9370,9 @@
         </w:tc>
       </w:tr>
       <w:tr>
+        <w:trPr>
+          <w:cantSplit/>
+        </w:trPr>
         <w:tc>
           <w:tcPr>
             <w:tcW w:w="453" w:type="dxa"/>
@@ -9360,6 +9471,9 @@
         </w:tc>
       </w:tr>
       <w:tr>
+        <w:trPr>
+          <w:cantSplit/>
+        </w:trPr>
         <w:tc>
           <w:tcPr>
             <w:tcW w:w="453" w:type="dxa"/>
@@ -9458,6 +9572,9 @@
         </w:tc>
       </w:tr>
       <w:tr>
+        <w:trPr>
+          <w:cantSplit/>
+        </w:trPr>
         <w:tc>
           <w:tcPr>
             <w:tcW w:w="453" w:type="dxa"/>
@@ -9556,6 +9673,9 @@
         </w:tc>
       </w:tr>
       <w:tr>
+        <w:trPr>
+          <w:cantSplit/>
+        </w:trPr>
         <w:tc>
           <w:tcPr>
             <w:tcW w:w="453" w:type="dxa"/>
@@ -9654,6 +9774,9 @@
         </w:tc>
       </w:tr>
       <w:tr>
+        <w:trPr>
+          <w:cantSplit/>
+        </w:trPr>
         <w:tc>
           <w:tcPr>
             <w:tcW w:w="453" w:type="dxa"/>
@@ -9752,6 +9875,9 @@
         </w:tc>
       </w:tr>
       <w:tr>
+        <w:trPr>
+          <w:cantSplit/>
+        </w:trPr>
         <w:tc>
           <w:tcPr>
             <w:tcW w:w="453" w:type="dxa"/>
@@ -9850,6 +9976,9 @@
         </w:tc>
       </w:tr>
       <w:tr>
+        <w:trPr>
+          <w:cantSplit/>
+        </w:trPr>
         <w:tc>
           <w:tcPr>
             <w:tcW w:w="453" w:type="dxa"/>
@@ -9948,6 +10077,9 @@
         </w:tc>
       </w:tr>
       <w:tr>
+        <w:trPr>
+          <w:cantSplit/>
+        </w:trPr>
         <w:tc>
           <w:tcPr>
             <w:tcW w:w="453" w:type="dxa"/>
@@ -10144,7 +10276,7 @@
           <w:sz w:val="21"/>
           <w:szCs w:val="21"/>
         </w:rPr>
-        <w:t xml:space="preserve"> (50 medicine-leaflet sentences). Items are split by document (731 dev items from 129 documents, 1,250 test items from 197), and any BAREC document with a sentence in any training data was dropped whole. Meaning is scored by Gemma 4 31B </w:t>
+        <w:t xml:space="preserve"> (50 medicine-leaflet sentences). Items are split by document (731 dev items from 129 documents, 1,250 test items from 197), and any BAREC document with a sentence in any training data was dropped whole. Corpus v1, written later, contains 33 held-out items, so BayanSimplify-v0.3 is reported on core and outside items only. Meaning is scored by Gemma 4 31B </w:t>
       </w:r>
       <w:r>
         <w:rPr>
@@ -10418,7 +10550,7 @@
       <w:r>
         <w:drawing xmlns:a="http://schemas.openxmlformats.org/drawingml/2006/main" xmlns:pic="http://schemas.openxmlformats.org/drawingml/2006/picture">
           <wp:inline distT="0" distB="0" distL="0" distR="0">
-            <wp:extent cx="5735955" cy="3899692"/>
+            <wp:extent cx="5735955" cy="4751566"/>
             <wp:effectExtent l="0" t="0" r="0" b="0"/>
             <wp:docPr id="1000" name="Figure"/>
             <wp:cNvGraphicFramePr>
@@ -10440,7 +10572,7 @@
                   <pic:spPr>
                     <a:xfrm>
                       <a:off x="0" y="0"/>
-                      <a:ext cx="5735955" cy="3899692"/>
+                      <a:ext cx="5735955" cy="4751566"/>
                     </a:xfrm>
                     <a:prstGeom prst="rect">
                       <a:avLst/>
@@ -10727,7 +10859,7 @@
       <w:r>
         <w:drawing xmlns:a="http://schemas.openxmlformats.org/drawingml/2006/main" xmlns:pic="http://schemas.openxmlformats.org/drawingml/2006/picture">
           <wp:inline distT="0" distB="0" distL="0" distR="0">
-            <wp:extent cx="5735955" cy="3548130"/>
+            <wp:extent cx="5735955" cy="4538918"/>
             <wp:effectExtent l="0" t="0" r="0" b="0"/>
             <wp:docPr id="1000" name="Figure"/>
             <wp:cNvGraphicFramePr>
@@ -10749,7 +10881,7 @@
                   <pic:spPr>
                     <a:xfrm>
                       <a:off x="0" y="0"/>
-                      <a:ext cx="5735955" cy="3548130"/>
+                      <a:ext cx="5735955" cy="4538918"/>
                     </a:xfrm>
                     <a:prstGeom prst="rect">
                       <a:avLst/>
@@ -11024,7 +11156,7 @@
       <w:r>
         <w:drawing xmlns:a="http://schemas.openxmlformats.org/drawingml/2006/main" xmlns:pic="http://schemas.openxmlformats.org/drawingml/2006/picture">
           <wp:inline distT="0" distB="0" distL="0" distR="0">
-            <wp:extent cx="5735955" cy="6612031"/>
+            <wp:extent cx="5735955" cy="1935932"/>
             <wp:effectExtent l="0" t="0" r="0" b="0"/>
             <wp:docPr id="1000" name="Figure"/>
             <wp:cNvGraphicFramePr>
@@ -11046,7 +11178,7 @@
                   <pic:spPr>
                     <a:xfrm>
                       <a:off x="0" y="0"/>
-                      <a:ext cx="5735955" cy="6612031"/>
+                      <a:ext cx="5735955" cy="1935932"/>
                     </a:xfrm>
                     <a:prstGeom prst="rect">
                       <a:avLst/>
@@ -11231,6 +11363,10 @@
         <w:gridCol w:w="850"/>
       </w:tblGrid>
       <w:tr>
+        <w:trPr>
+          <w:cantSplit/>
+          <w:tblHeader/>
+        </w:trPr>
         <w:tc>
           <w:tcPr>
             <w:tcW w:w="3684" w:type="dxa"/>
@@ -11434,6 +11570,9 @@
         </w:tc>
       </w:tr>
       <w:tr>
+        <w:trPr>
+          <w:cantSplit/>
+        </w:trPr>
         <w:tc>
           <w:tcPr>
             <w:tcW w:w="3684" w:type="dxa"/>
@@ -11604,6 +11743,9 @@
         </w:tc>
       </w:tr>
       <w:tr>
+        <w:trPr>
+          <w:cantSplit/>
+        </w:trPr>
         <w:tc>
           <w:tcPr>
             <w:tcW w:w="3684" w:type="dxa"/>
@@ -11774,6 +11916,9 @@
         </w:tc>
       </w:tr>
       <w:tr>
+        <w:trPr>
+          <w:cantSplit/>
+        </w:trPr>
         <w:tc>
           <w:tcPr>
             <w:tcW w:w="3684" w:type="dxa"/>
@@ -11944,6 +12089,9 @@
         </w:tc>
       </w:tr>
       <w:tr>
+        <w:trPr>
+          <w:cantSplit/>
+        </w:trPr>
         <w:tc>
           <w:tcPr>
             <w:tcW w:w="3684" w:type="dxa"/>
@@ -12122,7 +12270,7 @@
       <w:r>
         <w:drawing xmlns:a="http://schemas.openxmlformats.org/drawingml/2006/main" xmlns:pic="http://schemas.openxmlformats.org/drawingml/2006/picture">
           <wp:inline distT="0" distB="0" distL="0" distR="0">
-            <wp:extent cx="5735955" cy="5577148"/>
+            <wp:extent cx="5735955" cy="6719045"/>
             <wp:effectExtent l="0" t="0" r="0" b="0"/>
             <wp:docPr id="1000" name="Figure"/>
             <wp:cNvGraphicFramePr>
@@ -12144,7 +12292,7 @@
                   <pic:spPr>
                     <a:xfrm>
                       <a:off x="0" y="0"/>
-                      <a:ext cx="5735955" cy="5577148"/>
+                      <a:ext cx="5735955" cy="6719045"/>
                     </a:xfrm>
                     <a:prstGeom prst="rect">
                       <a:avLst/>
@@ -12565,6 +12713,10 @@
         <w:gridCol w:w="623"/>
       </w:tblGrid>
       <w:tr>
+        <w:trPr>
+          <w:cantSplit/>
+          <w:tblHeader/>
+        </w:trPr>
         <w:tc>
           <w:tcPr>
             <w:tcW w:w="4024" w:type="dxa"/>
@@ -12669,7 +12821,7 @@
                 <w:sz w:val="18"/>
                 <w:szCs w:val="18"/>
               </w:rPr>
-              <w:t xml:space="preserve">SARI un\-changed</w:t>
+              <w:t xml:space="preserve">SARI unchanged</w:t>
             </w:r>
           </w:p>
         </w:tc>
@@ -12723,7 +12875,7 @@
                 <w:sz w:val="18"/>
                 <w:szCs w:val="18"/>
               </w:rPr>
-              <w:t xml:space="preserve">BERT\-Score</w:t>
+              <w:t xml:space="preserve">BERTScore</w:t>
             </w:r>
           </w:p>
         </w:tc>
@@ -12750,7 +12902,7 @@
                 <w:sz w:val="18"/>
                 <w:szCs w:val="18"/>
               </w:rPr>
-              <w:t xml:space="preserve">Read\-ability drop</w:t>
+              <w:t xml:space="preserve">Readability drop</w:t>
             </w:r>
           </w:p>
         </w:tc>
@@ -12783,6 +12935,9 @@
         </w:tc>
       </w:tr>
       <w:tr>
+        <w:trPr>
+          <w:cantSplit/>
+        </w:trPr>
         <w:tc>
           <w:tcPr>
             <w:gridSpan w:val="8"/>
@@ -12807,6 +12962,9 @@
         </w:tc>
       </w:tr>
       <w:tr>
+        <w:trPr>
+          <w:cantSplit/>
+        </w:trPr>
         <w:tc>
           <w:tcPr>
             <w:tcW w:w="4024" w:type="dxa"/>
@@ -13001,6 +13159,9 @@
         </w:tc>
       </w:tr>
       <w:tr>
+        <w:trPr>
+          <w:cantSplit/>
+        </w:trPr>
         <w:tc>
           <w:tcPr>
             <w:tcW w:w="4024" w:type="dxa"/>
@@ -13197,6 +13358,9 @@
         </w:tc>
       </w:tr>
       <w:tr>
+        <w:trPr>
+          <w:cantSplit/>
+        </w:trPr>
         <w:tc>
           <w:tcPr>
             <w:tcW w:w="4024" w:type="dxa"/>
@@ -13391,6 +13555,9 @@
         </w:tc>
       </w:tr>
       <w:tr>
+        <w:trPr>
+          <w:cantSplit/>
+        </w:trPr>
         <w:tc>
           <w:tcPr>
             <w:gridSpan w:val="8"/>
@@ -13415,6 +13582,9 @@
         </w:tc>
       </w:tr>
       <w:tr>
+        <w:trPr>
+          <w:cantSplit/>
+        </w:trPr>
         <w:tc>
           <w:tcPr>
             <w:tcW w:w="4024" w:type="dxa"/>
@@ -13609,6 +13779,9 @@
         </w:tc>
       </w:tr>
       <w:tr>
+        <w:trPr>
+          <w:cantSplit/>
+        </w:trPr>
         <w:tc>
           <w:tcPr>
             <w:tcW w:w="4024" w:type="dxa"/>
@@ -13811,7 +13984,7 @@
       <w:r>
         <w:drawing xmlns:a="http://schemas.openxmlformats.org/drawingml/2006/main" xmlns:pic="http://schemas.openxmlformats.org/drawingml/2006/picture">
           <wp:inline distT="0" distB="0" distL="0" distR="0">
-            <wp:extent cx="5735955" cy="5584710"/>
+            <wp:extent cx="5735955" cy="5062916"/>
             <wp:effectExtent l="0" t="0" r="0" b="0"/>
             <wp:docPr id="1000" name="Figure"/>
             <wp:cNvGraphicFramePr>
@@ -13833,7 +14006,7 @@
                   <pic:spPr>
                     <a:xfrm>
                       <a:off x="0" y="0"/>
-                      <a:ext cx="5735955" cy="5584710"/>
+                      <a:ext cx="5735955" cy="5062916"/>
                     </a:xfrm>
                     <a:prstGeom prst="rect">
                       <a:avLst/>
@@ -13889,6 +14062,10 @@
         <w:gridCol w:w="9010"/>
       </w:tblGrid>
       <w:tr>
+        <w:trPr>
+          <w:cantSplit/>
+          <w:tblHeader/>
+        </w:trPr>
         <w:tc>
           <w:tcPr>
             <w:tcW w:w="9010" w:type="dxa"/>
@@ -13940,19 +14117,6 @@
     </w:tbl>
     <w:p>
       <w:pPr>
-        <w:spacing w:before="0" w:after="40" w:line="120" w:lineRule="exact"/>
-      </w:pPr>
-      <w:r>
-        <w:rPr>
-          <w:rFonts w:ascii="SamsungOne-400" w:hAnsi="SamsungOne-400" w:cs="Times New Roman"/>
-          <w:sz w:val="21"/>
-          <w:szCs w:val="21"/>
-        </w:rPr>
-        <w:t xml:space="preserve"/>
-      </w:r>
-    </w:p>
-    <w:p>
-      <w:pPr>
         <w:spacing w:before="0" w:after="100" w:line="284" w:lineRule="exact"/>
       </w:pPr>
       <w:r>
@@ -14052,7 +14216,7 @@
       <w:r>
         <w:drawing xmlns:a="http://schemas.openxmlformats.org/drawingml/2006/main" xmlns:pic="http://schemas.openxmlformats.org/drawingml/2006/picture">
           <wp:inline distT="0" distB="0" distL="0" distR="0">
-            <wp:extent cx="5735955" cy="2394240"/>
+            <wp:extent cx="5735955" cy="3386332"/>
             <wp:effectExtent l="0" t="0" r="0" b="0"/>
             <wp:docPr id="1000" name="Figure"/>
             <wp:cNvGraphicFramePr>
@@ -14074,7 +14238,7 @@
                   <pic:spPr>
                     <a:xfrm>
                       <a:off x="0" y="0"/>
-                      <a:ext cx="5735955" cy="2394240"/>
+                      <a:ext cx="5735955" cy="3386332"/>
                     </a:xfrm>
                     <a:prstGeom prst="rect">
                       <a:avLst/>
@@ -14229,6 +14393,10 @@
         <w:gridCol w:w="1417"/>
       </w:tblGrid>
       <w:tr>
+        <w:trPr>
+          <w:cantSplit/>
+          <w:tblHeader/>
+        </w:trPr>
         <w:tc>
           <w:tcPr>
             <w:tcW w:w="6176" w:type="dxa"/>
@@ -14302,6 +14470,9 @@
         </w:tc>
       </w:tr>
       <w:tr>
+        <w:trPr>
+          <w:cantSplit/>
+        </w:trPr>
         <w:tc>
           <w:tcPr>
             <w:tcW w:w="6176" w:type="dxa"/>
@@ -14376,6 +14547,9 @@
         </w:tc>
       </w:tr>
       <w:tr>
+        <w:trPr>
+          <w:cantSplit/>
+        </w:trPr>
         <w:tc>
           <w:tcPr>
             <w:tcW w:w="6176" w:type="dxa"/>
@@ -14450,6 +14624,9 @@
         </w:tc>
       </w:tr>
       <w:tr>
+        <w:trPr>
+          <w:cantSplit/>
+        </w:trPr>
         <w:tc>
           <w:tcPr>
             <w:tcW w:w="6176" w:type="dxa"/>
@@ -14524,6 +14701,9 @@
         </w:tc>
       </w:tr>
       <w:tr>
+        <w:trPr>
+          <w:cantSplit/>
+        </w:trPr>
         <w:tc>
           <w:tcPr>
             <w:tcW w:w="6176" w:type="dxa"/>
@@ -14600,6 +14780,9 @@
         </w:tc>
       </w:tr>
       <w:tr>
+        <w:trPr>
+          <w:cantSplit/>
+        </w:trPr>
         <w:tc>
           <w:tcPr>
             <w:tcW w:w="6176" w:type="dxa"/>
@@ -14674,6 +14857,9 @@
         </w:tc>
       </w:tr>
       <w:tr>
+        <w:trPr>
+          <w:cantSplit/>
+        </w:trPr>
         <w:tc>
           <w:tcPr>
             <w:tcW w:w="6176" w:type="dxa"/>
@@ -14748,6 +14934,9 @@
         </w:tc>
       </w:tr>
       <w:tr>
+        <w:trPr>
+          <w:cantSplit/>
+        </w:trPr>
         <w:tc>
           <w:tcPr>
             <w:tcW w:w="6176" w:type="dxa"/>
@@ -14834,6 +15023,9 @@
         </w:tc>
       </w:tr>
       <w:tr>
+        <w:trPr>
+          <w:cantSplit/>
+        </w:trPr>
         <w:tc>
           <w:tcPr>
             <w:gridSpan w:val="3"/>
@@ -15060,7 +15252,7 @@
       <w:r>
         <w:drawing xmlns:a="http://schemas.openxmlformats.org/drawingml/2006/main" xmlns:pic="http://schemas.openxmlformats.org/drawingml/2006/picture">
           <wp:inline distT="0" distB="0" distL="0" distR="0">
-            <wp:extent cx="5735955" cy="4670760"/>
+            <wp:extent cx="5735955" cy="5580622"/>
             <wp:effectExtent l="0" t="0" r="0" b="0"/>
             <wp:docPr id="1000" name="Figure"/>
             <wp:cNvGraphicFramePr>
@@ -15082,7 +15274,7 @@
                   <pic:spPr>
                     <a:xfrm>
                       <a:off x="0" y="0"/>
-                      <a:ext cx="5735955" cy="4670760"/>
+                      <a:ext cx="5735955" cy="5580622"/>
                     </a:xfrm>
                     <a:prstGeom prst="rect">
                       <a:avLst/>
@@ -15204,6 +15396,10 @@
         <w:gridCol w:w="1020"/>
       </w:tblGrid>
       <w:tr>
+        <w:trPr>
+          <w:cantSplit/>
+          <w:tblHeader/>
+        </w:trPr>
         <w:tc>
           <w:tcPr>
             <w:tcW w:w="4930" w:type="dxa"/>
@@ -15341,6 +15537,9 @@
         </w:tc>
       </w:tr>
       <w:tr>
+        <w:trPr>
+          <w:cantSplit/>
+        </w:trPr>
         <w:tc>
           <w:tcPr>
             <w:tcW w:w="4930" w:type="dxa"/>
@@ -15385,7 +15584,18 @@
                 <w:sz w:val="18"/>
                 <w:szCs w:val="18"/>
               </w:rPr>
-              <w:t xml:space="preserve">94 / [85–100]</w:t>
+              <w:t xml:space="preserve">94</w:t>
+            </w:r>
+            <w:r>
+              <w:br/>
+            </w:r>
+            <w:r>
+              <w:rPr>
+                <w:rFonts w:ascii="SamsungOne-400" w:hAnsi="SamsungOne-400" w:cs="Times New Roman"/>
+                <w:sz w:val="17"/>
+                <w:szCs w:val="17"/>
+              </w:rPr>
+              <w:t xml:space="preserve">[85–100]</w:t>
             </w:r>
           </w:p>
         </w:tc>
@@ -15409,7 +15619,18 @@
                 <w:sz w:val="18"/>
                 <w:szCs w:val="18"/>
               </w:rPr>
-              <w:t xml:space="preserve">80 / [67–92]</w:t>
+              <w:t xml:space="preserve">80</w:t>
+            </w:r>
+            <w:r>
+              <w:br/>
+            </w:r>
+            <w:r>
+              <w:rPr>
+                <w:rFonts w:ascii="SamsungOne-400" w:hAnsi="SamsungOne-400" w:cs="Times New Roman"/>
+                <w:sz w:val="17"/>
+                <w:szCs w:val="17"/>
+              </w:rPr>
+              <w:t xml:space="preserve">[67–92]</w:t>
             </w:r>
           </w:p>
         </w:tc>
@@ -15433,7 +15654,18 @@
                 <w:sz w:val="18"/>
                 <w:szCs w:val="18"/>
               </w:rPr>
-              <w:t xml:space="preserve">49 / [30–67]</w:t>
+              <w:t xml:space="preserve">49</w:t>
+            </w:r>
+            <w:r>
+              <w:br/>
+            </w:r>
+            <w:r>
+              <w:rPr>
+                <w:rFonts w:ascii="SamsungOne-400" w:hAnsi="SamsungOne-400" w:cs="Times New Roman"/>
+                <w:sz w:val="17"/>
+                <w:szCs w:val="17"/>
+              </w:rPr>
+              <w:t xml:space="preserve">[30–67]</w:t>
             </w:r>
           </w:p>
         </w:tc>
@@ -15457,12 +15689,26 @@
                 <w:sz w:val="18"/>
                 <w:szCs w:val="18"/>
               </w:rPr>
-              <w:t xml:space="preserve">91 / [82–100]</w:t>
+              <w:t xml:space="preserve">91</w:t>
+            </w:r>
+            <w:r>
+              <w:br/>
+            </w:r>
+            <w:r>
+              <w:rPr>
+                <w:rFonts w:ascii="SamsungOne-400" w:hAnsi="SamsungOne-400" w:cs="Times New Roman"/>
+                <w:sz w:val="17"/>
+                <w:szCs w:val="17"/>
+              </w:rPr>
+              <w:t xml:space="preserve">[82–100]</w:t>
             </w:r>
           </w:p>
         </w:tc>
       </w:tr>
       <w:tr>
+        <w:trPr>
+          <w:cantSplit/>
+        </w:trPr>
         <w:tc>
           <w:tcPr>
             <w:tcW w:w="4930" w:type="dxa"/>
@@ -15507,7 +15753,18 @@
                 <w:sz w:val="18"/>
                 <w:szCs w:val="18"/>
               </w:rPr>
-              <w:t xml:space="preserve">89 / [78–97]</w:t>
+              <w:t xml:space="preserve">89</w:t>
+            </w:r>
+            <w:r>
+              <w:br/>
+            </w:r>
+            <w:r>
+              <w:rPr>
+                <w:rFonts w:ascii="SamsungOne-400" w:hAnsi="SamsungOne-400" w:cs="Times New Roman"/>
+                <w:sz w:val="17"/>
+                <w:szCs w:val="17"/>
+              </w:rPr>
+              <w:t xml:space="preserve">[78–97]</w:t>
             </w:r>
           </w:p>
         </w:tc>
@@ -15531,7 +15788,18 @@
                 <w:sz w:val="18"/>
                 <w:szCs w:val="18"/>
               </w:rPr>
-              <w:t xml:space="preserve">83 / [71–94]</w:t>
+              <w:t xml:space="preserve">83</w:t>
+            </w:r>
+            <w:r>
+              <w:br/>
+            </w:r>
+            <w:r>
+              <w:rPr>
+                <w:rFonts w:ascii="SamsungOne-400" w:hAnsi="SamsungOne-400" w:cs="Times New Roman"/>
+                <w:sz w:val="17"/>
+                <w:szCs w:val="17"/>
+              </w:rPr>
+              <w:t xml:space="preserve">[71–94]</w:t>
             </w:r>
           </w:p>
         </w:tc>
@@ -15555,7 +15823,18 @@
                 <w:sz w:val="18"/>
                 <w:szCs w:val="18"/>
               </w:rPr>
-              <w:t xml:space="preserve">54 / [36–72]</w:t>
+              <w:t xml:space="preserve">54</w:t>
+            </w:r>
+            <w:r>
+              <w:br/>
+            </w:r>
+            <w:r>
+              <w:rPr>
+                <w:rFonts w:ascii="SamsungOne-400" w:hAnsi="SamsungOne-400" w:cs="Times New Roman"/>
+                <w:sz w:val="17"/>
+                <w:szCs w:val="17"/>
+              </w:rPr>
+              <w:t xml:space="preserve">[36–72]</w:t>
             </w:r>
           </w:p>
         </w:tc>
@@ -15579,12 +15858,26 @@
                 <w:sz w:val="18"/>
                 <w:szCs w:val="18"/>
               </w:rPr>
-              <w:t xml:space="preserve">89 / [77–97]</w:t>
+              <w:t xml:space="preserve">89</w:t>
+            </w:r>
+            <w:r>
+              <w:br/>
+            </w:r>
+            <w:r>
+              <w:rPr>
+                <w:rFonts w:ascii="SamsungOne-400" w:hAnsi="SamsungOne-400" w:cs="Times New Roman"/>
+                <w:sz w:val="17"/>
+                <w:szCs w:val="17"/>
+              </w:rPr>
+              <w:t xml:space="preserve">[77–97]</w:t>
             </w:r>
           </w:p>
         </w:tc>
       </w:tr>
       <w:tr>
+        <w:trPr>
+          <w:cantSplit/>
+        </w:trPr>
         <w:tc>
           <w:tcPr>
             <w:tcW w:w="4930" w:type="dxa"/>
@@ -15637,7 +15930,18 @@
                 <w:sz w:val="18"/>
                 <w:szCs w:val="18"/>
               </w:rPr>
-              <w:t xml:space="preserve">77 / [62–91]</w:t>
+              <w:t xml:space="preserve">77</w:t>
+            </w:r>
+            <w:r>
+              <w:br/>
+            </w:r>
+            <w:r>
+              <w:rPr>
+                <w:rFonts w:ascii="SamsungOne-400" w:hAnsi="SamsungOne-400" w:cs="Times New Roman"/>
+                <w:sz w:val="17"/>
+                <w:szCs w:val="17"/>
+              </w:rPr>
+              <w:t xml:space="preserve">[62–91]</w:t>
             </w:r>
           </w:p>
         </w:tc>
@@ -15661,7 +15965,18 @@
                 <w:sz w:val="18"/>
                 <w:szCs w:val="18"/>
               </w:rPr>
-              <w:t xml:space="preserve">63 / [46–78]</w:t>
+              <w:t xml:space="preserve">63</w:t>
+            </w:r>
+            <w:r>
+              <w:br/>
+            </w:r>
+            <w:r>
+              <w:rPr>
+                <w:rFonts w:ascii="SamsungOne-400" w:hAnsi="SamsungOne-400" w:cs="Times New Roman"/>
+                <w:sz w:val="17"/>
+                <w:szCs w:val="17"/>
+              </w:rPr>
+              <w:t xml:space="preserve">[46–78]</w:t>
             </w:r>
           </w:p>
         </w:tc>
@@ -15685,7 +16000,18 @@
                 <w:sz w:val="18"/>
                 <w:szCs w:val="18"/>
               </w:rPr>
-              <w:t xml:space="preserve">49 / [34–65]</w:t>
+              <w:t xml:space="preserve">49</w:t>
+            </w:r>
+            <w:r>
+              <w:br/>
+            </w:r>
+            <w:r>
+              <w:rPr>
+                <w:rFonts w:ascii="SamsungOne-400" w:hAnsi="SamsungOne-400" w:cs="Times New Roman"/>
+                <w:sz w:val="17"/>
+                <w:szCs w:val="17"/>
+              </w:rPr>
+              <w:t xml:space="preserve">[34–65]</w:t>
             </w:r>
           </w:p>
         </w:tc>
@@ -15709,12 +16035,26 @@
                 <w:sz w:val="18"/>
                 <w:szCs w:val="18"/>
               </w:rPr>
-              <w:t xml:space="preserve">97 / [90–100]</w:t>
+              <w:t xml:space="preserve">97</w:t>
+            </w:r>
+            <w:r>
+              <w:br/>
+            </w:r>
+            <w:r>
+              <w:rPr>
+                <w:rFonts w:ascii="SamsungOne-400" w:hAnsi="SamsungOne-400" w:cs="Times New Roman"/>
+                <w:sz w:val="17"/>
+                <w:szCs w:val="17"/>
+              </w:rPr>
+              <w:t xml:space="preserve">[90–100]</w:t>
             </w:r>
           </w:p>
         </w:tc>
       </w:tr>
       <w:tr>
+        <w:trPr>
+          <w:cantSplit/>
+        </w:trPr>
         <w:tc>
           <w:tcPr>
             <w:tcW w:w="4930" w:type="dxa"/>
@@ -15759,7 +16099,18 @@
                 <w:sz w:val="18"/>
                 <w:szCs w:val="18"/>
               </w:rPr>
-              <w:t xml:space="preserve">71 / [56–86]</w:t>
+              <w:t xml:space="preserve">71</w:t>
+            </w:r>
+            <w:r>
+              <w:br/>
+            </w:r>
+            <w:r>
+              <w:rPr>
+                <w:rFonts w:ascii="SamsungOne-400" w:hAnsi="SamsungOne-400" w:cs="Times New Roman"/>
+                <w:sz w:val="17"/>
+                <w:szCs w:val="17"/>
+              </w:rPr>
+              <w:t xml:space="preserve">[56–86]</w:t>
             </w:r>
           </w:p>
         </w:tc>
@@ -15783,7 +16134,18 @@
                 <w:sz w:val="18"/>
                 <w:szCs w:val="18"/>
               </w:rPr>
-              <w:t xml:space="preserve">51 / [31–72]</w:t>
+              <w:t xml:space="preserve">51</w:t>
+            </w:r>
+            <w:r>
+              <w:br/>
+            </w:r>
+            <w:r>
+              <w:rPr>
+                <w:rFonts w:ascii="SamsungOne-400" w:hAnsi="SamsungOne-400" w:cs="Times New Roman"/>
+                <w:sz w:val="17"/>
+                <w:szCs w:val="17"/>
+              </w:rPr>
+              <w:t xml:space="preserve">[31–72]</w:t>
             </w:r>
           </w:p>
         </w:tc>
@@ -15807,7 +16169,18 @@
                 <w:sz w:val="18"/>
                 <w:szCs w:val="18"/>
               </w:rPr>
-              <w:t xml:space="preserve">54 / [38–70]</w:t>
+              <w:t xml:space="preserve">54</w:t>
+            </w:r>
+            <w:r>
+              <w:br/>
+            </w:r>
+            <w:r>
+              <w:rPr>
+                <w:rFonts w:ascii="SamsungOne-400" w:hAnsi="SamsungOne-400" w:cs="Times New Roman"/>
+                <w:sz w:val="17"/>
+                <w:szCs w:val="17"/>
+              </w:rPr>
+              <w:t xml:space="preserve">[38–70]</w:t>
             </w:r>
           </w:p>
         </w:tc>
@@ -15831,12 +16204,26 @@
                 <w:sz w:val="18"/>
                 <w:szCs w:val="18"/>
               </w:rPr>
-              <w:t xml:space="preserve">94 / [86–100]</w:t>
+              <w:t xml:space="preserve">94</w:t>
+            </w:r>
+            <w:r>
+              <w:br/>
+            </w:r>
+            <w:r>
+              <w:rPr>
+                <w:rFonts w:ascii="SamsungOne-400" w:hAnsi="SamsungOne-400" w:cs="Times New Roman"/>
+                <w:sz w:val="17"/>
+                <w:szCs w:val="17"/>
+              </w:rPr>
+              <w:t xml:space="preserve">[86–100]</w:t>
             </w:r>
           </w:p>
         </w:tc>
       </w:tr>
       <w:tr>
+        <w:trPr>
+          <w:cantSplit/>
+        </w:trPr>
         <w:tc>
           <w:tcPr>
             <w:tcW w:w="4930" w:type="dxa"/>
@@ -15881,7 +16268,18 @@
                 <w:sz w:val="18"/>
                 <w:szCs w:val="18"/>
               </w:rPr>
-              <w:t xml:space="preserve">71 / [52–88]</w:t>
+              <w:t xml:space="preserve">71</w:t>
+            </w:r>
+            <w:r>
+              <w:br/>
+            </w:r>
+            <w:r>
+              <w:rPr>
+                <w:rFonts w:ascii="SamsungOne-400" w:hAnsi="SamsungOne-400" w:cs="Times New Roman"/>
+                <w:sz w:val="17"/>
+                <w:szCs w:val="17"/>
+              </w:rPr>
+              <w:t xml:space="preserve">[52–88]</w:t>
             </w:r>
           </w:p>
         </w:tc>
@@ -15905,7 +16303,18 @@
                 <w:sz w:val="18"/>
                 <w:szCs w:val="18"/>
               </w:rPr>
-              <w:t xml:space="preserve">54 / [38–71]</w:t>
+              <w:t xml:space="preserve">54</w:t>
+            </w:r>
+            <w:r>
+              <w:br/>
+            </w:r>
+            <w:r>
+              <w:rPr>
+                <w:rFonts w:ascii="SamsungOne-400" w:hAnsi="SamsungOne-400" w:cs="Times New Roman"/>
+                <w:sz w:val="17"/>
+                <w:szCs w:val="17"/>
+              </w:rPr>
+              <w:t xml:space="preserve">[38–71]</w:t>
             </w:r>
           </w:p>
         </w:tc>
@@ -15929,7 +16338,18 @@
                 <w:sz w:val="18"/>
                 <w:szCs w:val="18"/>
               </w:rPr>
-              <w:t xml:space="preserve">51 / [33–68]</w:t>
+              <w:t xml:space="preserve">51</w:t>
+            </w:r>
+            <w:r>
+              <w:br/>
+            </w:r>
+            <w:r>
+              <w:rPr>
+                <w:rFonts w:ascii="SamsungOne-400" w:hAnsi="SamsungOne-400" w:cs="Times New Roman"/>
+                <w:sz w:val="17"/>
+                <w:szCs w:val="17"/>
+              </w:rPr>
+              <w:t xml:space="preserve">[33–68]</w:t>
             </w:r>
           </w:p>
         </w:tc>
@@ -15953,12 +16373,26 @@
                 <w:sz w:val="18"/>
                 <w:szCs w:val="18"/>
               </w:rPr>
-              <w:t xml:space="preserve">91 / [82–100]</w:t>
+              <w:t xml:space="preserve">91</w:t>
+            </w:r>
+            <w:r>
+              <w:br/>
+            </w:r>
+            <w:r>
+              <w:rPr>
+                <w:rFonts w:ascii="SamsungOne-400" w:hAnsi="SamsungOne-400" w:cs="Times New Roman"/>
+                <w:sz w:val="17"/>
+                <w:szCs w:val="17"/>
+              </w:rPr>
+              <w:t xml:space="preserve">[82–100]</w:t>
             </w:r>
           </w:p>
         </w:tc>
       </w:tr>
       <w:tr>
+        <w:trPr>
+          <w:cantSplit/>
+        </w:trPr>
         <w:tc>
           <w:tcPr>
             <w:tcW w:w="4930" w:type="dxa"/>
@@ -16011,7 +16445,18 @@
                 <w:sz w:val="18"/>
                 <w:szCs w:val="18"/>
               </w:rPr>
-              <w:t xml:space="preserve">71 / [57–86]</w:t>
+              <w:t xml:space="preserve">71</w:t>
+            </w:r>
+            <w:r>
+              <w:br/>
+            </w:r>
+            <w:r>
+              <w:rPr>
+                <w:rFonts w:ascii="SamsungOne-400" w:hAnsi="SamsungOne-400" w:cs="Times New Roman"/>
+                <w:sz w:val="17"/>
+                <w:szCs w:val="17"/>
+              </w:rPr>
+              <w:t xml:space="preserve">[57–86]</w:t>
             </w:r>
           </w:p>
         </w:tc>
@@ -16035,7 +16480,18 @@
                 <w:sz w:val="18"/>
                 <w:szCs w:val="18"/>
               </w:rPr>
-              <w:t xml:space="preserve">49 / [34–63]</w:t>
+              <w:t xml:space="preserve">49</w:t>
+            </w:r>
+            <w:r>
+              <w:br/>
+            </w:r>
+            <w:r>
+              <w:rPr>
+                <w:rFonts w:ascii="SamsungOne-400" w:hAnsi="SamsungOne-400" w:cs="Times New Roman"/>
+                <w:sz w:val="17"/>
+                <w:szCs w:val="17"/>
+              </w:rPr>
+              <w:t xml:space="preserve">[34–63]</w:t>
             </w:r>
           </w:p>
         </w:tc>
@@ -16059,7 +16515,18 @@
                 <w:sz w:val="18"/>
                 <w:szCs w:val="18"/>
               </w:rPr>
-              <w:t xml:space="preserve">57 / [43–72]</w:t>
+              <w:t xml:space="preserve">57</w:t>
+            </w:r>
+            <w:r>
+              <w:br/>
+            </w:r>
+            <w:r>
+              <w:rPr>
+                <w:rFonts w:ascii="SamsungOne-400" w:hAnsi="SamsungOne-400" w:cs="Times New Roman"/>
+                <w:sz w:val="17"/>
+                <w:szCs w:val="17"/>
+              </w:rPr>
+              <w:t xml:space="preserve">[43–72]</w:t>
             </w:r>
           </w:p>
         </w:tc>
@@ -16083,7 +16550,18 @@
                 <w:sz w:val="18"/>
                 <w:szCs w:val="18"/>
               </w:rPr>
-              <w:t xml:space="preserve">97 / [92–100]</w:t>
+              <w:t xml:space="preserve">97</w:t>
+            </w:r>
+            <w:r>
+              <w:br/>
+            </w:r>
+            <w:r>
+              <w:rPr>
+                <w:rFonts w:ascii="SamsungOne-400" w:hAnsi="SamsungOne-400" w:cs="Times New Roman"/>
+                <w:sz w:val="17"/>
+                <w:szCs w:val="17"/>
+              </w:rPr>
+              <w:t xml:space="preserve">[92–100]</w:t>
             </w:r>
           </w:p>
         </w:tc>
@@ -16133,6 +16611,10 @@
         <w:gridCol w:w="1020"/>
       </w:tblGrid>
       <w:tr>
+        <w:trPr>
+          <w:cantSplit/>
+          <w:tblHeader/>
+        </w:trPr>
         <w:tc>
           <w:tcPr>
             <w:tcW w:w="5950" w:type="dxa"/>
@@ -16243,6 +16725,9 @@
         </w:tc>
       </w:tr>
       <w:tr>
+        <w:trPr>
+          <w:cantSplit/>
+        </w:trPr>
         <w:tc>
           <w:tcPr>
             <w:tcW w:w="5950" w:type="dxa"/>
@@ -16341,6 +16826,9 @@
         </w:tc>
       </w:tr>
       <w:tr>
+        <w:trPr>
+          <w:cantSplit/>
+        </w:trPr>
         <w:tc>
           <w:tcPr>
             <w:tcW w:w="5950" w:type="dxa"/>
@@ -16439,6 +16927,9 @@
         </w:tc>
       </w:tr>
       <w:tr>
+        <w:trPr>
+          <w:cantSplit/>
+        </w:trPr>
         <w:tc>
           <w:tcPr>
             <w:tcW w:w="5950" w:type="dxa"/>
@@ -16545,6 +17036,9 @@
         </w:tc>
       </w:tr>
       <w:tr>
+        <w:trPr>
+          <w:cantSplit/>
+        </w:trPr>
         <w:tc>
           <w:tcPr>
             <w:tcW w:w="5950" w:type="dxa"/>
@@ -16643,6 +17137,9 @@
         </w:tc>
       </w:tr>
       <w:tr>
+        <w:trPr>
+          <w:cantSplit/>
+        </w:trPr>
         <w:tc>
           <w:tcPr>
             <w:tcW w:w="5950" w:type="dxa"/>
@@ -16741,6 +17238,9 @@
         </w:tc>
       </w:tr>
       <w:tr>
+        <w:trPr>
+          <w:cantSplit/>
+        </w:trPr>
         <w:tc>
           <w:tcPr>
             <w:tcW w:w="5950" w:type="dxa"/>
@@ -16847,6 +17347,9 @@
         </w:tc>
       </w:tr>
       <w:tr>
+        <w:trPr>
+          <w:cantSplit/>
+        </w:trPr>
         <w:tc>
           <w:tcPr>
             <w:tcW w:w="5950" w:type="dxa"/>
@@ -17021,7 +17524,7 @@
           <w:sz w:val="21"/>
           <w:szCs w:val="21"/>
         </w:rPr>
-        <w:t xml:space="preserve">).</w:t>
+        <w:t xml:space="preserve">); the table's last column and the figure's star are BayanSimplify-v0.3, discussed below.</w:t>
       </w:r>
     </w:p>
     <w:p>
@@ -17045,7 +17548,7 @@
           <w:sz w:val="19"/>
           <w:szCs w:val="19"/>
         </w:rPr>
-        <w:t xml:space="preserve">The v0.2 models on BayanBench v2, </w:t>
+        <w:t xml:space="preserve">The BayanSimplify models on BayanBench v2, </w:t>
       </w:r>
       <w:r>
         <w:rPr>
@@ -17115,7 +17618,23 @@
           <w:sz w:val="19"/>
           <w:szCs w:val="19"/>
         </w:rPr>
-        <w:t xml:space="preserve"> columns are the quantised bundles the app downloads, which send no tag. All outputs pass through the app's guards. Bold: the best model on each row. </w:t>
+        <w:t xml:space="preserve"> columns are the quantised bundles the app downloads, which send no tag. All outputs pass through the app's guards; the v0.3 column runs BayanSimplify-v0.3 with four beams through the app's current text step (</w:t>
+      </w:r>
+      <w:r>
+        <w:rPr>
+          <w:rFonts w:ascii="SamsungOne-400" w:hAnsi="SamsungOne-400" w:cs="Times New Roman"/>
+          <w:sz w:val="19"/>
+          <w:szCs w:val="19"/>
+        </w:rPr>
+        <w:t xml:space="preserve">subsection 3.3</w:t>
+      </w:r>
+      <w:r>
+        <w:rPr>
+          <w:rFonts w:ascii="SamsungOne-400" w:hAnsi="SamsungOne-400" w:cs="Times New Roman"/>
+          <w:sz w:val="19"/>
+          <w:szCs w:val="19"/>
+        </w:rPr>
+        <w:t xml:space="preserve">). Bold: the best model on each row. </w:t>
       </w:r>
       <w:r>
         <w:rPr>
@@ -17150,18 +17669,23 @@
         </w:tblBorders>
       </w:tblPr>
       <w:tblGrid>
-        <w:gridCol w:w="4249"/>
-        <w:gridCol w:w="873"/>
-        <w:gridCol w:w="873"/>
-        <w:gridCol w:w="873"/>
-        <w:gridCol w:w="873"/>
-        <w:gridCol w:w="873"/>
+        <w:gridCol w:w="3988"/>
+        <w:gridCol w:w="771"/>
+        <w:gridCol w:w="771"/>
+        <w:gridCol w:w="771"/>
+        <w:gridCol w:w="771"/>
+        <w:gridCol w:w="771"/>
+        <w:gridCol w:w="771"/>
         <w:gridCol w:w="396"/>
       </w:tblGrid>
       <w:tr>
-        <w:tc>
-          <w:tcPr>
-            <w:tcW w:w="4249" w:type="dxa"/>
+        <w:trPr>
+          <w:cantSplit/>
+          <w:tblHeader/>
+        </w:trPr>
+        <w:tc>
+          <w:tcPr>
+            <w:tcW w:w="3988" w:type="dxa"/>
             <w:tcBorders>
               <w:top w:val="single" w:sz="4" w:color="BFBFBF"/>
               <w:left w:val="single" w:sz="4" w:color="BFBFBF"/>
@@ -17188,7 +17712,7 @@
         </w:tc>
         <w:tc>
           <w:tcPr>
-            <w:tcW w:w="873" w:type="dxa"/>
+            <w:tcW w:w="771" w:type="dxa"/>
             <w:tcBorders>
               <w:top w:val="single" w:sz="4" w:color="BFBFBF"/>
               <w:left w:val="single" w:sz="4" w:color="BFBFBF"/>
@@ -17215,7 +17739,7 @@
         </w:tc>
         <w:tc>
           <w:tcPr>
-            <w:tcW w:w="873" w:type="dxa"/>
+            <w:tcW w:w="771" w:type="dxa"/>
             <w:tcBorders>
               <w:top w:val="single" w:sz="4" w:color="BFBFBF"/>
               <w:left w:val="single" w:sz="4" w:color="BFBFBF"/>
@@ -17252,7 +17776,7 @@
         </w:tc>
         <w:tc>
           <w:tcPr>
-            <w:tcW w:w="873" w:type="dxa"/>
+            <w:tcW w:w="771" w:type="dxa"/>
             <w:tcBorders>
               <w:top w:val="single" w:sz="4" w:color="BFBFBF"/>
               <w:left w:val="single" w:sz="4" w:color="BFBFBF"/>
@@ -17289,7 +17813,7 @@
         </w:tc>
         <w:tc>
           <w:tcPr>
-            <w:tcW w:w="873" w:type="dxa"/>
+            <w:tcW w:w="771" w:type="dxa"/>
             <w:tcBorders>
               <w:top w:val="single" w:sz="4" w:color="BFBFBF"/>
               <w:left w:val="single" w:sz="4" w:color="BFBFBF"/>
@@ -17316,7 +17840,7 @@
         </w:tc>
         <w:tc>
           <w:tcPr>
-            <w:tcW w:w="873" w:type="dxa"/>
+            <w:tcW w:w="771" w:type="dxa"/>
             <w:tcBorders>
               <w:top w:val="single" w:sz="4" w:color="BFBFBF"/>
               <w:left w:val="single" w:sz="4" w:color="BFBFBF"/>
@@ -17338,6 +17862,33 @@
                 <w:szCs w:val="18"/>
               </w:rPr>
               <w:t xml:space="preserve">v0.2-Fast, int8 app</w:t>
+            </w:r>
+          </w:p>
+        </w:tc>
+        <w:tc>
+          <w:tcPr>
+            <w:tcW w:w="771" w:type="dxa"/>
+            <w:tcBorders>
+              <w:top w:val="single" w:sz="4" w:color="BFBFBF"/>
+              <w:left w:val="single" w:sz="4" w:color="BFBFBF"/>
+              <w:bottom w:val="single" w:sz="4" w:color="BFBFBF"/>
+              <w:right w:val="single" w:sz="4" w:color="BFBFBF"/>
+            </w:tcBorders>
+            <w:shd w:val="clear" w:color="auto" w:fill="DEE5FA"/>
+          </w:tcPr>
+          <w:p>
+            <w:pPr>
+              <w:spacing w:before="0" w:after="20" w:line="240" w:lineRule="exact"/>
+            </w:pPr>
+            <w:r>
+              <w:rPr>
+                <w:rFonts w:ascii="SamsungOne-400" w:hAnsi="SamsungOne-400" w:cs="Times New Roman"/>
+                <w:b/>
+                <w:bCs/>
+                <w:sz w:val="18"/>
+                <w:szCs w:val="18"/>
+              </w:rPr>
+              <w:t xml:space="preserve">v0.3, int8 app, 4 beams</w:t>
             </w:r>
           </w:p>
         </w:tc>
@@ -17372,9 +17923,12 @@
         </w:tc>
       </w:tr>
       <w:tr>
-        <w:tc>
-          <w:tcPr>
-            <w:gridSpan w:val="7"/>
+        <w:trPr>
+          <w:cantSplit/>
+        </w:trPr>
+        <w:tc>
+          <w:tcPr>
+            <w:gridSpan w:val="8"/>
             <w:shd w:val="clear" w:color="auto" w:fill="DEE5FA"/>
             <w:tcBorders>
               <w:top w:val="single" w:sz="4" w:color="BFBFBF"/>
@@ -17396,9 +17950,12 @@
         </w:tc>
       </w:tr>
       <w:tr>
-        <w:tc>
-          <w:tcPr>
-            <w:tcW w:w="4249" w:type="dxa"/>
+        <w:trPr>
+          <w:cantSplit/>
+        </w:trPr>
+        <w:tc>
+          <w:tcPr>
+            <w:tcW w:w="3988" w:type="dxa"/>
             <w:tcBorders>
               <w:top w:val="single" w:sz="4" w:color="BFBFBF"/>
               <w:left w:val="single" w:sz="4" w:color="BFBFBF"/>
@@ -17440,7 +17997,7 @@
         </w:tc>
         <w:tc>
           <w:tcPr>
-            <w:tcW w:w="873" w:type="dxa"/>
+            <w:tcW w:w="771" w:type="dxa"/>
             <w:tcBorders>
               <w:top w:val="single" w:sz="4" w:color="BFBFBF"/>
               <w:left w:val="single" w:sz="4" w:color="BFBFBF"/>
@@ -17464,97 +18021,176 @@
         </w:tc>
         <w:tc>
           <w:tcPr>
-            <w:tcW w:w="873" w:type="dxa"/>
-            <w:tcBorders>
-              <w:top w:val="single" w:sz="4" w:color="BFBFBF"/>
-              <w:left w:val="single" w:sz="4" w:color="BFBFBF"/>
-              <w:bottom w:val="single" w:sz="4" w:color="BFBFBF"/>
-              <w:right w:val="single" w:sz="4" w:color="BFBFBF"/>
-            </w:tcBorders>
-          </w:tcPr>
-          <w:p>
-            <w:pPr>
-              <w:spacing w:before="0" w:after="20" w:line="240" w:lineRule="exact"/>
-            </w:pPr>
-            <w:r>
-              <w:rPr>
-                <w:rFonts w:ascii="SamsungOne-400" w:hAnsi="SamsungOne-400" w:cs="Times New Roman"/>
-                <w:sz w:val="18"/>
-                <w:szCs w:val="18"/>
-              </w:rPr>
-              <w:t xml:space="preserve">59.5 / [55–64]</w:t>
-            </w:r>
-          </w:p>
-        </w:tc>
-        <w:tc>
-          <w:tcPr>
-            <w:tcW w:w="873" w:type="dxa"/>
-            <w:tcBorders>
-              <w:top w:val="single" w:sz="4" w:color="BFBFBF"/>
-              <w:left w:val="single" w:sz="4" w:color="BFBFBF"/>
-              <w:bottom w:val="single" w:sz="4" w:color="BFBFBF"/>
-              <w:right w:val="single" w:sz="4" w:color="BFBFBF"/>
-            </w:tcBorders>
-          </w:tcPr>
-          <w:p>
-            <w:pPr>
-              <w:spacing w:before="0" w:after="20" w:line="240" w:lineRule="exact"/>
-            </w:pPr>
-            <w:r>
-              <w:rPr>
-                <w:rFonts w:ascii="SamsungOne-400" w:hAnsi="SamsungOne-400" w:cs="Times New Roman"/>
-                <w:sz w:val="18"/>
-                <w:szCs w:val="18"/>
-              </w:rPr>
-              <w:t xml:space="preserve">40.1 / [36–44]</w:t>
-            </w:r>
-          </w:p>
-        </w:tc>
-        <w:tc>
-          <w:tcPr>
-            <w:tcW w:w="873" w:type="dxa"/>
-            <w:tcBorders>
-              <w:top w:val="single" w:sz="4" w:color="BFBFBF"/>
-              <w:left w:val="single" w:sz="4" w:color="BFBFBF"/>
-              <w:bottom w:val="single" w:sz="4" w:color="BFBFBF"/>
-              <w:right w:val="single" w:sz="4" w:color="BFBFBF"/>
-            </w:tcBorders>
-          </w:tcPr>
-          <w:p>
-            <w:pPr>
-              <w:spacing w:before="0" w:after="20" w:line="240" w:lineRule="exact"/>
-            </w:pPr>
-            <w:r>
-              <w:rPr>
-                <w:rFonts w:ascii="SamsungOne-400" w:hAnsi="SamsungOne-400" w:cs="Times New Roman"/>
-                <w:sz w:val="18"/>
-                <w:szCs w:val="18"/>
-              </w:rPr>
-              <w:t xml:space="preserve">78.6 / [75–82]</w:t>
-            </w:r>
-          </w:p>
-        </w:tc>
-        <w:tc>
-          <w:tcPr>
-            <w:tcW w:w="873" w:type="dxa"/>
-            <w:tcBorders>
-              <w:top w:val="single" w:sz="4" w:color="BFBFBF"/>
-              <w:left w:val="single" w:sz="4" w:color="BFBFBF"/>
-              <w:bottom w:val="single" w:sz="4" w:color="BFBFBF"/>
-              <w:right w:val="single" w:sz="4" w:color="BFBFBF"/>
-            </w:tcBorders>
-          </w:tcPr>
-          <w:p>
-            <w:pPr>
-              <w:spacing w:before="0" w:after="20" w:line="240" w:lineRule="exact"/>
-            </w:pPr>
-            <w:r>
-              <w:rPr>
-                <w:rFonts w:ascii="SamsungOne-400" w:hAnsi="SamsungOne-400" w:cs="Times New Roman"/>
-                <w:sz w:val="18"/>
-                <w:szCs w:val="18"/>
-              </w:rPr>
-              <w:t xml:space="preserve">50.5 / [46–55]</w:t>
+            <w:tcW w:w="771" w:type="dxa"/>
+            <w:tcBorders>
+              <w:top w:val="single" w:sz="4" w:color="BFBFBF"/>
+              <w:left w:val="single" w:sz="4" w:color="BFBFBF"/>
+              <w:bottom w:val="single" w:sz="4" w:color="BFBFBF"/>
+              <w:right w:val="single" w:sz="4" w:color="BFBFBF"/>
+            </w:tcBorders>
+          </w:tcPr>
+          <w:p>
+            <w:pPr>
+              <w:spacing w:before="0" w:after="20" w:line="240" w:lineRule="exact"/>
+            </w:pPr>
+            <w:r>
+              <w:rPr>
+                <w:rFonts w:ascii="SamsungOne-400" w:hAnsi="SamsungOne-400" w:cs="Times New Roman"/>
+                <w:sz w:val="18"/>
+                <w:szCs w:val="18"/>
+              </w:rPr>
+              <w:t xml:space="preserve">59.5</w:t>
+            </w:r>
+            <w:r>
+              <w:br/>
+            </w:r>
+            <w:r>
+              <w:rPr>
+                <w:rFonts w:ascii="SamsungOne-400" w:hAnsi="SamsungOne-400" w:cs="Times New Roman"/>
+                <w:sz w:val="17"/>
+                <w:szCs w:val="17"/>
+              </w:rPr>
+              <w:t xml:space="preserve">[55–64]</w:t>
+            </w:r>
+          </w:p>
+        </w:tc>
+        <w:tc>
+          <w:tcPr>
+            <w:tcW w:w="771" w:type="dxa"/>
+            <w:tcBorders>
+              <w:top w:val="single" w:sz="4" w:color="BFBFBF"/>
+              <w:left w:val="single" w:sz="4" w:color="BFBFBF"/>
+              <w:bottom w:val="single" w:sz="4" w:color="BFBFBF"/>
+              <w:right w:val="single" w:sz="4" w:color="BFBFBF"/>
+            </w:tcBorders>
+          </w:tcPr>
+          <w:p>
+            <w:pPr>
+              <w:spacing w:before="0" w:after="20" w:line="240" w:lineRule="exact"/>
+            </w:pPr>
+            <w:r>
+              <w:rPr>
+                <w:rFonts w:ascii="SamsungOne-400" w:hAnsi="SamsungOne-400" w:cs="Times New Roman"/>
+                <w:sz w:val="18"/>
+                <w:szCs w:val="18"/>
+              </w:rPr>
+              <w:t xml:space="preserve">40.1</w:t>
+            </w:r>
+            <w:r>
+              <w:br/>
+            </w:r>
+            <w:r>
+              <w:rPr>
+                <w:rFonts w:ascii="SamsungOne-400" w:hAnsi="SamsungOne-400" w:cs="Times New Roman"/>
+                <w:sz w:val="17"/>
+                <w:szCs w:val="17"/>
+              </w:rPr>
+              <w:t xml:space="preserve">[36–44]</w:t>
+            </w:r>
+          </w:p>
+        </w:tc>
+        <w:tc>
+          <w:tcPr>
+            <w:tcW w:w="771" w:type="dxa"/>
+            <w:tcBorders>
+              <w:top w:val="single" w:sz="4" w:color="BFBFBF"/>
+              <w:left w:val="single" w:sz="4" w:color="BFBFBF"/>
+              <w:bottom w:val="single" w:sz="4" w:color="BFBFBF"/>
+              <w:right w:val="single" w:sz="4" w:color="BFBFBF"/>
+            </w:tcBorders>
+          </w:tcPr>
+          <w:p>
+            <w:pPr>
+              <w:spacing w:before="0" w:after="20" w:line="240" w:lineRule="exact"/>
+            </w:pPr>
+            <w:r>
+              <w:rPr>
+                <w:rFonts w:ascii="SamsungOne-400" w:hAnsi="SamsungOne-400" w:cs="Times New Roman"/>
+                <w:sz w:val="18"/>
+                <w:szCs w:val="18"/>
+              </w:rPr>
+              <w:t xml:space="preserve">78.6</w:t>
+            </w:r>
+            <w:r>
+              <w:br/>
+            </w:r>
+            <w:r>
+              <w:rPr>
+                <w:rFonts w:ascii="SamsungOne-400" w:hAnsi="SamsungOne-400" w:cs="Times New Roman"/>
+                <w:sz w:val="17"/>
+                <w:szCs w:val="17"/>
+              </w:rPr>
+              <w:t xml:space="preserve">[75–82]</w:t>
+            </w:r>
+          </w:p>
+        </w:tc>
+        <w:tc>
+          <w:tcPr>
+            <w:tcW w:w="771" w:type="dxa"/>
+            <w:tcBorders>
+              <w:top w:val="single" w:sz="4" w:color="BFBFBF"/>
+              <w:left w:val="single" w:sz="4" w:color="BFBFBF"/>
+              <w:bottom w:val="single" w:sz="4" w:color="BFBFBF"/>
+              <w:right w:val="single" w:sz="4" w:color="BFBFBF"/>
+            </w:tcBorders>
+          </w:tcPr>
+          <w:p>
+            <w:pPr>
+              <w:spacing w:before="0" w:after="20" w:line="240" w:lineRule="exact"/>
+            </w:pPr>
+            <w:r>
+              <w:rPr>
+                <w:rFonts w:ascii="SamsungOne-400" w:hAnsi="SamsungOne-400" w:cs="Times New Roman"/>
+                <w:sz w:val="18"/>
+                <w:szCs w:val="18"/>
+              </w:rPr>
+              <w:t xml:space="preserve">50.5</w:t>
+            </w:r>
+            <w:r>
+              <w:br/>
+            </w:r>
+            <w:r>
+              <w:rPr>
+                <w:rFonts w:ascii="SamsungOne-400" w:hAnsi="SamsungOne-400" w:cs="Times New Roman"/>
+                <w:sz w:val="17"/>
+                <w:szCs w:val="17"/>
+              </w:rPr>
+              <w:t xml:space="preserve">[46–55]</w:t>
+            </w:r>
+          </w:p>
+        </w:tc>
+        <w:tc>
+          <w:tcPr>
+            <w:tcW w:w="771" w:type="dxa"/>
+            <w:tcBorders>
+              <w:top w:val="single" w:sz="4" w:color="BFBFBF"/>
+              <w:left w:val="single" w:sz="4" w:color="BFBFBF"/>
+              <w:bottom w:val="single" w:sz="4" w:color="BFBFBF"/>
+              <w:right w:val="single" w:sz="4" w:color="BFBFBF"/>
+            </w:tcBorders>
+          </w:tcPr>
+          <w:p>
+            <w:pPr>
+              <w:spacing w:before="0" w:after="20" w:line="240" w:lineRule="exact"/>
+            </w:pPr>
+            <w:r>
+              <w:rPr>
+                <w:rFonts w:ascii="SamsungOne-400" w:hAnsi="SamsungOne-400" w:cs="Times New Roman"/>
+                <w:sz w:val="18"/>
+                <w:szCs w:val="18"/>
+              </w:rPr>
+              <w:t xml:space="preserve">81.6</w:t>
+            </w:r>
+            <w:r>
+              <w:br/>
+            </w:r>
+            <w:r>
+              <w:rPr>
+                <w:rFonts w:ascii="SamsungOne-400" w:hAnsi="SamsungOne-400" w:cs="Times New Roman"/>
+                <w:sz w:val="17"/>
+                <w:szCs w:val="17"/>
+              </w:rPr>
+              <w:t xml:space="preserve">[78–85]</w:t>
             </w:r>
           </w:p>
         </w:tc>
@@ -17584,9 +18220,12 @@
         </w:tc>
       </w:tr>
       <w:tr>
-        <w:tc>
-          <w:tcPr>
-            <w:tcW w:w="4249" w:type="dxa"/>
+        <w:trPr>
+          <w:cantSplit/>
+        </w:trPr>
+        <w:tc>
+          <w:tcPr>
+            <w:tcW w:w="3988" w:type="dxa"/>
             <w:tcBorders>
               <w:top w:val="single" w:sz="4" w:color="BFBFBF"/>
               <w:left w:val="single" w:sz="4" w:color="BFBFBF"/>
@@ -17610,7 +18249,7 @@
         </w:tc>
         <w:tc>
           <w:tcPr>
-            <w:tcW w:w="873" w:type="dxa"/>
+            <w:tcW w:w="771" w:type="dxa"/>
             <w:tcBorders>
               <w:top w:val="single" w:sz="4" w:color="BFBFBF"/>
               <w:left w:val="single" w:sz="4" w:color="BFBFBF"/>
@@ -17634,97 +18273,176 @@
         </w:tc>
         <w:tc>
           <w:tcPr>
-            <w:tcW w:w="873" w:type="dxa"/>
-            <w:tcBorders>
-              <w:top w:val="single" w:sz="4" w:color="BFBFBF"/>
-              <w:left w:val="single" w:sz="4" w:color="BFBFBF"/>
-              <w:bottom w:val="single" w:sz="4" w:color="BFBFBF"/>
-              <w:right w:val="single" w:sz="4" w:color="BFBFBF"/>
-            </w:tcBorders>
-          </w:tcPr>
-          <w:p>
-            <w:pPr>
-              <w:spacing w:before="0" w:after="20" w:line="240" w:lineRule="exact"/>
-            </w:pPr>
-            <w:r>
-              <w:rPr>
-                <w:rFonts w:ascii="SamsungOne-400" w:hAnsi="SamsungOne-400" w:cs="Times New Roman"/>
-                <w:sz w:val="18"/>
-                <w:szCs w:val="18"/>
-              </w:rPr>
-              <w:t xml:space="preserve">0.59 / [0.55, 0.64]</w:t>
-            </w:r>
-          </w:p>
-        </w:tc>
-        <w:tc>
-          <w:tcPr>
-            <w:tcW w:w="873" w:type="dxa"/>
-            <w:tcBorders>
-              <w:top w:val="single" w:sz="4" w:color="BFBFBF"/>
-              <w:left w:val="single" w:sz="4" w:color="BFBFBF"/>
-              <w:bottom w:val="single" w:sz="4" w:color="BFBFBF"/>
-              <w:right w:val="single" w:sz="4" w:color="BFBFBF"/>
-            </w:tcBorders>
-          </w:tcPr>
-          <w:p>
-            <w:pPr>
-              <w:spacing w:before="0" w:after="20" w:line="240" w:lineRule="exact"/>
-            </w:pPr>
-            <w:r>
-              <w:rPr>
-                <w:rFonts w:ascii="SamsungOne-400" w:hAnsi="SamsungOne-400" w:cs="Times New Roman"/>
-                <w:sz w:val="18"/>
-                <w:szCs w:val="18"/>
-              </w:rPr>
-              <w:t xml:space="preserve">0.40 / [0.37, 0.45]</w:t>
-            </w:r>
-          </w:p>
-        </w:tc>
-        <w:tc>
-          <w:tcPr>
-            <w:tcW w:w="873" w:type="dxa"/>
-            <w:tcBorders>
-              <w:top w:val="single" w:sz="4" w:color="BFBFBF"/>
-              <w:left w:val="single" w:sz="4" w:color="BFBFBF"/>
-              <w:bottom w:val="single" w:sz="4" w:color="BFBFBF"/>
-              <w:right w:val="single" w:sz="4" w:color="BFBFBF"/>
-            </w:tcBorders>
-          </w:tcPr>
-          <w:p>
-            <w:pPr>
-              <w:spacing w:before="0" w:after="20" w:line="240" w:lineRule="exact"/>
-            </w:pPr>
-            <w:r>
-              <w:rPr>
-                <w:rFonts w:ascii="SamsungOne-400" w:hAnsi="SamsungOne-400" w:cs="Times New Roman"/>
-                <w:sz w:val="18"/>
-                <w:szCs w:val="18"/>
-              </w:rPr>
-              <w:t xml:space="preserve">0.79 / [0.75, 0.82]</w:t>
-            </w:r>
-          </w:p>
-        </w:tc>
-        <w:tc>
-          <w:tcPr>
-            <w:tcW w:w="873" w:type="dxa"/>
-            <w:tcBorders>
-              <w:top w:val="single" w:sz="4" w:color="BFBFBF"/>
-              <w:left w:val="single" w:sz="4" w:color="BFBFBF"/>
-              <w:bottom w:val="single" w:sz="4" w:color="BFBFBF"/>
-              <w:right w:val="single" w:sz="4" w:color="BFBFBF"/>
-            </w:tcBorders>
-          </w:tcPr>
-          <w:p>
-            <w:pPr>
-              <w:spacing w:before="0" w:after="20" w:line="240" w:lineRule="exact"/>
-            </w:pPr>
-            <w:r>
-              <w:rPr>
-                <w:rFonts w:ascii="SamsungOne-400" w:hAnsi="SamsungOne-400" w:cs="Times New Roman"/>
-                <w:sz w:val="18"/>
-                <w:szCs w:val="18"/>
-              </w:rPr>
-              <w:t xml:space="preserve">0.51 / [0.47, 0.56]</w:t>
+            <w:tcW w:w="771" w:type="dxa"/>
+            <w:tcBorders>
+              <w:top w:val="single" w:sz="4" w:color="BFBFBF"/>
+              <w:left w:val="single" w:sz="4" w:color="BFBFBF"/>
+              <w:bottom w:val="single" w:sz="4" w:color="BFBFBF"/>
+              <w:right w:val="single" w:sz="4" w:color="BFBFBF"/>
+            </w:tcBorders>
+          </w:tcPr>
+          <w:p>
+            <w:pPr>
+              <w:spacing w:before="0" w:after="20" w:line="240" w:lineRule="exact"/>
+            </w:pPr>
+            <w:r>
+              <w:rPr>
+                <w:rFonts w:ascii="SamsungOne-400" w:hAnsi="SamsungOne-400" w:cs="Times New Roman"/>
+                <w:sz w:val="18"/>
+                <w:szCs w:val="18"/>
+              </w:rPr>
+              <w:t xml:space="preserve">0.59</w:t>
+            </w:r>
+            <w:r>
+              <w:br/>
+            </w:r>
+            <w:r>
+              <w:rPr>
+                <w:rFonts w:ascii="SamsungOne-400" w:hAnsi="SamsungOne-400" w:cs="Times New Roman"/>
+                <w:sz w:val="17"/>
+                <w:szCs w:val="17"/>
+              </w:rPr>
+              <w:t xml:space="preserve">[0.55, 0.64]</w:t>
+            </w:r>
+          </w:p>
+        </w:tc>
+        <w:tc>
+          <w:tcPr>
+            <w:tcW w:w="771" w:type="dxa"/>
+            <w:tcBorders>
+              <w:top w:val="single" w:sz="4" w:color="BFBFBF"/>
+              <w:left w:val="single" w:sz="4" w:color="BFBFBF"/>
+              <w:bottom w:val="single" w:sz="4" w:color="BFBFBF"/>
+              <w:right w:val="single" w:sz="4" w:color="BFBFBF"/>
+            </w:tcBorders>
+          </w:tcPr>
+          <w:p>
+            <w:pPr>
+              <w:spacing w:before="0" w:after="20" w:line="240" w:lineRule="exact"/>
+            </w:pPr>
+            <w:r>
+              <w:rPr>
+                <w:rFonts w:ascii="SamsungOne-400" w:hAnsi="SamsungOne-400" w:cs="Times New Roman"/>
+                <w:sz w:val="18"/>
+                <w:szCs w:val="18"/>
+              </w:rPr>
+              <w:t xml:space="preserve">0.40</w:t>
+            </w:r>
+            <w:r>
+              <w:br/>
+            </w:r>
+            <w:r>
+              <w:rPr>
+                <w:rFonts w:ascii="SamsungOne-400" w:hAnsi="SamsungOne-400" w:cs="Times New Roman"/>
+                <w:sz w:val="17"/>
+                <w:szCs w:val="17"/>
+              </w:rPr>
+              <w:t xml:space="preserve">[0.37, 0.45]</w:t>
+            </w:r>
+          </w:p>
+        </w:tc>
+        <w:tc>
+          <w:tcPr>
+            <w:tcW w:w="771" w:type="dxa"/>
+            <w:tcBorders>
+              <w:top w:val="single" w:sz="4" w:color="BFBFBF"/>
+              <w:left w:val="single" w:sz="4" w:color="BFBFBF"/>
+              <w:bottom w:val="single" w:sz="4" w:color="BFBFBF"/>
+              <w:right w:val="single" w:sz="4" w:color="BFBFBF"/>
+            </w:tcBorders>
+          </w:tcPr>
+          <w:p>
+            <w:pPr>
+              <w:spacing w:before="0" w:after="20" w:line="240" w:lineRule="exact"/>
+            </w:pPr>
+            <w:r>
+              <w:rPr>
+                <w:rFonts w:ascii="SamsungOne-400" w:hAnsi="SamsungOne-400" w:cs="Times New Roman"/>
+                <w:sz w:val="18"/>
+                <w:szCs w:val="18"/>
+              </w:rPr>
+              <w:t xml:space="preserve">0.79</w:t>
+            </w:r>
+            <w:r>
+              <w:br/>
+            </w:r>
+            <w:r>
+              <w:rPr>
+                <w:rFonts w:ascii="SamsungOne-400" w:hAnsi="SamsungOne-400" w:cs="Times New Roman"/>
+                <w:sz w:val="17"/>
+                <w:szCs w:val="17"/>
+              </w:rPr>
+              <w:t xml:space="preserve">[0.75, 0.82]</w:t>
+            </w:r>
+          </w:p>
+        </w:tc>
+        <w:tc>
+          <w:tcPr>
+            <w:tcW w:w="771" w:type="dxa"/>
+            <w:tcBorders>
+              <w:top w:val="single" w:sz="4" w:color="BFBFBF"/>
+              <w:left w:val="single" w:sz="4" w:color="BFBFBF"/>
+              <w:bottom w:val="single" w:sz="4" w:color="BFBFBF"/>
+              <w:right w:val="single" w:sz="4" w:color="BFBFBF"/>
+            </w:tcBorders>
+          </w:tcPr>
+          <w:p>
+            <w:pPr>
+              <w:spacing w:before="0" w:after="20" w:line="240" w:lineRule="exact"/>
+            </w:pPr>
+            <w:r>
+              <w:rPr>
+                <w:rFonts w:ascii="SamsungOne-400" w:hAnsi="SamsungOne-400" w:cs="Times New Roman"/>
+                <w:sz w:val="18"/>
+                <w:szCs w:val="18"/>
+              </w:rPr>
+              <w:t xml:space="preserve">0.51</w:t>
+            </w:r>
+            <w:r>
+              <w:br/>
+            </w:r>
+            <w:r>
+              <w:rPr>
+                <w:rFonts w:ascii="SamsungOne-400" w:hAnsi="SamsungOne-400" w:cs="Times New Roman"/>
+                <w:sz w:val="17"/>
+                <w:szCs w:val="17"/>
+              </w:rPr>
+              <w:t xml:space="preserve">[0.47, 0.56]</w:t>
+            </w:r>
+          </w:p>
+        </w:tc>
+        <w:tc>
+          <w:tcPr>
+            <w:tcW w:w="771" w:type="dxa"/>
+            <w:tcBorders>
+              <w:top w:val="single" w:sz="4" w:color="BFBFBF"/>
+              <w:left w:val="single" w:sz="4" w:color="BFBFBF"/>
+              <w:bottom w:val="single" w:sz="4" w:color="BFBFBF"/>
+              <w:right w:val="single" w:sz="4" w:color="BFBFBF"/>
+            </w:tcBorders>
+          </w:tcPr>
+          <w:p>
+            <w:pPr>
+              <w:spacing w:before="0" w:after="20" w:line="240" w:lineRule="exact"/>
+            </w:pPr>
+            <w:r>
+              <w:rPr>
+                <w:rFonts w:ascii="SamsungOne-400" w:hAnsi="SamsungOne-400" w:cs="Times New Roman"/>
+                <w:sz w:val="18"/>
+                <w:szCs w:val="18"/>
+              </w:rPr>
+              <w:t xml:space="preserve">0.81</w:t>
+            </w:r>
+            <w:r>
+              <w:br/>
+            </w:r>
+            <w:r>
+              <w:rPr>
+                <w:rFonts w:ascii="SamsungOne-400" w:hAnsi="SamsungOne-400" w:cs="Times New Roman"/>
+                <w:sz w:val="17"/>
+                <w:szCs w:val="17"/>
+              </w:rPr>
+              <w:t xml:space="preserve">[0.78, 0.85]</w:t>
             </w:r>
           </w:p>
         </w:tc>
@@ -17754,9 +18472,12 @@
         </w:tc>
       </w:tr>
       <w:tr>
-        <w:tc>
-          <w:tcPr>
-            <w:gridSpan w:val="7"/>
+        <w:trPr>
+          <w:cantSplit/>
+        </w:trPr>
+        <w:tc>
+          <w:tcPr>
+            <w:gridSpan w:val="8"/>
             <w:shd w:val="clear" w:color="auto" w:fill="DEE5FA"/>
             <w:tcBorders>
               <w:top w:val="single" w:sz="4" w:color="BFBFBF"/>
@@ -17778,9 +18499,12 @@
         </w:tc>
       </w:tr>
       <w:tr>
-        <w:tc>
-          <w:tcPr>
-            <w:tcW w:w="4249" w:type="dxa"/>
+        <w:trPr>
+          <w:cantSplit/>
+        </w:trPr>
+        <w:tc>
+          <w:tcPr>
+            <w:tcW w:w="3988" w:type="dxa"/>
             <w:tcBorders>
               <w:top w:val="single" w:sz="4" w:color="BFBFBF"/>
               <w:left w:val="single" w:sz="4" w:color="BFBFBF"/>
@@ -17804,7 +18528,7 @@
         </w:tc>
         <w:tc>
           <w:tcPr>
-            <w:tcW w:w="873" w:type="dxa"/>
+            <w:tcW w:w="771" w:type="dxa"/>
             <w:tcBorders>
               <w:top w:val="single" w:sz="4" w:color="BFBFBF"/>
               <w:left w:val="single" w:sz="4" w:color="BFBFBF"/>
@@ -17828,97 +18552,176 @@
         </w:tc>
         <w:tc>
           <w:tcPr>
-            <w:tcW w:w="873" w:type="dxa"/>
-            <w:tcBorders>
-              <w:top w:val="single" w:sz="4" w:color="BFBFBF"/>
-              <w:left w:val="single" w:sz="4" w:color="BFBFBF"/>
-              <w:bottom w:val="single" w:sz="4" w:color="BFBFBF"/>
-              <w:right w:val="single" w:sz="4" w:color="BFBFBF"/>
-            </w:tcBorders>
-          </w:tcPr>
-          <w:p>
-            <w:pPr>
-              <w:spacing w:before="0" w:after="20" w:line="240" w:lineRule="exact"/>
-            </w:pPr>
-            <w:r>
-              <w:rPr>
-                <w:rFonts w:ascii="SamsungOne-400" w:hAnsi="SamsungOne-400" w:cs="Times New Roman"/>
-                <w:sz w:val="18"/>
-                <w:szCs w:val="18"/>
-              </w:rPr>
-              <w:t xml:space="preserve">+6.3 / [+5.0, +7.9]</w:t>
-            </w:r>
-          </w:p>
-        </w:tc>
-        <w:tc>
-          <w:tcPr>
-            <w:tcW w:w="873" w:type="dxa"/>
-            <w:tcBorders>
-              <w:top w:val="single" w:sz="4" w:color="BFBFBF"/>
-              <w:left w:val="single" w:sz="4" w:color="BFBFBF"/>
-              <w:bottom w:val="single" w:sz="4" w:color="BFBFBF"/>
-              <w:right w:val="single" w:sz="4" w:color="BFBFBF"/>
-            </w:tcBorders>
-          </w:tcPr>
-          <w:p>
-            <w:pPr>
-              <w:spacing w:before="0" w:after="20" w:line="240" w:lineRule="exact"/>
-            </w:pPr>
-            <w:r>
-              <w:rPr>
-                <w:rFonts w:ascii="SamsungOne-400" w:hAnsi="SamsungOne-400" w:cs="Times New Roman"/>
-                <w:sz w:val="18"/>
-                <w:szCs w:val="18"/>
-              </w:rPr>
-              <w:t xml:space="preserve">+6.7 / [+5.4, +8.3]</w:t>
-            </w:r>
-          </w:p>
-        </w:tc>
-        <w:tc>
-          <w:tcPr>
-            <w:tcW w:w="873" w:type="dxa"/>
-            <w:tcBorders>
-              <w:top w:val="single" w:sz="4" w:color="BFBFBF"/>
-              <w:left w:val="single" w:sz="4" w:color="BFBFBF"/>
-              <w:bottom w:val="single" w:sz="4" w:color="BFBFBF"/>
-              <w:right w:val="single" w:sz="4" w:color="BFBFBF"/>
-            </w:tcBorders>
-          </w:tcPr>
-          <w:p>
-            <w:pPr>
-              <w:spacing w:before="0" w:after="20" w:line="240" w:lineRule="exact"/>
-            </w:pPr>
-            <w:r>
-              <w:rPr>
-                <w:rFonts w:ascii="SamsungOne-400" w:hAnsi="SamsungOne-400" w:cs="Times New Roman"/>
-                <w:sz w:val="18"/>
-                <w:szCs w:val="18"/>
-              </w:rPr>
-              <w:t xml:space="preserve">+1.9 / [+1.0, +2.9]</w:t>
-            </w:r>
-          </w:p>
-        </w:tc>
-        <w:tc>
-          <w:tcPr>
-            <w:tcW w:w="873" w:type="dxa"/>
-            <w:tcBorders>
-              <w:top w:val="single" w:sz="4" w:color="BFBFBF"/>
-              <w:left w:val="single" w:sz="4" w:color="BFBFBF"/>
-              <w:bottom w:val="single" w:sz="4" w:color="BFBFBF"/>
-              <w:right w:val="single" w:sz="4" w:color="BFBFBF"/>
-            </w:tcBorders>
-          </w:tcPr>
-          <w:p>
-            <w:pPr>
-              <w:spacing w:before="0" w:after="20" w:line="240" w:lineRule="exact"/>
-            </w:pPr>
-            <w:r>
-              <w:rPr>
-                <w:rFonts w:ascii="SamsungOne-400" w:hAnsi="SamsungOne-400" w:cs="Times New Roman"/>
-                <w:sz w:val="18"/>
-                <w:szCs w:val="18"/>
-              </w:rPr>
-              <w:t xml:space="preserve">+4.8 / [+3.5, +6.1]</w:t>
+            <w:tcW w:w="771" w:type="dxa"/>
+            <w:tcBorders>
+              <w:top w:val="single" w:sz="4" w:color="BFBFBF"/>
+              <w:left w:val="single" w:sz="4" w:color="BFBFBF"/>
+              <w:bottom w:val="single" w:sz="4" w:color="BFBFBF"/>
+              <w:right w:val="single" w:sz="4" w:color="BFBFBF"/>
+            </w:tcBorders>
+          </w:tcPr>
+          <w:p>
+            <w:pPr>
+              <w:spacing w:before="0" w:after="20" w:line="240" w:lineRule="exact"/>
+            </w:pPr>
+            <w:r>
+              <w:rPr>
+                <w:rFonts w:ascii="SamsungOne-400" w:hAnsi="SamsungOne-400" w:cs="Times New Roman"/>
+                <w:sz w:val="18"/>
+                <w:szCs w:val="18"/>
+              </w:rPr>
+              <w:t xml:space="preserve">+6.3</w:t>
+            </w:r>
+            <w:r>
+              <w:br/>
+            </w:r>
+            <w:r>
+              <w:rPr>
+                <w:rFonts w:ascii="SamsungOne-400" w:hAnsi="SamsungOne-400" w:cs="Times New Roman"/>
+                <w:sz w:val="17"/>
+                <w:szCs w:val="17"/>
+              </w:rPr>
+              <w:t xml:space="preserve">[+5.0, +7.9]</w:t>
+            </w:r>
+          </w:p>
+        </w:tc>
+        <w:tc>
+          <w:tcPr>
+            <w:tcW w:w="771" w:type="dxa"/>
+            <w:tcBorders>
+              <w:top w:val="single" w:sz="4" w:color="BFBFBF"/>
+              <w:left w:val="single" w:sz="4" w:color="BFBFBF"/>
+              <w:bottom w:val="single" w:sz="4" w:color="BFBFBF"/>
+              <w:right w:val="single" w:sz="4" w:color="BFBFBF"/>
+            </w:tcBorders>
+          </w:tcPr>
+          <w:p>
+            <w:pPr>
+              <w:spacing w:before="0" w:after="20" w:line="240" w:lineRule="exact"/>
+            </w:pPr>
+            <w:r>
+              <w:rPr>
+                <w:rFonts w:ascii="SamsungOne-400" w:hAnsi="SamsungOne-400" w:cs="Times New Roman"/>
+                <w:sz w:val="18"/>
+                <w:szCs w:val="18"/>
+              </w:rPr>
+              <w:t xml:space="preserve">+6.7</w:t>
+            </w:r>
+            <w:r>
+              <w:br/>
+            </w:r>
+            <w:r>
+              <w:rPr>
+                <w:rFonts w:ascii="SamsungOne-400" w:hAnsi="SamsungOne-400" w:cs="Times New Roman"/>
+                <w:sz w:val="17"/>
+                <w:szCs w:val="17"/>
+              </w:rPr>
+              <w:t xml:space="preserve">[+5.4, +8.3]</w:t>
+            </w:r>
+          </w:p>
+        </w:tc>
+        <w:tc>
+          <w:tcPr>
+            <w:tcW w:w="771" w:type="dxa"/>
+            <w:tcBorders>
+              <w:top w:val="single" w:sz="4" w:color="BFBFBF"/>
+              <w:left w:val="single" w:sz="4" w:color="BFBFBF"/>
+              <w:bottom w:val="single" w:sz="4" w:color="BFBFBF"/>
+              <w:right w:val="single" w:sz="4" w:color="BFBFBF"/>
+            </w:tcBorders>
+          </w:tcPr>
+          <w:p>
+            <w:pPr>
+              <w:spacing w:before="0" w:after="20" w:line="240" w:lineRule="exact"/>
+            </w:pPr>
+            <w:r>
+              <w:rPr>
+                <w:rFonts w:ascii="SamsungOne-400" w:hAnsi="SamsungOne-400" w:cs="Times New Roman"/>
+                <w:sz w:val="18"/>
+                <w:szCs w:val="18"/>
+              </w:rPr>
+              <w:t xml:space="preserve">+1.9</w:t>
+            </w:r>
+            <w:r>
+              <w:br/>
+            </w:r>
+            <w:r>
+              <w:rPr>
+                <w:rFonts w:ascii="SamsungOne-400" w:hAnsi="SamsungOne-400" w:cs="Times New Roman"/>
+                <w:sz w:val="17"/>
+                <w:szCs w:val="17"/>
+              </w:rPr>
+              <w:t xml:space="preserve">[+1.0, +2.9]</w:t>
+            </w:r>
+          </w:p>
+        </w:tc>
+        <w:tc>
+          <w:tcPr>
+            <w:tcW w:w="771" w:type="dxa"/>
+            <w:tcBorders>
+              <w:top w:val="single" w:sz="4" w:color="BFBFBF"/>
+              <w:left w:val="single" w:sz="4" w:color="BFBFBF"/>
+              <w:bottom w:val="single" w:sz="4" w:color="BFBFBF"/>
+              <w:right w:val="single" w:sz="4" w:color="BFBFBF"/>
+            </w:tcBorders>
+          </w:tcPr>
+          <w:p>
+            <w:pPr>
+              <w:spacing w:before="0" w:after="20" w:line="240" w:lineRule="exact"/>
+            </w:pPr>
+            <w:r>
+              <w:rPr>
+                <w:rFonts w:ascii="SamsungOne-400" w:hAnsi="SamsungOne-400" w:cs="Times New Roman"/>
+                <w:sz w:val="18"/>
+                <w:szCs w:val="18"/>
+              </w:rPr>
+              <w:t xml:space="preserve">+4.8</w:t>
+            </w:r>
+            <w:r>
+              <w:br/>
+            </w:r>
+            <w:r>
+              <w:rPr>
+                <w:rFonts w:ascii="SamsungOne-400" w:hAnsi="SamsungOne-400" w:cs="Times New Roman"/>
+                <w:sz w:val="17"/>
+                <w:szCs w:val="17"/>
+              </w:rPr>
+              <w:t xml:space="preserve">[+3.5, +6.1]</w:t>
+            </w:r>
+          </w:p>
+        </w:tc>
+        <w:tc>
+          <w:tcPr>
+            <w:tcW w:w="771" w:type="dxa"/>
+            <w:tcBorders>
+              <w:top w:val="single" w:sz="4" w:color="BFBFBF"/>
+              <w:left w:val="single" w:sz="4" w:color="BFBFBF"/>
+              <w:bottom w:val="single" w:sz="4" w:color="BFBFBF"/>
+              <w:right w:val="single" w:sz="4" w:color="BFBFBF"/>
+            </w:tcBorders>
+          </w:tcPr>
+          <w:p>
+            <w:pPr>
+              <w:spacing w:before="0" w:after="20" w:line="240" w:lineRule="exact"/>
+            </w:pPr>
+            <w:r>
+              <w:rPr>
+                <w:rFonts w:ascii="SamsungOne-400" w:hAnsi="SamsungOne-400" w:cs="Times New Roman"/>
+                <w:sz w:val="18"/>
+                <w:szCs w:val="18"/>
+              </w:rPr>
+              <w:t xml:space="preserve">+5.2</w:t>
+            </w:r>
+            <w:r>
+              <w:br/>
+            </w:r>
+            <w:r>
+              <w:rPr>
+                <w:rFonts w:ascii="SamsungOne-400" w:hAnsi="SamsungOne-400" w:cs="Times New Roman"/>
+                <w:sz w:val="17"/>
+                <w:szCs w:val="17"/>
+              </w:rPr>
+              <w:t xml:space="preserve">[+3.8, +6.8]</w:t>
             </w:r>
           </w:p>
         </w:tc>
@@ -17948,9 +18751,12 @@
         </w:tc>
       </w:tr>
       <w:tr>
-        <w:tc>
-          <w:tcPr>
-            <w:tcW w:w="4249" w:type="dxa"/>
+        <w:trPr>
+          <w:cantSplit/>
+        </w:trPr>
+        <w:tc>
+          <w:tcPr>
+            <w:tcW w:w="3988" w:type="dxa"/>
             <w:tcBorders>
               <w:top w:val="single" w:sz="4" w:color="BFBFBF"/>
               <w:left w:val="single" w:sz="4" w:color="BFBFBF"/>
@@ -17974,7 +18780,7 @@
         </w:tc>
         <w:tc>
           <w:tcPr>
-            <w:tcW w:w="873" w:type="dxa"/>
+            <w:tcW w:w="771" w:type="dxa"/>
             <w:tcBorders>
               <w:top w:val="single" w:sz="4" w:color="BFBFBF"/>
               <w:left w:val="single" w:sz="4" w:color="BFBFBF"/>
@@ -17998,97 +18804,176 @@
         </w:tc>
         <w:tc>
           <w:tcPr>
-            <w:tcW w:w="873" w:type="dxa"/>
-            <w:tcBorders>
-              <w:top w:val="single" w:sz="4" w:color="BFBFBF"/>
-              <w:left w:val="single" w:sz="4" w:color="BFBFBF"/>
-              <w:bottom w:val="single" w:sz="4" w:color="BFBFBF"/>
-              <w:right w:val="single" w:sz="4" w:color="BFBFBF"/>
-            </w:tcBorders>
-          </w:tcPr>
-          <w:p>
-            <w:pPr>
-              <w:spacing w:before="0" w:after="20" w:line="240" w:lineRule="exact"/>
-            </w:pPr>
-            <w:r>
-              <w:rPr>
-                <w:rFonts w:ascii="SamsungOne-400" w:hAnsi="SamsungOne-400" w:cs="Times New Roman"/>
-                <w:sz w:val="18"/>
-                <w:szCs w:val="18"/>
-              </w:rPr>
-              <w:t xml:space="preserve">+0.40 / [+0.31, +0.49]</w:t>
-            </w:r>
-          </w:p>
-        </w:tc>
-        <w:tc>
-          <w:tcPr>
-            <w:tcW w:w="873" w:type="dxa"/>
-            <w:tcBorders>
-              <w:top w:val="single" w:sz="4" w:color="BFBFBF"/>
-              <w:left w:val="single" w:sz="4" w:color="BFBFBF"/>
-              <w:bottom w:val="single" w:sz="4" w:color="BFBFBF"/>
-              <w:right w:val="single" w:sz="4" w:color="BFBFBF"/>
-            </w:tcBorders>
-          </w:tcPr>
-          <w:p>
-            <w:pPr>
-              <w:spacing w:before="0" w:after="20" w:line="240" w:lineRule="exact"/>
-            </w:pPr>
-            <w:r>
-              <w:rPr>
-                <w:rFonts w:ascii="SamsungOne-400" w:hAnsi="SamsungOne-400" w:cs="Times New Roman"/>
-                <w:sz w:val="18"/>
-                <w:szCs w:val="18"/>
-              </w:rPr>
-              <w:t xml:space="preserve">+0.38 / [+0.30, +0.47]</w:t>
-            </w:r>
-          </w:p>
-        </w:tc>
-        <w:tc>
-          <w:tcPr>
-            <w:tcW w:w="873" w:type="dxa"/>
-            <w:tcBorders>
-              <w:top w:val="single" w:sz="4" w:color="BFBFBF"/>
-              <w:left w:val="single" w:sz="4" w:color="BFBFBF"/>
-              <w:bottom w:val="single" w:sz="4" w:color="BFBFBF"/>
-              <w:right w:val="single" w:sz="4" w:color="BFBFBF"/>
-            </w:tcBorders>
-          </w:tcPr>
-          <w:p>
-            <w:pPr>
-              <w:spacing w:before="0" w:after="20" w:line="240" w:lineRule="exact"/>
-            </w:pPr>
-            <w:r>
-              <w:rPr>
-                <w:rFonts w:ascii="SamsungOne-400" w:hAnsi="SamsungOne-400" w:cs="Times New Roman"/>
-                <w:sz w:val="18"/>
-                <w:szCs w:val="18"/>
-              </w:rPr>
-              <w:t xml:space="preserve">+0.14 / [+0.08, +0.20]</w:t>
-            </w:r>
-          </w:p>
-        </w:tc>
-        <w:tc>
-          <w:tcPr>
-            <w:tcW w:w="873" w:type="dxa"/>
-            <w:tcBorders>
-              <w:top w:val="single" w:sz="4" w:color="BFBFBF"/>
-              <w:left w:val="single" w:sz="4" w:color="BFBFBF"/>
-              <w:bottom w:val="single" w:sz="4" w:color="BFBFBF"/>
-              <w:right w:val="single" w:sz="4" w:color="BFBFBF"/>
-            </w:tcBorders>
-          </w:tcPr>
-          <w:p>
-            <w:pPr>
-              <w:spacing w:before="0" w:after="20" w:line="240" w:lineRule="exact"/>
-            </w:pPr>
-            <w:r>
-              <w:rPr>
-                <w:rFonts w:ascii="SamsungOne-400" w:hAnsi="SamsungOne-400" w:cs="Times New Roman"/>
-                <w:sz w:val="18"/>
-                <w:szCs w:val="18"/>
-              </w:rPr>
-              <w:t xml:space="preserve">+0.28 / [+0.19, +0.38]</w:t>
+            <w:tcW w:w="771" w:type="dxa"/>
+            <w:tcBorders>
+              <w:top w:val="single" w:sz="4" w:color="BFBFBF"/>
+              <w:left w:val="single" w:sz="4" w:color="BFBFBF"/>
+              <w:bottom w:val="single" w:sz="4" w:color="BFBFBF"/>
+              <w:right w:val="single" w:sz="4" w:color="BFBFBF"/>
+            </w:tcBorders>
+          </w:tcPr>
+          <w:p>
+            <w:pPr>
+              <w:spacing w:before="0" w:after="20" w:line="240" w:lineRule="exact"/>
+            </w:pPr>
+            <w:r>
+              <w:rPr>
+                <w:rFonts w:ascii="SamsungOne-400" w:hAnsi="SamsungOne-400" w:cs="Times New Roman"/>
+                <w:sz w:val="18"/>
+                <w:szCs w:val="18"/>
+              </w:rPr>
+              <w:t xml:space="preserve">+0.40</w:t>
+            </w:r>
+            <w:r>
+              <w:br/>
+            </w:r>
+            <w:r>
+              <w:rPr>
+                <w:rFonts w:ascii="SamsungOne-400" w:hAnsi="SamsungOne-400" w:cs="Times New Roman"/>
+                <w:sz w:val="17"/>
+                <w:szCs w:val="17"/>
+              </w:rPr>
+              <w:t xml:space="preserve">[+0.31, +0.49]</w:t>
+            </w:r>
+          </w:p>
+        </w:tc>
+        <w:tc>
+          <w:tcPr>
+            <w:tcW w:w="771" w:type="dxa"/>
+            <w:tcBorders>
+              <w:top w:val="single" w:sz="4" w:color="BFBFBF"/>
+              <w:left w:val="single" w:sz="4" w:color="BFBFBF"/>
+              <w:bottom w:val="single" w:sz="4" w:color="BFBFBF"/>
+              <w:right w:val="single" w:sz="4" w:color="BFBFBF"/>
+            </w:tcBorders>
+          </w:tcPr>
+          <w:p>
+            <w:pPr>
+              <w:spacing w:before="0" w:after="20" w:line="240" w:lineRule="exact"/>
+            </w:pPr>
+            <w:r>
+              <w:rPr>
+                <w:rFonts w:ascii="SamsungOne-400" w:hAnsi="SamsungOne-400" w:cs="Times New Roman"/>
+                <w:sz w:val="18"/>
+                <w:szCs w:val="18"/>
+              </w:rPr>
+              <w:t xml:space="preserve">+0.38</w:t>
+            </w:r>
+            <w:r>
+              <w:br/>
+            </w:r>
+            <w:r>
+              <w:rPr>
+                <w:rFonts w:ascii="SamsungOne-400" w:hAnsi="SamsungOne-400" w:cs="Times New Roman"/>
+                <w:sz w:val="17"/>
+                <w:szCs w:val="17"/>
+              </w:rPr>
+              <w:t xml:space="preserve">[+0.30, +0.47]</w:t>
+            </w:r>
+          </w:p>
+        </w:tc>
+        <w:tc>
+          <w:tcPr>
+            <w:tcW w:w="771" w:type="dxa"/>
+            <w:tcBorders>
+              <w:top w:val="single" w:sz="4" w:color="BFBFBF"/>
+              <w:left w:val="single" w:sz="4" w:color="BFBFBF"/>
+              <w:bottom w:val="single" w:sz="4" w:color="BFBFBF"/>
+              <w:right w:val="single" w:sz="4" w:color="BFBFBF"/>
+            </w:tcBorders>
+          </w:tcPr>
+          <w:p>
+            <w:pPr>
+              <w:spacing w:before="0" w:after="20" w:line="240" w:lineRule="exact"/>
+            </w:pPr>
+            <w:r>
+              <w:rPr>
+                <w:rFonts w:ascii="SamsungOne-400" w:hAnsi="SamsungOne-400" w:cs="Times New Roman"/>
+                <w:sz w:val="18"/>
+                <w:szCs w:val="18"/>
+              </w:rPr>
+              <w:t xml:space="preserve">+0.14</w:t>
+            </w:r>
+            <w:r>
+              <w:br/>
+            </w:r>
+            <w:r>
+              <w:rPr>
+                <w:rFonts w:ascii="SamsungOne-400" w:hAnsi="SamsungOne-400" w:cs="Times New Roman"/>
+                <w:sz w:val="17"/>
+                <w:szCs w:val="17"/>
+              </w:rPr>
+              <w:t xml:space="preserve">[+0.08, +0.20]</w:t>
+            </w:r>
+          </w:p>
+        </w:tc>
+        <w:tc>
+          <w:tcPr>
+            <w:tcW w:w="771" w:type="dxa"/>
+            <w:tcBorders>
+              <w:top w:val="single" w:sz="4" w:color="BFBFBF"/>
+              <w:left w:val="single" w:sz="4" w:color="BFBFBF"/>
+              <w:bottom w:val="single" w:sz="4" w:color="BFBFBF"/>
+              <w:right w:val="single" w:sz="4" w:color="BFBFBF"/>
+            </w:tcBorders>
+          </w:tcPr>
+          <w:p>
+            <w:pPr>
+              <w:spacing w:before="0" w:after="20" w:line="240" w:lineRule="exact"/>
+            </w:pPr>
+            <w:r>
+              <w:rPr>
+                <w:rFonts w:ascii="SamsungOne-400" w:hAnsi="SamsungOne-400" w:cs="Times New Roman"/>
+                <w:sz w:val="18"/>
+                <w:szCs w:val="18"/>
+              </w:rPr>
+              <w:t xml:space="preserve">+0.28</w:t>
+            </w:r>
+            <w:r>
+              <w:br/>
+            </w:r>
+            <w:r>
+              <w:rPr>
+                <w:rFonts w:ascii="SamsungOne-400" w:hAnsi="SamsungOne-400" w:cs="Times New Roman"/>
+                <w:sz w:val="17"/>
+                <w:szCs w:val="17"/>
+              </w:rPr>
+              <w:t xml:space="preserve">[+0.19, +0.38]</w:t>
+            </w:r>
+          </w:p>
+        </w:tc>
+        <w:tc>
+          <w:tcPr>
+            <w:tcW w:w="771" w:type="dxa"/>
+            <w:tcBorders>
+              <w:top w:val="single" w:sz="4" w:color="BFBFBF"/>
+              <w:left w:val="single" w:sz="4" w:color="BFBFBF"/>
+              <w:bottom w:val="single" w:sz="4" w:color="BFBFBF"/>
+              <w:right w:val="single" w:sz="4" w:color="BFBFBF"/>
+            </w:tcBorders>
+          </w:tcPr>
+          <w:p>
+            <w:pPr>
+              <w:spacing w:before="0" w:after="20" w:line="240" w:lineRule="exact"/>
+            </w:pPr>
+            <w:r>
+              <w:rPr>
+                <w:rFonts w:ascii="SamsungOne-400" w:hAnsi="SamsungOne-400" w:cs="Times New Roman"/>
+                <w:sz w:val="18"/>
+                <w:szCs w:val="18"/>
+              </w:rPr>
+              <w:t xml:space="preserve">+0.21</w:t>
+            </w:r>
+            <w:r>
+              <w:br/>
+            </w:r>
+            <w:r>
+              <w:rPr>
+                <w:rFonts w:ascii="SamsungOne-400" w:hAnsi="SamsungOne-400" w:cs="Times New Roman"/>
+                <w:sz w:val="17"/>
+                <w:szCs w:val="17"/>
+              </w:rPr>
+              <w:t xml:space="preserve">[+0.14, +0.29]</w:t>
             </w:r>
           </w:p>
         </w:tc>
@@ -18118,9 +19003,12 @@
         </w:tc>
       </w:tr>
       <w:tr>
-        <w:tc>
-          <w:tcPr>
-            <w:tcW w:w="4249" w:type="dxa"/>
+        <w:trPr>
+          <w:cantSplit/>
+        </w:trPr>
+        <w:tc>
+          <w:tcPr>
+            <w:tcW w:w="3988" w:type="dxa"/>
             <w:tcBorders>
               <w:top w:val="single" w:sz="4" w:color="BFBFBF"/>
               <w:left w:val="single" w:sz="4" w:color="BFBFBF"/>
@@ -18144,7 +19032,7 @@
         </w:tc>
         <w:tc>
           <w:tcPr>
-            <w:tcW w:w="873" w:type="dxa"/>
+            <w:tcW w:w="771" w:type="dxa"/>
             <w:tcBorders>
               <w:top w:val="single" w:sz="4" w:color="BFBFBF"/>
               <w:left w:val="single" w:sz="4" w:color="BFBFBF"/>
@@ -18168,97 +19056,176 @@
         </w:tc>
         <w:tc>
           <w:tcPr>
-            <w:tcW w:w="873" w:type="dxa"/>
-            <w:tcBorders>
-              <w:top w:val="single" w:sz="4" w:color="BFBFBF"/>
-              <w:left w:val="single" w:sz="4" w:color="BFBFBF"/>
-              <w:bottom w:val="single" w:sz="4" w:color="BFBFBF"/>
-              <w:right w:val="single" w:sz="4" w:color="BFBFBF"/>
-            </w:tcBorders>
-          </w:tcPr>
-          <w:p>
-            <w:pPr>
-              <w:spacing w:before="0" w:after="20" w:line="240" w:lineRule="exact"/>
-            </w:pPr>
-            <w:r>
-              <w:rPr>
-                <w:rFonts w:ascii="SamsungOne-400" w:hAnsi="SamsungOne-400" w:cs="Times New Roman"/>
-                <w:sz w:val="18"/>
-                <w:szCs w:val="18"/>
-              </w:rPr>
-              <w:t xml:space="preserve">+0.61 / [+0.46, +0.81]</w:t>
-            </w:r>
-          </w:p>
-        </w:tc>
-        <w:tc>
-          <w:tcPr>
-            <w:tcW w:w="873" w:type="dxa"/>
-            <w:tcBorders>
-              <w:top w:val="single" w:sz="4" w:color="BFBFBF"/>
-              <w:left w:val="single" w:sz="4" w:color="BFBFBF"/>
-              <w:bottom w:val="single" w:sz="4" w:color="BFBFBF"/>
-              <w:right w:val="single" w:sz="4" w:color="BFBFBF"/>
-            </w:tcBorders>
-          </w:tcPr>
-          <w:p>
-            <w:pPr>
-              <w:spacing w:before="0" w:after="20" w:line="240" w:lineRule="exact"/>
-            </w:pPr>
-            <w:r>
-              <w:rPr>
-                <w:rFonts w:ascii="SamsungOne-400" w:hAnsi="SamsungOne-400" w:cs="Times New Roman"/>
-                <w:sz w:val="18"/>
-                <w:szCs w:val="18"/>
-              </w:rPr>
-              <w:t xml:space="preserve">+0.68 / [+0.54, +0.85]</w:t>
-            </w:r>
-          </w:p>
-        </w:tc>
-        <w:tc>
-          <w:tcPr>
-            <w:tcW w:w="873" w:type="dxa"/>
-            <w:tcBorders>
-              <w:top w:val="single" w:sz="4" w:color="BFBFBF"/>
-              <w:left w:val="single" w:sz="4" w:color="BFBFBF"/>
-              <w:bottom w:val="single" w:sz="4" w:color="BFBFBF"/>
-              <w:right w:val="single" w:sz="4" w:color="BFBFBF"/>
-            </w:tcBorders>
-          </w:tcPr>
-          <w:p>
-            <w:pPr>
-              <w:spacing w:before="0" w:after="20" w:line="240" w:lineRule="exact"/>
-            </w:pPr>
-            <w:r>
-              <w:rPr>
-                <w:rFonts w:ascii="SamsungOne-400" w:hAnsi="SamsungOne-400" w:cs="Times New Roman"/>
-                <w:sz w:val="18"/>
-                <w:szCs w:val="18"/>
-              </w:rPr>
-              <w:t xml:space="preserve">+0.31 / [+0.22, +0.44]</w:t>
-            </w:r>
-          </w:p>
-        </w:tc>
-        <w:tc>
-          <w:tcPr>
-            <w:tcW w:w="873" w:type="dxa"/>
-            <w:tcBorders>
-              <w:top w:val="single" w:sz="4" w:color="BFBFBF"/>
-              <w:left w:val="single" w:sz="4" w:color="BFBFBF"/>
-              <w:bottom w:val="single" w:sz="4" w:color="BFBFBF"/>
-              <w:right w:val="single" w:sz="4" w:color="BFBFBF"/>
-            </w:tcBorders>
-          </w:tcPr>
-          <w:p>
-            <w:pPr>
-              <w:spacing w:before="0" w:after="20" w:line="240" w:lineRule="exact"/>
-            </w:pPr>
-            <w:r>
-              <w:rPr>
-                <w:rFonts w:ascii="SamsungOne-400" w:hAnsi="SamsungOne-400" w:cs="Times New Roman"/>
-                <w:sz w:val="18"/>
-                <w:szCs w:val="18"/>
-              </w:rPr>
-              <w:t xml:space="preserve">+0.59 / [+0.46, +0.75]</w:t>
+            <w:tcW w:w="771" w:type="dxa"/>
+            <w:tcBorders>
+              <w:top w:val="single" w:sz="4" w:color="BFBFBF"/>
+              <w:left w:val="single" w:sz="4" w:color="BFBFBF"/>
+              <w:bottom w:val="single" w:sz="4" w:color="BFBFBF"/>
+              <w:right w:val="single" w:sz="4" w:color="BFBFBF"/>
+            </w:tcBorders>
+          </w:tcPr>
+          <w:p>
+            <w:pPr>
+              <w:spacing w:before="0" w:after="20" w:line="240" w:lineRule="exact"/>
+            </w:pPr>
+            <w:r>
+              <w:rPr>
+                <w:rFonts w:ascii="SamsungOne-400" w:hAnsi="SamsungOne-400" w:cs="Times New Roman"/>
+                <w:sz w:val="18"/>
+                <w:szCs w:val="18"/>
+              </w:rPr>
+              <w:t xml:space="preserve">+0.61</w:t>
+            </w:r>
+            <w:r>
+              <w:br/>
+            </w:r>
+            <w:r>
+              <w:rPr>
+                <w:rFonts w:ascii="SamsungOne-400" w:hAnsi="SamsungOne-400" w:cs="Times New Roman"/>
+                <w:sz w:val="17"/>
+                <w:szCs w:val="17"/>
+              </w:rPr>
+              <w:t xml:space="preserve">[+0.46, +0.81]</w:t>
+            </w:r>
+          </w:p>
+        </w:tc>
+        <w:tc>
+          <w:tcPr>
+            <w:tcW w:w="771" w:type="dxa"/>
+            <w:tcBorders>
+              <w:top w:val="single" w:sz="4" w:color="BFBFBF"/>
+              <w:left w:val="single" w:sz="4" w:color="BFBFBF"/>
+              <w:bottom w:val="single" w:sz="4" w:color="BFBFBF"/>
+              <w:right w:val="single" w:sz="4" w:color="BFBFBF"/>
+            </w:tcBorders>
+          </w:tcPr>
+          <w:p>
+            <w:pPr>
+              <w:spacing w:before="0" w:after="20" w:line="240" w:lineRule="exact"/>
+            </w:pPr>
+            <w:r>
+              <w:rPr>
+                <w:rFonts w:ascii="SamsungOne-400" w:hAnsi="SamsungOne-400" w:cs="Times New Roman"/>
+                <w:sz w:val="18"/>
+                <w:szCs w:val="18"/>
+              </w:rPr>
+              <w:t xml:space="preserve">+0.68</w:t>
+            </w:r>
+            <w:r>
+              <w:br/>
+            </w:r>
+            <w:r>
+              <w:rPr>
+                <w:rFonts w:ascii="SamsungOne-400" w:hAnsi="SamsungOne-400" w:cs="Times New Roman"/>
+                <w:sz w:val="17"/>
+                <w:szCs w:val="17"/>
+              </w:rPr>
+              <w:t xml:space="preserve">[+0.54, +0.85]</w:t>
+            </w:r>
+          </w:p>
+        </w:tc>
+        <w:tc>
+          <w:tcPr>
+            <w:tcW w:w="771" w:type="dxa"/>
+            <w:tcBorders>
+              <w:top w:val="single" w:sz="4" w:color="BFBFBF"/>
+              <w:left w:val="single" w:sz="4" w:color="BFBFBF"/>
+              <w:bottom w:val="single" w:sz="4" w:color="BFBFBF"/>
+              <w:right w:val="single" w:sz="4" w:color="BFBFBF"/>
+            </w:tcBorders>
+          </w:tcPr>
+          <w:p>
+            <w:pPr>
+              <w:spacing w:before="0" w:after="20" w:line="240" w:lineRule="exact"/>
+            </w:pPr>
+            <w:r>
+              <w:rPr>
+                <w:rFonts w:ascii="SamsungOne-400" w:hAnsi="SamsungOne-400" w:cs="Times New Roman"/>
+                <w:sz w:val="18"/>
+                <w:szCs w:val="18"/>
+              </w:rPr>
+              <w:t xml:space="preserve">+0.31</w:t>
+            </w:r>
+            <w:r>
+              <w:br/>
+            </w:r>
+            <w:r>
+              <w:rPr>
+                <w:rFonts w:ascii="SamsungOne-400" w:hAnsi="SamsungOne-400" w:cs="Times New Roman"/>
+                <w:sz w:val="17"/>
+                <w:szCs w:val="17"/>
+              </w:rPr>
+              <w:t xml:space="preserve">[+0.22, +0.44]</w:t>
+            </w:r>
+          </w:p>
+        </w:tc>
+        <w:tc>
+          <w:tcPr>
+            <w:tcW w:w="771" w:type="dxa"/>
+            <w:tcBorders>
+              <w:top w:val="single" w:sz="4" w:color="BFBFBF"/>
+              <w:left w:val="single" w:sz="4" w:color="BFBFBF"/>
+              <w:bottom w:val="single" w:sz="4" w:color="BFBFBF"/>
+              <w:right w:val="single" w:sz="4" w:color="BFBFBF"/>
+            </w:tcBorders>
+          </w:tcPr>
+          <w:p>
+            <w:pPr>
+              <w:spacing w:before="0" w:after="20" w:line="240" w:lineRule="exact"/>
+            </w:pPr>
+            <w:r>
+              <w:rPr>
+                <w:rFonts w:ascii="SamsungOne-400" w:hAnsi="SamsungOne-400" w:cs="Times New Roman"/>
+                <w:sz w:val="18"/>
+                <w:szCs w:val="18"/>
+              </w:rPr>
+              <w:t xml:space="preserve">+0.59</w:t>
+            </w:r>
+            <w:r>
+              <w:br/>
+            </w:r>
+            <w:r>
+              <w:rPr>
+                <w:rFonts w:ascii="SamsungOne-400" w:hAnsi="SamsungOne-400" w:cs="Times New Roman"/>
+                <w:sz w:val="17"/>
+                <w:szCs w:val="17"/>
+              </w:rPr>
+              <w:t xml:space="preserve">[+0.46, +0.75]</w:t>
+            </w:r>
+          </w:p>
+        </w:tc>
+        <w:tc>
+          <w:tcPr>
+            <w:tcW w:w="771" w:type="dxa"/>
+            <w:tcBorders>
+              <w:top w:val="single" w:sz="4" w:color="BFBFBF"/>
+              <w:left w:val="single" w:sz="4" w:color="BFBFBF"/>
+              <w:bottom w:val="single" w:sz="4" w:color="BFBFBF"/>
+              <w:right w:val="single" w:sz="4" w:color="BFBFBF"/>
+            </w:tcBorders>
+          </w:tcPr>
+          <w:p>
+            <w:pPr>
+              <w:spacing w:before="0" w:after="20" w:line="240" w:lineRule="exact"/>
+            </w:pPr>
+            <w:r>
+              <w:rPr>
+                <w:rFonts w:ascii="SamsungOne-400" w:hAnsi="SamsungOne-400" w:cs="Times New Roman"/>
+                <w:sz w:val="18"/>
+                <w:szCs w:val="18"/>
+              </w:rPr>
+              <w:t xml:space="preserve">+0.46</w:t>
+            </w:r>
+            <w:r>
+              <w:br/>
+            </w:r>
+            <w:r>
+              <w:rPr>
+                <w:rFonts w:ascii="SamsungOne-400" w:hAnsi="SamsungOne-400" w:cs="Times New Roman"/>
+                <w:sz w:val="17"/>
+                <w:szCs w:val="17"/>
+              </w:rPr>
+              <w:t xml:space="preserve">[+0.34, +0.59]</w:t>
             </w:r>
           </w:p>
         </w:tc>
@@ -18288,9 +19255,12 @@
         </w:tc>
       </w:tr>
       <w:tr>
-        <w:tc>
-          <w:tcPr>
-            <w:gridSpan w:val="7"/>
+        <w:trPr>
+          <w:cantSplit/>
+        </w:trPr>
+        <w:tc>
+          <w:tcPr>
+            <w:gridSpan w:val="8"/>
             <w:shd w:val="clear" w:color="auto" w:fill="DEE5FA"/>
             <w:tcBorders>
               <w:top w:val="single" w:sz="4" w:color="BFBFBF"/>
@@ -18307,14 +19277,17 @@
               <w:sz w:val="18"/>
               <w:szCs w:val="18"/>
             </w:rPr>
-            <w:t xml:space="preserve">Checks, \%</w:t>
+            <w:t xml:space="preserve">Checks, %</w:t>
           </w:r>
         </w:tc>
       </w:tr>
       <w:tr>
-        <w:tc>
-          <w:tcPr>
-            <w:tcW w:w="4249" w:type="dxa"/>
+        <w:trPr>
+          <w:cantSplit/>
+        </w:trPr>
+        <w:tc>
+          <w:tcPr>
+            <w:tcW w:w="3988" w:type="dxa"/>
             <w:tcBorders>
               <w:top w:val="single" w:sz="4" w:color="BFBFBF"/>
               <w:left w:val="single" w:sz="4" w:color="BFBFBF"/>
@@ -18338,7 +19311,7 @@
         </w:tc>
         <w:tc>
           <w:tcPr>
-            <w:tcW w:w="873" w:type="dxa"/>
+            <w:tcW w:w="771" w:type="dxa"/>
             <w:tcBorders>
               <w:top w:val="single" w:sz="4" w:color="BFBFBF"/>
               <w:left w:val="single" w:sz="4" w:color="BFBFBF"/>
@@ -18362,97 +19335,167 @@
         </w:tc>
         <w:tc>
           <w:tcPr>
-            <w:tcW w:w="873" w:type="dxa"/>
-            <w:tcBorders>
-              <w:top w:val="single" w:sz="4" w:color="BFBFBF"/>
-              <w:left w:val="single" w:sz="4" w:color="BFBFBF"/>
-              <w:bottom w:val="single" w:sz="4" w:color="BFBFBF"/>
-              <w:right w:val="single" w:sz="4" w:color="BFBFBF"/>
-            </w:tcBorders>
-          </w:tcPr>
-          <w:p>
-            <w:pPr>
-              <w:spacing w:before="0" w:after="20" w:line="240" w:lineRule="exact"/>
-            </w:pPr>
-            <w:r>
-              <w:rPr>
-                <w:rFonts w:ascii="SamsungOne-400" w:hAnsi="SamsungOne-400" w:cs="Times New Roman"/>
-                <w:sz w:val="18"/>
-                <w:szCs w:val="18"/>
-              </w:rPr>
-              <w:t xml:space="preserve">82.7 / [65–95]</w:t>
-            </w:r>
-          </w:p>
-        </w:tc>
-        <w:tc>
-          <w:tcPr>
-            <w:tcW w:w="873" w:type="dxa"/>
-            <w:tcBorders>
-              <w:top w:val="single" w:sz="4" w:color="BFBFBF"/>
-              <w:left w:val="single" w:sz="4" w:color="BFBFBF"/>
-              <w:bottom w:val="single" w:sz="4" w:color="BFBFBF"/>
-              <w:right w:val="single" w:sz="4" w:color="BFBFBF"/>
-            </w:tcBorders>
-          </w:tcPr>
-          <w:p>
-            <w:pPr>
-              <w:spacing w:before="0" w:after="20" w:line="240" w:lineRule="exact"/>
-            </w:pPr>
-            <w:r>
-              <w:rPr>
-                <w:rFonts w:ascii="SamsungOne-400" w:hAnsi="SamsungOne-400" w:cs="Times New Roman"/>
-                <w:sz w:val="18"/>
-                <w:szCs w:val="18"/>
-              </w:rPr>
-              <w:t xml:space="preserve">78.7 / [63–90]</w:t>
-            </w:r>
-          </w:p>
-        </w:tc>
-        <w:tc>
-          <w:tcPr>
-            <w:tcW w:w="873" w:type="dxa"/>
-            <w:tcBorders>
-              <w:top w:val="single" w:sz="4" w:color="BFBFBF"/>
-              <w:left w:val="single" w:sz="4" w:color="BFBFBF"/>
-              <w:bottom w:val="single" w:sz="4" w:color="BFBFBF"/>
-              <w:right w:val="single" w:sz="4" w:color="BFBFBF"/>
-            </w:tcBorders>
-          </w:tcPr>
-          <w:p>
-            <w:pPr>
-              <w:spacing w:before="0" w:after="20" w:line="240" w:lineRule="exact"/>
-            </w:pPr>
-            <w:r>
-              <w:rPr>
-                <w:rFonts w:ascii="SamsungOne-400" w:hAnsi="SamsungOne-400" w:cs="Times New Roman"/>
-                <w:sz w:val="18"/>
-                <w:szCs w:val="18"/>
-              </w:rPr>
-              <w:t xml:space="preserve">84.0 / [70–94]</w:t>
-            </w:r>
-          </w:p>
-        </w:tc>
-        <w:tc>
-          <w:tcPr>
-            <w:tcW w:w="873" w:type="dxa"/>
-            <w:tcBorders>
-              <w:top w:val="single" w:sz="4" w:color="BFBFBF"/>
-              <w:left w:val="single" w:sz="4" w:color="BFBFBF"/>
-              <w:bottom w:val="single" w:sz="4" w:color="BFBFBF"/>
-              <w:right w:val="single" w:sz="4" w:color="BFBFBF"/>
-            </w:tcBorders>
-          </w:tcPr>
-          <w:p>
-            <w:pPr>
-              <w:spacing w:before="0" w:after="20" w:line="240" w:lineRule="exact"/>
-            </w:pPr>
-            <w:r>
-              <w:rPr>
-                <w:rFonts w:ascii="SamsungOne-400" w:hAnsi="SamsungOne-400" w:cs="Times New Roman"/>
-                <w:sz w:val="18"/>
-                <w:szCs w:val="18"/>
-              </w:rPr>
-              <w:t xml:space="preserve">76.0 / [59–88]</w:t>
+            <w:tcW w:w="771" w:type="dxa"/>
+            <w:tcBorders>
+              <w:top w:val="single" w:sz="4" w:color="BFBFBF"/>
+              <w:left w:val="single" w:sz="4" w:color="BFBFBF"/>
+              <w:bottom w:val="single" w:sz="4" w:color="BFBFBF"/>
+              <w:right w:val="single" w:sz="4" w:color="BFBFBF"/>
+            </w:tcBorders>
+          </w:tcPr>
+          <w:p>
+            <w:pPr>
+              <w:spacing w:before="0" w:after="20" w:line="240" w:lineRule="exact"/>
+            </w:pPr>
+            <w:r>
+              <w:rPr>
+                <w:rFonts w:ascii="SamsungOne-400" w:hAnsi="SamsungOne-400" w:cs="Times New Roman"/>
+                <w:sz w:val="18"/>
+                <w:szCs w:val="18"/>
+              </w:rPr>
+              <w:t xml:space="preserve">82.7</w:t>
+            </w:r>
+            <w:r>
+              <w:br/>
+            </w:r>
+            <w:r>
+              <w:rPr>
+                <w:rFonts w:ascii="SamsungOne-400" w:hAnsi="SamsungOne-400" w:cs="Times New Roman"/>
+                <w:sz w:val="17"/>
+                <w:szCs w:val="17"/>
+              </w:rPr>
+              <w:t xml:space="preserve">[65–95]</w:t>
+            </w:r>
+          </w:p>
+        </w:tc>
+        <w:tc>
+          <w:tcPr>
+            <w:tcW w:w="771" w:type="dxa"/>
+            <w:tcBorders>
+              <w:top w:val="single" w:sz="4" w:color="BFBFBF"/>
+              <w:left w:val="single" w:sz="4" w:color="BFBFBF"/>
+              <w:bottom w:val="single" w:sz="4" w:color="BFBFBF"/>
+              <w:right w:val="single" w:sz="4" w:color="BFBFBF"/>
+            </w:tcBorders>
+          </w:tcPr>
+          <w:p>
+            <w:pPr>
+              <w:spacing w:before="0" w:after="20" w:line="240" w:lineRule="exact"/>
+            </w:pPr>
+            <w:r>
+              <w:rPr>
+                <w:rFonts w:ascii="SamsungOne-400" w:hAnsi="SamsungOne-400" w:cs="Times New Roman"/>
+                <w:sz w:val="18"/>
+                <w:szCs w:val="18"/>
+              </w:rPr>
+              <w:t xml:space="preserve">78.7</w:t>
+            </w:r>
+            <w:r>
+              <w:br/>
+            </w:r>
+            <w:r>
+              <w:rPr>
+                <w:rFonts w:ascii="SamsungOne-400" w:hAnsi="SamsungOne-400" w:cs="Times New Roman"/>
+                <w:sz w:val="17"/>
+                <w:szCs w:val="17"/>
+              </w:rPr>
+              <w:t xml:space="preserve">[63–90]</w:t>
+            </w:r>
+          </w:p>
+        </w:tc>
+        <w:tc>
+          <w:tcPr>
+            <w:tcW w:w="771" w:type="dxa"/>
+            <w:tcBorders>
+              <w:top w:val="single" w:sz="4" w:color="BFBFBF"/>
+              <w:left w:val="single" w:sz="4" w:color="BFBFBF"/>
+              <w:bottom w:val="single" w:sz="4" w:color="BFBFBF"/>
+              <w:right w:val="single" w:sz="4" w:color="BFBFBF"/>
+            </w:tcBorders>
+          </w:tcPr>
+          <w:p>
+            <w:pPr>
+              <w:spacing w:before="0" w:after="20" w:line="240" w:lineRule="exact"/>
+            </w:pPr>
+            <w:r>
+              <w:rPr>
+                <w:rFonts w:ascii="SamsungOne-400" w:hAnsi="SamsungOne-400" w:cs="Times New Roman"/>
+                <w:sz w:val="18"/>
+                <w:szCs w:val="18"/>
+              </w:rPr>
+              <w:t xml:space="preserve">84.0</w:t>
+            </w:r>
+            <w:r>
+              <w:br/>
+            </w:r>
+            <w:r>
+              <w:rPr>
+                <w:rFonts w:ascii="SamsungOne-400" w:hAnsi="SamsungOne-400" w:cs="Times New Roman"/>
+                <w:sz w:val="17"/>
+                <w:szCs w:val="17"/>
+              </w:rPr>
+              <w:t xml:space="preserve">[70–94]</w:t>
+            </w:r>
+          </w:p>
+        </w:tc>
+        <w:tc>
+          <w:tcPr>
+            <w:tcW w:w="771" w:type="dxa"/>
+            <w:tcBorders>
+              <w:top w:val="single" w:sz="4" w:color="BFBFBF"/>
+              <w:left w:val="single" w:sz="4" w:color="BFBFBF"/>
+              <w:bottom w:val="single" w:sz="4" w:color="BFBFBF"/>
+              <w:right w:val="single" w:sz="4" w:color="BFBFBF"/>
+            </w:tcBorders>
+          </w:tcPr>
+          <w:p>
+            <w:pPr>
+              <w:spacing w:before="0" w:after="20" w:line="240" w:lineRule="exact"/>
+            </w:pPr>
+            <w:r>
+              <w:rPr>
+                <w:rFonts w:ascii="SamsungOne-400" w:hAnsi="SamsungOne-400" w:cs="Times New Roman"/>
+                <w:sz w:val="18"/>
+                <w:szCs w:val="18"/>
+              </w:rPr>
+              <w:t xml:space="preserve">76.0</w:t>
+            </w:r>
+            <w:r>
+              <w:br/>
+            </w:r>
+            <w:r>
+              <w:rPr>
+                <w:rFonts w:ascii="SamsungOne-400" w:hAnsi="SamsungOne-400" w:cs="Times New Roman"/>
+                <w:sz w:val="17"/>
+                <w:szCs w:val="17"/>
+              </w:rPr>
+              <w:t xml:space="preserve">[59–88]</w:t>
+            </w:r>
+          </w:p>
+        </w:tc>
+        <w:tc>
+          <w:tcPr>
+            <w:tcW w:w="771" w:type="dxa"/>
+            <w:tcBorders>
+              <w:top w:val="single" w:sz="4" w:color="BFBFBF"/>
+              <w:left w:val="single" w:sz="4" w:color="BFBFBF"/>
+              <w:bottom w:val="single" w:sz="4" w:color="BFBFBF"/>
+              <w:right w:val="single" w:sz="4" w:color="BFBFBF"/>
+            </w:tcBorders>
+          </w:tcPr>
+          <w:p>
+            <w:pPr>
+              <w:spacing w:before="0" w:after="20" w:line="240" w:lineRule="exact"/>
+            </w:pPr>
+            <w:r>
+              <w:rPr>
+                <w:rFonts w:ascii="SamsungOne-400" w:hAnsi="SamsungOne-400" w:cs="Times New Roman"/>
+                <w:b/>
+                <w:bCs/>
+                <w:sz w:val="18"/>
+                <w:szCs w:val="18"/>
+              </w:rPr>
+              <w:t xml:space="preserve">100.0</w:t>
             </w:r>
           </w:p>
         </w:tc>
@@ -18482,9 +19525,12 @@
         </w:tc>
       </w:tr>
       <w:tr>
-        <w:tc>
-          <w:tcPr>
-            <w:tcW w:w="4249" w:type="dxa"/>
+        <w:trPr>
+          <w:cantSplit/>
+        </w:trPr>
+        <w:tc>
+          <w:tcPr>
+            <w:tcW w:w="3988" w:type="dxa"/>
             <w:tcBorders>
               <w:top w:val="single" w:sz="4" w:color="BFBFBF"/>
               <w:left w:val="single" w:sz="4" w:color="BFBFBF"/>
@@ -18508,7 +19554,7 @@
         </w:tc>
         <w:tc>
           <w:tcPr>
-            <w:tcW w:w="873" w:type="dxa"/>
+            <w:tcW w:w="771" w:type="dxa"/>
             <w:tcBorders>
               <w:top w:val="single" w:sz="4" w:color="BFBFBF"/>
               <w:left w:val="single" w:sz="4" w:color="BFBFBF"/>
@@ -18532,55 +19578,77 @@
         </w:tc>
         <w:tc>
           <w:tcPr>
-            <w:tcW w:w="873" w:type="dxa"/>
-            <w:tcBorders>
-              <w:top w:val="single" w:sz="4" w:color="BFBFBF"/>
-              <w:left w:val="single" w:sz="4" w:color="BFBFBF"/>
-              <w:bottom w:val="single" w:sz="4" w:color="BFBFBF"/>
-              <w:right w:val="single" w:sz="4" w:color="BFBFBF"/>
-            </w:tcBorders>
-          </w:tcPr>
-          <w:p>
-            <w:pPr>
-              <w:spacing w:before="0" w:after="20" w:line="240" w:lineRule="exact"/>
-            </w:pPr>
-            <w:r>
-              <w:rPr>
-                <w:rFonts w:ascii="SamsungOne-400" w:hAnsi="SamsungOne-400" w:cs="Times New Roman"/>
-                <w:sz w:val="18"/>
-                <w:szCs w:val="18"/>
-              </w:rPr>
-              <w:t xml:space="preserve">99.8 / [99–100]</w:t>
-            </w:r>
-          </w:p>
-        </w:tc>
-        <w:tc>
-          <w:tcPr>
-            <w:tcW w:w="873" w:type="dxa"/>
-            <w:tcBorders>
-              <w:top w:val="single" w:sz="4" w:color="BFBFBF"/>
-              <w:left w:val="single" w:sz="4" w:color="BFBFBF"/>
-              <w:bottom w:val="single" w:sz="4" w:color="BFBFBF"/>
-              <w:right w:val="single" w:sz="4" w:color="BFBFBF"/>
-            </w:tcBorders>
-          </w:tcPr>
-          <w:p>
-            <w:pPr>
-              <w:spacing w:before="0" w:after="20" w:line="240" w:lineRule="exact"/>
-            </w:pPr>
-            <w:r>
-              <w:rPr>
-                <w:rFonts w:ascii="SamsungOne-400" w:hAnsi="SamsungOne-400" w:cs="Times New Roman"/>
-                <w:sz w:val="18"/>
-                <w:szCs w:val="18"/>
-              </w:rPr>
-              <w:t xml:space="preserve">99.7 / [99–100]</w:t>
-            </w:r>
-          </w:p>
-        </w:tc>
-        <w:tc>
-          <w:tcPr>
-            <w:tcW w:w="873" w:type="dxa"/>
+            <w:tcW w:w="771" w:type="dxa"/>
+            <w:tcBorders>
+              <w:top w:val="single" w:sz="4" w:color="BFBFBF"/>
+              <w:left w:val="single" w:sz="4" w:color="BFBFBF"/>
+              <w:bottom w:val="single" w:sz="4" w:color="BFBFBF"/>
+              <w:right w:val="single" w:sz="4" w:color="BFBFBF"/>
+            </w:tcBorders>
+          </w:tcPr>
+          <w:p>
+            <w:pPr>
+              <w:spacing w:before="0" w:after="20" w:line="240" w:lineRule="exact"/>
+            </w:pPr>
+            <w:r>
+              <w:rPr>
+                <w:rFonts w:ascii="SamsungOne-400" w:hAnsi="SamsungOne-400" w:cs="Times New Roman"/>
+                <w:sz w:val="18"/>
+                <w:szCs w:val="18"/>
+              </w:rPr>
+              <w:t xml:space="preserve">99.8</w:t>
+            </w:r>
+            <w:r>
+              <w:br/>
+            </w:r>
+            <w:r>
+              <w:rPr>
+                <w:rFonts w:ascii="SamsungOne-400" w:hAnsi="SamsungOne-400" w:cs="Times New Roman"/>
+                <w:sz w:val="17"/>
+                <w:szCs w:val="17"/>
+              </w:rPr>
+              <w:t xml:space="preserve">[99–100]</w:t>
+            </w:r>
+          </w:p>
+        </w:tc>
+        <w:tc>
+          <w:tcPr>
+            <w:tcW w:w="771" w:type="dxa"/>
+            <w:tcBorders>
+              <w:top w:val="single" w:sz="4" w:color="BFBFBF"/>
+              <w:left w:val="single" w:sz="4" w:color="BFBFBF"/>
+              <w:bottom w:val="single" w:sz="4" w:color="BFBFBF"/>
+              <w:right w:val="single" w:sz="4" w:color="BFBFBF"/>
+            </w:tcBorders>
+          </w:tcPr>
+          <w:p>
+            <w:pPr>
+              <w:spacing w:before="0" w:after="20" w:line="240" w:lineRule="exact"/>
+            </w:pPr>
+            <w:r>
+              <w:rPr>
+                <w:rFonts w:ascii="SamsungOne-400" w:hAnsi="SamsungOne-400" w:cs="Times New Roman"/>
+                <w:sz w:val="18"/>
+                <w:szCs w:val="18"/>
+              </w:rPr>
+              <w:t xml:space="preserve">99.7</w:t>
+            </w:r>
+            <w:r>
+              <w:br/>
+            </w:r>
+            <w:r>
+              <w:rPr>
+                <w:rFonts w:ascii="SamsungOne-400" w:hAnsi="SamsungOne-400" w:cs="Times New Roman"/>
+                <w:sz w:val="17"/>
+                <w:szCs w:val="17"/>
+              </w:rPr>
+              <w:t xml:space="preserve">[99–100]</w:t>
+            </w:r>
+          </w:p>
+        </w:tc>
+        <w:tc>
+          <w:tcPr>
+            <w:tcW w:w="771" w:type="dxa"/>
             <w:tcBorders>
               <w:top w:val="single" w:sz="4" w:color="BFBFBF"/>
               <w:left w:val="single" w:sz="4" w:color="BFBFBF"/>
@@ -18606,7 +19674,7 @@
         </w:tc>
         <w:tc>
           <w:tcPr>
-            <w:tcW w:w="873" w:type="dxa"/>
+            <w:tcW w:w="771" w:type="dxa"/>
             <w:tcBorders>
               <w:top w:val="single" w:sz="4" w:color="BFBFBF"/>
               <w:left w:val="single" w:sz="4" w:color="BFBFBF"/>
@@ -18632,6 +19700,32 @@
         </w:tc>
         <w:tc>
           <w:tcPr>
+            <w:tcW w:w="771" w:type="dxa"/>
+            <w:tcBorders>
+              <w:top w:val="single" w:sz="4" w:color="BFBFBF"/>
+              <w:left w:val="single" w:sz="4" w:color="BFBFBF"/>
+              <w:bottom w:val="single" w:sz="4" w:color="BFBFBF"/>
+              <w:right w:val="single" w:sz="4" w:color="BFBFBF"/>
+            </w:tcBorders>
+          </w:tcPr>
+          <w:p>
+            <w:pPr>
+              <w:spacing w:before="0" w:after="20" w:line="240" w:lineRule="exact"/>
+            </w:pPr>
+            <w:r>
+              <w:rPr>
+                <w:rFonts w:ascii="SamsungOne-400" w:hAnsi="SamsungOne-400" w:cs="Times New Roman"/>
+                <w:b/>
+                <w:bCs/>
+                <w:sz w:val="18"/>
+                <w:szCs w:val="18"/>
+              </w:rPr>
+              <w:t xml:space="preserve">100.0</w:t>
+            </w:r>
+          </w:p>
+        </w:tc>
+        <w:tc>
+          <w:tcPr>
             <w:tcW w:w="396" w:type="dxa"/>
             <w:tcBorders>
               <w:top w:val="single" w:sz="4" w:color="BFBFBF"/>
@@ -18656,9 +19750,12 @@
         </w:tc>
       </w:tr>
       <w:tr>
-        <w:tc>
-          <w:tcPr>
-            <w:gridSpan w:val="7"/>
+        <w:trPr>
+          <w:cantSplit/>
+        </w:trPr>
+        <w:tc>
+          <w:tcPr>
+            <w:gridSpan w:val="8"/>
             <w:shd w:val="clear" w:color="auto" w:fill="DEE5FA"/>
             <w:tcBorders>
               <w:top w:val="single" w:sz="4" w:color="BFBFBF"/>
@@ -18675,14 +19772,17 @@
               <w:sz w:val="18"/>
               <w:szCs w:val="18"/>
             </w:rPr>
-            <w:t xml:space="preserve">Behaviour, \%</w:t>
+            <w:t xml:space="preserve">Behaviour, %</w:t>
           </w:r>
         </w:tc>
       </w:tr>
       <w:tr>
-        <w:tc>
-          <w:tcPr>
-            <w:tcW w:w="4249" w:type="dxa"/>
+        <w:trPr>
+          <w:cantSplit/>
+        </w:trPr>
+        <w:tc>
+          <w:tcPr>
+            <w:tcW w:w="3988" w:type="dxa"/>
             <w:tcBorders>
               <w:top w:val="single" w:sz="4" w:color="BFBFBF"/>
               <w:left w:val="single" w:sz="4" w:color="BFBFBF"/>
@@ -18706,7 +19806,7 @@
         </w:tc>
         <w:tc>
           <w:tcPr>
-            <w:tcW w:w="873" w:type="dxa"/>
+            <w:tcW w:w="771" w:type="dxa"/>
             <w:tcBorders>
               <w:top w:val="single" w:sz="4" w:color="BFBFBF"/>
               <w:left w:val="single" w:sz="4" w:color="BFBFBF"/>
@@ -18730,97 +19830,176 @@
         </w:tc>
         <w:tc>
           <w:tcPr>
-            <w:tcW w:w="873" w:type="dxa"/>
-            <w:tcBorders>
-              <w:top w:val="single" w:sz="4" w:color="BFBFBF"/>
-              <w:left w:val="single" w:sz="4" w:color="BFBFBF"/>
-              <w:bottom w:val="single" w:sz="4" w:color="BFBFBF"/>
-              <w:right w:val="single" w:sz="4" w:color="BFBFBF"/>
-            </w:tcBorders>
-          </w:tcPr>
-          <w:p>
-            <w:pPr>
-              <w:spacing w:before="0" w:after="20" w:line="240" w:lineRule="exact"/>
-            </w:pPr>
-            <w:r>
-              <w:rPr>
-                <w:rFonts w:ascii="SamsungOne-400" w:hAnsi="SamsungOne-400" w:cs="Times New Roman"/>
-                <w:sz w:val="18"/>
-                <w:szCs w:val="18"/>
-              </w:rPr>
-              <w:t xml:space="preserve">14.3 / [7–22]</w:t>
-            </w:r>
-          </w:p>
-        </w:tc>
-        <w:tc>
-          <w:tcPr>
-            <w:tcW w:w="873" w:type="dxa"/>
-            <w:tcBorders>
-              <w:top w:val="single" w:sz="4" w:color="BFBFBF"/>
-              <w:left w:val="single" w:sz="4" w:color="BFBFBF"/>
-              <w:bottom w:val="single" w:sz="4" w:color="BFBFBF"/>
-              <w:right w:val="single" w:sz="4" w:color="BFBFBF"/>
-            </w:tcBorders>
-          </w:tcPr>
-          <w:p>
-            <w:pPr>
-              <w:spacing w:before="0" w:after="20" w:line="240" w:lineRule="exact"/>
-            </w:pPr>
-            <w:r>
-              <w:rPr>
-                <w:rFonts w:ascii="SamsungOne-400" w:hAnsi="SamsungOne-400" w:cs="Times New Roman"/>
-                <w:sz w:val="18"/>
-                <w:szCs w:val="18"/>
-              </w:rPr>
-              <w:t xml:space="preserve">11.7 / [5–19]</w:t>
-            </w:r>
-          </w:p>
-        </w:tc>
-        <w:tc>
-          <w:tcPr>
-            <w:tcW w:w="873" w:type="dxa"/>
-            <w:tcBorders>
-              <w:top w:val="single" w:sz="4" w:color="BFBFBF"/>
-              <w:left w:val="single" w:sz="4" w:color="BFBFBF"/>
-              <w:bottom w:val="single" w:sz="4" w:color="BFBFBF"/>
-              <w:right w:val="single" w:sz="4" w:color="BFBFBF"/>
-            </w:tcBorders>
-          </w:tcPr>
-          <w:p>
-            <w:pPr>
-              <w:spacing w:before="0" w:after="20" w:line="240" w:lineRule="exact"/>
-            </w:pPr>
-            <w:r>
-              <w:rPr>
-                <w:rFonts w:ascii="SamsungOne-400" w:hAnsi="SamsungOne-400" w:cs="Times New Roman"/>
-                <w:sz w:val="18"/>
-                <w:szCs w:val="18"/>
-              </w:rPr>
-              <w:t xml:space="preserve">48.1 / [36–61]</w:t>
-            </w:r>
-          </w:p>
-        </w:tc>
-        <w:tc>
-          <w:tcPr>
-            <w:tcW w:w="873" w:type="dxa"/>
-            <w:tcBorders>
-              <w:top w:val="single" w:sz="4" w:color="BFBFBF"/>
-              <w:left w:val="single" w:sz="4" w:color="BFBFBF"/>
-              <w:bottom w:val="single" w:sz="4" w:color="BFBFBF"/>
-              <w:right w:val="single" w:sz="4" w:color="BFBFBF"/>
-            </w:tcBorders>
-          </w:tcPr>
-          <w:p>
-            <w:pPr>
-              <w:spacing w:before="0" w:after="20" w:line="240" w:lineRule="exact"/>
-            </w:pPr>
-            <w:r>
-              <w:rPr>
-                <w:rFonts w:ascii="SamsungOne-400" w:hAnsi="SamsungOne-400" w:cs="Times New Roman"/>
-                <w:sz w:val="18"/>
-                <w:szCs w:val="18"/>
-              </w:rPr>
-              <w:t xml:space="preserve">24.7 / [15–35]</w:t>
+            <w:tcW w:w="771" w:type="dxa"/>
+            <w:tcBorders>
+              <w:top w:val="single" w:sz="4" w:color="BFBFBF"/>
+              <w:left w:val="single" w:sz="4" w:color="BFBFBF"/>
+              <w:bottom w:val="single" w:sz="4" w:color="BFBFBF"/>
+              <w:right w:val="single" w:sz="4" w:color="BFBFBF"/>
+            </w:tcBorders>
+          </w:tcPr>
+          <w:p>
+            <w:pPr>
+              <w:spacing w:before="0" w:after="20" w:line="240" w:lineRule="exact"/>
+            </w:pPr>
+            <w:r>
+              <w:rPr>
+                <w:rFonts w:ascii="SamsungOne-400" w:hAnsi="SamsungOne-400" w:cs="Times New Roman"/>
+                <w:sz w:val="18"/>
+                <w:szCs w:val="18"/>
+              </w:rPr>
+              <w:t xml:space="preserve">14.3</w:t>
+            </w:r>
+            <w:r>
+              <w:br/>
+            </w:r>
+            <w:r>
+              <w:rPr>
+                <w:rFonts w:ascii="SamsungOne-400" w:hAnsi="SamsungOne-400" w:cs="Times New Roman"/>
+                <w:sz w:val="17"/>
+                <w:szCs w:val="17"/>
+              </w:rPr>
+              <w:t xml:space="preserve">[7–22]</w:t>
+            </w:r>
+          </w:p>
+        </w:tc>
+        <w:tc>
+          <w:tcPr>
+            <w:tcW w:w="771" w:type="dxa"/>
+            <w:tcBorders>
+              <w:top w:val="single" w:sz="4" w:color="BFBFBF"/>
+              <w:left w:val="single" w:sz="4" w:color="BFBFBF"/>
+              <w:bottom w:val="single" w:sz="4" w:color="BFBFBF"/>
+              <w:right w:val="single" w:sz="4" w:color="BFBFBF"/>
+            </w:tcBorders>
+          </w:tcPr>
+          <w:p>
+            <w:pPr>
+              <w:spacing w:before="0" w:after="20" w:line="240" w:lineRule="exact"/>
+            </w:pPr>
+            <w:r>
+              <w:rPr>
+                <w:rFonts w:ascii="SamsungOne-400" w:hAnsi="SamsungOne-400" w:cs="Times New Roman"/>
+                <w:sz w:val="18"/>
+                <w:szCs w:val="18"/>
+              </w:rPr>
+              <w:t xml:space="preserve">11.7</w:t>
+            </w:r>
+            <w:r>
+              <w:br/>
+            </w:r>
+            <w:r>
+              <w:rPr>
+                <w:rFonts w:ascii="SamsungOne-400" w:hAnsi="SamsungOne-400" w:cs="Times New Roman"/>
+                <w:sz w:val="17"/>
+                <w:szCs w:val="17"/>
+              </w:rPr>
+              <w:t xml:space="preserve">[5–19]</w:t>
+            </w:r>
+          </w:p>
+        </w:tc>
+        <w:tc>
+          <w:tcPr>
+            <w:tcW w:w="771" w:type="dxa"/>
+            <w:tcBorders>
+              <w:top w:val="single" w:sz="4" w:color="BFBFBF"/>
+              <w:left w:val="single" w:sz="4" w:color="BFBFBF"/>
+              <w:bottom w:val="single" w:sz="4" w:color="BFBFBF"/>
+              <w:right w:val="single" w:sz="4" w:color="BFBFBF"/>
+            </w:tcBorders>
+          </w:tcPr>
+          <w:p>
+            <w:pPr>
+              <w:spacing w:before="0" w:after="20" w:line="240" w:lineRule="exact"/>
+            </w:pPr>
+            <w:r>
+              <w:rPr>
+                <w:rFonts w:ascii="SamsungOne-400" w:hAnsi="SamsungOne-400" w:cs="Times New Roman"/>
+                <w:sz w:val="18"/>
+                <w:szCs w:val="18"/>
+              </w:rPr>
+              <w:t xml:space="preserve">48.1</w:t>
+            </w:r>
+            <w:r>
+              <w:br/>
+            </w:r>
+            <w:r>
+              <w:rPr>
+                <w:rFonts w:ascii="SamsungOne-400" w:hAnsi="SamsungOne-400" w:cs="Times New Roman"/>
+                <w:sz w:val="17"/>
+                <w:szCs w:val="17"/>
+              </w:rPr>
+              <w:t xml:space="preserve">[36–61]</w:t>
+            </w:r>
+          </w:p>
+        </w:tc>
+        <w:tc>
+          <w:tcPr>
+            <w:tcW w:w="771" w:type="dxa"/>
+            <w:tcBorders>
+              <w:top w:val="single" w:sz="4" w:color="BFBFBF"/>
+              <w:left w:val="single" w:sz="4" w:color="BFBFBF"/>
+              <w:bottom w:val="single" w:sz="4" w:color="BFBFBF"/>
+              <w:right w:val="single" w:sz="4" w:color="BFBFBF"/>
+            </w:tcBorders>
+          </w:tcPr>
+          <w:p>
+            <w:pPr>
+              <w:spacing w:before="0" w:after="20" w:line="240" w:lineRule="exact"/>
+            </w:pPr>
+            <w:r>
+              <w:rPr>
+                <w:rFonts w:ascii="SamsungOne-400" w:hAnsi="SamsungOne-400" w:cs="Times New Roman"/>
+                <w:sz w:val="18"/>
+                <w:szCs w:val="18"/>
+              </w:rPr>
+              <w:t xml:space="preserve">24.7</w:t>
+            </w:r>
+            <w:r>
+              <w:br/>
+            </w:r>
+            <w:r>
+              <w:rPr>
+                <w:rFonts w:ascii="SamsungOne-400" w:hAnsi="SamsungOne-400" w:cs="Times New Roman"/>
+                <w:sz w:val="17"/>
+                <w:szCs w:val="17"/>
+              </w:rPr>
+              <w:t xml:space="preserve">[15–35]</w:t>
+            </w:r>
+          </w:p>
+        </w:tc>
+        <w:tc>
+          <w:tcPr>
+            <w:tcW w:w="771" w:type="dxa"/>
+            <w:tcBorders>
+              <w:top w:val="single" w:sz="4" w:color="BFBFBF"/>
+              <w:left w:val="single" w:sz="4" w:color="BFBFBF"/>
+              <w:bottom w:val="single" w:sz="4" w:color="BFBFBF"/>
+              <w:right w:val="single" w:sz="4" w:color="BFBFBF"/>
+            </w:tcBorders>
+          </w:tcPr>
+          <w:p>
+            <w:pPr>
+              <w:spacing w:before="0" w:after="20" w:line="240" w:lineRule="exact"/>
+            </w:pPr>
+            <w:r>
+              <w:rPr>
+                <w:rFonts w:ascii="SamsungOne-400" w:hAnsi="SamsungOne-400" w:cs="Times New Roman"/>
+                <w:sz w:val="18"/>
+                <w:szCs w:val="18"/>
+              </w:rPr>
+              <w:t xml:space="preserve">76.6</w:t>
+            </w:r>
+            <w:r>
+              <w:br/>
+            </w:r>
+            <w:r>
+              <w:rPr>
+                <w:rFonts w:ascii="SamsungOne-400" w:hAnsi="SamsungOne-400" w:cs="Times New Roman"/>
+                <w:sz w:val="17"/>
+                <w:szCs w:val="17"/>
+              </w:rPr>
+              <w:t xml:space="preserve">[69–85]</w:t>
             </w:r>
           </w:p>
         </w:tc>
@@ -18850,9 +20029,12 @@
         </w:tc>
       </w:tr>
       <w:tr>
-        <w:tc>
-          <w:tcPr>
-            <w:tcW w:w="4249" w:type="dxa"/>
+        <w:trPr>
+          <w:cantSplit/>
+        </w:trPr>
+        <w:tc>
+          <w:tcPr>
+            <w:tcW w:w="3988" w:type="dxa"/>
             <w:tcBorders>
               <w:top w:val="single" w:sz="4" w:color="BFBFBF"/>
               <w:left w:val="single" w:sz="4" w:color="BFBFBF"/>
@@ -18876,7 +20058,7 @@
         </w:tc>
         <w:tc>
           <w:tcPr>
-            <w:tcW w:w="873" w:type="dxa"/>
+            <w:tcW w:w="771" w:type="dxa"/>
             <w:tcBorders>
               <w:top w:val="single" w:sz="4" w:color="BFBFBF"/>
               <w:left w:val="single" w:sz="4" w:color="BFBFBF"/>
@@ -18900,97 +20082,167 @@
         </w:tc>
         <w:tc>
           <w:tcPr>
-            <w:tcW w:w="873" w:type="dxa"/>
-            <w:tcBorders>
-              <w:top w:val="single" w:sz="4" w:color="BFBFBF"/>
-              <w:left w:val="single" w:sz="4" w:color="BFBFBF"/>
-              <w:bottom w:val="single" w:sz="4" w:color="BFBFBF"/>
-              <w:right w:val="single" w:sz="4" w:color="BFBFBF"/>
-            </w:tcBorders>
-          </w:tcPr>
-          <w:p>
-            <w:pPr>
-              <w:spacing w:before="0" w:after="20" w:line="240" w:lineRule="exact"/>
-            </w:pPr>
-            <w:r>
-              <w:rPr>
-                <w:rFonts w:ascii="SamsungOne-400" w:hAnsi="SamsungOne-400" w:cs="Times New Roman"/>
-                <w:sz w:val="18"/>
-                <w:szCs w:val="18"/>
-              </w:rPr>
-              <w:t xml:space="preserve">36.5 / [25–47]</w:t>
-            </w:r>
-          </w:p>
-        </w:tc>
-        <w:tc>
-          <w:tcPr>
-            <w:tcW w:w="873" w:type="dxa"/>
-            <w:tcBorders>
-              <w:top w:val="single" w:sz="4" w:color="BFBFBF"/>
-              <w:left w:val="single" w:sz="4" w:color="BFBFBF"/>
-              <w:bottom w:val="single" w:sz="4" w:color="BFBFBF"/>
-              <w:right w:val="single" w:sz="4" w:color="BFBFBF"/>
-            </w:tcBorders>
-          </w:tcPr>
-          <w:p>
-            <w:pPr>
-              <w:spacing w:before="0" w:after="20" w:line="240" w:lineRule="exact"/>
-            </w:pPr>
-            <w:r>
-              <w:rPr>
-                <w:rFonts w:ascii="SamsungOne-400" w:hAnsi="SamsungOne-400" w:cs="Times New Roman"/>
-                <w:sz w:val="18"/>
-                <w:szCs w:val="18"/>
-              </w:rPr>
-              <w:t xml:space="preserve">38.8 / [27–50]</w:t>
-            </w:r>
-          </w:p>
-        </w:tc>
-        <w:tc>
-          <w:tcPr>
-            <w:tcW w:w="873" w:type="dxa"/>
-            <w:tcBorders>
-              <w:top w:val="single" w:sz="4" w:color="BFBFBF"/>
-              <w:left w:val="single" w:sz="4" w:color="BFBFBF"/>
-              <w:bottom w:val="single" w:sz="4" w:color="BFBFBF"/>
-              <w:right w:val="single" w:sz="4" w:color="BFBFBF"/>
-            </w:tcBorders>
-          </w:tcPr>
-          <w:p>
-            <w:pPr>
-              <w:spacing w:before="0" w:after="20" w:line="240" w:lineRule="exact"/>
-            </w:pPr>
-            <w:r>
-              <w:rPr>
-                <w:rFonts w:ascii="SamsungOne-400" w:hAnsi="SamsungOne-400" w:cs="Times New Roman"/>
-                <w:sz w:val="18"/>
-                <w:szCs w:val="18"/>
-              </w:rPr>
-              <w:t xml:space="preserve">38.8 / [28–49]</w:t>
-            </w:r>
-          </w:p>
-        </w:tc>
-        <w:tc>
-          <w:tcPr>
-            <w:tcW w:w="873" w:type="dxa"/>
-            <w:tcBorders>
-              <w:top w:val="single" w:sz="4" w:color="BFBFBF"/>
-              <w:left w:val="single" w:sz="4" w:color="BFBFBF"/>
-              <w:bottom w:val="single" w:sz="4" w:color="BFBFBF"/>
-              <w:right w:val="single" w:sz="4" w:color="BFBFBF"/>
-            </w:tcBorders>
-          </w:tcPr>
-          <w:p>
-            <w:pPr>
-              <w:spacing w:before="0" w:after="20" w:line="240" w:lineRule="exact"/>
-            </w:pPr>
-            <w:r>
-              <w:rPr>
-                <w:rFonts w:ascii="SamsungOne-400" w:hAnsi="SamsungOne-400" w:cs="Times New Roman"/>
-                <w:sz w:val="18"/>
-                <w:szCs w:val="18"/>
-              </w:rPr>
-              <w:t xml:space="preserve">45.9 / [34–58]</w:t>
+            <w:tcW w:w="771" w:type="dxa"/>
+            <w:tcBorders>
+              <w:top w:val="single" w:sz="4" w:color="BFBFBF"/>
+              <w:left w:val="single" w:sz="4" w:color="BFBFBF"/>
+              <w:bottom w:val="single" w:sz="4" w:color="BFBFBF"/>
+              <w:right w:val="single" w:sz="4" w:color="BFBFBF"/>
+            </w:tcBorders>
+          </w:tcPr>
+          <w:p>
+            <w:pPr>
+              <w:spacing w:before="0" w:after="20" w:line="240" w:lineRule="exact"/>
+            </w:pPr>
+            <w:r>
+              <w:rPr>
+                <w:rFonts w:ascii="SamsungOne-400" w:hAnsi="SamsungOne-400" w:cs="Times New Roman"/>
+                <w:sz w:val="18"/>
+                <w:szCs w:val="18"/>
+              </w:rPr>
+              <w:t xml:space="preserve">36.5</w:t>
+            </w:r>
+            <w:r>
+              <w:br/>
+            </w:r>
+            <w:r>
+              <w:rPr>
+                <w:rFonts w:ascii="SamsungOne-400" w:hAnsi="SamsungOne-400" w:cs="Times New Roman"/>
+                <w:sz w:val="17"/>
+                <w:szCs w:val="17"/>
+              </w:rPr>
+              <w:t xml:space="preserve">[25–47]</w:t>
+            </w:r>
+          </w:p>
+        </w:tc>
+        <w:tc>
+          <w:tcPr>
+            <w:tcW w:w="771" w:type="dxa"/>
+            <w:tcBorders>
+              <w:top w:val="single" w:sz="4" w:color="BFBFBF"/>
+              <w:left w:val="single" w:sz="4" w:color="BFBFBF"/>
+              <w:bottom w:val="single" w:sz="4" w:color="BFBFBF"/>
+              <w:right w:val="single" w:sz="4" w:color="BFBFBF"/>
+            </w:tcBorders>
+          </w:tcPr>
+          <w:p>
+            <w:pPr>
+              <w:spacing w:before="0" w:after="20" w:line="240" w:lineRule="exact"/>
+            </w:pPr>
+            <w:r>
+              <w:rPr>
+                <w:rFonts w:ascii="SamsungOne-400" w:hAnsi="SamsungOne-400" w:cs="Times New Roman"/>
+                <w:sz w:val="18"/>
+                <w:szCs w:val="18"/>
+              </w:rPr>
+              <w:t xml:space="preserve">38.8</w:t>
+            </w:r>
+            <w:r>
+              <w:br/>
+            </w:r>
+            <w:r>
+              <w:rPr>
+                <w:rFonts w:ascii="SamsungOne-400" w:hAnsi="SamsungOne-400" w:cs="Times New Roman"/>
+                <w:sz w:val="17"/>
+                <w:szCs w:val="17"/>
+              </w:rPr>
+              <w:t xml:space="preserve">[27–50]</w:t>
+            </w:r>
+          </w:p>
+        </w:tc>
+        <w:tc>
+          <w:tcPr>
+            <w:tcW w:w="771" w:type="dxa"/>
+            <w:tcBorders>
+              <w:top w:val="single" w:sz="4" w:color="BFBFBF"/>
+              <w:left w:val="single" w:sz="4" w:color="BFBFBF"/>
+              <w:bottom w:val="single" w:sz="4" w:color="BFBFBF"/>
+              <w:right w:val="single" w:sz="4" w:color="BFBFBF"/>
+            </w:tcBorders>
+          </w:tcPr>
+          <w:p>
+            <w:pPr>
+              <w:spacing w:before="0" w:after="20" w:line="240" w:lineRule="exact"/>
+            </w:pPr>
+            <w:r>
+              <w:rPr>
+                <w:rFonts w:ascii="SamsungOne-400" w:hAnsi="SamsungOne-400" w:cs="Times New Roman"/>
+                <w:sz w:val="18"/>
+                <w:szCs w:val="18"/>
+              </w:rPr>
+              <w:t xml:space="preserve">38.8</w:t>
+            </w:r>
+            <w:r>
+              <w:br/>
+            </w:r>
+            <w:r>
+              <w:rPr>
+                <w:rFonts w:ascii="SamsungOne-400" w:hAnsi="SamsungOne-400" w:cs="Times New Roman"/>
+                <w:sz w:val="17"/>
+                <w:szCs w:val="17"/>
+              </w:rPr>
+              <w:t xml:space="preserve">[28–49]</w:t>
+            </w:r>
+          </w:p>
+        </w:tc>
+        <w:tc>
+          <w:tcPr>
+            <w:tcW w:w="771" w:type="dxa"/>
+            <w:tcBorders>
+              <w:top w:val="single" w:sz="4" w:color="BFBFBF"/>
+              <w:left w:val="single" w:sz="4" w:color="BFBFBF"/>
+              <w:bottom w:val="single" w:sz="4" w:color="BFBFBF"/>
+              <w:right w:val="single" w:sz="4" w:color="BFBFBF"/>
+            </w:tcBorders>
+          </w:tcPr>
+          <w:p>
+            <w:pPr>
+              <w:spacing w:before="0" w:after="20" w:line="240" w:lineRule="exact"/>
+            </w:pPr>
+            <w:r>
+              <w:rPr>
+                <w:rFonts w:ascii="SamsungOne-400" w:hAnsi="SamsungOne-400" w:cs="Times New Roman"/>
+                <w:sz w:val="18"/>
+                <w:szCs w:val="18"/>
+              </w:rPr>
+              <w:t xml:space="preserve">45.9</w:t>
+            </w:r>
+            <w:r>
+              <w:br/>
+            </w:r>
+            <w:r>
+              <w:rPr>
+                <w:rFonts w:ascii="SamsungOne-400" w:hAnsi="SamsungOne-400" w:cs="Times New Roman"/>
+                <w:sz w:val="17"/>
+                <w:szCs w:val="17"/>
+              </w:rPr>
+              <w:t xml:space="preserve">[34–58]</w:t>
+            </w:r>
+          </w:p>
+        </w:tc>
+        <w:tc>
+          <w:tcPr>
+            <w:tcW w:w="771" w:type="dxa"/>
+            <w:tcBorders>
+              <w:top w:val="single" w:sz="4" w:color="BFBFBF"/>
+              <w:left w:val="single" w:sz="4" w:color="BFBFBF"/>
+              <w:bottom w:val="single" w:sz="4" w:color="BFBFBF"/>
+              <w:right w:val="single" w:sz="4" w:color="BFBFBF"/>
+            </w:tcBorders>
+          </w:tcPr>
+          <w:p>
+            <w:pPr>
+              <w:spacing w:before="0" w:after="20" w:line="240" w:lineRule="exact"/>
+            </w:pPr>
+            <w:r>
+              <w:rPr>
+                <w:rFonts w:ascii="SamsungOne-400" w:hAnsi="SamsungOne-400" w:cs="Times New Roman"/>
+                <w:b/>
+                <w:bCs/>
+                <w:sz w:val="18"/>
+                <w:szCs w:val="18"/>
+              </w:rPr>
+              <w:t xml:space="preserve">100.0</w:t>
             </w:r>
           </w:p>
         </w:tc>
@@ -19020,9 +20272,12 @@
         </w:tc>
       </w:tr>
       <w:tr>
-        <w:tc>
-          <w:tcPr>
-            <w:tcW w:w="4249" w:type="dxa"/>
+        <w:trPr>
+          <w:cantSplit/>
+        </w:trPr>
+        <w:tc>
+          <w:tcPr>
+            <w:tcW w:w="3988" w:type="dxa"/>
             <w:tcBorders>
               <w:top w:val="single" w:sz="4" w:color="BFBFBF"/>
               <w:left w:val="single" w:sz="4" w:color="BFBFBF"/>
@@ -19046,7 +20301,7 @@
         </w:tc>
         <w:tc>
           <w:tcPr>
-            <w:tcW w:w="873" w:type="dxa"/>
+            <w:tcW w:w="771" w:type="dxa"/>
             <w:tcBorders>
               <w:top w:val="single" w:sz="4" w:color="BFBFBF"/>
               <w:left w:val="single" w:sz="4" w:color="BFBFBF"/>
@@ -19070,97 +20325,167 @@
         </w:tc>
         <w:tc>
           <w:tcPr>
-            <w:tcW w:w="873" w:type="dxa"/>
-            <w:tcBorders>
-              <w:top w:val="single" w:sz="4" w:color="BFBFBF"/>
-              <w:left w:val="single" w:sz="4" w:color="BFBFBF"/>
-              <w:bottom w:val="single" w:sz="4" w:color="BFBFBF"/>
-              <w:right w:val="single" w:sz="4" w:color="BFBFBF"/>
-            </w:tcBorders>
-          </w:tcPr>
-          <w:p>
-            <w:pPr>
-              <w:spacing w:before="0" w:after="20" w:line="240" w:lineRule="exact"/>
-            </w:pPr>
-            <w:r>
-              <w:rPr>
-                <w:rFonts w:ascii="SamsungOne-400" w:hAnsi="SamsungOne-400" w:cs="Times New Roman"/>
-                <w:sz w:val="18"/>
-                <w:szCs w:val="18"/>
-              </w:rPr>
-              <w:t xml:space="preserve">4.4 / [0–10]</w:t>
-            </w:r>
-          </w:p>
-        </w:tc>
-        <w:tc>
-          <w:tcPr>
-            <w:tcW w:w="873" w:type="dxa"/>
-            <w:tcBorders>
-              <w:top w:val="single" w:sz="4" w:color="BFBFBF"/>
-              <w:left w:val="single" w:sz="4" w:color="BFBFBF"/>
-              <w:bottom w:val="single" w:sz="4" w:color="BFBFBF"/>
-              <w:right w:val="single" w:sz="4" w:color="BFBFBF"/>
-            </w:tcBorders>
-          </w:tcPr>
-          <w:p>
-            <w:pPr>
-              <w:spacing w:before="0" w:after="20" w:line="240" w:lineRule="exact"/>
-            </w:pPr>
-            <w:r>
-              <w:rPr>
-                <w:rFonts w:ascii="SamsungOne-400" w:hAnsi="SamsungOne-400" w:cs="Times New Roman"/>
-                <w:sz w:val="18"/>
-                <w:szCs w:val="18"/>
-              </w:rPr>
-              <w:t xml:space="preserve">4.4 / [0–11]</w:t>
-            </w:r>
-          </w:p>
-        </w:tc>
-        <w:tc>
-          <w:tcPr>
-            <w:tcW w:w="873" w:type="dxa"/>
-            <w:tcBorders>
-              <w:top w:val="single" w:sz="4" w:color="BFBFBF"/>
-              <w:left w:val="single" w:sz="4" w:color="BFBFBF"/>
-              <w:bottom w:val="single" w:sz="4" w:color="BFBFBF"/>
-              <w:right w:val="single" w:sz="4" w:color="BFBFBF"/>
-            </w:tcBorders>
-          </w:tcPr>
-          <w:p>
-            <w:pPr>
-              <w:spacing w:before="0" w:after="20" w:line="240" w:lineRule="exact"/>
-            </w:pPr>
-            <w:r>
-              <w:rPr>
-                <w:rFonts w:ascii="SamsungOne-400" w:hAnsi="SamsungOne-400" w:cs="Times New Roman"/>
-                <w:sz w:val="18"/>
-                <w:szCs w:val="18"/>
-              </w:rPr>
-              <w:t xml:space="preserve">47.8 / [30–70]</w:t>
-            </w:r>
-          </w:p>
-        </w:tc>
-        <w:tc>
-          <w:tcPr>
-            <w:tcW w:w="873" w:type="dxa"/>
-            <w:tcBorders>
-              <w:top w:val="single" w:sz="4" w:color="BFBFBF"/>
-              <w:left w:val="single" w:sz="4" w:color="BFBFBF"/>
-              <w:bottom w:val="single" w:sz="4" w:color="BFBFBF"/>
-              <w:right w:val="single" w:sz="4" w:color="BFBFBF"/>
-            </w:tcBorders>
-          </w:tcPr>
-          <w:p>
-            <w:pPr>
-              <w:spacing w:before="0" w:after="20" w:line="240" w:lineRule="exact"/>
-            </w:pPr>
-            <w:r>
-              <w:rPr>
-                <w:rFonts w:ascii="SamsungOne-400" w:hAnsi="SamsungOne-400" w:cs="Times New Roman"/>
-                <w:sz w:val="18"/>
-                <w:szCs w:val="18"/>
-              </w:rPr>
-              <w:t xml:space="preserve">24.4 / [16–36]</w:t>
+            <w:tcW w:w="771" w:type="dxa"/>
+            <w:tcBorders>
+              <w:top w:val="single" w:sz="4" w:color="BFBFBF"/>
+              <w:left w:val="single" w:sz="4" w:color="BFBFBF"/>
+              <w:bottom w:val="single" w:sz="4" w:color="BFBFBF"/>
+              <w:right w:val="single" w:sz="4" w:color="BFBFBF"/>
+            </w:tcBorders>
+          </w:tcPr>
+          <w:p>
+            <w:pPr>
+              <w:spacing w:before="0" w:after="20" w:line="240" w:lineRule="exact"/>
+            </w:pPr>
+            <w:r>
+              <w:rPr>
+                <w:rFonts w:ascii="SamsungOne-400" w:hAnsi="SamsungOne-400" w:cs="Times New Roman"/>
+                <w:sz w:val="18"/>
+                <w:szCs w:val="18"/>
+              </w:rPr>
+              <w:t xml:space="preserve">4.4</w:t>
+            </w:r>
+            <w:r>
+              <w:br/>
+            </w:r>
+            <w:r>
+              <w:rPr>
+                <w:rFonts w:ascii="SamsungOne-400" w:hAnsi="SamsungOne-400" w:cs="Times New Roman"/>
+                <w:sz w:val="17"/>
+                <w:szCs w:val="17"/>
+              </w:rPr>
+              <w:t xml:space="preserve">[0–10]</w:t>
+            </w:r>
+          </w:p>
+        </w:tc>
+        <w:tc>
+          <w:tcPr>
+            <w:tcW w:w="771" w:type="dxa"/>
+            <w:tcBorders>
+              <w:top w:val="single" w:sz="4" w:color="BFBFBF"/>
+              <w:left w:val="single" w:sz="4" w:color="BFBFBF"/>
+              <w:bottom w:val="single" w:sz="4" w:color="BFBFBF"/>
+              <w:right w:val="single" w:sz="4" w:color="BFBFBF"/>
+            </w:tcBorders>
+          </w:tcPr>
+          <w:p>
+            <w:pPr>
+              <w:spacing w:before="0" w:after="20" w:line="240" w:lineRule="exact"/>
+            </w:pPr>
+            <w:r>
+              <w:rPr>
+                <w:rFonts w:ascii="SamsungOne-400" w:hAnsi="SamsungOne-400" w:cs="Times New Roman"/>
+                <w:sz w:val="18"/>
+                <w:szCs w:val="18"/>
+              </w:rPr>
+              <w:t xml:space="preserve">4.4</w:t>
+            </w:r>
+            <w:r>
+              <w:br/>
+            </w:r>
+            <w:r>
+              <w:rPr>
+                <w:rFonts w:ascii="SamsungOne-400" w:hAnsi="SamsungOne-400" w:cs="Times New Roman"/>
+                <w:sz w:val="17"/>
+                <w:szCs w:val="17"/>
+              </w:rPr>
+              <w:t xml:space="preserve">[0–11]</w:t>
+            </w:r>
+          </w:p>
+        </w:tc>
+        <w:tc>
+          <w:tcPr>
+            <w:tcW w:w="771" w:type="dxa"/>
+            <w:tcBorders>
+              <w:top w:val="single" w:sz="4" w:color="BFBFBF"/>
+              <w:left w:val="single" w:sz="4" w:color="BFBFBF"/>
+              <w:bottom w:val="single" w:sz="4" w:color="BFBFBF"/>
+              <w:right w:val="single" w:sz="4" w:color="BFBFBF"/>
+            </w:tcBorders>
+          </w:tcPr>
+          <w:p>
+            <w:pPr>
+              <w:spacing w:before="0" w:after="20" w:line="240" w:lineRule="exact"/>
+            </w:pPr>
+            <w:r>
+              <w:rPr>
+                <w:rFonts w:ascii="SamsungOne-400" w:hAnsi="SamsungOne-400" w:cs="Times New Roman"/>
+                <w:sz w:val="18"/>
+                <w:szCs w:val="18"/>
+              </w:rPr>
+              <w:t xml:space="preserve">47.8</w:t>
+            </w:r>
+            <w:r>
+              <w:br/>
+            </w:r>
+            <w:r>
+              <w:rPr>
+                <w:rFonts w:ascii="SamsungOne-400" w:hAnsi="SamsungOne-400" w:cs="Times New Roman"/>
+                <w:sz w:val="17"/>
+                <w:szCs w:val="17"/>
+              </w:rPr>
+              <w:t xml:space="preserve">[30–70]</w:t>
+            </w:r>
+          </w:p>
+        </w:tc>
+        <w:tc>
+          <w:tcPr>
+            <w:tcW w:w="771" w:type="dxa"/>
+            <w:tcBorders>
+              <w:top w:val="single" w:sz="4" w:color="BFBFBF"/>
+              <w:left w:val="single" w:sz="4" w:color="BFBFBF"/>
+              <w:bottom w:val="single" w:sz="4" w:color="BFBFBF"/>
+              <w:right w:val="single" w:sz="4" w:color="BFBFBF"/>
+            </w:tcBorders>
+          </w:tcPr>
+          <w:p>
+            <w:pPr>
+              <w:spacing w:before="0" w:after="20" w:line="240" w:lineRule="exact"/>
+            </w:pPr>
+            <w:r>
+              <w:rPr>
+                <w:rFonts w:ascii="SamsungOne-400" w:hAnsi="SamsungOne-400" w:cs="Times New Roman"/>
+                <w:sz w:val="18"/>
+                <w:szCs w:val="18"/>
+              </w:rPr>
+              <w:t xml:space="preserve">24.4</w:t>
+            </w:r>
+            <w:r>
+              <w:br/>
+            </w:r>
+            <w:r>
+              <w:rPr>
+                <w:rFonts w:ascii="SamsungOne-400" w:hAnsi="SamsungOne-400" w:cs="Times New Roman"/>
+                <w:sz w:val="17"/>
+                <w:szCs w:val="17"/>
+              </w:rPr>
+              <w:t xml:space="preserve">[16–36]</w:t>
+            </w:r>
+          </w:p>
+        </w:tc>
+        <w:tc>
+          <w:tcPr>
+            <w:tcW w:w="771" w:type="dxa"/>
+            <w:tcBorders>
+              <w:top w:val="single" w:sz="4" w:color="BFBFBF"/>
+              <w:left w:val="single" w:sz="4" w:color="BFBFBF"/>
+              <w:bottom w:val="single" w:sz="4" w:color="BFBFBF"/>
+              <w:right w:val="single" w:sz="4" w:color="BFBFBF"/>
+            </w:tcBorders>
+          </w:tcPr>
+          <w:p>
+            <w:pPr>
+              <w:spacing w:before="0" w:after="20" w:line="240" w:lineRule="exact"/>
+            </w:pPr>
+            <w:r>
+              <w:rPr>
+                <w:rFonts w:ascii="SamsungOne-400" w:hAnsi="SamsungOne-400" w:cs="Times New Roman"/>
+                <w:b/>
+                <w:bCs/>
+                <w:sz w:val="18"/>
+                <w:szCs w:val="18"/>
+              </w:rPr>
+              <w:t xml:space="preserve">100.0</w:t>
             </w:r>
           </w:p>
         </w:tc>
@@ -19190,9 +20515,12 @@
         </w:tc>
       </w:tr>
       <w:tr>
-        <w:tc>
-          <w:tcPr>
-            <w:gridSpan w:val="7"/>
+        <w:trPr>
+          <w:cantSplit/>
+        </w:trPr>
+        <w:tc>
+          <w:tcPr>
+            <w:gridSpan w:val="8"/>
             <w:shd w:val="clear" w:color="auto" w:fill="DEE5FA"/>
             <w:tcBorders>
               <w:top w:val="single" w:sz="4" w:color="BFBFBF"/>
@@ -19209,14 +20537,17 @@
               <w:sz w:val="18"/>
               <w:szCs w:val="18"/>
             </w:rPr>
-            <w:t xml:space="preserve">Flags (not failures), \%</w:t>
+            <w:t xml:space="preserve">Flags (not failures), %</w:t>
           </w:r>
         </w:tc>
       </w:tr>
       <w:tr>
-        <w:tc>
-          <w:tcPr>
-            <w:tcW w:w="4249" w:type="dxa"/>
+        <w:trPr>
+          <w:cantSplit/>
+        </w:trPr>
+        <w:tc>
+          <w:tcPr>
+            <w:tcW w:w="3988" w:type="dxa"/>
             <w:tcBorders>
               <w:top w:val="single" w:sz="4" w:color="BFBFBF"/>
               <w:left w:val="single" w:sz="4" w:color="BFBFBF"/>
@@ -19240,7 +20571,7 @@
         </w:tc>
         <w:tc>
           <w:tcPr>
-            <w:tcW w:w="873" w:type="dxa"/>
+            <w:tcW w:w="771" w:type="dxa"/>
             <w:tcBorders>
               <w:top w:val="single" w:sz="4" w:color="BFBFBF"/>
               <w:left w:val="single" w:sz="4" w:color="BFBFBF"/>
@@ -19264,97 +20595,165 @@
         </w:tc>
         <w:tc>
           <w:tcPr>
-            <w:tcW w:w="873" w:type="dxa"/>
-            <w:tcBorders>
-              <w:top w:val="single" w:sz="4" w:color="BFBFBF"/>
-              <w:left w:val="single" w:sz="4" w:color="BFBFBF"/>
-              <w:bottom w:val="single" w:sz="4" w:color="BFBFBF"/>
-              <w:right w:val="single" w:sz="4" w:color="BFBFBF"/>
-            </w:tcBorders>
-          </w:tcPr>
-          <w:p>
-            <w:pPr>
-              <w:spacing w:before="0" w:after="20" w:line="240" w:lineRule="exact"/>
-            </w:pPr>
-            <w:r>
-              <w:rPr>
-                <w:rFonts w:ascii="SamsungOne-400" w:hAnsi="SamsungOne-400" w:cs="Times New Roman"/>
-                <w:sz w:val="18"/>
-                <w:szCs w:val="18"/>
-              </w:rPr>
-              <w:t xml:space="preserve">23.1 / [17–30]</w:t>
-            </w:r>
-          </w:p>
-        </w:tc>
-        <w:tc>
-          <w:tcPr>
-            <w:tcW w:w="873" w:type="dxa"/>
-            <w:tcBorders>
-              <w:top w:val="single" w:sz="4" w:color="BFBFBF"/>
-              <w:left w:val="single" w:sz="4" w:color="BFBFBF"/>
-              <w:bottom w:val="single" w:sz="4" w:color="BFBFBF"/>
-              <w:right w:val="single" w:sz="4" w:color="BFBFBF"/>
-            </w:tcBorders>
-          </w:tcPr>
-          <w:p>
-            <w:pPr>
-              <w:spacing w:before="0" w:after="20" w:line="240" w:lineRule="exact"/>
-            </w:pPr>
-            <w:r>
-              <w:rPr>
-                <w:rFonts w:ascii="SamsungOne-400" w:hAnsi="SamsungOne-400" w:cs="Times New Roman"/>
-                <w:sz w:val="18"/>
-                <w:szCs w:val="18"/>
-              </w:rPr>
-              <w:t xml:space="preserve">24.1 / [17–32]</w:t>
-            </w:r>
-          </w:p>
-        </w:tc>
-        <w:tc>
-          <w:tcPr>
-            <w:tcW w:w="873" w:type="dxa"/>
-            <w:tcBorders>
-              <w:top w:val="single" w:sz="4" w:color="BFBFBF"/>
-              <w:left w:val="single" w:sz="4" w:color="BFBFBF"/>
-              <w:bottom w:val="single" w:sz="4" w:color="BFBFBF"/>
-              <w:right w:val="single" w:sz="4" w:color="BFBFBF"/>
-            </w:tcBorders>
-          </w:tcPr>
-          <w:p>
-            <w:pPr>
-              <w:spacing w:before="0" w:after="20" w:line="240" w:lineRule="exact"/>
-            </w:pPr>
-            <w:r>
-              <w:rPr>
-                <w:rFonts w:ascii="SamsungOne-400" w:hAnsi="SamsungOne-400" w:cs="Times New Roman"/>
-                <w:sz w:val="18"/>
-                <w:szCs w:val="18"/>
-              </w:rPr>
-              <w:t xml:space="preserve">7.1 / [4–11]</w:t>
-            </w:r>
-          </w:p>
-        </w:tc>
-        <w:tc>
-          <w:tcPr>
-            <w:tcW w:w="873" w:type="dxa"/>
-            <w:tcBorders>
-              <w:top w:val="single" w:sz="4" w:color="BFBFBF"/>
-              <w:left w:val="single" w:sz="4" w:color="BFBFBF"/>
-              <w:bottom w:val="single" w:sz="4" w:color="BFBFBF"/>
-              <w:right w:val="single" w:sz="4" w:color="BFBFBF"/>
-            </w:tcBorders>
-          </w:tcPr>
-          <w:p>
-            <w:pPr>
-              <w:spacing w:before="0" w:after="20" w:line="240" w:lineRule="exact"/>
-            </w:pPr>
-            <w:r>
-              <w:rPr>
-                <w:rFonts w:ascii="SamsungOne-400" w:hAnsi="SamsungOne-400" w:cs="Times New Roman"/>
-                <w:sz w:val="18"/>
-                <w:szCs w:val="18"/>
-              </w:rPr>
-              <w:t xml:space="preserve">18.4 / [13–25]</w:t>
+            <w:tcW w:w="771" w:type="dxa"/>
+            <w:tcBorders>
+              <w:top w:val="single" w:sz="4" w:color="BFBFBF"/>
+              <w:left w:val="single" w:sz="4" w:color="BFBFBF"/>
+              <w:bottom w:val="single" w:sz="4" w:color="BFBFBF"/>
+              <w:right w:val="single" w:sz="4" w:color="BFBFBF"/>
+            </w:tcBorders>
+          </w:tcPr>
+          <w:p>
+            <w:pPr>
+              <w:spacing w:before="0" w:after="20" w:line="240" w:lineRule="exact"/>
+            </w:pPr>
+            <w:r>
+              <w:rPr>
+                <w:rFonts w:ascii="SamsungOne-400" w:hAnsi="SamsungOne-400" w:cs="Times New Roman"/>
+                <w:sz w:val="18"/>
+                <w:szCs w:val="18"/>
+              </w:rPr>
+              <w:t xml:space="preserve">23.1</w:t>
+            </w:r>
+            <w:r>
+              <w:br/>
+            </w:r>
+            <w:r>
+              <w:rPr>
+                <w:rFonts w:ascii="SamsungOne-400" w:hAnsi="SamsungOne-400" w:cs="Times New Roman"/>
+                <w:sz w:val="17"/>
+                <w:szCs w:val="17"/>
+              </w:rPr>
+              <w:t xml:space="preserve">[17–30]</w:t>
+            </w:r>
+          </w:p>
+        </w:tc>
+        <w:tc>
+          <w:tcPr>
+            <w:tcW w:w="771" w:type="dxa"/>
+            <w:tcBorders>
+              <w:top w:val="single" w:sz="4" w:color="BFBFBF"/>
+              <w:left w:val="single" w:sz="4" w:color="BFBFBF"/>
+              <w:bottom w:val="single" w:sz="4" w:color="BFBFBF"/>
+              <w:right w:val="single" w:sz="4" w:color="BFBFBF"/>
+            </w:tcBorders>
+          </w:tcPr>
+          <w:p>
+            <w:pPr>
+              <w:spacing w:before="0" w:after="20" w:line="240" w:lineRule="exact"/>
+            </w:pPr>
+            <w:r>
+              <w:rPr>
+                <w:rFonts w:ascii="SamsungOne-400" w:hAnsi="SamsungOne-400" w:cs="Times New Roman"/>
+                <w:sz w:val="18"/>
+                <w:szCs w:val="18"/>
+              </w:rPr>
+              <w:t xml:space="preserve">24.1</w:t>
+            </w:r>
+            <w:r>
+              <w:br/>
+            </w:r>
+            <w:r>
+              <w:rPr>
+                <w:rFonts w:ascii="SamsungOne-400" w:hAnsi="SamsungOne-400" w:cs="Times New Roman"/>
+                <w:sz w:val="17"/>
+                <w:szCs w:val="17"/>
+              </w:rPr>
+              <w:t xml:space="preserve">[17–32]</w:t>
+            </w:r>
+          </w:p>
+        </w:tc>
+        <w:tc>
+          <w:tcPr>
+            <w:tcW w:w="771" w:type="dxa"/>
+            <w:tcBorders>
+              <w:top w:val="single" w:sz="4" w:color="BFBFBF"/>
+              <w:left w:val="single" w:sz="4" w:color="BFBFBF"/>
+              <w:bottom w:val="single" w:sz="4" w:color="BFBFBF"/>
+              <w:right w:val="single" w:sz="4" w:color="BFBFBF"/>
+            </w:tcBorders>
+          </w:tcPr>
+          <w:p>
+            <w:pPr>
+              <w:spacing w:before="0" w:after="20" w:line="240" w:lineRule="exact"/>
+            </w:pPr>
+            <w:r>
+              <w:rPr>
+                <w:rFonts w:ascii="SamsungOne-400" w:hAnsi="SamsungOne-400" w:cs="Times New Roman"/>
+                <w:sz w:val="18"/>
+                <w:szCs w:val="18"/>
+              </w:rPr>
+              <w:t xml:space="preserve">7.1</w:t>
+            </w:r>
+            <w:r>
+              <w:br/>
+            </w:r>
+            <w:r>
+              <w:rPr>
+                <w:rFonts w:ascii="SamsungOne-400" w:hAnsi="SamsungOne-400" w:cs="Times New Roman"/>
+                <w:sz w:val="17"/>
+                <w:szCs w:val="17"/>
+              </w:rPr>
+              <w:t xml:space="preserve">[4–11]</w:t>
+            </w:r>
+          </w:p>
+        </w:tc>
+        <w:tc>
+          <w:tcPr>
+            <w:tcW w:w="771" w:type="dxa"/>
+            <w:tcBorders>
+              <w:top w:val="single" w:sz="4" w:color="BFBFBF"/>
+              <w:left w:val="single" w:sz="4" w:color="BFBFBF"/>
+              <w:bottom w:val="single" w:sz="4" w:color="BFBFBF"/>
+              <w:right w:val="single" w:sz="4" w:color="BFBFBF"/>
+            </w:tcBorders>
+          </w:tcPr>
+          <w:p>
+            <w:pPr>
+              <w:spacing w:before="0" w:after="20" w:line="240" w:lineRule="exact"/>
+            </w:pPr>
+            <w:r>
+              <w:rPr>
+                <w:rFonts w:ascii="SamsungOne-400" w:hAnsi="SamsungOne-400" w:cs="Times New Roman"/>
+                <w:sz w:val="18"/>
+                <w:szCs w:val="18"/>
+              </w:rPr>
+              <w:t xml:space="preserve">18.4</w:t>
+            </w:r>
+            <w:r>
+              <w:br/>
+            </w:r>
+            <w:r>
+              <w:rPr>
+                <w:rFonts w:ascii="SamsungOne-400" w:hAnsi="SamsungOne-400" w:cs="Times New Roman"/>
+                <w:sz w:val="17"/>
+                <w:szCs w:val="17"/>
+              </w:rPr>
+              <w:t xml:space="preserve">[13–25]</w:t>
+            </w:r>
+          </w:p>
+        </w:tc>
+        <w:tc>
+          <w:tcPr>
+            <w:tcW w:w="771" w:type="dxa"/>
+            <w:tcBorders>
+              <w:top w:val="single" w:sz="4" w:color="BFBFBF"/>
+              <w:left w:val="single" w:sz="4" w:color="BFBFBF"/>
+              <w:bottom w:val="single" w:sz="4" w:color="BFBFBF"/>
+              <w:right w:val="single" w:sz="4" w:color="BFBFBF"/>
+            </w:tcBorders>
+          </w:tcPr>
+          <w:p>
+            <w:pPr>
+              <w:spacing w:before="0" w:after="20" w:line="240" w:lineRule="exact"/>
+            </w:pPr>
+            <w:r>
+              <w:rPr>
+                <w:rFonts w:ascii="SamsungOne-400" w:hAnsi="SamsungOne-400" w:cs="Times New Roman"/>
+                <w:sz w:val="18"/>
+                <w:szCs w:val="18"/>
+              </w:rPr>
+              <w:t xml:space="preserve">0.0</w:t>
             </w:r>
           </w:p>
         </w:tc>
@@ -19627,7 +21026,7 @@
       <w:r>
         <w:drawing xmlns:a="http://schemas.openxmlformats.org/drawingml/2006/main" xmlns:pic="http://schemas.openxmlformats.org/drawingml/2006/picture">
           <wp:inline distT="0" distB="0" distL="0" distR="0">
-            <wp:extent cx="5735955" cy="2832859"/>
+            <wp:extent cx="5735955" cy="2836761"/>
             <wp:effectExtent l="0" t="0" r="0" b="0"/>
             <wp:docPr id="1000" name="Figure"/>
             <wp:cNvGraphicFramePr>
@@ -19649,7 +21048,7 @@
                   <pic:spPr>
                     <a:xfrm>
                       <a:off x="0" y="0"/>
-                      <a:ext cx="5735955" cy="2832859"/>
+                      <a:ext cx="5735955" cy="2836761"/>
                     </a:xfrm>
                     <a:prstGeom prst="rect">
                       <a:avLst/>
@@ -19685,7 +21084,7 @@
         </w:rPr>
         <w:t xml:space="preserve">Meaning kept against simplification, test split, core items,
 with 95% document-bootstrap intervals. Copying the input sits at the top left by
-definition. Colour: the model; shape: the setting.</w:t>
+definition. Colour: the model; shape: the setting; star: BayanSimplify-v0.3 with four beams.</w:t>
       </w:r>
     </w:p>
     <w:p>
@@ -19750,6 +21149,10 @@
         <w:gridCol w:w="1530"/>
       </w:tblGrid>
       <w:tr>
+        <w:trPr>
+          <w:cantSplit/>
+          <w:tblHeader/>
+        </w:trPr>
         <w:tc>
           <w:tcPr>
             <w:tcW w:w="4420" w:type="dxa"/>
@@ -19860,6 +21263,9 @@
         </w:tc>
       </w:tr>
       <w:tr>
+        <w:trPr>
+          <w:cantSplit/>
+        </w:trPr>
         <w:tc>
           <w:tcPr>
             <w:tcW w:w="4420" w:type="dxa"/>
@@ -20028,6 +21434,9 @@
         </w:tc>
       </w:tr>
       <w:tr>
+        <w:trPr>
+          <w:cantSplit/>
+        </w:trPr>
         <w:tc>
           <w:tcPr>
             <w:tcW w:w="4420" w:type="dxa"/>
@@ -20196,6 +21605,9 @@
         </w:tc>
       </w:tr>
       <w:tr>
+        <w:trPr>
+          <w:cantSplit/>
+        </w:trPr>
         <w:tc>
           <w:tcPr>
             <w:tcW w:w="4420" w:type="dxa"/>
@@ -20366,6 +21778,9 @@
         </w:tc>
       </w:tr>
       <w:tr>
+        <w:trPr>
+          <w:cantSplit/>
+        </w:trPr>
         <w:tc>
           <w:tcPr>
             <w:tcW w:w="4420" w:type="dxa"/>
@@ -20482,6 +21897,9 @@
         </w:tc>
       </w:tr>
       <w:tr>
+        <w:trPr>
+          <w:cantSplit/>
+        </w:trPr>
         <w:tc>
           <w:tcPr>
             <w:tcW w:w="4420" w:type="dxa"/>
@@ -20624,6 +22042,9 @@
         </w:tc>
       </w:tr>
       <w:tr>
+        <w:trPr>
+          <w:cantSplit/>
+        </w:trPr>
         <w:tc>
           <w:tcPr>
             <w:tcW w:w="4420" w:type="dxa"/>
@@ -20758,6 +22179,9 @@
         </w:tc>
       </w:tr>
       <w:tr>
+        <w:trPr>
+          <w:cantSplit/>
+        </w:trPr>
         <w:tc>
           <w:tcPr>
             <w:tcW w:w="4420" w:type="dxa"/>
@@ -21084,6 +22508,10 @@
         <w:gridCol w:w="1077"/>
       </w:tblGrid>
       <w:tr>
+        <w:trPr>
+          <w:cantSplit/>
+          <w:tblHeader/>
+        </w:trPr>
         <w:tc>
           <w:tcPr>
             <w:tcW w:w="4702" w:type="dxa"/>
@@ -21221,6 +22649,9 @@
         </w:tc>
       </w:tr>
       <w:tr>
+        <w:trPr>
+          <w:cantSplit/>
+        </w:trPr>
         <w:tc>
           <w:tcPr>
             <w:gridSpan w:val="5"/>
@@ -21245,6 +22676,9 @@
         </w:tc>
       </w:tr>
       <w:tr>
+        <w:trPr>
+          <w:cantSplit/>
+        </w:trPr>
         <w:tc>
           <w:tcPr>
             <w:tcW w:w="4702" w:type="dxa"/>
@@ -21367,6 +22801,9 @@
         </w:tc>
       </w:tr>
       <w:tr>
+        <w:trPr>
+          <w:cantSplit/>
+        </w:trPr>
         <w:tc>
           <w:tcPr>
             <w:tcW w:w="4702" w:type="dxa"/>
@@ -21489,6 +22926,9 @@
         </w:tc>
       </w:tr>
       <w:tr>
+        <w:trPr>
+          <w:cantSplit/>
+        </w:trPr>
         <w:tc>
           <w:tcPr>
             <w:tcW w:w="4702" w:type="dxa"/>
@@ -21611,6 +23051,9 @@
         </w:tc>
       </w:tr>
       <w:tr>
+        <w:trPr>
+          <w:cantSplit/>
+        </w:trPr>
         <w:tc>
           <w:tcPr>
             <w:gridSpan w:val="5"/>
@@ -21635,6 +23078,9 @@
         </w:tc>
       </w:tr>
       <w:tr>
+        <w:trPr>
+          <w:cantSplit/>
+        </w:trPr>
         <w:tc>
           <w:tcPr>
             <w:tcW w:w="4702" w:type="dxa"/>
@@ -21757,6 +23203,9 @@
         </w:tc>
       </w:tr>
       <w:tr>
+        <w:trPr>
+          <w:cantSplit/>
+        </w:trPr>
         <w:tc>
           <w:tcPr>
             <w:tcW w:w="4702" w:type="dxa"/>
@@ -21879,6 +23328,9 @@
         </w:tc>
       </w:tr>
       <w:tr>
+        <w:trPr>
+          <w:cantSplit/>
+        </w:trPr>
         <w:tc>
           <w:tcPr>
             <w:tcW w:w="4702" w:type="dxa"/>
@@ -22001,6 +23453,9 @@
         </w:tc>
       </w:tr>
       <w:tr>
+        <w:trPr>
+          <w:cantSplit/>
+        </w:trPr>
         <w:tc>
           <w:tcPr>
             <w:gridSpan w:val="5"/>
@@ -22025,6 +23480,9 @@
         </w:tc>
       </w:tr>
       <w:tr>
+        <w:trPr>
+          <w:cantSplit/>
+        </w:trPr>
         <w:tc>
           <w:tcPr>
             <w:tcW w:w="4702" w:type="dxa"/>
@@ -22147,6 +23605,9 @@
         </w:tc>
       </w:tr>
       <w:tr>
+        <w:trPr>
+          <w:cantSplit/>
+        </w:trPr>
         <w:tc>
           <w:tcPr>
             <w:tcW w:w="4702" w:type="dxa"/>
@@ -22269,6 +23730,9 @@
         </w:tc>
       </w:tr>
       <w:tr>
+        <w:trPr>
+          <w:cantSplit/>
+        </w:trPr>
         <w:tc>
           <w:tcPr>
             <w:tcW w:w="4702" w:type="dxa"/>
@@ -22391,6 +23855,9 @@
         </w:tc>
       </w:tr>
       <w:tr>
+        <w:trPr>
+          <w:cantSplit/>
+        </w:trPr>
         <w:tc>
           <w:tcPr>
             <w:gridSpan w:val="5"/>
@@ -22415,6 +23882,9 @@
         </w:tc>
       </w:tr>
       <w:tr>
+        <w:trPr>
+          <w:cantSplit/>
+        </w:trPr>
         <w:tc>
           <w:tcPr>
             <w:tcW w:w="4702" w:type="dxa"/>
@@ -22537,6 +24007,9 @@
         </w:tc>
       </w:tr>
       <w:tr>
+        <w:trPr>
+          <w:cantSplit/>
+        </w:trPr>
         <w:tc>
           <w:tcPr>
             <w:tcW w:w="4702" w:type="dxa"/>
@@ -22659,6 +24132,9 @@
         </w:tc>
       </w:tr>
       <w:tr>
+        <w:trPr>
+          <w:cantSplit/>
+        </w:trPr>
         <w:tc>
           <w:tcPr>
             <w:tcW w:w="4702" w:type="dxa"/>
@@ -22900,6 +24376,10 @@
         <w:gridCol w:w="1700"/>
       </w:tblGrid>
       <w:tr>
+        <w:trPr>
+          <w:cantSplit/>
+          <w:tblHeader/>
+        </w:trPr>
         <w:tc>
           <w:tcPr>
             <w:tcW w:w="510" w:type="dxa"/>
@@ -23010,6 +24490,9 @@
         </w:tc>
       </w:tr>
       <w:tr>
+        <w:trPr>
+          <w:cantSplit/>
+        </w:trPr>
         <w:tc>
           <w:tcPr>
             <w:tcW w:w="510" w:type="dxa"/>
@@ -23114,6 +24597,9 @@
         </w:tc>
       </w:tr>
       <w:tr>
+        <w:trPr>
+          <w:cantSplit/>
+        </w:trPr>
         <w:tc>
           <w:tcPr>
             <w:tcW w:w="510" w:type="dxa"/>
@@ -23218,6 +24704,9 @@
         </w:tc>
       </w:tr>
       <w:tr>
+        <w:trPr>
+          <w:cantSplit/>
+        </w:trPr>
         <w:tc>
           <w:tcPr>
             <w:tcW w:w="510" w:type="dxa"/>
@@ -23322,6 +24811,9 @@
         </w:tc>
       </w:tr>
       <w:tr>
+        <w:trPr>
+          <w:cantSplit/>
+        </w:trPr>
         <w:tc>
           <w:tcPr>
             <w:tcW w:w="510" w:type="dxa"/>
@@ -23426,6 +24918,9 @@
         </w:tc>
       </w:tr>
       <w:tr>
+        <w:trPr>
+          <w:cantSplit/>
+        </w:trPr>
         <w:tc>
           <w:tcPr>
             <w:tcW w:w="510" w:type="dxa"/>
@@ -23550,7 +25045,7 @@
           <w:sz w:val="21"/>
           <w:szCs w:val="21"/>
         </w:rPr>
-        <w:t xml:space="preserve"> As float models, BayanSimplify-v0.3 leaves easy text unchanged in 55% of cases against BayanSimplify-v0.2's 14% and keeps protected text intact in 97.8% against 4.4%. It was gated as it would ship: its int8 bundle through the app's text step, against BayanSimplify-v0.2 int8 through the same step, under a rule set before the run (meaning kept not significantly lower, the longest clause cut more, no check worse). With greedy decoding it passed on dev but lost 6 points of meaning kept on test [− 10, − 1]. Beam search makes BayanSimplify-v0.3 the best model we have measured. #61 (Khengari) showed on BayanSimplify-v0.3's int8 bundle that four beams keep the meaning 4–8 points more often than greedy decoding, and the app gained beam search with transformers' exact tokens (#62, #66). Run with four beams by the app's own engine, through its text step, with every core item scored, BayanSimplify-v0.3 outperforms every model in </w:t>
+        <w:t xml:space="preserve"> As float models, BayanSimplify-v0.3 leaves easy text unchanged in 55% of cases against BayanSimplify-v0.2's 14% and keeps protected text intact in 97.8% against 4.4%. It was gated as it would ship: its int8 bundle through the app's text step, against BayanSimplify-v0.2 int8 through the same step, under a rule set before the run (meaning kept not significantly lower, the longest clause cut more, no check worse). With greedy decoding it passed on dev but lost 6 points of meaning kept on test [− 10, − 1]. Beam search makes BayanSimplify-v0.3 the best model we have measured. #61 (Khengari) showed on BayanSimplify-v0.3's int8 bundle that four beams keep the meaning 4–8 points more often than greedy decoding, and the app gained beam search with transformers' exact tokens (#62, #66). Run with four beams by the app's own engine, through its text step, with every core item scored, BayanSimplify-v0.3 outperforms every other model in </w:t>
       </w:r>
       <w:r>
         <w:rPr>
@@ -23559,6 +25054,22 @@
           <w:szCs w:val="21"/>
         </w:rPr>
         <w:t xml:space="preserve">Table 12</w:t>
+      </w:r>
+      <w:r>
+        <w:rPr>
+          <w:rFonts w:ascii="SamsungOne-400" w:hAnsi="SamsungOne-400" w:cs="Times New Roman"/>
+          <w:sz w:val="21"/>
+          <w:szCs w:val="21"/>
+        </w:rPr>
+        <w:t xml:space="preserve"> (its last column) and sits apart in </w:t>
+      </w:r>
+      <w:r>
+        <w:rPr>
+          <w:rFonts w:ascii="SamsungOne-400" w:hAnsi="SamsungOne-400" w:cs="Times New Roman"/>
+          <w:sz w:val="21"/>
+          <w:szCs w:val="21"/>
+        </w:rPr>
+        <w:t xml:space="preserve">Figure 11</w:t>
       </w:r>
       <w:r>
         <w:rPr>
@@ -23719,7 +25230,23 @@
           <w:sz w:val="21"/>
           <w:szCs w:val="21"/>
         </w:rPr>
-        <w:t xml:space="preserve">; below it are read-aloud, copy and share, and the current word is highlighted while Bayan reads. The panel can be minimised to a bar over the page that keeps reading, with play and stop also in the phone's media controls. The app follows Android's Material 3 design, takes its colours from the phone's Material You palette, and sets Arabic right to left without justification, which in Arabic stretches words. Settings hold the reader's typeface, size, line height and word spacing, the background, tashkeel, the voice and its speed, and the model, with a sample sentence that shows each change as it is made.</w:t>
+        <w:t xml:space="preserve">; below it are read-aloud, copy and share, and the current word is highlighted while Bayan reads. The panel can be minimised to a bar over the page that keeps reading, with play and stop also in the phone's media controls. The app follows Android's Material 3 design, takes its colours from the phone's Material You palette, and sets Arabic right to left without justification, which in Arabic stretches words. Settings hold the reader's typeface, size, line height and word spacing, the background, tashkeel, the voice and its speed, and the model, with a sample sentence that shows each change as it is made. Bayan 2.1.0 is released as signed, versioned APKs with a changelog on a download page (</w:t>
+      </w:r>
+      <w:r>
+        <w:rPr>
+          <w:rFonts w:ascii="Liberation Mono" w:hAnsi="Liberation Mono" w:cs="Times New Roman"/>
+          <w:sz w:val="20"/>
+          <w:szCs w:val="20"/>
+        </w:rPr>
+        <w:t xml:space="preserve">bayan-android.vercel.app</w:t>
+      </w:r>
+      <w:r>
+        <w:rPr>
+          <w:rFonts w:ascii="SamsungOne-400" w:hAnsi="SamsungOne-400" w:cs="Times New Roman"/>
+          <w:sz w:val="21"/>
+          <w:szCs w:val="21"/>
+        </w:rPr>
+        <w:t xml:space="preserve">), and the app fetches its model bundles from the public BayanSimplify-ONNX repository on Hugging Face.</w:t>
       </w:r>
     </w:p>
     <w:p>
@@ -23730,7 +25257,7 @@
       <w:r>
         <w:drawing xmlns:a="http://schemas.openxmlformats.org/drawingml/2006/main" xmlns:pic="http://schemas.openxmlformats.org/drawingml/2006/picture">
           <wp:inline distT="0" distB="0" distL="0" distR="0">
-            <wp:extent cx="5735955" cy="5076736"/>
+            <wp:extent cx="5735955" cy="5630013"/>
             <wp:effectExtent l="0" t="0" r="0" b="0"/>
             <wp:docPr id="1000" name="Figure"/>
             <wp:cNvGraphicFramePr>
@@ -23752,7 +25279,7 @@
                   <pic:spPr>
                     <a:xfrm>
                       <a:off x="0" y="0"/>
-                      <a:ext cx="5735955" cy="5076736"/>
+                      <a:ext cx="5735955" cy="5630013"/>
                     </a:xfrm>
                     <a:prstGeom prst="rect">
                       <a:avLst/>
@@ -23970,6 +25497,10 @@
         <w:gridCol w:w="4505"/>
       </w:tblGrid>
       <w:tr>
+        <w:trPr>
+          <w:cantSplit/>
+          <w:tblHeader/>
+        </w:trPr>
         <w:tc>
           <w:tcPr>
             <w:tcW w:w="4505" w:type="dxa"/>
@@ -24026,6 +25557,9 @@
         </w:tc>
       </w:tr>
       <w:tr>
+        <w:trPr>
+          <w:cantSplit/>
+        </w:trPr>
         <w:tc>
           <w:tcPr>
             <w:tcW w:w="4505" w:type="dxa"/>
@@ -24076,6 +25610,9 @@
         </w:tc>
       </w:tr>
       <w:tr>
+        <w:trPr>
+          <w:cantSplit/>
+        </w:trPr>
         <w:tc>
           <w:tcPr>
             <w:tcW w:w="4505" w:type="dxa"/>
@@ -24126,6 +25663,9 @@
         </w:tc>
       </w:tr>
       <w:tr>
+        <w:trPr>
+          <w:cantSplit/>
+        </w:trPr>
         <w:tc>
           <w:tcPr>
             <w:tcW w:w="4505" w:type="dxa"/>
@@ -24176,6 +25716,9 @@
         </w:tc>
       </w:tr>
       <w:tr>
+        <w:trPr>
+          <w:cantSplit/>
+        </w:trPr>
         <w:tc>
           <w:tcPr>
             <w:tcW w:w="4505" w:type="dxa"/>
@@ -24226,6 +25769,9 @@
         </w:tc>
       </w:tr>
       <w:tr>
+        <w:trPr>
+          <w:cantSplit/>
+        </w:trPr>
         <w:tc>
           <w:tcPr>
             <w:tcW w:w="4505" w:type="dxa"/>
@@ -24276,6 +25822,9 @@
         </w:tc>
       </w:tr>
       <w:tr>
+        <w:trPr>
+          <w:cantSplit/>
+        </w:trPr>
         <w:tc>
           <w:tcPr>
             <w:tcW w:w="4505" w:type="dxa"/>
@@ -24326,6 +25875,9 @@
         </w:tc>
       </w:tr>
       <w:tr>
+        <w:trPr>
+          <w:cantSplit/>
+        </w:trPr>
         <w:tc>
           <w:tcPr>
             <w:tcW w:w="4505" w:type="dxa"/>
@@ -24376,6 +25928,9 @@
         </w:tc>
       </w:tr>
       <w:tr>
+        <w:trPr>
+          <w:cantSplit/>
+        </w:trPr>
         <w:tc>
           <w:tcPr>
             <w:tcW w:w="4505" w:type="dxa"/>
@@ -24426,6 +25981,9 @@
         </w:tc>
       </w:tr>
       <w:tr>
+        <w:trPr>
+          <w:cantSplit/>
+        </w:trPr>
         <w:tc>
           <w:tcPr>
             <w:tcW w:w="4505" w:type="dxa"/>
@@ -24476,6 +26034,9 @@
         </w:tc>
       </w:tr>
       <w:tr>
+        <w:trPr>
+          <w:cantSplit/>
+        </w:trPr>
         <w:tc>
           <w:tcPr>
             <w:tcW w:w="4505" w:type="dxa"/>
@@ -24542,6 +26103,9 @@
         </w:tc>
       </w:tr>
       <w:tr>
+        <w:trPr>
+          <w:cantSplit/>
+        </w:trPr>
         <w:tc>
           <w:tcPr>
             <w:tcW w:w="4505" w:type="dxa"/>
@@ -24592,6 +26156,9 @@
         </w:tc>
       </w:tr>
       <w:tr>
+        <w:trPr>
+          <w:cantSplit/>
+        </w:trPr>
         <w:tc>
           <w:tcPr>
             <w:tcW w:w="4505" w:type="dxa"/>
@@ -24642,6 +26209,9 @@
         </w:tc>
       </w:tr>
       <w:tr>
+        <w:trPr>
+          <w:cantSplit/>
+        </w:trPr>
         <w:tc>
           <w:tcPr>
             <w:tcW w:w="4505" w:type="dxa"/>
@@ -24692,6 +26262,9 @@
         </w:tc>
       </w:tr>
       <w:tr>
+        <w:trPr>
+          <w:cantSplit/>
+        </w:trPr>
         <w:tc>
           <w:tcPr>
             <w:tcW w:w="4505" w:type="dxa"/>
@@ -24826,6 +26399,10 @@
         <w:gridCol w:w="1700"/>
       </w:tblGrid>
       <w:tr>
+        <w:trPr>
+          <w:cantSplit/>
+          <w:tblHeader/>
+        </w:trPr>
         <w:tc>
           <w:tcPr>
             <w:tcW w:w="5610" w:type="dxa"/>
@@ -24899,6 +26476,9 @@
         </w:tc>
       </w:tr>
       <w:tr>
+        <w:trPr>
+          <w:cantSplit/>
+        </w:trPr>
         <w:tc>
           <w:tcPr>
             <w:tcW w:w="5610" w:type="dxa"/>
@@ -24983,6 +26563,9 @@
         </w:tc>
       </w:tr>
       <w:tr>
+        <w:trPr>
+          <w:cantSplit/>
+        </w:trPr>
         <w:tc>
           <w:tcPr>
             <w:tcW w:w="5610" w:type="dxa"/>
@@ -25059,6 +26642,9 @@
         </w:tc>
       </w:tr>
       <w:tr>
+        <w:trPr>
+          <w:cantSplit/>
+        </w:trPr>
         <w:tc>
           <w:tcPr>
             <w:tcW w:w="5610" w:type="dxa"/>
@@ -25135,6 +26721,9 @@
         </w:tc>
       </w:tr>
       <w:tr>
+        <w:trPr>
+          <w:cantSplit/>
+        </w:trPr>
         <w:tc>
           <w:tcPr>
             <w:tcW w:w="5610" w:type="dxa"/>
@@ -25211,6 +26800,9 @@
         </w:tc>
       </w:tr>
       <w:tr>
+        <w:trPr>
+          <w:cantSplit/>
+        </w:trPr>
         <w:tc>
           <w:tcPr>
             <w:tcW w:w="5610" w:type="dxa"/>
@@ -25287,6 +26879,9 @@
         </w:tc>
       </w:tr>
       <w:tr>
+        <w:trPr>
+          <w:cantSplit/>
+        </w:trPr>
         <w:tc>
           <w:tcPr>
             <w:tcW w:w="5610" w:type="dxa"/>
@@ -25361,6 +26956,9 @@
         </w:tc>
       </w:tr>
       <w:tr>
+        <w:trPr>
+          <w:cantSplit/>
+        </w:trPr>
         <w:tc>
           <w:tcPr>
             <w:gridSpan w:val="3"/>
@@ -25472,6 +27070,10 @@
         <w:gridCol w:w="907"/>
       </w:tblGrid>
       <w:tr>
+        <w:trPr>
+          <w:cantSplit/>
+          <w:tblHeader/>
+        </w:trPr>
         <w:tc>
           <w:tcPr>
             <w:tcW w:w="3966" w:type="dxa"/>
@@ -25663,6 +27265,9 @@
         </w:tc>
       </w:tr>
       <w:tr>
+        <w:trPr>
+          <w:cantSplit/>
+        </w:trPr>
         <w:tc>
           <w:tcPr>
             <w:tcW w:w="3966" w:type="dxa"/>
@@ -25843,6 +27448,9 @@
         </w:tc>
       </w:tr>
       <w:tr>
+        <w:trPr>
+          <w:cantSplit/>
+        </w:trPr>
         <w:tc>
           <w:tcPr>
             <w:tcW w:w="3966" w:type="dxa"/>
@@ -26021,6 +27629,9 @@
         </w:tc>
       </w:tr>
       <w:tr>
+        <w:trPr>
+          <w:cantSplit/>
+        </w:trPr>
         <w:tc>
           <w:tcPr>
             <w:tcW w:w="3966" w:type="dxa"/>
@@ -26199,6 +27810,9 @@
         </w:tc>
       </w:tr>
       <w:tr>
+        <w:trPr>
+          <w:cantSplit/>
+        </w:trPr>
         <w:tc>
           <w:tcPr>
             <w:tcW w:w="3966" w:type="dxa"/>
@@ -26558,6 +28172,10 @@
         <w:gridCol w:w="963"/>
       </w:tblGrid>
       <w:tr>
+        <w:trPr>
+          <w:cantSplit/>
+          <w:tblHeader/>
+        </w:trPr>
         <w:tc>
           <w:tcPr>
             <w:tcW w:w="2494" w:type="dxa"/>
@@ -26641,6 +28259,9 @@
         </w:tc>
       </w:tr>
       <w:tr>
+        <w:trPr>
+          <w:cantSplit/>
+        </w:trPr>
         <w:tc>
           <w:tcPr>
             <w:tcW w:w="2494" w:type="dxa"/>
@@ -26715,6 +28336,9 @@
         </w:tc>
       </w:tr>
       <w:tr>
+        <w:trPr>
+          <w:cantSplit/>
+        </w:trPr>
         <w:tc>
           <w:tcPr>
             <w:tcW w:w="2494" w:type="dxa"/>
@@ -26759,7 +28383,7 @@
                 <w:sz w:val="18"/>
                 <w:szCs w:val="18"/>
               </w:rPr>
-              <w:t xml:space="preserve">Libtashkeel in the app (a setting): DER 6.91% without case endings, no letter changed in 743 + 300 sentences, 4.8 MB</w:t>
+              <w:t xml:space="preserve">Libtashkeel in the app (a setting): DER 6.91% without case endings, no letter changed in 743 test sentences and 305 BayanBench texts, 4.8 MB</w:t>
             </w:r>
           </w:p>
         </w:tc>
@@ -26789,6 +28413,9 @@
         </w:tc>
       </w:tr>
       <w:tr>
+        <w:trPr>
+          <w:cantSplit/>
+        </w:trPr>
         <w:tc>
           <w:tcPr>
             <w:tcW w:w="2494" w:type="dxa"/>
@@ -26863,6 +28490,9 @@
         </w:tc>
       </w:tr>
       <w:tr>
+        <w:trPr>
+          <w:cantSplit/>
+        </w:trPr>
         <w:tc>
           <w:tcPr>
             <w:tcW w:w="2494" w:type="dxa"/>
@@ -29151,16 +30781,6 @@
       </w:r>
     </w:p>
     <w:p>
-      <w:r>
-        <w:br w:type="page"/>
-      </w:r>
-    </w:p>
-    <w:p>
-      <w:pPr>
-        <w:spacing w:before="0" w:after="100" w:line="284" w:lineRule="exact"/>
-      </w:pPr>
-    </w:p>
-    <w:p>
       <w:pPr>
         <w:widowControl/>
         <w:ind w:leftChars="70" w:left="141" w:hanging="1"/>
@@ -29362,6 +30982,10 @@
         <w:gridCol w:w="9010"/>
       </w:tblGrid>
       <w:tr>
+        <w:trPr>
+          <w:cantSplit/>
+          <w:tblHeader/>
+        </w:trPr>
         <w:tc>
           <w:tcPr>
             <w:tcW w:w="9010" w:type="dxa"/>
@@ -29532,6 +31156,8 @@
       <w:tr>
         <w:trPr>
           <w:trHeight w:val="390"/>
+          <w:cantSplit/>
+          <w:tblHeader/>
         </w:trPr>
         <w:tc>
           <w:tcPr>
@@ -29639,6 +31265,7 @@
       <w:tr>
         <w:trPr>
           <w:trHeight w:val="390"/>
+          <w:cantSplit/>
         </w:trPr>
         <w:tc>
           <w:tcPr>
@@ -29676,6 +31303,7 @@
       <w:tr>
         <w:trPr>
           <w:trHeight w:val="390"/>
+          <w:cantSplit/>
         </w:trPr>
         <w:tc>
           <w:tcPr>
@@ -29713,6 +31341,7 @@
       <w:tr>
         <w:trPr>
           <w:trHeight w:val="390"/>
+          <w:cantSplit/>
         </w:trPr>
         <w:tc>
           <w:tcPr>
@@ -29750,6 +31379,7 @@
       <w:tr>
         <w:trPr>
           <w:trHeight w:val="390"/>
+          <w:cantSplit/>
         </w:trPr>
         <w:tc>
           <w:tcPr>
@@ -29787,6 +31417,7 @@
       <w:tr>
         <w:trPr>
           <w:trHeight w:val="390"/>
+          <w:cantSplit/>
         </w:trPr>
         <w:tc>
           <w:tcPr>
@@ -29856,11 +31487,6 @@
         </w:p>
       </w:sdtContent>
     </w:sdt>
-    <w:p>
-      <w:r>
-        <w:br w:type="page"/>
-      </w:r>
-    </w:p>
     <w:sdt>
       <w:sdtPr>
         <w:rPr>
@@ -30033,6 +31659,8 @@
       <w:tr>
         <w:trPr>
           <w:trHeight w:val="251"/>
+          <w:cantSplit/>
+          <w:tblHeader/>
         </w:trPr>
         <w:tc>
           <w:tcPr>
@@ -30204,6 +31832,7 @@
       <w:tr>
         <w:trPr>
           <w:trHeight w:val="1417"/>
+          <w:cantSplit/>
         </w:trPr>
         <w:tc>
           <w:tcPr>
@@ -30345,6 +31974,7 @@
       <w:tr>
         <w:trPr>
           <w:trHeight w:val="1417"/>
+          <w:cantSplit/>
         </w:trPr>
         <w:tc>
           <w:tcPr>
@@ -30486,6 +32116,7 @@
       <w:tr>
         <w:trPr>
           <w:trHeight w:val="1417"/>
+          <w:cantSplit/>
         </w:trPr>
         <w:tc>
           <w:tcPr>
@@ -30605,6 +32236,7 @@
       <w:tr>
         <w:trPr>
           <w:trHeight w:val="1417"/>
+          <w:cantSplit/>
         </w:trPr>
         <w:tc>
           <w:tcPr>
@@ -30727,6 +32359,7 @@
       <w:tr>
         <w:trPr>
           <w:trHeight w:val="1417"/>
+          <w:cantSplit/>
         </w:trPr>
         <w:tc>
           <w:tcPr>
@@ -30868,6 +32501,7 @@
       <w:tr>
         <w:trPr>
           <w:trHeight w:val="1417"/>
+          <w:cantSplit/>
         </w:trPr>
         <w:tc>
           <w:tcPr>
@@ -30998,16 +32632,6 @@
         </w:tc>
       </w:tr>
     </w:tbl>
-    <w:p>
-      <w:pPr>
-        <w:widowControl/>
-        <w:jc w:val="left"/>
-        <w:rPr>
-          <w:rFonts w:ascii="SamsungOne-400" w:hAnsi="SamsungOne-400" w:cs="Times New Roman"/>
-          <w:sz w:val="22"/>
-        </w:rPr>
-      </w:pPr>
-    </w:p>
     <w:sectPr>
       <w:footerReference w:type="default" r:id="rId9"/>
       <w:headerReference w:type="first" r:id="rId10"/>

--- a/deliverables/03_final_report/Bayan_Final_Report.docx
+++ b/deliverables/03_final_report/Bayan_Final_Report.docx
@@ -1811,8 +1811,13 @@
           <w:sz w:val="21"/>
           <w:szCs w:val="21"/>
         </w:rPr>
-        <w:t xml:space="preserve"> Long clauses, rare words and missing short vowels make Arabic text hard for readers with dyslexia, and the tools that simplify text send it to a server. </w:t>
-      </w:r>
+        <w:t xml:space="preserve"> Long clauses, rare words and missing short vowels make Arabic text hard for readers with dyslexia, and the tools that simplify text send it to a server.</w:t>
+      </w:r>
+    </w:p>
+    <w:p>
+      <w:pPr>
+        <w:spacing w:before="0" w:after="100" w:line="284" w:lineRule="exact"/>
+      </w:pPr>
       <w:r>
         <w:rPr>
           <w:rFonts w:ascii="SamsungOne-400" w:hAnsi="SamsungOne-400" w:cs="Times New Roman"/>
@@ -1836,9 +1841,9 @@
           <w:rFonts w:ascii="PakType Naskh Basic" w:hAnsi="PakType Naskh Basic" w:cs="PakType Naskh Basic"/>
           <w:sz w:val="21"/>
           <w:szCs w:val="21"/>
+          <w:rtl/>
+          <w:cs/>
           <w:lang w:val="ar-SA" w:bidi="ar-SA"/>
-          <w:rtl/>
-          <w:rtlCs/>
         </w:rPr>
         <w:t xml:space="preserve">تبسيط</w:t>
       </w:r>
@@ -1866,8 +1871,13 @@
           <w:sz w:val="21"/>
           <w:szCs w:val="21"/>
         </w:rPr>
-        <w:t xml:space="preserve">); a simpler version appears over the page, written entirely on the phone and offline. Bayan can also add tashkeel (the short vowels) and read the text aloud. </w:t>
-      </w:r>
+        <w:t xml:space="preserve">); a simpler version appears over the page, written entirely on the phone and offline. Bayan can also add tashkeel (the short vowels) and read the text aloud.</w:t>
+      </w:r>
+    </w:p>
+    <w:p>
+      <w:pPr>
+        <w:spacing w:before="0" w:after="100" w:line="284" w:lineRule="exact"/>
+      </w:pPr>
       <w:r>
         <w:rPr>
           <w:rFonts w:ascii="SamsungOne-400" w:hAnsi="SamsungOne-400" w:cs="Times New Roman"/>
@@ -1918,8 +1928,13 @@
           <w:sz w:val="21"/>
           <w:szCs w:val="21"/>
         </w:rPr>
-        <w:t xml:space="preserve">: BayanSimplify-v0.1 (AraT5v2 on SAMER), BayanSimplify-v0.2 and its compact BayanSimplify-v0.2-Fast (AraT5v2 and AraBART on a 22,733-pair mix), and BayanSimplify-v0.3 (AraT5v2 on our own corpus, the best). The app downloads BayanSimplify-v0.2-Fast by default and offers BayanSimplify-v0.3 as its large model. </w:t>
-      </w:r>
+        <w:t xml:space="preserve">: BayanSimplify-v0.1 (AraT5v2 on SAMER), BayanSimplify-v0.2 and its compact BayanSimplify-v0.2-Fast (AraT5v2 and AraBART on a 22,733-pair mix), and BayanSimplify-v0.3 (AraT5v2 on our own corpus, the best). The app downloads BayanSimplify-v0.2-Fast by default and offers BayanSimplify-v0.3 as its large model.</w:t>
+      </w:r>
+    </w:p>
+    <w:p>
+      <w:pPr>
+        <w:spacing w:before="0" w:after="100" w:line="284" w:lineRule="exact"/>
+      </w:pPr>
       <w:r>
         <w:rPr>
           <w:rFonts w:ascii="SamsungOne-400" w:hAnsi="SamsungOne-400" w:cs="Times New Roman"/>
@@ -2422,8 +2437,13 @@
           <w:sz w:val="21"/>
           <w:szCs w:val="21"/>
         </w:rPr>
-        <w:t xml:space="preserve">). </w:t>
-      </w:r>
+        <w:t xml:space="preserve">).</w:t>
+      </w:r>
+    </w:p>
+    <w:p>
+      <w:pPr>
+        <w:spacing w:before="0" w:after="100" w:line="284" w:lineRule="exact"/>
+      </w:pPr>
       <w:r>
         <w:rPr>
           <w:rFonts w:ascii="SamsungOne-400" w:hAnsi="SamsungOne-400" w:cs="Times New Roman"/>
@@ -2564,55 +2584,71 @@
       <w:r>
         <w:rPr>
           <w:rFonts w:ascii="SamsungOne-400" w:hAnsi="SamsungOne-400" w:cs="Times New Roman"/>
+          <w:sz w:val="21"/>
+          <w:szCs w:val="21"/>
+        </w:rPr>
+        <w:t xml:space="preserve">N</w:t>
+      </w:r>
+      <w:r>
+        <w:rPr>
+          <w:rFonts w:ascii="SamsungOne-400" w:hAnsi="SamsungOne-400" w:cs="Times New Roman"/>
+          <w:sz w:val="21"/>
+          <w:szCs w:val="21"/>
+        </w:rPr>
+        <w:t xml:space="preserve"> = 30,243) </w:t>
+      </w:r>
+      <w:r>
+        <w:rPr>
+          <w:rFonts w:ascii="SamsungOne-400" w:hAnsi="SamsungOne-400" w:cs="Times New Roman"/>
+          <w:sz w:val="21"/>
+          <w:szCs w:val="21"/>
+        </w:rPr>
+        <w:t xml:space="preserve">[1]</w:t>
+      </w:r>
+      <w:r>
+        <w:rPr>
+          <w:rFonts w:ascii="SamsungOne-400" w:hAnsi="SamsungOne-400" w:cs="Times New Roman"/>
+          <w:sz w:val="21"/>
+          <w:szCs w:val="21"/>
+        </w:rPr>
+        <w:t xml:space="preserve">. It impairs reading through phonological processing, and Modern Standard Arabic adds obstacles of its own. Short vowels are normally left unwritten, so one written form carries several readings: </w:t>
+      </w:r>
+      <w:r>
+        <w:rPr>
+          <w:rFonts w:ascii="PakType Naskh Basic" w:hAnsi="PakType Naskh Basic" w:cs="PakType Naskh Basic"/>
+          <w:sz w:val="21"/>
+          <w:szCs w:val="21"/>
+          <w:rtl/>
+          <w:cs/>
+          <w:lang w:val="ar-SA" w:bidi="ar-SA"/>
+        </w:rPr>
+        <w:t xml:space="preserve">كتب</w:t>
+      </w:r>
+      <w:r>
+        <w:rPr>
+          <w:rFonts w:ascii="SamsungOne-400" w:hAnsi="SamsungOne-400" w:cs="Times New Roman"/>
+          <w:sz w:val="21"/>
+          <w:szCs w:val="21"/>
+        </w:rPr>
+        <w:t xml:space="preserve"> is </w:t>
+      </w:r>
+      <w:r>
+        <w:rPr>
+          <w:rFonts w:ascii="SamsungOne-400" w:hAnsi="SamsungOne-400" w:cs="Times New Roman"/>
           <w:i/>
           <w:iCs/>
           <w:sz w:val="21"/>
           <w:szCs w:val="21"/>
         </w:rPr>
-        <w:t xml:space="preserve">N</w:t>
-      </w:r>
-      <w:r>
-        <w:rPr>
-          <w:rFonts w:ascii="SamsungOne-400" w:hAnsi="SamsungOne-400" w:cs="Times New Roman"/>
-          <w:sz w:val="21"/>
-          <w:szCs w:val="21"/>
-        </w:rPr>
-        <w:t xml:space="preserve"> = 30,243) </w:t>
-      </w:r>
-      <w:r>
-        <w:rPr>
-          <w:rFonts w:ascii="SamsungOne-400" w:hAnsi="SamsungOne-400" w:cs="Times New Roman"/>
-          <w:sz w:val="21"/>
-          <w:szCs w:val="21"/>
-        </w:rPr>
-        <w:t xml:space="preserve">[1]</w:t>
-      </w:r>
-      <w:r>
-        <w:rPr>
-          <w:rFonts w:ascii="SamsungOne-400" w:hAnsi="SamsungOne-400" w:cs="Times New Roman"/>
-          <w:sz w:val="21"/>
-          <w:szCs w:val="21"/>
-        </w:rPr>
-        <w:t xml:space="preserve">. It impairs reading through phonological processing, and Modern Standard Arabic adds obstacles of its own. Short vowels are normally left unwritten, so one written form carries several readings: </w:t>
-      </w:r>
-      <w:r>
-        <w:rPr>
-          <w:rFonts w:ascii="PakType Naskh Basic" w:hAnsi="PakType Naskh Basic" w:cs="PakType Naskh Basic"/>
-          <w:sz w:val="21"/>
-          <w:szCs w:val="21"/>
-          <w:lang w:val="ar-SA" w:bidi="ar-SA"/>
-          <w:rtl/>
-          <w:rtlCs/>
-        </w:rPr>
-        <w:t xml:space="preserve">كتب</w:t>
-      </w:r>
-      <w:r>
-        <w:rPr>
-          <w:rFonts w:ascii="SamsungOne-400" w:hAnsi="SamsungOne-400" w:cs="Times New Roman"/>
-          <w:sz w:val="21"/>
-          <w:szCs w:val="21"/>
-        </w:rPr>
-        <w:t xml:space="preserve"> is </w:t>
+        <w:t xml:space="preserve">kataba</w:t>
+      </w:r>
+      <w:r>
+        <w:rPr>
+          <w:rFonts w:ascii="SamsungOne-400" w:hAnsi="SamsungOne-400" w:cs="Times New Roman"/>
+          <w:sz w:val="21"/>
+          <w:szCs w:val="21"/>
+        </w:rPr>
+        <w:t xml:space="preserve"> (he wrote), </w:t>
       </w:r>
       <w:r>
         <w:rPr>
@@ -2622,15 +2658,15 @@
           <w:sz w:val="21"/>
           <w:szCs w:val="21"/>
         </w:rPr>
-        <w:t xml:space="preserve">kataba</w:t>
-      </w:r>
-      <w:r>
-        <w:rPr>
-          <w:rFonts w:ascii="SamsungOne-400" w:hAnsi="SamsungOne-400" w:cs="Times New Roman"/>
-          <w:sz w:val="21"/>
-          <w:szCs w:val="21"/>
-        </w:rPr>
-        <w:t xml:space="preserve"> (he wrote), </w:t>
+        <w:t xml:space="preserve">kutiba</w:t>
+      </w:r>
+      <w:r>
+        <w:rPr>
+          <w:rFonts w:ascii="SamsungOne-400" w:hAnsi="SamsungOne-400" w:cs="Times New Roman"/>
+          <w:sz w:val="21"/>
+          <w:szCs w:val="21"/>
+        </w:rPr>
+        <w:t xml:space="preserve"> (it was written) or </w:t>
       </w:r>
       <w:r>
         <w:rPr>
@@ -2640,15 +2676,146 @@
           <w:sz w:val="21"/>
           <w:szCs w:val="21"/>
         </w:rPr>
-        <w:t xml:space="preserve">kutiba</w:t>
-      </w:r>
-      <w:r>
-        <w:rPr>
-          <w:rFonts w:ascii="SamsungOne-400" w:hAnsi="SamsungOne-400" w:cs="Times New Roman"/>
-          <w:sz w:val="21"/>
-          <w:szCs w:val="21"/>
-        </w:rPr>
-        <w:t xml:space="preserve"> (it was written) or </w:t>
+        <w:t xml:space="preserve">kutub</w:t>
+      </w:r>
+      <w:r>
+        <w:rPr>
+          <w:rFonts w:ascii="SamsungOne-400" w:hAnsi="SamsungOne-400" w:cs="Times New Roman"/>
+          <w:sz w:val="21"/>
+          <w:szCs w:val="21"/>
+        </w:rPr>
+        <w:t xml:space="preserve"> (books), and the reader must resolve it from context. Clitics attach directly to the stem, producing long words that resist chunking, and Arabic-speaking children with reading disabilities show early deficits in exactly this morphological layer </w:t>
+      </w:r>
+      <w:r>
+        <w:rPr>
+          <w:rFonts w:ascii="SamsungOne-400" w:hAnsi="SamsungOne-400" w:cs="Times New Roman"/>
+          <w:sz w:val="21"/>
+          <w:szCs w:val="21"/>
+        </w:rPr>
+        <w:t xml:space="preserve">[2]</w:t>
+      </w:r>
+      <w:r>
+        <w:rPr>
+          <w:rFonts w:ascii="SamsungOne-400" w:hAnsi="SamsungOne-400" w:cs="Times New Roman"/>
+          <w:sz w:val="21"/>
+          <w:szCs w:val="21"/>
+        </w:rPr>
+        <w:t xml:space="preserve">. Prose chains clauses with </w:t>
+      </w:r>
+      <w:r>
+        <w:rPr>
+          <w:rFonts w:ascii="PakType Naskh Basic" w:hAnsi="PakType Naskh Basic" w:cs="PakType Naskh Basic"/>
+          <w:sz w:val="21"/>
+          <w:szCs w:val="21"/>
+          <w:rtl/>
+          <w:cs/>
+          <w:lang w:val="ar-SA" w:bidi="ar-SA"/>
+        </w:rPr>
+        <w:t xml:space="preserve">و</w:t>
+      </w:r>
+      <w:r>
+        <w:rPr>
+          <w:rFonts w:ascii="SamsungOne-400" w:hAnsi="SamsungOne-400" w:cs="Times New Roman"/>
+          <w:sz w:val="21"/>
+          <w:szCs w:val="21"/>
+        </w:rPr>
+        <w:t xml:space="preserve"> and </w:t>
+      </w:r>
+      <w:r>
+        <w:rPr>
+          <w:rFonts w:ascii="PakType Naskh Basic" w:hAnsi="PakType Naskh Basic" w:cs="PakType Naskh Basic"/>
+          <w:sz w:val="21"/>
+          <w:szCs w:val="21"/>
+          <w:rtl/>
+          <w:cs/>
+          <w:lang w:val="ar-SA" w:bidi="ar-SA"/>
+        </w:rPr>
+        <w:t xml:space="preserve">ف</w:t>
+      </w:r>
+      <w:r>
+        <w:rPr>
+          <w:rFonts w:ascii="SamsungOne-400" w:hAnsi="SamsungOne-400" w:cs="Times New Roman"/>
+          <w:sz w:val="21"/>
+          <w:szCs w:val="21"/>
+        </w:rPr>
+        <w:t xml:space="preserve"> across whole paragraphs, so one sentence can exceed working memory.</w:t>
+      </w:r>
+    </w:p>
+    <w:p>
+      <w:pPr>
+        <w:spacing w:before="0" w:after="100" w:line="284" w:lineRule="exact"/>
+      </w:pPr>
+      <w:r>
+        <w:rPr>
+          <w:rFonts w:ascii="SamsungOne-400" w:hAnsi="SamsungOne-400" w:cs="Times New Roman"/>
+          <w:sz w:val="21"/>
+          <w:szCs w:val="21"/>
+        </w:rPr>
+        <w:t xml:space="preserve">The evidence on what helps is uneven, and we build on the parts that have been measured. More frequent and shorter words sped reading and improved comprehension for readers with dyslexia </w:t>
+      </w:r>
+      <w:r>
+        <w:rPr>
+          <w:rFonts w:ascii="SamsungOne-400" w:hAnsi="SamsungOne-400" w:cs="Times New Roman"/>
+          <w:sz w:val="21"/>
+          <w:szCs w:val="21"/>
+        </w:rPr>
+        <w:t xml:space="preserve">[3, 4]</w:t>
+      </w:r>
+      <w:r>
+        <w:rPr>
+          <w:rFonts w:ascii="SamsungOne-400" w:hAnsi="SamsungOne-400" w:cs="Times New Roman"/>
+          <w:sz w:val="21"/>
+          <w:szCs w:val="21"/>
+        </w:rPr>
+        <w:t xml:space="preserve">. Unpacking bound morphemes into separate words helped Arabic readers with reading disabilities and not their typical peers </w:t>
+      </w:r>
+      <w:r>
+        <w:rPr>
+          <w:rFonts w:ascii="SamsungOne-400" w:hAnsi="SamsungOne-400" w:cs="Times New Roman"/>
+          <w:sz w:val="21"/>
+          <w:szCs w:val="21"/>
+        </w:rPr>
+        <w:t xml:space="preserve">[5]</w:t>
+      </w:r>
+      <w:r>
+        <w:rPr>
+          <w:rFonts w:ascii="SamsungOne-400" w:hAnsi="SamsungOne-400" w:cs="Times New Roman"/>
+          <w:sz w:val="21"/>
+          <w:szCs w:val="21"/>
+        </w:rPr>
+        <w:t xml:space="preserve">. Texts simplified by splitting clauses into short sentences were read faster and understood better by beginning readers, most by the weakest of them </w:t>
+      </w:r>
+      <w:r>
+        <w:rPr>
+          <w:rFonts w:ascii="SamsungOne-400" w:hAnsi="SamsungOne-400" w:cs="Times New Roman"/>
+          <w:sz w:val="21"/>
+          <w:szCs w:val="21"/>
+        </w:rPr>
+        <w:t xml:space="preserve">[6]</w:t>
+      </w:r>
+      <w:r>
+        <w:rPr>
+          <w:rFonts w:ascii="SamsungOne-400" w:hAnsi="SamsungOne-400" w:cs="Times New Roman"/>
+          <w:sz w:val="21"/>
+          <w:szCs w:val="21"/>
+        </w:rPr>
+        <w:t xml:space="preserve">. Full diacritization is contested: it adds visual crowding </w:t>
+      </w:r>
+      <w:r>
+        <w:rPr>
+          <w:rFonts w:ascii="SamsungOne-400" w:hAnsi="SamsungOne-400" w:cs="Times New Roman"/>
+          <w:sz w:val="21"/>
+          <w:szCs w:val="21"/>
+        </w:rPr>
+        <w:t xml:space="preserve">[7]</w:t>
+      </w:r>
+      <w:r>
+        <w:rPr>
+          <w:rFonts w:ascii="SamsungOne-400" w:hAnsi="SamsungOne-400" w:cs="Times New Roman"/>
+          <w:sz w:val="21"/>
+          <w:szCs w:val="21"/>
+        </w:rPr>
+        <w:t xml:space="preserve">, and its benefit for our readers has not been tested. We therefore treat </w:t>
       </w:r>
       <w:r>
         <w:rPr>
@@ -2658,142 +2825,6 @@
           <w:sz w:val="21"/>
           <w:szCs w:val="21"/>
         </w:rPr>
-        <w:t xml:space="preserve">kutub</w:t>
-      </w:r>
-      <w:r>
-        <w:rPr>
-          <w:rFonts w:ascii="SamsungOne-400" w:hAnsi="SamsungOne-400" w:cs="Times New Roman"/>
-          <w:sz w:val="21"/>
-          <w:szCs w:val="21"/>
-        </w:rPr>
-        <w:t xml:space="preserve"> (books), and the reader must resolve it from context. Clitics attach directly to the stem, producing long words that resist chunking, and Arabic-speaking children with reading disabilities show early deficits in exactly this morphological layer </w:t>
-      </w:r>
-      <w:r>
-        <w:rPr>
-          <w:rFonts w:ascii="SamsungOne-400" w:hAnsi="SamsungOne-400" w:cs="Times New Roman"/>
-          <w:sz w:val="21"/>
-          <w:szCs w:val="21"/>
-        </w:rPr>
-        <w:t xml:space="preserve">[2]</w:t>
-      </w:r>
-      <w:r>
-        <w:rPr>
-          <w:rFonts w:ascii="SamsungOne-400" w:hAnsi="SamsungOne-400" w:cs="Times New Roman"/>
-          <w:sz w:val="21"/>
-          <w:szCs w:val="21"/>
-        </w:rPr>
-        <w:t xml:space="preserve">. Prose chains clauses with </w:t>
-      </w:r>
-      <w:r>
-        <w:rPr>
-          <w:rFonts w:ascii="PakType Naskh Basic" w:hAnsi="PakType Naskh Basic" w:cs="PakType Naskh Basic"/>
-          <w:sz w:val="21"/>
-          <w:szCs w:val="21"/>
-          <w:lang w:val="ar-SA" w:bidi="ar-SA"/>
-          <w:rtl/>
-          <w:rtlCs/>
-        </w:rPr>
-        <w:t xml:space="preserve">و</w:t>
-      </w:r>
-      <w:r>
-        <w:rPr>
-          <w:rFonts w:ascii="SamsungOne-400" w:hAnsi="SamsungOne-400" w:cs="Times New Roman"/>
-          <w:sz w:val="21"/>
-          <w:szCs w:val="21"/>
-        </w:rPr>
-        <w:t xml:space="preserve"> and </w:t>
-      </w:r>
-      <w:r>
-        <w:rPr>
-          <w:rFonts w:ascii="PakType Naskh Basic" w:hAnsi="PakType Naskh Basic" w:cs="PakType Naskh Basic"/>
-          <w:sz w:val="21"/>
-          <w:szCs w:val="21"/>
-          <w:lang w:val="ar-SA" w:bidi="ar-SA"/>
-          <w:rtl/>
-          <w:rtlCs/>
-        </w:rPr>
-        <w:t xml:space="preserve">ف</w:t>
-      </w:r>
-      <w:r>
-        <w:rPr>
-          <w:rFonts w:ascii="SamsungOne-400" w:hAnsi="SamsungOne-400" w:cs="Times New Roman"/>
-          <w:sz w:val="21"/>
-          <w:szCs w:val="21"/>
-        </w:rPr>
-        <w:t xml:space="preserve"> across whole paragraphs, so one sentence can exceed working memory. The evidence on what helps is uneven, and we build on the parts that have been measured. More frequent and shorter words sped reading and improved comprehension for readers with dyslexia </w:t>
-      </w:r>
-      <w:r>
-        <w:rPr>
-          <w:rFonts w:ascii="SamsungOne-400" w:hAnsi="SamsungOne-400" w:cs="Times New Roman"/>
-          <w:sz w:val="21"/>
-          <w:szCs w:val="21"/>
-        </w:rPr>
-        <w:t xml:space="preserve">[3, 4]</w:t>
-      </w:r>
-      <w:r>
-        <w:rPr>
-          <w:rFonts w:ascii="SamsungOne-400" w:hAnsi="SamsungOne-400" w:cs="Times New Roman"/>
-          <w:sz w:val="21"/>
-          <w:szCs w:val="21"/>
-        </w:rPr>
-        <w:t xml:space="preserve">. Unpacking bound morphemes into separate words helped Arabic readers with reading disabilities and not their typical peers </w:t>
-      </w:r>
-      <w:r>
-        <w:rPr>
-          <w:rFonts w:ascii="SamsungOne-400" w:hAnsi="SamsungOne-400" w:cs="Times New Roman"/>
-          <w:sz w:val="21"/>
-          <w:szCs w:val="21"/>
-        </w:rPr>
-        <w:t xml:space="preserve">[5]</w:t>
-      </w:r>
-      <w:r>
-        <w:rPr>
-          <w:rFonts w:ascii="SamsungOne-400" w:hAnsi="SamsungOne-400" w:cs="Times New Roman"/>
-          <w:sz w:val="21"/>
-          <w:szCs w:val="21"/>
-        </w:rPr>
-        <w:t xml:space="preserve">. Texts simplified by splitting clauses into short sentences were read faster and understood better by beginning readers, most by the weakest of them </w:t>
-      </w:r>
-      <w:r>
-        <w:rPr>
-          <w:rFonts w:ascii="SamsungOne-400" w:hAnsi="SamsungOne-400" w:cs="Times New Roman"/>
-          <w:sz w:val="21"/>
-          <w:szCs w:val="21"/>
-        </w:rPr>
-        <w:t xml:space="preserve">[6]</w:t>
-      </w:r>
-      <w:r>
-        <w:rPr>
-          <w:rFonts w:ascii="SamsungOne-400" w:hAnsi="SamsungOne-400" w:cs="Times New Roman"/>
-          <w:sz w:val="21"/>
-          <w:szCs w:val="21"/>
-        </w:rPr>
-        <w:t xml:space="preserve">. Full diacritization is contested: it adds visual crowding </w:t>
-      </w:r>
-      <w:r>
-        <w:rPr>
-          <w:rFonts w:ascii="SamsungOne-400" w:hAnsi="SamsungOne-400" w:cs="Times New Roman"/>
-          <w:sz w:val="21"/>
-          <w:szCs w:val="21"/>
-        </w:rPr>
-        <w:t xml:space="preserve">[7]</w:t>
-      </w:r>
-      <w:r>
-        <w:rPr>
-          <w:rFonts w:ascii="SamsungOne-400" w:hAnsi="SamsungOne-400" w:cs="Times New Roman"/>
-          <w:sz w:val="21"/>
-          <w:szCs w:val="21"/>
-        </w:rPr>
-        <w:t xml:space="preserve">, and its benefit for our readers has not been tested. We therefore treat </w:t>
-      </w:r>
-      <w:r>
-        <w:rPr>
-          <w:rFonts w:ascii="SamsungOne-400" w:hAnsi="SamsungOne-400" w:cs="Times New Roman"/>
-          <w:i/>
-          <w:iCs/>
-          <w:sz w:val="21"/>
-          <w:szCs w:val="21"/>
-        </w:rPr>
         <w:t xml:space="preserve">simplify first</w:t>
       </w:r>
       <w:r>
@@ -2802,8 +2833,13 @@
           <w:sz w:val="21"/>
           <w:szCs w:val="21"/>
         </w:rPr>
-        <w:t xml:space="preserve"> as the core intervention and diacritization as an optional stage. </w:t>
-      </w:r>
+        <w:t xml:space="preserve"> as the core intervention and diacritization as an optional stage.</w:t>
+      </w:r>
+    </w:p>
+    <w:p>
+      <w:pPr>
+        <w:spacing w:before="0" w:after="100" w:line="284" w:lineRule="exact"/>
+      </w:pPr>
       <w:r>
         <w:rPr>
           <w:rFonts w:ascii="SamsungOne-400" w:hAnsi="SamsungOne-400" w:cs="Times New Roman"/>
@@ -2937,8 +2973,6 @@
       <w:r>
         <w:rPr>
           <w:rFonts w:ascii="SamsungOne-400" w:hAnsi="SamsungOne-400" w:cs="Times New Roman"/>
-          <w:i/>
-          <w:iCs/>
           <w:sz w:val="21"/>
           <w:szCs w:val="21"/>
         </w:rPr>
@@ -3083,8 +3117,6 @@
       <w:r>
         <w:rPr>
           <w:rFonts w:ascii="SamsungOne-400" w:hAnsi="SamsungOne-400" w:cs="Times New Roman"/>
-          <w:i/>
-          <w:iCs/>
           <w:sz w:val="21"/>
           <w:szCs w:val="21"/>
         </w:rPr>
@@ -3157,9 +3189,9 @@
           <w:rFonts w:ascii="PakType Naskh Basic" w:hAnsi="PakType Naskh Basic" w:cs="PakType Naskh Basic"/>
           <w:sz w:val="21"/>
           <w:szCs w:val="21"/>
+          <w:rtl/>
+          <w:cs/>
           <w:lang w:val="ar-SA" w:bidi="ar-SA"/>
-          <w:rtl/>
-          <w:rtlCs/>
         </w:rPr>
         <w:t xml:space="preserve">تبسيط</w:t>
       </w:r>
@@ -3187,7 +3219,20 @@
           <w:sz w:val="21"/>
           <w:szCs w:val="21"/>
         </w:rPr>
-        <w:t xml:space="preserve">) in the system selection menu, and the rewrite opens in a panel over the same app. Every model runs on the phone, so the reader's text never leaves it and the tool works offline. The data for this did not exist. SAMER is small, literary and teaches mostly word substitution; the other public sources are LLM-written or cover one domain. Dyslexia-targeted neural simplification exists for English </w:t>
+        <w:t xml:space="preserve">) in the system selection menu, and the rewrite opens in a panel over the same app. Every model runs on the phone, so the reader's text never leaves it and the tool works offline.</w:t>
+      </w:r>
+    </w:p>
+    <w:p>
+      <w:pPr>
+        <w:spacing w:before="0" w:after="100" w:line="284" w:lineRule="exact"/>
+      </w:pPr>
+      <w:r>
+        <w:rPr>
+          <w:rFonts w:ascii="SamsungOne-400" w:hAnsi="SamsungOne-400" w:cs="Times New Roman"/>
+          <w:sz w:val="21"/>
+          <w:szCs w:val="21"/>
+        </w:rPr>
+        <w:t xml:space="preserve">The data for this did not exist. SAMER is small, literary and teaches mostly word substitution; the other public sources are LLM-written or cover one domain. Dyslexia-targeted neural simplification exists for English </w:t>
       </w:r>
       <w:r>
         <w:rPr>
@@ -3445,8 +3490,13 @@
           <w:sz w:val="21"/>
           <w:szCs w:val="21"/>
         </w:rPr>
-        <w:t xml:space="preserve"> Bayan addresses readability simplification and read-aloud, in any app. Dyslexia has other axes that we have not tested with readers: decoding (the app can add tashkeel, a setting off by default), visual layout (the app has typography settings), the auditory route, and fluency. No reader with dyslexia has used the app itself yet; one has rated its rewrites. We therefore claim a measured reduction of linguistic load and the means to measure it, not that Bayan helps readers with dyslexia. </w:t>
-      </w:r>
+        <w:t xml:space="preserve"> Bayan addresses readability simplification and read-aloud, in any app. Dyslexia has other axes that we have not tested with readers: decoding (the app can add tashkeel, a setting off by default), visual layout (the app has typography settings), the auditory route, and fluency. No reader with dyslexia has used the app itself yet; one has rated its rewrites. We therefore claim a measured reduction of linguistic load and the means to measure it, not that Bayan helps readers with dyslexia.</w:t>
+      </w:r>
+    </w:p>
+    <w:p>
+      <w:pPr>
+        <w:spacing w:before="0" w:after="100" w:line="284" w:lineRule="exact"/>
+      </w:pPr>
       <w:r>
         <w:rPr>
           <w:rFonts w:ascii="SamsungOne-400" w:hAnsi="SamsungOne-400" w:cs="Times New Roman"/>
@@ -4190,7 +4240,7 @@
           <wp:inline distT="0" distB="0" distL="0" distR="0">
             <wp:extent cx="5735955" cy="5879637"/>
             <wp:effectExtent l="0" t="0" r="0" b="0"/>
-            <wp:docPr id="1000" name="Figure"/>
+            <wp:docPr id="1001" name="Figure 1001"/>
             <wp:cNvGraphicFramePr>
               <a:graphicFrameLocks noChangeAspect="1"/>
             </wp:cNvGraphicFramePr>
@@ -4198,7 +4248,7 @@
               <a:graphicData uri="http://schemas.openxmlformats.org/drawingml/2006/picture">
                 <pic:pic>
                   <pic:nvPicPr>
-                    <pic:cNvPr id="1000" name="fig"/>
+                    <pic:cNvPr id="1001" name="fig1001.png"/>
                     <pic:cNvPicPr/>
                   </pic:nvPicPr>
                   <pic:blipFill>
@@ -6268,8 +6318,13 @@
           <w:sz w:val="21"/>
           <w:szCs w:val="21"/>
         </w:rPr>
-        <w:t xml:space="preserve">, with these defects stated. </w:t>
-      </w:r>
+        <w:t xml:space="preserve">, with these defects stated.</w:t>
+      </w:r>
+    </w:p>
+    <w:p>
+      <w:pPr>
+        <w:spacing w:before="0" w:after="100" w:line="284" w:lineRule="exact"/>
+      </w:pPr>
       <w:r>
         <w:rPr>
           <w:rFonts w:ascii="SamsungOne-400" w:hAnsi="SamsungOne-400" w:cs="Times New Roman"/>
@@ -6339,8 +6394,6 @@
       <w:r>
         <w:rPr>
           <w:rFonts w:ascii="SamsungOne-400" w:hAnsi="SamsungOne-400" w:cs="Times New Roman"/>
-          <w:i/>
-          <w:iCs/>
           <w:sz w:val="21"/>
           <w:szCs w:val="21"/>
         </w:rPr>
@@ -6357,8 +6410,6 @@
       <w:r>
         <w:rPr>
           <w:rFonts w:ascii="SamsungOne-400" w:hAnsi="SamsungOne-400" w:cs="Times New Roman"/>
-          <w:i/>
-          <w:iCs/>
           <w:sz w:val="21"/>
           <w:szCs w:val="21"/>
         </w:rPr>
@@ -6375,8 +6426,6 @@
       <w:r>
         <w:rPr>
           <w:rFonts w:ascii="SamsungOne-400" w:hAnsi="SamsungOne-400" w:cs="Times New Roman"/>
-          <w:i/>
-          <w:iCs/>
           <w:sz w:val="21"/>
           <w:szCs w:val="21"/>
         </w:rPr>
@@ -6393,8 +6442,6 @@
       <w:r>
         <w:rPr>
           <w:rFonts w:ascii="SamsungOne-400" w:hAnsi="SamsungOne-400" w:cs="Times New Roman"/>
-          <w:i/>
-          <w:iCs/>
           <w:sz w:val="21"/>
           <w:szCs w:val="21"/>
         </w:rPr>
@@ -6838,8 +6885,6 @@
             <w:r>
               <w:rPr>
                 <w:rFonts w:ascii="SamsungOne-400" w:hAnsi="SamsungOne-400" w:cs="Times New Roman"/>
-                <w:i/>
-                <w:iCs/>
                 <w:sz w:val="17"/>
                 <w:szCs w:val="17"/>
               </w:rPr>
@@ -6880,8 +6925,6 @@
             <w:r>
               <w:rPr>
                 <w:rFonts w:ascii="SamsungOne-400" w:hAnsi="SamsungOne-400" w:cs="Times New Roman"/>
-                <w:i/>
-                <w:iCs/>
                 <w:sz w:val="17"/>
                 <w:szCs w:val="17"/>
               </w:rPr>
@@ -6922,8 +6965,6 @@
             <w:r>
               <w:rPr>
                 <w:rFonts w:ascii="SamsungOne-400" w:hAnsi="SamsungOne-400" w:cs="Times New Roman"/>
-                <w:i/>
-                <w:iCs/>
                 <w:sz w:val="17"/>
                 <w:szCs w:val="17"/>
               </w:rPr>
@@ -6993,8 +7034,6 @@
             <w:r>
               <w:rPr>
                 <w:rFonts w:ascii="SamsungOne-400" w:hAnsi="SamsungOne-400" w:cs="Times New Roman"/>
-                <w:i/>
-                <w:iCs/>
                 <w:sz w:val="17"/>
                 <w:szCs w:val="17"/>
               </w:rPr>
@@ -7051,8 +7090,6 @@
             <w:r>
               <w:rPr>
                 <w:rFonts w:ascii="SamsungOne-400" w:hAnsi="SamsungOne-400" w:cs="Times New Roman"/>
-                <w:i/>
-                <w:iCs/>
                 <w:sz w:val="17"/>
                 <w:szCs w:val="17"/>
               </w:rPr>
@@ -7449,8 +7486,6 @@
             <w:r>
               <w:rPr>
                 <w:rFonts w:ascii="SamsungOne-400" w:hAnsi="SamsungOne-400" w:cs="Times New Roman"/>
-                <w:i/>
-                <w:iCs/>
                 <w:sz w:val="17"/>
                 <w:szCs w:val="17"/>
               </w:rPr>
@@ -7507,8 +7542,6 @@
             <w:r>
               <w:rPr>
                 <w:rFonts w:ascii="SamsungOne-400" w:hAnsi="SamsungOne-400" w:cs="Times New Roman"/>
-                <w:i/>
-                <w:iCs/>
                 <w:sz w:val="17"/>
                 <w:szCs w:val="17"/>
               </w:rPr>
@@ -7549,8 +7582,6 @@
             <w:r>
               <w:rPr>
                 <w:rFonts w:ascii="SamsungOne-400" w:hAnsi="SamsungOne-400" w:cs="Times New Roman"/>
-                <w:i/>
-                <w:iCs/>
                 <w:sz w:val="17"/>
                 <w:szCs w:val="17"/>
               </w:rPr>
@@ -7797,9 +7828,9 @@
           <w:rFonts w:ascii="PakType Naskh Basic" w:hAnsi="PakType Naskh Basic" w:cs="PakType Naskh Basic"/>
           <w:sz w:val="21"/>
           <w:szCs w:val="21"/>
+          <w:rtl/>
+          <w:cs/>
           <w:lang w:val="ar-SA" w:bidi="ar-SA"/>
-          <w:rtl/>
-          <w:rtlCs/>
         </w:rPr>
         <w:t xml:space="preserve">بسّط:</w:t>
       </w:r>
@@ -7809,7 +7840,7 @@
           <w:sz w:val="21"/>
           <w:szCs w:val="21"/>
         </w:rPr>
-        <w:t xml:space="preserve">\ (</w:t>
+        <w:t xml:space="preserve"> (</w:t>
       </w:r>
       <w:r>
         <w:rPr>
@@ -7832,21 +7863,33 @@
       <w:r>
         <w:rPr>
           <w:rFonts w:ascii="SamsungOne-400" w:hAnsi="SamsungOne-400" w:cs="Times New Roman"/>
-          <w:i/>
-          <w:iCs/>
-          <w:sz w:val="21"/>
-          <w:szCs w:val="21"/>
-        </w:rPr>
-        <w:t xml:space="preserve">10^{-4}</w:t>
-      </w:r>
-      <w:r>
-        <w:rPr>
-          <w:rFonts w:ascii="SamsungOne-400" w:hAnsi="SamsungOne-400" w:cs="Times New Roman"/>
-          <w:sz w:val="21"/>
-          <w:szCs w:val="21"/>
-        </w:rPr>
-        <w:t xml:space="preserve">, effective batch 16, 10 epochs, seed 42; unchanged pairs (42% of SAMER train) capped at 20%, and the checkpoint with the best SARI on a 500-row dev subset kept. </w:t>
-      </w:r>
+          <w:sz w:val="21"/>
+          <w:szCs w:val="21"/>
+        </w:rPr>
+        <w:t xml:space="preserve">10</w:t>
+      </w:r>
+      <w:r>
+        <w:rPr>
+          <w:rFonts w:ascii="SamsungOne-400" w:hAnsi="SamsungOne-400" w:cs="Times New Roman"/>
+          <w:sz w:val="21"/>
+          <w:szCs w:val="21"/>
+          <w:vertAlign w:val="superscript"/>
+        </w:rPr>
+        <w:t xml:space="preserve">-4</w:t>
+      </w:r>
+      <w:r>
+        <w:rPr>
+          <w:rFonts w:ascii="SamsungOne-400" w:hAnsi="SamsungOne-400" w:cs="Times New Roman"/>
+          <w:sz w:val="21"/>
+          <w:szCs w:val="21"/>
+        </w:rPr>
+        <w:t xml:space="preserve">, effective batch 16, 10 epochs, seed 42; unchanged pairs (42% of SAMER train) capped at 20%, and the checkpoint with the best SARI on a 500-row dev subset kept.</w:t>
+      </w:r>
+    </w:p>
+    <w:p>
+      <w:pPr>
+        <w:spacing w:before="0" w:after="100" w:line="284" w:lineRule="exact"/>
+      </w:pPr>
       <w:r>
         <w:rPr>
           <w:rFonts w:ascii="SamsungOne-400" w:hAnsi="SamsungOne-400" w:cs="Times New Roman"/>
@@ -7975,8 +8018,6 @@
       <w:r>
         <w:rPr>
           <w:rFonts w:ascii="SamsungOne-400" w:hAnsi="SamsungOne-400" w:cs="Times New Roman"/>
-          <w:i/>
-          <w:iCs/>
           <w:sz w:val="21"/>
           <w:szCs w:val="21"/>
         </w:rPr>
@@ -8277,8 +8318,6 @@
             <w:r>
               <w:rPr>
                 <w:rFonts w:ascii="SamsungOne-400" w:hAnsi="SamsungOne-400" w:cs="Times New Roman"/>
-                <w:i/>
-                <w:iCs/>
                 <w:sz w:val="17"/>
                 <w:szCs w:val="17"/>
               </w:rPr>
@@ -8763,12 +8802,19 @@
       <w:r>
         <w:rPr>
           <w:rFonts w:ascii="SamsungOne-400" w:hAnsi="SamsungOne-400" w:cs="Times New Roman"/>
-          <w:i/>
-          <w:iCs/>
-          <w:sz w:val="21"/>
-          <w:szCs w:val="21"/>
-        </w:rPr>
-        <w:t xml:space="preserve">10^{-4}</w:t>
+          <w:sz w:val="21"/>
+          <w:szCs w:val="21"/>
+        </w:rPr>
+        <w:t xml:space="preserve">10</w:t>
+      </w:r>
+      <w:r>
+        <w:rPr>
+          <w:rFonts w:ascii="SamsungOne-400" w:hAnsi="SamsungOne-400" w:cs="Times New Roman"/>
+          <w:sz w:val="21"/>
+          <w:szCs w:val="21"/>
+          <w:vertAlign w:val="superscript"/>
+        </w:rPr>
+        <w:t xml:space="preserve">-4</w:t>
       </w:r>
       <w:r>
         <w:rPr>
@@ -8781,12 +8827,19 @@
       <w:r>
         <w:rPr>
           <w:rFonts w:ascii="SamsungOne-400" w:hAnsi="SamsungOne-400" w:cs="Times New Roman"/>
-          <w:i/>
-          <w:iCs/>
-          <w:sz w:val="21"/>
-          <w:szCs w:val="21"/>
-        </w:rPr>
-        <w:t xml:space="preserve">5·10^{-5}</w:t>
+          <w:sz w:val="21"/>
+          <w:szCs w:val="21"/>
+        </w:rPr>
+        <w:t xml:space="preserve">5·10</w:t>
+      </w:r>
+      <w:r>
+        <w:rPr>
+          <w:rFonts w:ascii="SamsungOne-400" w:hAnsi="SamsungOne-400" w:cs="Times New Roman"/>
+          <w:sz w:val="21"/>
+          <w:szCs w:val="21"/>
+          <w:vertAlign w:val="superscript"/>
+        </w:rPr>
+        <w:t xml:space="preserve">-5</w:t>
       </w:r>
       <w:r>
         <w:rPr>
@@ -8801,9 +8854,9 @@
           <w:rFonts w:ascii="PakType Naskh Basic" w:hAnsi="PakType Naskh Basic" w:cs="PakType Naskh Basic"/>
           <w:sz w:val="21"/>
           <w:szCs w:val="21"/>
+          <w:rtl/>
+          <w:cs/>
           <w:lang w:val="ar-SA" w:bidi="ar-SA"/>
-          <w:rtl/>
-          <w:rtlCs/>
         </w:rPr>
         <w:t xml:space="preserve">بسط:</w:t>
       </w:r>
@@ -8813,7 +8866,7 @@
           <w:sz w:val="21"/>
           <w:szCs w:val="21"/>
         </w:rPr>
-        <w:t xml:space="preserve">\ drops the shadda its tokenizer cannot read). The script disables length-grouped batching, which in </w:t>
+        <w:t xml:space="preserve"> drops the shadda its tokenizer cannot read). The script disables length-grouped batching, which in </w:t>
       </w:r>
       <w:r>
         <w:rPr>
@@ -8829,8 +8882,13 @@
           <w:sz w:val="21"/>
           <w:szCs w:val="21"/>
         </w:rPr>
-        <w:t xml:space="preserve"> 4.46 also shuffles the evaluation set, and stops if predictions and references fall out of order. </w:t>
-      </w:r>
+        <w:t xml:space="preserve"> 4.46 also shuffles the evaluation set, and stops if predictions and references fall out of order.</w:t>
+      </w:r>
+    </w:p>
+    <w:p>
+      <w:pPr>
+        <w:spacing w:before="0" w:after="100" w:line="284" w:lineRule="exact"/>
+      </w:pPr>
       <w:r>
         <w:rPr>
           <w:rFonts w:ascii="SamsungOne-400" w:hAnsi="SamsungOne-400" w:cs="Times New Roman"/>
@@ -8908,7 +8966,7 @@
           <wp:inline distT="0" distB="0" distL="0" distR="0">
             <wp:extent cx="5735955" cy="4450375"/>
             <wp:effectExtent l="0" t="0" r="0" b="0"/>
-            <wp:docPr id="1000" name="Figure"/>
+            <wp:docPr id="1002" name="Figure 1002"/>
             <wp:cNvGraphicFramePr>
               <a:graphicFrameLocks noChangeAspect="1"/>
             </wp:cNvGraphicFramePr>
@@ -8916,7 +8974,7 @@
               <a:graphicData uri="http://schemas.openxmlformats.org/drawingml/2006/picture">
                 <pic:pic>
                   <pic:nvPicPr>
-                    <pic:cNvPr id="1000" name="fig"/>
+                    <pic:cNvPr id="1002" name="fig1002.png"/>
                     <pic:cNvPicPr/>
                   </pic:nvPicPr>
                   <pic:blipFill>
@@ -10400,8 +10458,13 @@
           <w:sz w:val="21"/>
           <w:szCs w:val="21"/>
         </w:rPr>
-        <w:t xml:space="preserve">, and a comparison counts only when the interval of the paired difference excludes zero. The benchmark ships as a Python package with its data and scores in a checksum-pinned Hugging Face dataset, so anyone on the team can rerun it. </w:t>
-      </w:r>
+        <w:t xml:space="preserve">, and a comparison counts only when the interval of the paired difference excludes zero. The benchmark ships as a Python package with its data and scores in a checksum-pinned Hugging Face dataset, so anyone on the team can rerun it.</w:t>
+      </w:r>
+    </w:p>
+    <w:p>
+      <w:pPr>
+        <w:spacing w:before="0" w:after="100" w:line="284" w:lineRule="exact"/>
+      </w:pPr>
       <w:r>
         <w:rPr>
           <w:rFonts w:ascii="SamsungOne-400" w:hAnsi="SamsungOne-400" w:cs="Times New Roman"/>
@@ -10479,9 +10542,9 @@
           <w:rFonts w:ascii="PakType Naskh Basic" w:hAnsi="PakType Naskh Basic" w:cs="PakType Naskh Basic"/>
           <w:sz w:val="21"/>
           <w:szCs w:val="21"/>
+          <w:rtl/>
+          <w:cs/>
           <w:lang w:val="ar-SA" w:bidi="ar-SA"/>
-          <w:rtl/>
-          <w:rtlCs/>
         </w:rPr>
         <w:t xml:space="preserve">هل كانت أسهل عليك؟</w:t>
       </w:r>
@@ -10509,8 +10572,13 @@
           <w:sz w:val="21"/>
           <w:szCs w:val="21"/>
         </w:rPr>
-        <w:t xml:space="preserve">. </w:t>
-      </w:r>
+        <w:t xml:space="preserve">.</w:t>
+      </w:r>
+    </w:p>
+    <w:p>
+      <w:pPr>
+        <w:spacing w:before="0" w:after="100" w:line="284" w:lineRule="exact"/>
+      </w:pPr>
       <w:r>
         <w:rPr>
           <w:rFonts w:ascii="SamsungOne-400" w:hAnsi="SamsungOne-400" w:cs="Times New Roman"/>
@@ -10594,7 +10662,7 @@
           <wp:inline distT="0" distB="0" distL="0" distR="0">
             <wp:extent cx="5735955" cy="4751566"/>
             <wp:effectExtent l="0" t="0" r="0" b="0"/>
-            <wp:docPr id="1000" name="Figure"/>
+            <wp:docPr id="1003" name="Figure 1003"/>
             <wp:cNvGraphicFramePr>
               <a:graphicFrameLocks noChangeAspect="1"/>
             </wp:cNvGraphicFramePr>
@@ -10602,7 +10670,7 @@
               <a:graphicData uri="http://schemas.openxmlformats.org/drawingml/2006/picture">
                 <pic:pic>
                   <pic:nvPicPr>
-                    <pic:cNvPr id="1000" name="fig"/>
+                    <pic:cNvPr id="1003" name="fig1003.png"/>
                     <pic:cNvPicPr/>
                   </pic:nvPicPr>
                   <pic:blipFill>
@@ -10718,9 +10786,9 @@
           <w:rFonts w:ascii="PakType Naskh Basic" w:hAnsi="PakType Naskh Basic" w:cs="PakType Naskh Basic"/>
           <w:sz w:val="21"/>
           <w:szCs w:val="21"/>
+          <w:rtl/>
+          <w:cs/>
           <w:lang w:val="ar-SA" w:bidi="ar-SA"/>
-          <w:rtl/>
-          <w:rtlCs/>
         </w:rPr>
         <w:t xml:space="preserve">تبسيط</w:t>
       </w:r>
@@ -10730,8 +10798,13 @@
           <w:sz w:val="21"/>
           <w:szCs w:val="21"/>
         </w:rPr>
-        <w:t xml:space="preserve"> appears in the selection menu of any app, and a translucent activity draws the result over the host app; an optional floating panel keeps reading while the reader returns to the page. </w:t>
-      </w:r>
+        <w:t xml:space="preserve"> appears in the selection menu of any app, and a translucent activity draws the result over the host app; an optional floating panel keeps reading while the reader returns to the page.</w:t>
+      </w:r>
+    </w:p>
+    <w:p>
+      <w:pPr>
+        <w:spacing w:before="0" w:after="100" w:line="284" w:lineRule="exact"/>
+      </w:pPr>
       <w:r>
         <w:rPr>
           <w:rFonts w:ascii="SamsungOne-400" w:hAnsi="SamsungOne-400" w:cs="Times New Roman"/>
@@ -10766,8 +10839,13 @@
           <w:sz w:val="21"/>
           <w:szCs w:val="21"/>
         </w:rPr>
-        <w:t xml:space="preserve">, on by default; #61, #62, #66) and shows each sentence when it is final: a port of transformers' beam search that gives transformers' exact tokens on 120 of 120 BayanBench sentences. The app strips tashkeel, splits the selection into sentences and decodes them one by one; sentences under six words (headings, labels) pass through unchanged. </w:t>
-      </w:r>
+        <w:t xml:space="preserve">, on by default; #61, #62, #66) and shows each sentence when it is final: a port of transformers' beam search that gives transformers' exact tokens on 120 of 120 BayanBench sentences. The app strips tashkeel, splits the selection into sentences and decodes them one by one; sentences under six words (headings, labels) pass through unchanged.</w:t>
+      </w:r>
+    </w:p>
+    <w:p>
+      <w:pPr>
+        <w:spacing w:before="0" w:after="100" w:line="284" w:lineRule="exact"/>
+      </w:pPr>
       <w:r>
         <w:rPr>
           <w:rFonts w:ascii="SamsungOne-400" w:hAnsi="SamsungOne-400" w:cs="Times New Roman"/>
@@ -10838,8 +10916,13 @@
           <w:sz w:val="21"/>
           <w:szCs w:val="21"/>
         </w:rPr>
-        <w:t xml:space="preserve">) or condition words. On the BayanBench dev core items these guards raise numbers kept from 72% to 100% and protected text and cut-off endings to 100%, remove every flagged negation and limit change, and raise meaning kept by about 3.5 points; they fall back on 3–7% of sentences. The original is always one tap away. </w:t>
-      </w:r>
+        <w:t xml:space="preserve">) or condition words. On the BayanBench dev core items these guards raise numbers kept from 72% to 100% and protected text and cut-off endings to 100%, remove every flagged negation and limit change, and raise meaning kept by about 3.5 points; they fall back on 3–7% of sentences. The original is always one tap away.</w:t>
+      </w:r>
+    </w:p>
+    <w:p>
+      <w:pPr>
+        <w:spacing w:before="0" w:after="100" w:line="284" w:lineRule="exact"/>
+      </w:pPr>
       <w:r>
         <w:rPr>
           <w:rFonts w:ascii="SamsungOne-400" w:hAnsi="SamsungOne-400" w:cs="Times New Roman"/>
@@ -10903,7 +10986,7 @@
           <wp:inline distT="0" distB="0" distL="0" distR="0">
             <wp:extent cx="5735955" cy="4538918"/>
             <wp:effectExtent l="0" t="0" r="0" b="0"/>
-            <wp:docPr id="1000" name="Figure"/>
+            <wp:docPr id="1004" name="Figure 1004"/>
             <wp:cNvGraphicFramePr>
               <a:graphicFrameLocks noChangeAspect="1"/>
             </wp:cNvGraphicFramePr>
@@ -10911,7 +10994,7 @@
               <a:graphicData uri="http://schemas.openxmlformats.org/drawingml/2006/picture">
                 <pic:pic>
                   <pic:nvPicPr>
-                    <pic:cNvPr id="1000" name="fig"/>
+                    <pic:cNvPr id="1004" name="fig1004.png"/>
                     <pic:cNvPicPr/>
                   </pic:nvPicPr>
                   <pic:blipFill>
@@ -11082,8 +11165,6 @@
       <w:r>
         <w:rPr>
           <w:rFonts w:ascii="SamsungOne-400" w:hAnsi="SamsungOne-400" w:cs="Times New Roman"/>
-          <w:i/>
-          <w:iCs/>
           <w:sz w:val="21"/>
           <w:szCs w:val="21"/>
         </w:rPr>
@@ -11102,11 +11183,49 @@
           <w:rFonts w:ascii="PakType Naskh Basic" w:hAnsi="PakType Naskh Basic" w:cs="PakType Naskh Basic"/>
           <w:sz w:val="21"/>
           <w:szCs w:val="21"/>
+          <w:rtl/>
+          <w:cs/>
           <w:lang w:val="ar-SA" w:bidi="ar-SA"/>
+        </w:rPr>
+        <w:t xml:space="preserve">ة</w:t>
+      </w:r>
+      <w:r>
+        <w:rPr>
+          <w:rFonts w:ascii="SamsungOne-400" w:hAnsi="SamsungOne-400" w:cs="Times New Roman"/>
+          <w:sz w:val="21"/>
+          <w:szCs w:val="21"/>
+        </w:rPr>
+        <w:t xml:space="preserve">/</w:t>
+      </w:r>
+      <w:r>
+        <w:rPr>
+          <w:rFonts w:ascii="PakType Naskh Basic" w:hAnsi="PakType Naskh Basic" w:cs="PakType Naskh Basic"/>
+          <w:sz w:val="21"/>
+          <w:szCs w:val="21"/>
           <w:rtl/>
-          <w:rtlCs/>
-        </w:rPr>
-        <w:t xml:space="preserve">ة</w:t>
+          <w:cs/>
+          <w:lang w:val="ar-SA" w:bidi="ar-SA"/>
+        </w:rPr>
+        <w:t xml:space="preserve">ه</w:t>
+      </w:r>
+      <w:r>
+        <w:rPr>
+          <w:rFonts w:ascii="SamsungOne-400" w:hAnsi="SamsungOne-400" w:cs="Times New Roman"/>
+          <w:sz w:val="21"/>
+          <w:szCs w:val="21"/>
+        </w:rPr>
+        <w:t xml:space="preserve"> and </w:t>
+      </w:r>
+      <w:r>
+        <w:rPr>
+          <w:rFonts w:ascii="PakType Naskh Basic" w:hAnsi="PakType Naskh Basic" w:cs="PakType Naskh Basic"/>
+          <w:sz w:val="21"/>
+          <w:szCs w:val="21"/>
+          <w:rtl/>
+          <w:cs/>
+          <w:lang w:val="ar-SA" w:bidi="ar-SA"/>
+        </w:rPr>
+        <w:t xml:space="preserve">ى</w:t>
       </w:r>
       <w:r>
         <w:rPr>
@@ -11121,47 +11240,9 @@
           <w:rFonts w:ascii="PakType Naskh Basic" w:hAnsi="PakType Naskh Basic" w:cs="PakType Naskh Basic"/>
           <w:sz w:val="21"/>
           <w:szCs w:val="21"/>
+          <w:rtl/>
+          <w:cs/>
           <w:lang w:val="ar-SA" w:bidi="ar-SA"/>
-          <w:rtl/>
-          <w:rtlCs/>
-        </w:rPr>
-        <w:t xml:space="preserve">ه</w:t>
-      </w:r>
-      <w:r>
-        <w:rPr>
-          <w:rFonts w:ascii="SamsungOne-400" w:hAnsi="SamsungOne-400" w:cs="Times New Roman"/>
-          <w:sz w:val="21"/>
-          <w:szCs w:val="21"/>
-        </w:rPr>
-        <w:t xml:space="preserve"> and </w:t>
-      </w:r>
-      <w:r>
-        <w:rPr>
-          <w:rFonts w:ascii="PakType Naskh Basic" w:hAnsi="PakType Naskh Basic" w:cs="PakType Naskh Basic"/>
-          <w:sz w:val="21"/>
-          <w:szCs w:val="21"/>
-          <w:lang w:val="ar-SA" w:bidi="ar-SA"/>
-          <w:rtl/>
-          <w:rtlCs/>
-        </w:rPr>
-        <w:t xml:space="preserve">ى</w:t>
-      </w:r>
-      <w:r>
-        <w:rPr>
-          <w:rFonts w:ascii="SamsungOne-400" w:hAnsi="SamsungOne-400" w:cs="Times New Roman"/>
-          <w:sz w:val="21"/>
-          <w:szCs w:val="21"/>
-        </w:rPr>
-        <w:t xml:space="preserve">/</w:t>
-      </w:r>
-      <w:r>
-        <w:rPr>
-          <w:rFonts w:ascii="PakType Naskh Basic" w:hAnsi="PakType Naskh Basic" w:cs="PakType Naskh Basic"/>
-          <w:sz w:val="21"/>
-          <w:szCs w:val="21"/>
-          <w:lang w:val="ar-SA" w:bidi="ar-SA"/>
-          <w:rtl/>
-          <w:rtlCs/>
         </w:rPr>
         <w:t xml:space="preserve">ي</w:t>
       </w:r>
@@ -11200,7 +11281,7 @@
           <wp:inline distT="0" distB="0" distL="0" distR="0">
             <wp:extent cx="5735955" cy="1935932"/>
             <wp:effectExtent l="0" t="0" r="0" b="0"/>
-            <wp:docPr id="1000" name="Figure"/>
+            <wp:docPr id="1005" name="Figure 1005"/>
             <wp:cNvGraphicFramePr>
               <a:graphicFrameLocks noChangeAspect="1"/>
             </wp:cNvGraphicFramePr>
@@ -11208,7 +11289,7 @@
               <a:graphicData uri="http://schemas.openxmlformats.org/drawingml/2006/picture">
                 <pic:pic>
                   <pic:nvPicPr>
-                    <pic:cNvPr id="1000" name="fig"/>
+                    <pic:cNvPr id="1005" name="fig1005.png"/>
                     <pic:cNvPicPr/>
                   </pic:nvPicPr>
                   <pic:blipFill>
@@ -11310,8 +11391,13 @@
           <w:sz w:val="21"/>
           <w:szCs w:val="21"/>
         </w:rPr>
-        <w:t xml:space="preserve"> Every training file was checked against both locked test sets and matching rows removed until none matched; BAREC alone repeats 311 sentences between its own train and test splits, and 9.3% of a public Arabic simplification corpus overlaps the SAMER and BAREC test sets. </w:t>
-      </w:r>
+        <w:t xml:space="preserve"> Every training file was checked against both locked test sets and matching rows removed until none matched; BAREC alone repeats 311 sentences between its own train and test splits, and 9.3% of a public Arabic simplification corpus overlaps the SAMER and BAREC test sets.</w:t>
+      </w:r>
+    </w:p>
+    <w:p>
+      <w:pPr>
+        <w:spacing w:before="0" w:after="100" w:line="284" w:lineRule="exact"/>
+      </w:pPr>
       <w:r>
         <w:rPr>
           <w:rFonts w:ascii="SamsungOne-400" w:hAnsi="SamsungOne-400" w:cs="Times New Roman"/>
@@ -11516,8 +11602,6 @@
                 <w:rFonts w:ascii="SamsungOne-400" w:hAnsi="SamsungOne-400" w:cs="Times New Roman"/>
                 <w:b/>
                 <w:bCs/>
-                <w:i/>
-                <w:iCs/>
                 <w:sz w:val="17"/>
                 <w:szCs w:val="17"/>
               </w:rPr>
@@ -12320,7 +12404,7 @@
           <wp:inline distT="0" distB="0" distL="0" distR="0">
             <wp:extent cx="5735955" cy="6719045"/>
             <wp:effectExtent l="0" t="0" r="0" b="0"/>
-            <wp:docPr id="1000" name="Figure"/>
+            <wp:docPr id="1006" name="Figure 1006"/>
             <wp:cNvGraphicFramePr>
               <a:graphicFrameLocks noChangeAspect="1"/>
             </wp:cNvGraphicFramePr>
@@ -12328,7 +12412,7 @@
               <a:graphicData uri="http://schemas.openxmlformats.org/drawingml/2006/picture">
                 <pic:pic>
                   <pic:nvPicPr>
-                    <pic:cNvPr id="1000" name="fig"/>
+                    <pic:cNvPr id="1006" name="fig1006.png"/>
                     <pic:cNvPicPr/>
                   </pic:nvPicPr>
                   <pic:blipFill>
@@ -12690,7 +12774,7 @@
           <w:sz w:val="21"/>
           <w:szCs w:val="21"/>
         </w:rPr>
-        <w:t xml:space="preserve">). </w:t>
+        <w:t xml:space="preserve">).</w:t>
       </w:r>
     </w:p>
     <w:p>
@@ -12994,14 +13078,15 @@
         </w:trPr>
         <w:tc>
           <w:tcPr>
+            <w:tcW w:w="9010" w:type="dxa"/>
             <w:gridSpan w:val="8"/>
+            <w:tcBorders>
+              <w:top w:val="single" w:sz="4" w:color="BFBFBF"/>
+              <w:left w:val="single" w:sz="4" w:color="BFBFBF"/>
+              <w:bottom w:val="single" w:sz="4" w:color="BFBFBF"/>
+              <w:right w:val="single" w:sz="4" w:color="BFBFBF"/>
+            </w:tcBorders>
             <w:shd w:val="clear" w:color="auto" w:fill="DEE5FA"/>
-            <w:tcBorders>
-              <w:top w:val="single" w:sz="4" w:color="BFBFBF"/>
-              <w:left w:val="single" w:sz="4" w:color="BFBFBF"/>
-              <w:bottom w:val="single" w:sz="4" w:color="BFBFBF"/>
-              <w:right w:val="single" w:sz="4" w:color="BFBFBF"/>
-            </w:tcBorders>
           </w:tcPr>
           <w:p>
             <w:pPr>
@@ -13619,14 +13704,15 @@
         </w:trPr>
         <w:tc>
           <w:tcPr>
+            <w:tcW w:w="9010" w:type="dxa"/>
             <w:gridSpan w:val="8"/>
+            <w:tcBorders>
+              <w:top w:val="single" w:sz="4" w:color="BFBFBF"/>
+              <w:left w:val="single" w:sz="4" w:color="BFBFBF"/>
+              <w:bottom w:val="single" w:sz="4" w:color="BFBFBF"/>
+              <w:right w:val="single" w:sz="4" w:color="BFBFBF"/>
+            </w:tcBorders>
             <w:shd w:val="clear" w:color="auto" w:fill="DEE5FA"/>
-            <w:tcBorders>
-              <w:top w:val="single" w:sz="4" w:color="BFBFBF"/>
-              <w:left w:val="single" w:sz="4" w:color="BFBFBF"/>
-              <w:bottom w:val="single" w:sz="4" w:color="BFBFBF"/>
-              <w:right w:val="single" w:sz="4" w:color="BFBFBF"/>
-            </w:tcBorders>
           </w:tcPr>
           <w:p>
             <w:pPr>
@@ -14050,7 +14136,7 @@
           <wp:inline distT="0" distB="0" distL="0" distR="0">
             <wp:extent cx="5735955" cy="5062916"/>
             <wp:effectExtent l="0" t="0" r="0" b="0"/>
-            <wp:docPr id="1000" name="Figure"/>
+            <wp:docPr id="1007" name="Figure 1007"/>
             <wp:cNvGraphicFramePr>
               <a:graphicFrameLocks noChangeAspect="1"/>
             </wp:cNvGraphicFramePr>
@@ -14058,7 +14144,7 @@
               <a:graphicData uri="http://schemas.openxmlformats.org/drawingml/2006/picture">
                 <pic:pic>
                   <pic:nvPicPr>
-                    <pic:cNvPr id="1000" name="fig"/>
+                    <pic:cNvPr id="1007" name="fig1007.png"/>
                     <pic:cNvPicPr/>
                   </pic:nvPicPr>
                   <pic:blipFill>
@@ -14140,18 +14226,12 @@
           <w:tcPr>
             <w:tcW w:w="9010" w:type="dxa"/>
             <w:tcBorders>
-              <w:top w:val="single" w:sz="4" w:color="BFBFBF"/>
-              <w:left w:val="single" w:sz="4" w:color="BFBFBF"/>
-              <w:bottom w:val="single" w:sz="4" w:color="BFBFBF"/>
-              <w:right w:val="single" w:sz="4" w:color="BFBFBF"/>
-            </w:tcBorders>
-            <w:shd w:val="clear" w:color="auto" w:fill="EEF2FC"/>
-            <w:tcBorders>
               <w:top w:val="single" w:sz="6" w:color="193DB0"/>
               <w:left w:val="single" w:sz="6" w:color="193DB0"/>
               <w:bottom w:val="single" w:sz="6" w:color="193DB0"/>
               <w:right w:val="single" w:sz="6" w:color="193DB0"/>
             </w:tcBorders>
+            <w:shd w:val="clear" w:color="auto" w:fill="EEF2FC"/>
           </w:tcPr>
           <w:p>
             <w:pPr>
@@ -14244,28 +14324,28 @@
           <w:rFonts w:ascii="PakType Naskh Basic" w:hAnsi="PakType Naskh Basic" w:cs="PakType Naskh Basic"/>
           <w:sz w:val="21"/>
           <w:szCs w:val="21"/>
+          <w:rtl/>
+          <w:cs/>
           <w:lang w:val="ar-SA" w:bidi="ar-SA"/>
+        </w:rPr>
+        <w:t xml:space="preserve">عزلة</w:t>
+      </w:r>
+      <w:r>
+        <w:rPr>
+          <w:rFonts w:ascii="SamsungOne-400" w:hAnsi="SamsungOne-400" w:cs="Times New Roman"/>
+          <w:sz w:val="21"/>
+          <w:szCs w:val="21"/>
+        </w:rPr>
+        <w:t xml:space="preserve"> (isolation) became </w:t>
+      </w:r>
+      <w:r>
+        <w:rPr>
+          <w:rFonts w:ascii="PakType Naskh Basic" w:hAnsi="PakType Naskh Basic" w:cs="PakType Naskh Basic"/>
+          <w:sz w:val="21"/>
+          <w:szCs w:val="21"/>
           <w:rtl/>
-          <w:rtlCs/>
-        </w:rPr>
-        <w:t xml:space="preserve">عزلة</w:t>
-      </w:r>
-      <w:r>
-        <w:rPr>
-          <w:rFonts w:ascii="SamsungOne-400" w:hAnsi="SamsungOne-400" w:cs="Times New Roman"/>
-          <w:sz w:val="21"/>
-          <w:szCs w:val="21"/>
-        </w:rPr>
-        <w:t xml:space="preserve"> (isolation) became </w:t>
-      </w:r>
-      <w:r>
-        <w:rPr>
-          <w:rFonts w:ascii="PakType Naskh Basic" w:hAnsi="PakType Naskh Basic" w:cs="PakType Naskh Basic"/>
-          <w:sz w:val="21"/>
-          <w:szCs w:val="21"/>
+          <w:cs/>
           <w:lang w:val="ar-SA" w:bidi="ar-SA"/>
-          <w:rtl/>
-          <w:rtlCs/>
         </w:rPr>
         <w:t xml:space="preserve">استعباد</w:t>
       </w:r>
@@ -14288,7 +14368,7 @@
           <wp:inline distT="0" distB="0" distL="0" distR="0">
             <wp:extent cx="5735955" cy="3386332"/>
             <wp:effectExtent l="0" t="0" r="0" b="0"/>
-            <wp:docPr id="1000" name="Figure"/>
+            <wp:docPr id="1008" name="Figure 1008"/>
             <wp:cNvGraphicFramePr>
               <a:graphicFrameLocks noChangeAspect="1"/>
             </wp:cNvGraphicFramePr>
@@ -14296,7 +14376,7 @@
               <a:graphicData uri="http://schemas.openxmlformats.org/drawingml/2006/picture">
                 <pic:pic>
                   <pic:nvPicPr>
-                    <pic:cNvPr id="1000" name="fig"/>
+                    <pic:cNvPr id="1008" name="fig1008.png"/>
                     <pic:cNvPicPr/>
                   </pic:nvPicPr>
                   <pic:blipFill>
@@ -15062,12 +15142,11 @@
             <w:r>
               <w:rPr>
                 <w:rFonts w:ascii="SamsungOne-400" w:hAnsi="SamsungOne-400" w:cs="Times New Roman"/>
-                <w:i/>
-                <w:iCs/>
-                <w:sz w:val="17"/>
-                <w:szCs w:val="17"/>
-              </w:rPr>
-              <w:t xml:space="preserve">^†</w:t>
+                <w:sz w:val="17"/>
+                <w:szCs w:val="17"/>
+                <w:vertAlign w:val="superscript"/>
+              </w:rPr>
+              <w:t xml:space="preserve">†</w:t>
             </w:r>
           </w:p>
         </w:tc>
@@ -15104,14 +15183,15 @@
         </w:trPr>
         <w:tc>
           <w:tcPr>
+            <w:tcW w:w="9010" w:type="dxa"/>
             <w:gridSpan w:val="3"/>
+            <w:tcBorders>
+              <w:top w:val="single" w:sz="4" w:color="BFBFBF"/>
+              <w:left w:val="single" w:sz="4" w:color="BFBFBF"/>
+              <w:bottom w:val="single" w:sz="4" w:color="BFBFBF"/>
+              <w:right w:val="single" w:sz="4" w:color="BFBFBF"/>
+            </w:tcBorders>
             <w:shd w:val="clear" w:color="auto" w:fill="DEE5FA"/>
-            <w:tcBorders>
-              <w:top w:val="single" w:sz="4" w:color="BFBFBF"/>
-              <w:left w:val="single" w:sz="4" w:color="BFBFBF"/>
-              <w:bottom w:val="single" w:sz="4" w:color="BFBFBF"/>
-              <w:right w:val="single" w:sz="4" w:color="BFBFBF"/>
-            </w:tcBorders>
           </w:tcPr>
           <w:p>
             <w:pPr>
@@ -15125,7 +15205,28 @@
                 <w:sz w:val="18"/>
                 <w:szCs w:val="18"/>
               </w:rPr>
-              <w:t xml:space="preserve">$^ $ measured on BayanSimplify-v0.1, the same architecture and size, in the same run.</w:t>
+              <w:t xml:space="preserve"> </w:t>
+            </w:r>
+            <w:r>
+              <w:rPr>
+                <w:rFonts w:ascii="SamsungOne-400" w:hAnsi="SamsungOne-400" w:cs="Times New Roman"/>
+                <w:b/>
+                <w:bCs/>
+                <w:sz w:val="18"/>
+                <w:szCs w:val="18"/>
+                <w:vertAlign w:val="superscript"/>
+              </w:rPr>
+              <w:t xml:space="preserve">†</w:t>
+            </w:r>
+            <w:r>
+              <w:rPr>
+                <w:rFonts w:ascii="SamsungOne-400" w:hAnsi="SamsungOne-400" w:cs="Times New Roman"/>
+                <w:b/>
+                <w:bCs/>
+                <w:sz w:val="18"/>
+                <w:szCs w:val="18"/>
+              </w:rPr>
+              <w:t xml:space="preserve"> measured on BayanSimplify-v0.1, the same architecture and size, in the same run.</w:t>
             </w:r>
           </w:p>
         </w:tc>
@@ -15141,7 +15242,7 @@
           <wp:inline distT="0" distB="0" distL="0" distR="0">
             <wp:extent cx="5735955" cy="1986863"/>
             <wp:effectExtent l="0" t="0" r="0" b="0"/>
-            <wp:docPr id="1000" name="Figure"/>
+            <wp:docPr id="1009" name="Figure 1009"/>
             <wp:cNvGraphicFramePr>
               <a:graphicFrameLocks noChangeAspect="1"/>
             </wp:cNvGraphicFramePr>
@@ -15149,7 +15250,7 @@
               <a:graphicData uri="http://schemas.openxmlformats.org/drawingml/2006/picture">
                 <pic:pic>
                   <pic:nvPicPr>
-                    <pic:cNvPr id="1000" name="fig"/>
+                    <pic:cNvPr id="1009" name="fig1009.png"/>
                     <pic:cNvPicPr/>
                   </pic:nvPicPr>
                   <pic:blipFill>
@@ -15225,8 +15326,6 @@
       <w:r>
         <w:rPr>
           <w:rFonts w:ascii="SamsungOne-400" w:hAnsi="SamsungOne-400" w:cs="Times New Roman"/>
-          <w:i/>
-          <w:iCs/>
           <w:sz w:val="21"/>
           <w:szCs w:val="21"/>
         </w:rPr>
@@ -15243,8 +15342,6 @@
       <w:r>
         <w:rPr>
           <w:rFonts w:ascii="SamsungOne-400" w:hAnsi="SamsungOne-400" w:cs="Times New Roman"/>
-          <w:i/>
-          <w:iCs/>
           <w:sz w:val="21"/>
           <w:szCs w:val="21"/>
         </w:rPr>
@@ -15261,8 +15358,6 @@
       <w:r>
         <w:rPr>
           <w:rFonts w:ascii="SamsungOne-400" w:hAnsi="SamsungOne-400" w:cs="Times New Roman"/>
-          <w:i/>
-          <w:iCs/>
           <w:sz w:val="21"/>
           <w:szCs w:val="21"/>
         </w:rPr>
@@ -15335,7 +15430,7 @@
           <wp:inline distT="0" distB="0" distL="0" distR="0">
             <wp:extent cx="5735955" cy="5580622"/>
             <wp:effectExtent l="0" t="0" r="0" b="0"/>
-            <wp:docPr id="1000" name="Figure"/>
+            <wp:docPr id="1010" name="Figure 1010"/>
             <wp:cNvGraphicFramePr>
               <a:graphicFrameLocks noChangeAspect="1"/>
             </wp:cNvGraphicFramePr>
@@ -15343,7 +15438,7 @@
               <a:graphicData uri="http://schemas.openxmlformats.org/drawingml/2006/picture">
                 <pic:pic>
                   <pic:nvPicPr>
-                    <pic:cNvPr id="1000" name="fig"/>
+                    <pic:cNvPr id="1010" name="fig1010.png"/>
                     <pic:cNvPicPr/>
                   </pic:nvPicPr>
                   <pic:blipFill>
@@ -15440,8 +15535,6 @@
       <w:r>
         <w:rPr>
           <w:rFonts w:ascii="SamsungOne-400" w:hAnsi="SamsungOne-400" w:cs="Times New Roman"/>
-          <w:i/>
-          <w:iCs/>
           <w:sz w:val="19"/>
           <w:szCs w:val="19"/>
         </w:rPr>
@@ -17732,8 +17825,6 @@
       <w:r>
         <w:rPr>
           <w:rFonts w:ascii="SamsungOne-400" w:hAnsi="SamsungOne-400" w:cs="Times New Roman"/>
-          <w:i/>
-          <w:iCs/>
           <w:sz w:val="19"/>
           <w:szCs w:val="19"/>
         </w:rPr>
@@ -18011,8 +18102,6 @@
                 <w:rFonts w:ascii="SamsungOne-400" w:hAnsi="SamsungOne-400" w:cs="Times New Roman"/>
                 <w:b/>
                 <w:bCs/>
-                <w:i/>
-                <w:iCs/>
                 <w:sz w:val="17"/>
                 <w:szCs w:val="17"/>
               </w:rPr>
@@ -18027,14 +18116,15 @@
         </w:trPr>
         <w:tc>
           <w:tcPr>
+            <w:tcW w:w="9010" w:type="dxa"/>
             <w:gridSpan w:val="8"/>
+            <w:tcBorders>
+              <w:top w:val="single" w:sz="4" w:color="BFBFBF"/>
+              <w:left w:val="single" w:sz="4" w:color="BFBFBF"/>
+              <w:bottom w:val="single" w:sz="4" w:color="BFBFBF"/>
+              <w:right w:val="single" w:sz="4" w:color="BFBFBF"/>
+            </w:tcBorders>
             <w:shd w:val="clear" w:color="auto" w:fill="DEE5FA"/>
-            <w:tcBorders>
-              <w:top w:val="single" w:sz="4" w:color="BFBFBF"/>
-              <w:left w:val="single" w:sz="4" w:color="BFBFBF"/>
-              <w:bottom w:val="single" w:sz="4" w:color="BFBFBF"/>
-              <w:right w:val="single" w:sz="4" w:color="BFBFBF"/>
-            </w:tcBorders>
           </w:tcPr>
           <w:p>
             <w:pPr>
@@ -18082,8 +18172,6 @@
             <w:r>
               <w:rPr>
                 <w:rFonts w:ascii="SamsungOne-400" w:hAnsi="SamsungOne-400" w:cs="Times New Roman"/>
-                <w:i/>
-                <w:iCs/>
                 <w:sz w:val="17"/>
                 <w:szCs w:val="17"/>
               </w:rPr>
@@ -18581,14 +18669,15 @@
         </w:trPr>
         <w:tc>
           <w:tcPr>
+            <w:tcW w:w="9010" w:type="dxa"/>
             <w:gridSpan w:val="8"/>
+            <w:tcBorders>
+              <w:top w:val="single" w:sz="4" w:color="BFBFBF"/>
+              <w:left w:val="single" w:sz="4" w:color="BFBFBF"/>
+              <w:bottom w:val="single" w:sz="4" w:color="BFBFBF"/>
+              <w:right w:val="single" w:sz="4" w:color="BFBFBF"/>
+            </w:tcBorders>
             <w:shd w:val="clear" w:color="auto" w:fill="DEE5FA"/>
-            <w:tcBorders>
-              <w:top w:val="single" w:sz="4" w:color="BFBFBF"/>
-              <w:left w:val="single" w:sz="4" w:color="BFBFBF"/>
-              <w:bottom w:val="single" w:sz="4" w:color="BFBFBF"/>
-              <w:right w:val="single" w:sz="4" w:color="BFBFBF"/>
-            </w:tcBorders>
           </w:tcPr>
           <w:p>
             <w:pPr>
@@ -19369,14 +19458,15 @@
         </w:trPr>
         <w:tc>
           <w:tcPr>
+            <w:tcW w:w="9010" w:type="dxa"/>
             <w:gridSpan w:val="8"/>
+            <w:tcBorders>
+              <w:top w:val="single" w:sz="4" w:color="BFBFBF"/>
+              <w:left w:val="single" w:sz="4" w:color="BFBFBF"/>
+              <w:bottom w:val="single" w:sz="4" w:color="BFBFBF"/>
+              <w:right w:val="single" w:sz="4" w:color="BFBFBF"/>
+            </w:tcBorders>
             <w:shd w:val="clear" w:color="auto" w:fill="DEE5FA"/>
-            <w:tcBorders>
-              <w:top w:val="single" w:sz="4" w:color="BFBFBF"/>
-              <w:left w:val="single" w:sz="4" w:color="BFBFBF"/>
-              <w:bottom w:val="single" w:sz="4" w:color="BFBFBF"/>
-              <w:right w:val="single" w:sz="4" w:color="BFBFBF"/>
-            </w:tcBorders>
           </w:tcPr>
           <w:p>
             <w:pPr>
@@ -19869,14 +19959,15 @@
         </w:trPr>
         <w:tc>
           <w:tcPr>
+            <w:tcW w:w="9010" w:type="dxa"/>
             <w:gridSpan w:val="8"/>
+            <w:tcBorders>
+              <w:top w:val="single" w:sz="4" w:color="BFBFBF"/>
+              <w:left w:val="single" w:sz="4" w:color="BFBFBF"/>
+              <w:bottom w:val="single" w:sz="4" w:color="BFBFBF"/>
+              <w:right w:val="single" w:sz="4" w:color="BFBFBF"/>
+            </w:tcBorders>
             <w:shd w:val="clear" w:color="auto" w:fill="DEE5FA"/>
-            <w:tcBorders>
-              <w:top w:val="single" w:sz="4" w:color="BFBFBF"/>
-              <w:left w:val="single" w:sz="4" w:color="BFBFBF"/>
-              <w:bottom w:val="single" w:sz="4" w:color="BFBFBF"/>
-              <w:right w:val="single" w:sz="4" w:color="BFBFBF"/>
-            </w:tcBorders>
           </w:tcPr>
           <w:p>
             <w:pPr>
@@ -20639,14 +20730,15 @@
         </w:trPr>
         <w:tc>
           <w:tcPr>
+            <w:tcW w:w="9010" w:type="dxa"/>
             <w:gridSpan w:val="8"/>
+            <w:tcBorders>
+              <w:top w:val="single" w:sz="4" w:color="BFBFBF"/>
+              <w:left w:val="single" w:sz="4" w:color="BFBFBF"/>
+              <w:bottom w:val="single" w:sz="4" w:color="BFBFBF"/>
+              <w:right w:val="single" w:sz="4" w:color="BFBFBF"/>
+            </w:tcBorders>
             <w:shd w:val="clear" w:color="auto" w:fill="DEE5FA"/>
-            <w:tcBorders>
-              <w:top w:val="single" w:sz="4" w:color="BFBFBF"/>
-              <w:left w:val="single" w:sz="4" w:color="BFBFBF"/>
-              <w:bottom w:val="single" w:sz="4" w:color="BFBFBF"/>
-              <w:right w:val="single" w:sz="4" w:color="BFBFBF"/>
-            </w:tcBorders>
           </w:tcPr>
           <w:p>
             <w:pPr>
@@ -21152,7 +21244,7 @@
           <wp:inline distT="0" distB="0" distL="0" distR="0">
             <wp:extent cx="5735955" cy="2836761"/>
             <wp:effectExtent l="0" t="0" r="0" b="0"/>
-            <wp:docPr id="1000" name="Figure"/>
+            <wp:docPr id="1011" name="Figure 1011"/>
             <wp:cNvGraphicFramePr>
               <a:graphicFrameLocks noChangeAspect="1"/>
             </wp:cNvGraphicFramePr>
@@ -21160,7 +21252,7 @@
               <a:graphicData uri="http://schemas.openxmlformats.org/drawingml/2006/picture">
                 <pic:pic>
                   <pic:nvPicPr>
-                    <pic:cNvPr id="1000" name="fig"/>
+                    <pic:cNvPr id="1011" name="fig1011.png"/>
                     <pic:cNvPicPr/>
                   </pic:nvPicPr>
                   <pic:blipFill>
@@ -21237,12 +21329,11 @@
       <w:r>
         <w:rPr>
           <w:rFonts w:ascii="SamsungOne-400" w:hAnsi="SamsungOne-400" w:cs="Times New Roman"/>
-          <w:i/>
-          <w:iCs/>
           <w:sz w:val="19"/>
           <w:szCs w:val="19"/>
-        </w:rPr>
-        <w:t xml:space="preserve">^{*}</w:t>
+          <w:vertAlign w:val="superscript"/>
+        </w:rPr>
+        <w:t xml:space="preserve">∗</w:t>
       </w:r>
       <w:r>
         <w:rPr>
@@ -21461,8 +21552,6 @@
             <w:r>
               <w:rPr>
                 <w:rFonts w:ascii="SamsungOne-400" w:hAnsi="SamsungOne-400" w:cs="Times New Roman"/>
-                <w:i/>
-                <w:iCs/>
                 <w:sz w:val="17"/>
                 <w:szCs w:val="17"/>
               </w:rPr>
@@ -21503,8 +21592,6 @@
             <w:r>
               <w:rPr>
                 <w:rFonts w:ascii="SamsungOne-400" w:hAnsi="SamsungOne-400" w:cs="Times New Roman"/>
-                <w:i/>
-                <w:iCs/>
                 <w:sz w:val="17"/>
                 <w:szCs w:val="17"/>
               </w:rPr>
@@ -21545,8 +21632,6 @@
             <w:r>
               <w:rPr>
                 <w:rFonts w:ascii="SamsungOne-400" w:hAnsi="SamsungOne-400" w:cs="Times New Roman"/>
-                <w:i/>
-                <w:iCs/>
                 <w:sz w:val="17"/>
                 <w:szCs w:val="17"/>
               </w:rPr>
@@ -21632,8 +21717,6 @@
             <w:r>
               <w:rPr>
                 <w:rFonts w:ascii="SamsungOne-400" w:hAnsi="SamsungOne-400" w:cs="Times New Roman"/>
-                <w:i/>
-                <w:iCs/>
                 <w:sz w:val="17"/>
                 <w:szCs w:val="17"/>
               </w:rPr>
@@ -21674,8 +21757,6 @@
             <w:r>
               <w:rPr>
                 <w:rFonts w:ascii="SamsungOne-400" w:hAnsi="SamsungOne-400" w:cs="Times New Roman"/>
-                <w:i/>
-                <w:iCs/>
                 <w:sz w:val="17"/>
                 <w:szCs w:val="17"/>
               </w:rPr>
@@ -21716,8 +21797,6 @@
             <w:r>
               <w:rPr>
                 <w:rFonts w:ascii="SamsungOne-400" w:hAnsi="SamsungOne-400" w:cs="Times New Roman"/>
-                <w:i/>
-                <w:iCs/>
                 <w:sz w:val="17"/>
                 <w:szCs w:val="17"/>
               </w:rPr>
@@ -21763,8 +21842,6 @@
             <w:r>
               <w:rPr>
                 <w:rFonts w:ascii="SamsungOne-400" w:hAnsi="SamsungOne-400" w:cs="Times New Roman"/>
-                <w:i/>
-                <w:iCs/>
                 <w:sz w:val="17"/>
                 <w:szCs w:val="17"/>
               </w:rPr>
@@ -21805,8 +21882,6 @@
             <w:r>
               <w:rPr>
                 <w:rFonts w:ascii="SamsungOne-400" w:hAnsi="SamsungOne-400" w:cs="Times New Roman"/>
-                <w:i/>
-                <w:iCs/>
                 <w:sz w:val="17"/>
                 <w:szCs w:val="17"/>
               </w:rPr>
@@ -21847,8 +21922,6 @@
             <w:r>
               <w:rPr>
                 <w:rFonts w:ascii="SamsungOne-400" w:hAnsi="SamsungOne-400" w:cs="Times New Roman"/>
-                <w:i/>
-                <w:iCs/>
                 <w:sz w:val="17"/>
                 <w:szCs w:val="17"/>
               </w:rPr>
@@ -21889,8 +21962,6 @@
             <w:r>
               <w:rPr>
                 <w:rFonts w:ascii="SamsungOne-400" w:hAnsi="SamsungOne-400" w:cs="Times New Roman"/>
-                <w:i/>
-                <w:iCs/>
                 <w:sz w:val="17"/>
                 <w:szCs w:val="17"/>
               </w:rPr>
@@ -21936,8 +22007,6 @@
             <w:r>
               <w:rPr>
                 <w:rFonts w:ascii="SamsungOne-400" w:hAnsi="SamsungOne-400" w:cs="Times New Roman"/>
-                <w:i/>
-                <w:iCs/>
                 <w:sz w:val="17"/>
                 <w:szCs w:val="17"/>
               </w:rPr>
@@ -22063,8 +22132,6 @@
             <w:r>
               <w:rPr>
                 <w:rFonts w:ascii="SamsungOne-400" w:hAnsi="SamsungOne-400" w:cs="Times New Roman"/>
-                <w:i/>
-                <w:iCs/>
                 <w:sz w:val="17"/>
                 <w:szCs w:val="17"/>
               </w:rPr>
@@ -22105,8 +22172,6 @@
             <w:r>
               <w:rPr>
                 <w:rFonts w:ascii="SamsungOne-400" w:hAnsi="SamsungOne-400" w:cs="Times New Roman"/>
-                <w:i/>
-                <w:iCs/>
                 <w:sz w:val="17"/>
                 <w:szCs w:val="17"/>
               </w:rPr>
@@ -22200,8 +22265,6 @@
             <w:r>
               <w:rPr>
                 <w:rFonts w:ascii="SamsungOne-400" w:hAnsi="SamsungOne-400" w:cs="Times New Roman"/>
-                <w:i/>
-                <w:iCs/>
                 <w:sz w:val="17"/>
                 <w:szCs w:val="17"/>
               </w:rPr>
@@ -22242,8 +22305,6 @@
             <w:r>
               <w:rPr>
                 <w:rFonts w:ascii="SamsungOne-400" w:hAnsi="SamsungOne-400" w:cs="Times New Roman"/>
-                <w:i/>
-                <w:iCs/>
                 <w:sz w:val="17"/>
                 <w:szCs w:val="17"/>
               </w:rPr>
@@ -22337,8 +22398,6 @@
             <w:r>
               <w:rPr>
                 <w:rFonts w:ascii="SamsungOne-400" w:hAnsi="SamsungOne-400" w:cs="Times New Roman"/>
-                <w:i/>
-                <w:iCs/>
                 <w:sz w:val="17"/>
                 <w:szCs w:val="17"/>
               </w:rPr>
@@ -22379,8 +22438,6 @@
             <w:r>
               <w:rPr>
                 <w:rFonts w:ascii="SamsungOne-400" w:hAnsi="SamsungOne-400" w:cs="Times New Roman"/>
-                <w:i/>
-                <w:iCs/>
                 <w:sz w:val="17"/>
                 <w:szCs w:val="17"/>
               </w:rPr>
@@ -22421,8 +22478,6 @@
             <w:r>
               <w:rPr>
                 <w:rFonts w:ascii="SamsungOne-400" w:hAnsi="SamsungOne-400" w:cs="Times New Roman"/>
-                <w:i/>
-                <w:iCs/>
                 <w:sz w:val="17"/>
                 <w:szCs w:val="17"/>
               </w:rPr>
@@ -22463,8 +22518,6 @@
             <w:r>
               <w:rPr>
                 <w:rFonts w:ascii="SamsungOne-400" w:hAnsi="SamsungOne-400" w:cs="Times New Roman"/>
-                <w:i/>
-                <w:iCs/>
                 <w:sz w:val="17"/>
                 <w:szCs w:val="17"/>
               </w:rPr>
@@ -22790,14 +22843,15 @@
         </w:trPr>
         <w:tc>
           <w:tcPr>
+            <w:tcW w:w="9010" w:type="dxa"/>
             <w:gridSpan w:val="5"/>
+            <w:tcBorders>
+              <w:top w:val="single" w:sz="4" w:color="BFBFBF"/>
+              <w:left w:val="single" w:sz="4" w:color="BFBFBF"/>
+              <w:bottom w:val="single" w:sz="4" w:color="BFBFBF"/>
+              <w:right w:val="single" w:sz="4" w:color="BFBFBF"/>
+            </w:tcBorders>
             <w:shd w:val="clear" w:color="auto" w:fill="DEE5FA"/>
-            <w:tcBorders>
-              <w:top w:val="single" w:sz="4" w:color="BFBFBF"/>
-              <w:left w:val="single" w:sz="4" w:color="BFBFBF"/>
-              <w:bottom w:val="single" w:sz="4" w:color="BFBFBF"/>
-              <w:right w:val="single" w:sz="4" w:color="BFBFBF"/>
-            </w:tcBorders>
           </w:tcPr>
           <w:p>
             <w:pPr>
@@ -22811,7 +22865,17 @@
                 <w:sz w:val="18"/>
                 <w:szCs w:val="18"/>
               </w:rPr>
-              <w:t xml:space="preserve">v0.2, [S2]</w:t>
+              <w:t xml:space="preserve">v0.2, </w:t>
+            </w:r>
+            <w:r>
+              <w:rPr>
+                <w:rFonts w:ascii="Liberation Mono" w:hAnsi="Liberation Mono" w:cs="Times New Roman"/>
+                <w:b/>
+                <w:bCs/>
+                <w:sz w:val="17"/>
+                <w:szCs w:val="17"/>
+              </w:rPr>
+              <w:t xml:space="preserve">[S2]</w:t>
             </w:r>
           </w:p>
         </w:tc>
@@ -23197,14 +23261,15 @@
         </w:trPr>
         <w:tc>
           <w:tcPr>
+            <w:tcW w:w="9010" w:type="dxa"/>
             <w:gridSpan w:val="5"/>
+            <w:tcBorders>
+              <w:top w:val="single" w:sz="4" w:color="BFBFBF"/>
+              <w:left w:val="single" w:sz="4" w:color="BFBFBF"/>
+              <w:bottom w:val="single" w:sz="4" w:color="BFBFBF"/>
+              <w:right w:val="single" w:sz="4" w:color="BFBFBF"/>
+            </w:tcBorders>
             <w:shd w:val="clear" w:color="auto" w:fill="DEE5FA"/>
-            <w:tcBorders>
-              <w:top w:val="single" w:sz="4" w:color="BFBFBF"/>
-              <w:left w:val="single" w:sz="4" w:color="BFBFBF"/>
-              <w:bottom w:val="single" w:sz="4" w:color="BFBFBF"/>
-              <w:right w:val="single" w:sz="4" w:color="BFBFBF"/>
-            </w:tcBorders>
           </w:tcPr>
           <w:p>
             <w:pPr>
@@ -23218,7 +23283,17 @@
                 <w:sz w:val="18"/>
                 <w:szCs w:val="18"/>
               </w:rPr>
-              <w:t xml:space="preserve">v0.2-Fast, [S2]</w:t>
+              <w:t xml:space="preserve">v0.2-Fast, </w:t>
+            </w:r>
+            <w:r>
+              <w:rPr>
+                <w:rFonts w:ascii="Liberation Mono" w:hAnsi="Liberation Mono" w:cs="Times New Roman"/>
+                <w:b/>
+                <w:bCs/>
+                <w:sz w:val="17"/>
+                <w:szCs w:val="17"/>
+              </w:rPr>
+              <w:t xml:space="preserve">[S2]</w:t>
             </w:r>
           </w:p>
         </w:tc>
@@ -23604,14 +23679,15 @@
         </w:trPr>
         <w:tc>
           <w:tcPr>
+            <w:tcW w:w="9010" w:type="dxa"/>
             <w:gridSpan w:val="5"/>
+            <w:tcBorders>
+              <w:top w:val="single" w:sz="4" w:color="BFBFBF"/>
+              <w:left w:val="single" w:sz="4" w:color="BFBFBF"/>
+              <w:bottom w:val="single" w:sz="4" w:color="BFBFBF"/>
+              <w:right w:val="single" w:sz="4" w:color="BFBFBF"/>
+            </w:tcBorders>
             <w:shd w:val="clear" w:color="auto" w:fill="DEE5FA"/>
-            <w:tcBorders>
-              <w:top w:val="single" w:sz="4" w:color="BFBFBF"/>
-              <w:left w:val="single" w:sz="4" w:color="BFBFBF"/>
-              <w:bottom w:val="single" w:sz="4" w:color="BFBFBF"/>
-              <w:right w:val="single" w:sz="4" w:color="BFBFBF"/>
-            </w:tcBorders>
           </w:tcPr>
           <w:p>
             <w:pPr>
@@ -24011,14 +24087,15 @@
         </w:trPr>
         <w:tc>
           <w:tcPr>
+            <w:tcW w:w="9010" w:type="dxa"/>
             <w:gridSpan w:val="5"/>
+            <w:tcBorders>
+              <w:top w:val="single" w:sz="4" w:color="BFBFBF"/>
+              <w:left w:val="single" w:sz="4" w:color="BFBFBF"/>
+              <w:bottom w:val="single" w:sz="4" w:color="BFBFBF"/>
+              <w:right w:val="single" w:sz="4" w:color="BFBFBF"/>
+            </w:tcBorders>
             <w:shd w:val="clear" w:color="auto" w:fill="DEE5FA"/>
-            <w:tcBorders>
-              <w:top w:val="single" w:sz="4" w:color="BFBFBF"/>
-              <w:left w:val="single" w:sz="4" w:color="BFBFBF"/>
-              <w:bottom w:val="single" w:sz="4" w:color="BFBFBF"/>
-              <w:right w:val="single" w:sz="4" w:color="BFBFBF"/>
-            </w:tcBorders>
           </w:tcPr>
           <w:p>
             <w:pPr>
@@ -24456,9 +24533,9 @@
           <w:rFonts w:ascii="PakType Naskh Basic" w:hAnsi="PakType Naskh Basic" w:cs="PakType Naskh Basic"/>
           <w:sz w:val="21"/>
           <w:szCs w:val="21"/>
+          <w:rtl/>
+          <w:cs/>
           <w:lang w:val="ar-SA" w:bidi="ar-SA"/>
-          <w:rtl/>
-          <w:rtlCs/>
         </w:rPr>
         <w:t xml:space="preserve">لا</w:t>
       </w:r>
@@ -24698,36 +24775,36 @@
                 <w:rFonts w:ascii="PakType Naskh Basic" w:hAnsi="PakType Naskh Basic" w:cs="PakType Naskh Basic"/>
                 <w:sz w:val="17"/>
                 <w:szCs w:val="17"/>
+                <w:rtl/>
+                <w:cs/>
                 <w:lang w:val="ar-SA" w:bidi="ar-SA"/>
+              </w:rPr>
+              <w:t xml:space="preserve">فالمهم الصفح والتسامح وذلك للتخفيف على الصحة النفسية للفرد ولانتشار المحبة والتعاون بين أفراد المجتمع بشكل عام.</w:t>
+            </w:r>
+          </w:p>
+        </w:tc>
+        <w:tc>
+          <w:tcPr>
+            <w:tcW w:w="2913" w:type="dxa"/>
+            <w:tcBorders>
+              <w:top w:val="single" w:sz="4" w:color="BFBFBF"/>
+              <w:left w:val="single" w:sz="4" w:color="BFBFBF"/>
+              <w:bottom w:val="single" w:sz="4" w:color="BFBFBF"/>
+              <w:right w:val="single" w:sz="4" w:color="BFBFBF"/>
+            </w:tcBorders>
+          </w:tcPr>
+          <w:p>
+            <w:pPr>
+              <w:spacing w:before="0" w:after="20" w:line="240" w:lineRule="exact"/>
+            </w:pPr>
+            <w:r>
+              <w:rPr>
+                <w:rFonts w:ascii="PakType Naskh Basic" w:hAnsi="PakType Naskh Basic" w:cs="PakType Naskh Basic"/>
+                <w:sz w:val="17"/>
+                <w:szCs w:val="17"/>
                 <w:rtl/>
-                <w:rtlCs/>
-              </w:rPr>
-              <w:t xml:space="preserve">فالمهم الصفح والتسامح وذلك للتخفيف على الصحة النفسية للفرد ولانتشار المحبة والتعاون بين أفراد المجتمع بشكل عام.</w:t>
-            </w:r>
-          </w:p>
-        </w:tc>
-        <w:tc>
-          <w:tcPr>
-            <w:tcW w:w="2913" w:type="dxa"/>
-            <w:tcBorders>
-              <w:top w:val="single" w:sz="4" w:color="BFBFBF"/>
-              <w:left w:val="single" w:sz="4" w:color="BFBFBF"/>
-              <w:bottom w:val="single" w:sz="4" w:color="BFBFBF"/>
-              <w:right w:val="single" w:sz="4" w:color="BFBFBF"/>
-            </w:tcBorders>
-          </w:tcPr>
-          <w:p>
-            <w:pPr>
-              <w:spacing w:before="0" w:after="20" w:line="240" w:lineRule="exact"/>
-            </w:pPr>
-            <w:r>
-              <w:rPr>
-                <w:rFonts w:ascii="PakType Naskh Basic" w:hAnsi="PakType Naskh Basic" w:cs="PakType Naskh Basic"/>
-                <w:sz w:val="17"/>
-                <w:szCs w:val="17"/>
+                <w:cs/>
                 <w:lang w:val="ar-SA" w:bidi="ar-SA"/>
-                <w:rtl/>
-                <w:rtlCs/>
               </w:rPr>
               <w:t xml:space="preserve">فالمهم الصفح والتسامح؛ لأن ذلك يساعد على تحسين الصحة النفسية للفرد، ويساعد على انتشار المحبة والتعاون بين أفراد المجتمع بشكل عام.</w:t>
             </w:r>
@@ -24805,36 +24882,36 @@
                 <w:rFonts w:ascii="PakType Naskh Basic" w:hAnsi="PakType Naskh Basic" w:cs="PakType Naskh Basic"/>
                 <w:sz w:val="17"/>
                 <w:szCs w:val="17"/>
+                <w:rtl/>
+                <w:cs/>
                 <w:lang w:val="ar-SA" w:bidi="ar-SA"/>
+              </w:rPr>
+              <w:t xml:space="preserve">منذ قرنين على الأكثر بدأ الإنسان يدخل دائرة حلزونية متصاعدة متفاقمة بين الطلب والاستجابة للطلب …</w:t>
+            </w:r>
+          </w:p>
+        </w:tc>
+        <w:tc>
+          <w:tcPr>
+            <w:tcW w:w="2913" w:type="dxa"/>
+            <w:tcBorders>
+              <w:top w:val="single" w:sz="4" w:color="BFBFBF"/>
+              <w:left w:val="single" w:sz="4" w:color="BFBFBF"/>
+              <w:bottom w:val="single" w:sz="4" w:color="BFBFBF"/>
+              <w:right w:val="single" w:sz="4" w:color="BFBFBF"/>
+            </w:tcBorders>
+          </w:tcPr>
+          <w:p>
+            <w:pPr>
+              <w:spacing w:before="0" w:after="20" w:line="240" w:lineRule="exact"/>
+            </w:pPr>
+            <w:r>
+              <w:rPr>
+                <w:rFonts w:ascii="PakType Naskh Basic" w:hAnsi="PakType Naskh Basic" w:cs="PakType Naskh Basic"/>
+                <w:sz w:val="17"/>
+                <w:szCs w:val="17"/>
                 <w:rtl/>
-                <w:rtlCs/>
-              </w:rPr>
-              <w:t xml:space="preserve">منذ قرنين على الأكثر بدأ الإنسان يدخل دائرة حلزونية متصاعدة متفاقمة بين الطلب والاستجابة للطلب …</w:t>
-            </w:r>
-          </w:p>
-        </w:tc>
-        <w:tc>
-          <w:tcPr>
-            <w:tcW w:w="2913" w:type="dxa"/>
-            <w:tcBorders>
-              <w:top w:val="single" w:sz="4" w:color="BFBFBF"/>
-              <w:left w:val="single" w:sz="4" w:color="BFBFBF"/>
-              <w:bottom w:val="single" w:sz="4" w:color="BFBFBF"/>
-              <w:right w:val="single" w:sz="4" w:color="BFBFBF"/>
-            </w:tcBorders>
-          </w:tcPr>
-          <w:p>
-            <w:pPr>
-              <w:spacing w:before="0" w:after="20" w:line="240" w:lineRule="exact"/>
-            </w:pPr>
-            <w:r>
-              <w:rPr>
-                <w:rFonts w:ascii="PakType Naskh Basic" w:hAnsi="PakType Naskh Basic" w:cs="PakType Naskh Basic"/>
-                <w:sz w:val="17"/>
-                <w:szCs w:val="17"/>
+                <w:cs/>
                 <w:lang w:val="ar-SA" w:bidi="ar-SA"/>
-                <w:rtl/>
-                <w:rtlCs/>
               </w:rPr>
               <w:t xml:space="preserve">منذ قرنين على الأقل، بدأ الإنسان يدخل دائرة حلزونية متصاعدة بين الطلب والاستجابة له …</w:t>
             </w:r>
@@ -24912,36 +24989,36 @@
                 <w:rFonts w:ascii="PakType Naskh Basic" w:hAnsi="PakType Naskh Basic" w:cs="PakType Naskh Basic"/>
                 <w:sz w:val="17"/>
                 <w:szCs w:val="17"/>
+                <w:rtl/>
+                <w:cs/>
                 <w:lang w:val="ar-SA" w:bidi="ar-SA"/>
+              </w:rPr>
+              <w:t xml:space="preserve">يعتبر منصب الرئيس شاغرا في أي من الحالات التالية:</w:t>
+            </w:r>
+          </w:p>
+        </w:tc>
+        <w:tc>
+          <w:tcPr>
+            <w:tcW w:w="2913" w:type="dxa"/>
+            <w:tcBorders>
+              <w:top w:val="single" w:sz="4" w:color="BFBFBF"/>
+              <w:left w:val="single" w:sz="4" w:color="BFBFBF"/>
+              <w:bottom w:val="single" w:sz="4" w:color="BFBFBF"/>
+              <w:right w:val="single" w:sz="4" w:color="BFBFBF"/>
+            </w:tcBorders>
+          </w:tcPr>
+          <w:p>
+            <w:pPr>
+              <w:spacing w:before="0" w:after="20" w:line="240" w:lineRule="exact"/>
+            </w:pPr>
+            <w:r>
+              <w:rPr>
+                <w:rFonts w:ascii="PakType Naskh Basic" w:hAnsi="PakType Naskh Basic" w:cs="PakType Naskh Basic"/>
+                <w:sz w:val="17"/>
+                <w:szCs w:val="17"/>
                 <w:rtl/>
-                <w:rtlCs/>
-              </w:rPr>
-              <w:t xml:space="preserve">يعتبر منصب الرئيس شاغرا في أي من الحالات التالية:</w:t>
-            </w:r>
-          </w:p>
-        </w:tc>
-        <w:tc>
-          <w:tcPr>
-            <w:tcW w:w="2913" w:type="dxa"/>
-            <w:tcBorders>
-              <w:top w:val="single" w:sz="4" w:color="BFBFBF"/>
-              <w:left w:val="single" w:sz="4" w:color="BFBFBF"/>
-              <w:bottom w:val="single" w:sz="4" w:color="BFBFBF"/>
-              <w:right w:val="single" w:sz="4" w:color="BFBFBF"/>
-            </w:tcBorders>
-          </w:tcPr>
-          <w:p>
-            <w:pPr>
-              <w:spacing w:before="0" w:after="20" w:line="240" w:lineRule="exact"/>
-            </w:pPr>
-            <w:r>
-              <w:rPr>
-                <w:rFonts w:ascii="PakType Naskh Basic" w:hAnsi="PakType Naskh Basic" w:cs="PakType Naskh Basic"/>
-                <w:sz w:val="17"/>
-                <w:szCs w:val="17"/>
+                <w:cs/>
                 <w:lang w:val="ar-SA" w:bidi="ar-SA"/>
-                <w:rtl/>
-                <w:rtlCs/>
               </w:rPr>
               <w:t xml:space="preserve">يعتبر منصب الرئيس شاغرا في أي حالة:</w:t>
             </w:r>
@@ -25019,36 +25096,36 @@
                 <w:rFonts w:ascii="PakType Naskh Basic" w:hAnsi="PakType Naskh Basic" w:cs="PakType Naskh Basic"/>
                 <w:sz w:val="17"/>
                 <w:szCs w:val="17"/>
+                <w:rtl/>
+                <w:cs/>
                 <w:lang w:val="ar-SA" w:bidi="ar-SA"/>
+              </w:rPr>
+              <w:t xml:space="preserve">الشكلَ المنطقي الأساسي في علم المنطق، ويتم تحديد صحة المفاهيم من خلال</w:t>
+            </w:r>
+          </w:p>
+        </w:tc>
+        <w:tc>
+          <w:tcPr>
+            <w:tcW w:w="2913" w:type="dxa"/>
+            <w:tcBorders>
+              <w:top w:val="single" w:sz="4" w:color="BFBFBF"/>
+              <w:left w:val="single" w:sz="4" w:color="BFBFBF"/>
+              <w:bottom w:val="single" w:sz="4" w:color="BFBFBF"/>
+              <w:right w:val="single" w:sz="4" w:color="BFBFBF"/>
+            </w:tcBorders>
+          </w:tcPr>
+          <w:p>
+            <w:pPr>
+              <w:spacing w:before="0" w:after="20" w:line="240" w:lineRule="exact"/>
+            </w:pPr>
+            <w:r>
+              <w:rPr>
+                <w:rFonts w:ascii="PakType Naskh Basic" w:hAnsi="PakType Naskh Basic" w:cs="PakType Naskh Basic"/>
+                <w:sz w:val="17"/>
+                <w:szCs w:val="17"/>
                 <w:rtl/>
-                <w:rtlCs/>
-              </w:rPr>
-              <w:t xml:space="preserve">الشكلَ المنطقي الأساسي في علم المنطق، ويتم تحديد صحة المفاهيم من خلال</w:t>
-            </w:r>
-          </w:p>
-        </w:tc>
-        <w:tc>
-          <w:tcPr>
-            <w:tcW w:w="2913" w:type="dxa"/>
-            <w:tcBorders>
-              <w:top w:val="single" w:sz="4" w:color="BFBFBF"/>
-              <w:left w:val="single" w:sz="4" w:color="BFBFBF"/>
-              <w:bottom w:val="single" w:sz="4" w:color="BFBFBF"/>
-              <w:right w:val="single" w:sz="4" w:color="BFBFBF"/>
-            </w:tcBorders>
-          </w:tcPr>
-          <w:p>
-            <w:pPr>
-              <w:spacing w:before="0" w:after="20" w:line="240" w:lineRule="exact"/>
-            </w:pPr>
-            <w:r>
-              <w:rPr>
-                <w:rFonts w:ascii="PakType Naskh Basic" w:hAnsi="PakType Naskh Basic" w:cs="PakType Naskh Basic"/>
-                <w:sz w:val="17"/>
-                <w:szCs w:val="17"/>
+                <w:cs/>
                 <w:lang w:val="ar-SA" w:bidi="ar-SA"/>
-                <w:rtl/>
-                <w:rtlCs/>
               </w:rPr>
               <w:t xml:space="preserve">الشكل المنطقي الأساسي في علم المنطق، ويتم تحديد صحة المفاهيم من خلال اختبار صحة المفاهيم.</w:t>
             </w:r>
@@ -25126,36 +25203,36 @@
                 <w:rFonts w:ascii="PakType Naskh Basic" w:hAnsi="PakType Naskh Basic" w:cs="PakType Naskh Basic"/>
                 <w:sz w:val="17"/>
                 <w:szCs w:val="17"/>
+                <w:rtl/>
+                <w:cs/>
                 <w:lang w:val="ar-SA" w:bidi="ar-SA"/>
+              </w:rPr>
+              <w:t xml:space="preserve">… بنتيجة (۱/۳) في المباراة …</w:t>
+            </w:r>
+          </w:p>
+        </w:tc>
+        <w:tc>
+          <w:tcPr>
+            <w:tcW w:w="2913" w:type="dxa"/>
+            <w:tcBorders>
+              <w:top w:val="single" w:sz="4" w:color="BFBFBF"/>
+              <w:left w:val="single" w:sz="4" w:color="BFBFBF"/>
+              <w:bottom w:val="single" w:sz="4" w:color="BFBFBF"/>
+              <w:right w:val="single" w:sz="4" w:color="BFBFBF"/>
+            </w:tcBorders>
+          </w:tcPr>
+          <w:p>
+            <w:pPr>
+              <w:spacing w:before="0" w:after="20" w:line="240" w:lineRule="exact"/>
+            </w:pPr>
+            <w:r>
+              <w:rPr>
+                <w:rFonts w:ascii="PakType Naskh Basic" w:hAnsi="PakType Naskh Basic" w:cs="PakType Naskh Basic"/>
+                <w:sz w:val="17"/>
+                <w:szCs w:val="17"/>
                 <w:rtl/>
-                <w:rtlCs/>
-              </w:rPr>
-              <w:t xml:space="preserve">… بنتيجة (۱/۳) في المباراة …</w:t>
-            </w:r>
-          </w:p>
-        </w:tc>
-        <w:tc>
-          <w:tcPr>
-            <w:tcW w:w="2913" w:type="dxa"/>
-            <w:tcBorders>
-              <w:top w:val="single" w:sz="4" w:color="BFBFBF"/>
-              <w:left w:val="single" w:sz="4" w:color="BFBFBF"/>
-              <w:bottom w:val="single" w:sz="4" w:color="BFBFBF"/>
-              <w:right w:val="single" w:sz="4" w:color="BFBFBF"/>
-            </w:tcBorders>
-          </w:tcPr>
-          <w:p>
-            <w:pPr>
-              <w:spacing w:before="0" w:after="20" w:line="240" w:lineRule="exact"/>
-            </w:pPr>
-            <w:r>
-              <w:rPr>
-                <w:rFonts w:ascii="PakType Naskh Basic" w:hAnsi="PakType Naskh Basic" w:cs="PakType Naskh Basic"/>
-                <w:sz w:val="17"/>
-                <w:szCs w:val="17"/>
+                <w:cs/>
                 <w:lang w:val="ar-SA" w:bidi="ar-SA"/>
-                <w:rtl/>
-                <w:rtlCs/>
               </w:rPr>
               <w:t xml:space="preserve">… بنتيجة (/) في المباراة …</w:t>
             </w:r>
@@ -25207,7 +25284,20 @@
           <w:sz w:val="21"/>
           <w:szCs w:val="21"/>
         </w:rPr>
-        <w:t xml:space="preserve"> As float models, BayanSimplify-v0.3 leaves easy text unchanged in 55% of cases against BayanSimplify-v0.2's 14% and keeps protected text intact in 97.8% against 4.4%. It was gated as it would ship: its int8 bundle through the app's text step, against BayanSimplify-v0.2 int8 through the same step, under a rule set before the run (meaning kept not significantly lower, the longest clause cut more, no check worse). With greedy decoding it passed on dev but lost 6 points of meaning kept on test [− 10, − 1]. Beam search makes BayanSimplify-v0.3 the best model we have measured. #61 (Khengari) showed on BayanSimplify-v0.3's int8 bundle that four beams keep the meaning 4–8 points more often than greedy decoding, and the app gained beam search with transformers' exact tokens (#62, #66). Run with four beams by the app's own engine, through its text step, with every core item scored, BayanSimplify-v0.3 outperforms every other model in </w:t>
+        <w:t xml:space="preserve"> As float models, BayanSimplify-v0.3 leaves easy text unchanged in 55% of cases against BayanSimplify-v0.2's 14% and keeps protected text intact in 97.8% against 4.4%. It was gated as it would ship: its int8 bundle through the app's text step, against BayanSimplify-v0.2 int8 through the same step, under a rule set before the run (meaning kept not significantly lower, the longest clause cut more, no check worse). With greedy decoding it passed on dev but lost 6 points of meaning kept on test [− 10, − 1].</w:t>
+      </w:r>
+    </w:p>
+    <w:p>
+      <w:pPr>
+        <w:spacing w:before="0" w:after="100" w:line="284" w:lineRule="exact"/>
+      </w:pPr>
+      <w:r>
+        <w:rPr>
+          <w:rFonts w:ascii="SamsungOne-400" w:hAnsi="SamsungOne-400" w:cs="Times New Roman"/>
+          <w:sz w:val="21"/>
+          <w:szCs w:val="21"/>
+        </w:rPr>
+        <w:t xml:space="preserve">Beam search makes BayanSimplify-v0.3 the best model we have measured. #61 (Khengari) showed on BayanSimplify-v0.3's int8 bundle that four beams keep the meaning 4–8 points more often than greedy decoding, and the app gained beam search with transformers' exact tokens (#62, #66). Run with four beams by the app's own engine, through its text step, with every core item scored, BayanSimplify-v0.3 outperforms every other model in </w:t>
       </w:r>
       <w:r>
         <w:rPr>
@@ -25255,8 +25345,13 @@
           <w:sz w:val="21"/>
           <w:szCs w:val="21"/>
         </w:rPr>
-        <w:t xml:space="preserve"> The headroom it shows is on the phone: int8 keeps about half of the float model's drop in reading level, and BayanSimplify-v0.3 leaves 47% of items unchanged (the app's earlier model: 19%), rewriting less often but harder. </w:t>
-      </w:r>
+        <w:t xml:space="preserve"> The headroom it shows is on the phone: int8 keeps about half of the float model's drop in reading level, and BayanSimplify-v0.3 leaves 47% of items unchanged (the app's earlier model: 19%), rewriting less often but harder.</w:t>
+      </w:r>
+    </w:p>
+    <w:p>
+      <w:pPr>
+        <w:spacing w:before="0" w:after="100" w:line="284" w:lineRule="exact"/>
+      </w:pPr>
       <w:r>
         <w:rPr>
           <w:rFonts w:ascii="SamsungOne-400" w:hAnsi="SamsungOne-400" w:cs="Times New Roman"/>
@@ -25326,9 +25421,9 @@
           <w:rFonts w:ascii="PakType Naskh Basic" w:hAnsi="PakType Naskh Basic" w:cs="PakType Naskh Basic"/>
           <w:sz w:val="21"/>
           <w:szCs w:val="21"/>
+          <w:rtl/>
+          <w:cs/>
           <w:lang w:val="ar-SA" w:bidi="ar-SA"/>
-          <w:rtl/>
-          <w:rtlCs/>
         </w:rPr>
         <w:t xml:space="preserve">تبسيط</w:t>
       </w:r>
@@ -25421,7 +25516,7 @@
           <wp:inline distT="0" distB="0" distL="0" distR="0">
             <wp:extent cx="5735955" cy="5630013"/>
             <wp:effectExtent l="0" t="0" r="0" b="0"/>
-            <wp:docPr id="1000" name="Figure"/>
+            <wp:docPr id="1012" name="Figure 1012"/>
             <wp:cNvGraphicFramePr>
               <a:graphicFrameLocks noChangeAspect="1"/>
             </wp:cNvGraphicFramePr>
@@ -25429,7 +25524,7 @@
               <a:graphicData uri="http://schemas.openxmlformats.org/drawingml/2006/picture">
                 <pic:pic>
                   <pic:nvPicPr>
-                    <pic:cNvPr id="1000" name="fig"/>
+                    <pic:cNvPr id="1012" name="fig1012.png"/>
                     <pic:cNvPicPr/>
                   </pic:nvPicPr>
                   <pic:blipFill>
@@ -25580,8 +25675,13 @@
           <w:sz w:val="21"/>
           <w:szCs w:val="21"/>
         </w:rPr>
-        <w:t xml:space="preserve"> 5. Each now has a guard. </w:t>
-      </w:r>
+        <w:t xml:space="preserve"> 5. Each now has a guard.</w:t>
+      </w:r>
+    </w:p>
+    <w:p>
+      <w:pPr>
+        <w:spacing w:before="0" w:after="100" w:line="284" w:lineRule="exact"/>
+      </w:pPr>
       <w:r>
         <w:rPr>
           <w:rFonts w:ascii="SamsungOne-400" w:hAnsi="SamsungOne-400" w:cs="Times New Roman"/>
@@ -27135,28 +27235,50 @@
         </w:trPr>
         <w:tc>
           <w:tcPr>
-            <w:gridSpan w:val="3"/>
-            <w:shd w:val="clear" w:color="auto" w:fill="DEE5FA"/>
-            <w:tcBorders>
-              <w:top w:val="single" w:sz="4" w:color="BFBFBF"/>
-              <w:left w:val="single" w:sz="4" w:color="BFBFBF"/>
-              <w:bottom w:val="single" w:sz="4" w:color="BFBFBF"/>
-              <w:right w:val="single" w:sz="4" w:color="BFBFBF"/>
-            </w:tcBorders>
-          </w:tcPr>
-          <w:p>
-            <w:pPr>
-              <w:spacing w:before="0" w:after="20" w:line="240" w:lineRule="exact"/>
-            </w:pPr>
-            <w:r>
-              <w:rPr>
-                <w:rFonts w:ascii="SamsungOne-400" w:hAnsi="SamsungOne-400" w:cs="Times New Roman"/>
-                <w:b/>
-                <w:bCs/>
-                <w:sz w:val="18"/>
-                <w:szCs w:val="18"/>
-              </w:rPr>
-              <w:t xml:space="preserve">Read-aloud voice (Nabra-7M-Distill, int8) 8.7\,MB</w:t>
+            <w:tcW w:w="5146" w:type="dxa"/>
+            <w:tcBorders>
+              <w:top w:val="single" w:sz="4" w:color="BFBFBF"/>
+              <w:left w:val="single" w:sz="4" w:color="BFBFBF"/>
+              <w:bottom w:val="single" w:sz="4" w:color="BFBFBF"/>
+              <w:right w:val="single" w:sz="4" w:color="BFBFBF"/>
+            </w:tcBorders>
+          </w:tcPr>
+          <w:p>
+            <w:pPr>
+              <w:spacing w:before="0" w:after="20" w:line="240" w:lineRule="exact"/>
+            </w:pPr>
+            <w:r>
+              <w:rPr>
+                <w:rFonts w:ascii="SamsungOne-400" w:hAnsi="SamsungOne-400" w:cs="Times New Roman"/>
+                <w:sz w:val="17"/>
+                <w:szCs w:val="17"/>
+              </w:rPr>
+              <w:t xml:space="preserve">Read-aloud voice (Nabra-7M-Distill, int8)</w:t>
+            </w:r>
+          </w:p>
+        </w:tc>
+        <w:tc>
+          <w:tcPr>
+            <w:tcW w:w="3864" w:type="dxa"/>
+            <w:gridSpan w:val="2"/>
+            <w:tcBorders>
+              <w:top w:val="single" w:sz="4" w:color="BFBFBF"/>
+              <w:left w:val="single" w:sz="4" w:color="BFBFBF"/>
+              <w:bottom w:val="single" w:sz="4" w:color="BFBFBF"/>
+              <w:right w:val="single" w:sz="4" w:color="BFBFBF"/>
+            </w:tcBorders>
+          </w:tcPr>
+          <w:p>
+            <w:pPr>
+              <w:spacing w:before="0" w:after="20" w:line="240" w:lineRule="exact"/>
+            </w:pPr>
+            <w:r>
+              <w:rPr>
+                <w:rFonts w:ascii="SamsungOne-400" w:hAnsi="SamsungOne-400" w:cs="Times New Roman"/>
+                <w:sz w:val="17"/>
+                <w:szCs w:val="17"/>
+              </w:rPr>
+              <w:t xml:space="preserve">8.7 MB</w:t>
             </w:r>
           </w:p>
         </w:tc>
@@ -27579,7 +27701,7 @@
                 <w:sz w:val="17"/>
                 <w:szCs w:val="17"/>
               </w:rPr>
-              <w:t xml:space="preserve">32</w:t>
+              <w:t xml:space="preserve">32%</w:t>
             </w:r>
           </w:p>
         </w:tc>
@@ -28062,7 +28184,7 @@
                 <w:sz w:val="17"/>
                 <w:szCs w:val="17"/>
               </w:rPr>
-              <w:t xml:space="preserve">8.43</w:t>
+              <w:t xml:space="preserve">8.43%</w:t>
             </w:r>
           </w:p>
         </w:tc>
@@ -28088,7 +28210,7 @@
                 <w:sz w:val="17"/>
                 <w:szCs w:val="17"/>
               </w:rPr>
-              <w:t xml:space="preserve">6.91</w:t>
+              <w:t xml:space="preserve">6.91%</w:t>
             </w:r>
           </w:p>
         </w:tc>
@@ -28814,8 +28936,13 @@
           <w:sz w:val="21"/>
           <w:szCs w:val="21"/>
         </w:rPr>
-        <w:t xml:space="preserve"> yes. Streamed output reaches the reader in under a third of a second with either bundle, BayanSimplify-v0.3 with four beams shows a sentence in about 1.2 s, and the default fits the 250 MB budget; the large model needs 471 MB. </w:t>
-      </w:r>
+        <w:t xml:space="preserve"> yes. Streamed output reaches the reader in under a third of a second with either bundle, BayanSimplify-v0.3 with four beams shows a sentence in about 1.2 s, and the default fits the 250 MB budget; the large model needs 471 MB.</w:t>
+      </w:r>
+    </w:p>
+    <w:p>
+      <w:pPr>
+        <w:spacing w:before="0" w:after="100" w:line="284" w:lineRule="exact"/>
+      </w:pPr>
       <w:r>
         <w:rPr>
           <w:rFonts w:ascii="SamsungOne-400" w:hAnsi="SamsungOne-400" w:cs="Times New Roman"/>
@@ -28870,8 +28997,13 @@
           <w:sz w:val="21"/>
           <w:szCs w:val="21"/>
         </w:rPr>
-        <w:t xml:space="preserve">The central next step is to simplify as much as the boldest setting while keeping meaning as well as the safest. The meaning scorer, now checked against people, can rank candidate rewrites and select checkpoints, so that training is steered by the behaviours readers need rather than by SARI. Faster beam decoding would let BayanSimplify-v0.3's quality arrive word by word; pruning the AraT5v2 vocabulary (46% of its parameters sit in two embedding matrices) could bring its 471 MB bundle to about 223 MB, if the full evaluation shows no loss; and sentence splitting needs training data that teaches it. Above all, a reading study with more readers with dyslexia, measuring reading time and comprehension, would turn ratings into evidence about reading. </w:t>
-      </w:r>
+        <w:t xml:space="preserve">The central next step is to simplify as much as the boldest setting while keeping meaning as well as the safest. The meaning scorer, now checked against people, can rank candidate rewrites and select checkpoints, so that training is steered by the behaviours readers need rather than by SARI. Faster beam decoding would let BayanSimplify-v0.3's quality arrive word by word; pruning the AraT5v2 vocabulary (46% of its parameters sit in two embedding matrices) could bring its 471 MB bundle to about 223 MB, if the full evaluation shows no loss; and sentence splitting needs training data that teaches it. Above all, a reading study with more readers with dyslexia, measuring reading time and comprehension, would turn ratings into evidence about reading.</w:t>
+      </w:r>
+    </w:p>
+    <w:p>
+      <w:pPr>
+        <w:spacing w:before="0" w:after="100" w:line="284" w:lineRule="exact"/>
+      </w:pPr>
       <w:r>
         <w:rPr>
           <w:rFonts w:ascii="SamsungOne-400" w:hAnsi="SamsungOne-400" w:cs="Times New Roman"/>
@@ -28880,15 +29012,7 @@
           <w:sz w:val="21"/>
           <w:szCs w:val="21"/>
         </w:rPr>
-        <w:t xml:space="preserve"> </w:t>
-      </w:r>
-      <w:r>
-        <w:rPr>
-          <w:rFonts w:ascii="SamsungOne-400" w:hAnsi="SamsungOne-400" w:cs="Times New Roman"/>
-          <w:sz w:val="21"/>
-          <w:szCs w:val="21"/>
-        </w:rPr>
-        <w:t xml:space="preserve">{Limitations.</w:t>
+        <w:t xml:space="preserve">Limitations. </w:t>
       </w:r>
     </w:p>
     <w:p>
@@ -28998,8 +29122,6 @@
       <w:r>
         <w:rPr>
           <w:rFonts w:ascii="SamsungOne-400" w:hAnsi="SamsungOne-400" w:cs="Times New Roman"/>
-          <w:i/>
-          <w:iCs/>
           <w:sz w:val="21"/>
           <w:szCs w:val="21"/>
         </w:rPr>
@@ -29194,111 +29316,7 @@
           <w:sz w:val="22"/>
           <w:szCs w:val="22"/>
         </w:rPr>
-        <w:t xml:space="preserve">4.3. </w:t>
-      </w:r>
-      <w:r>
-        <w:rPr>
-          <w:rFonts w:ascii="SamsungOne-400" w:hAnsi="SamsungOne-400" w:cs="Times New Roman"/>
-          <w:b/>
-          <w:bCs/>
-          <w:sz w:val="22"/>
-          <w:szCs w:val="22"/>
-        </w:rPr>
         <w:t xml:space="preserve">References</w:t>
-      </w:r>
-    </w:p>
-    <w:p>
-      <w:pPr>
-        <w:spacing w:before="0" w:after="100" w:line="284" w:lineRule="exact"/>
-      </w:pPr>
-      <w:r>
-        <w:rPr>
-          <w:rFonts w:ascii="SamsungOne-400" w:hAnsi="SamsungOne-400" w:cs="Times New Roman"/>
-          <w:sz w:val="21"/>
-          <w:szCs w:val="21"/>
-        </w:rPr>
-        <w:t xml:space="preserve">toc{subsection}{References</w:t>
-      </w:r>
-    </w:p>
-    <w:p xmlns:a="http://schemas.openxmlformats.org/drawingml/2006/main">
-      <w:pPr>
-        <w:spacing w:before="220" w:after="160" w:line="240" w:lineRule="exact"/>
-      </w:pPr>
-      <w:r>
-        <w:drawing>
-          <wp:anchor distT="0" distB="0" distL="114300" distR="114300" simplePos="0" relativeHeight="251659264" behindDoc="1" locked="0" layoutInCell="1" allowOverlap="1">
-            <wp:simplePos x="0" y="0"/>
-            <wp:positionH relativeFrom="column">
-              <wp:posOffset>-8890</wp:posOffset>
-            </wp:positionH>
-            <wp:positionV relativeFrom="paragraph">
-              <wp:posOffset>-2400</wp:posOffset>
-            </wp:positionV>
-            <wp:extent cx="5735955" cy="249555"/>
-            <wp:effectExtent l="0" t="0" r="0" b="0"/>
-            <wp:wrapNone/>
-            <wp:docPr id="207" name="Banner207"/>
-            <wp:cNvGraphicFramePr/>
-            <a:graphic>
-              <a:graphicData uri="http://schemas.microsoft.com/office/word/2010/wordprocessingShape">
-                <wps:wsp>
-                  <wps:cNvSpPr/>
-                  <wps:spPr>
-                    <a:xfrm>
-                      <a:off x="0" y="0"/>
-                      <a:ext cx="5735955" cy="249555"/>
-                    </a:xfrm>
-                    <a:prstGeom prst="rect">
-                      <a:avLst/>
-                    </a:prstGeom>
-                    <a:solidFill>
-                      <a:srgbClr val="193DB0"/>
-                    </a:solidFill>
-                    <a:ln>
-                      <a:noFill/>
-                    </a:ln>
-                  </wps:spPr>
-                  <wps:style>
-                    <a:lnRef idx="1">
-                      <a:schemeClr val="accent1"/>
-                    </a:lnRef>
-                    <a:fillRef idx="3">
-                      <a:schemeClr val="accent1"/>
-                    </a:fillRef>
-                    <a:effectRef idx="0">
-                      <a:schemeClr val="accent1"/>
-                    </a:effectRef>
-                    <a:latinRef idx="minor">
-                      <a:schemeClr val="accent1"/>
-                    </a:latinRef>
-                  </wps:style>
-                  <wps:txbx>
-                    <w:txbxContent>
-                      <w:p>
-                        <w:pPr>
-                          <w:spacing w:before="0" w:after="0" w:line="280" w:lineRule="exact"/>
-                          <w:ind w:left="142"/>
-                        </w:pPr>
-                        <w:r>
-                          <w:rPr>
-                            <w:rFonts w:ascii="SamsungOne-700" w:hAnsi="SamsungOne-700"/>
-                            <w:b/>
-                            <w:bCs/>
-                            <w:color w:val="FFFFFF"/>
-                            <w:sz w:val="28"/>
-                            <w:szCs w:val="28"/>
-                          </w:rPr>
-                          <w:t>References</w:t>
-                        </w:r>
-                      </w:p>
-                    </w:txbxContent>
-                  </wps:txbx>
-                  <wps:bodyPr anchor="ctr"/>
-                </wps:wsp>
-              </a:graphicData>
-            </a:graphic>
-          </wp:anchor>
-        </w:drawing>
       </w:r>
     </w:p>
     <w:p>

--- a/deliverables/03_final_report/Bayan_Final_Report.docx
+++ b/deliverables/03_final_report/Bayan_Final_Report.docx
@@ -4238,7 +4238,7 @@
       <w:r>
         <w:drawing xmlns:a="http://schemas.openxmlformats.org/drawingml/2006/main" xmlns:pic="http://schemas.openxmlformats.org/drawingml/2006/picture">
           <wp:inline distT="0" distB="0" distL="0" distR="0">
-            <wp:extent cx="5735955" cy="5879637"/>
+            <wp:extent cx="5735955" cy="2113644"/>
             <wp:effectExtent l="0" t="0" r="0" b="0"/>
             <wp:docPr id="1001" name="Figure 1001"/>
             <wp:cNvGraphicFramePr>
@@ -4260,7 +4260,7 @@
                   <pic:spPr>
                     <a:xfrm>
                       <a:off x="0" y="0"/>
-                      <a:ext cx="5735955" cy="5879637"/>
+                      <a:ext cx="5735955" cy="2113644"/>
                     </a:xfrm>
                     <a:prstGeom prst="rect">
                       <a:avLst/>
@@ -8964,7 +8964,7 @@
       <w:r>
         <w:drawing xmlns:a="http://schemas.openxmlformats.org/drawingml/2006/main" xmlns:pic="http://schemas.openxmlformats.org/drawingml/2006/picture">
           <wp:inline distT="0" distB="0" distL="0" distR="0">
-            <wp:extent cx="5735955" cy="4450375"/>
+            <wp:extent cx="5735955" cy="2026678"/>
             <wp:effectExtent l="0" t="0" r="0" b="0"/>
             <wp:docPr id="1002" name="Figure 1002"/>
             <wp:cNvGraphicFramePr>
@@ -8986,7 +8986,7 @@
                   <pic:spPr>
                     <a:xfrm>
                       <a:off x="0" y="0"/>
-                      <a:ext cx="5735955" cy="4450375"/>
+                      <a:ext cx="5735955" cy="2026678"/>
                     </a:xfrm>
                     <a:prstGeom prst="rect">
                       <a:avLst/>
@@ -10660,7 +10660,7 @@
       <w:r>
         <w:drawing xmlns:a="http://schemas.openxmlformats.org/drawingml/2006/main" xmlns:pic="http://schemas.openxmlformats.org/drawingml/2006/picture">
           <wp:inline distT="0" distB="0" distL="0" distR="0">
-            <wp:extent cx="5735955" cy="4751566"/>
+            <wp:extent cx="5735955" cy="2866084"/>
             <wp:effectExtent l="0" t="0" r="0" b="0"/>
             <wp:docPr id="1003" name="Figure 1003"/>
             <wp:cNvGraphicFramePr>
@@ -10682,7 +10682,7 @@
                   <pic:spPr>
                     <a:xfrm>
                       <a:off x="0" y="0"/>
-                      <a:ext cx="5735955" cy="4751566"/>
+                      <a:ext cx="5735955" cy="2866084"/>
                     </a:xfrm>
                     <a:prstGeom prst="rect">
                       <a:avLst/>
@@ -10984,7 +10984,7 @@
       <w:r>
         <w:drawing xmlns:a="http://schemas.openxmlformats.org/drawingml/2006/main" xmlns:pic="http://schemas.openxmlformats.org/drawingml/2006/picture">
           <wp:inline distT="0" distB="0" distL="0" distR="0">
-            <wp:extent cx="5735955" cy="4538918"/>
+            <wp:extent cx="5735955" cy="2329877"/>
             <wp:effectExtent l="0" t="0" r="0" b="0"/>
             <wp:docPr id="1004" name="Figure 1004"/>
             <wp:cNvGraphicFramePr>
@@ -11006,7 +11006,7 @@
                   <pic:spPr>
                     <a:xfrm>
                       <a:off x="0" y="0"/>
-                      <a:ext cx="5735955" cy="4538918"/>
+                      <a:ext cx="5735955" cy="2329877"/>
                     </a:xfrm>
                     <a:prstGeom prst="rect">
                       <a:avLst/>
@@ -12402,7 +12402,7 @@
       <w:r>
         <w:drawing xmlns:a="http://schemas.openxmlformats.org/drawingml/2006/main" xmlns:pic="http://schemas.openxmlformats.org/drawingml/2006/picture">
           <wp:inline distT="0" distB="0" distL="0" distR="0">
-            <wp:extent cx="5735955" cy="6719045"/>
+            <wp:extent cx="5735955" cy="1867871"/>
             <wp:effectExtent l="0" t="0" r="0" b="0"/>
             <wp:docPr id="1006" name="Figure 1006"/>
             <wp:cNvGraphicFramePr>
@@ -12424,7 +12424,7 @@
                   <pic:spPr>
                     <a:xfrm>
                       <a:off x="0" y="0"/>
-                      <a:ext cx="5735955" cy="6719045"/>
+                      <a:ext cx="5735955" cy="1867871"/>
                     </a:xfrm>
                     <a:prstGeom prst="rect">
                       <a:avLst/>
@@ -14134,7 +14134,7 @@
       <w:r>
         <w:drawing xmlns:a="http://schemas.openxmlformats.org/drawingml/2006/main" xmlns:pic="http://schemas.openxmlformats.org/drawingml/2006/picture">
           <wp:inline distT="0" distB="0" distL="0" distR="0">
-            <wp:extent cx="5735955" cy="5062916"/>
+            <wp:extent cx="5735955" cy="2003992"/>
             <wp:effectExtent l="0" t="0" r="0" b="0"/>
             <wp:docPr id="1007" name="Figure 1007"/>
             <wp:cNvGraphicFramePr>
@@ -14156,7 +14156,7 @@
                   <pic:spPr>
                     <a:xfrm>
                       <a:off x="0" y="0"/>
-                      <a:ext cx="5735955" cy="5062916"/>
+                      <a:ext cx="5735955" cy="2003992"/>
                     </a:xfrm>
                     <a:prstGeom prst="rect">
                       <a:avLst/>
@@ -14366,7 +14366,7 @@
       <w:r>
         <w:drawing xmlns:a="http://schemas.openxmlformats.org/drawingml/2006/main" xmlns:pic="http://schemas.openxmlformats.org/drawingml/2006/picture">
           <wp:inline distT="0" distB="0" distL="0" distR="0">
-            <wp:extent cx="5735955" cy="3386332"/>
+            <wp:extent cx="5735955" cy="2308003"/>
             <wp:effectExtent l="0" t="0" r="0" b="0"/>
             <wp:docPr id="1008" name="Figure 1008"/>
             <wp:cNvGraphicFramePr>
@@ -14388,7 +14388,7 @@
                   <pic:spPr>
                     <a:xfrm>
                       <a:off x="0" y="0"/>
-                      <a:ext cx="5735955" cy="3386332"/>
+                      <a:ext cx="5735955" cy="2308003"/>
                     </a:xfrm>
                     <a:prstGeom prst="rect">
                       <a:avLst/>
@@ -15428,7 +15428,7 @@
       <w:r>
         <w:drawing xmlns:a="http://schemas.openxmlformats.org/drawingml/2006/main" xmlns:pic="http://schemas.openxmlformats.org/drawingml/2006/picture">
           <wp:inline distT="0" distB="0" distL="0" distR="0">
-            <wp:extent cx="5735955" cy="5580622"/>
+            <wp:extent cx="5735955" cy="2170873"/>
             <wp:effectExtent l="0" t="0" r="0" b="0"/>
             <wp:docPr id="1010" name="Figure 1010"/>
             <wp:cNvGraphicFramePr>
@@ -15450,7 +15450,7 @@
                   <pic:spPr>
                     <a:xfrm>
                       <a:off x="0" y="0"/>
-                      <a:ext cx="5735955" cy="5580622"/>
+                      <a:ext cx="5735955" cy="2170873"/>
                     </a:xfrm>
                     <a:prstGeom prst="rect">
                       <a:avLst/>
@@ -25514,7 +25514,7 @@
       <w:r>
         <w:drawing xmlns:a="http://schemas.openxmlformats.org/drawingml/2006/main" xmlns:pic="http://schemas.openxmlformats.org/drawingml/2006/picture">
           <wp:inline distT="0" distB="0" distL="0" distR="0">
-            <wp:extent cx="5735955" cy="5630013"/>
+            <wp:extent cx="5735955" cy="2981485"/>
             <wp:effectExtent l="0" t="0" r="0" b="0"/>
             <wp:docPr id="1012" name="Figure 1012"/>
             <wp:cNvGraphicFramePr>
@@ -25536,7 +25536,7 @@
                   <pic:spPr>
                     <a:xfrm>
                       <a:off x="0" y="0"/>
-                      <a:ext cx="5735955" cy="5630013"/>
+                      <a:ext cx="5735955" cy="2981485"/>
                     </a:xfrm>
                     <a:prstGeom prst="rect">
                       <a:avLst/>

--- a/deliverables/03_final_report/Bayan_Final_Report.docx
+++ b/deliverables/03_final_report/Bayan_Final_Report.docx
@@ -31138,57 +31138,27 @@
         </w:sdtContent>
       </w:sdt>
     </w:p>
-    <w:sdt>
-      <w:sdtPr>
-        <w:rPr>
-          <w:rFonts w:ascii="SamsungOne-400" w:hAnsi="SamsungOne-400" w:cs="Times New Roman"/>
-          <w:sz w:val="18"/>
-          <w:szCs w:val="20"/>
-        </w:rPr>
-        <w:tag w:val="goog_rdk_412"/>
-        <w:id w:val="393170479"/>
-        <w:showingPlcHdr/>
-      </w:sdtPr>
-      <w:sdtEndPr/>
-      <w:sdtContent>
-        <w:p>
-          <w:pPr>
-            <w:widowControl/>
-            <w:jc w:val="left"/>
-            <w:rPr>
-              <w:rFonts w:ascii="SamsungOne-400" w:hAnsi="SamsungOne-400" w:cs="Times New Roman"/>
-              <w:sz w:val="28"/>
-              <w:szCs w:val="28"/>
-            </w:rPr>
-          </w:pPr>
-          <w:r>
-            <w:rPr>
-              <w:rFonts w:ascii="SamsungOne-400" w:hAnsi="SamsungOne-400" w:cs="Times New Roman"/>
-              <w:sz w:val="18"/>
-              <w:szCs w:val="20"/>
-            </w:rPr>
-            <w:t xml:space="preserve">     </w:t>
-          </w:r>
-        </w:p>
-      </w:sdtContent>
-    </w:sdt>
     <w:tbl>
       <w:tblPr>
-        <w:tblStyle w:val="af9"/>
         <w:tblW w:w="9010" w:type="dxa"/>
+        <w:jc w:val="center"/>
         <w:tblBorders>
-          <w:top w:val="single" w:sz="4" w:space="0" w:color="000000"/>
-          <w:left w:val="single" w:sz="4" w:space="0" w:color="000000"/>
-          <w:bottom w:val="single" w:sz="4" w:space="0" w:color="000000"/>
-          <w:right w:val="single" w:sz="4" w:space="0" w:color="000000"/>
-          <w:insideH w:val="single" w:sz="4" w:space="0" w:color="000000"/>
-          <w:insideV w:val="single" w:sz="4" w:space="0" w:color="000000"/>
+          <w:top w:val="nil"/>
+          <w:left w:val="nil"/>
+          <w:bottom w:val="nil"/>
+          <w:right w:val="nil"/>
+          <w:insideH w:val="nil"/>
+          <w:insideV w:val="nil"/>
         </w:tblBorders>
         <w:tblLayout w:type="fixed"/>
-        <w:tblLook w:val="0400" w:firstRow="0" w:lastRow="0" w:firstColumn="0" w:lastColumn="0" w:noHBand="0" w:noVBand="1"/>
       </w:tblPr>
       <w:tblGrid>
-        <w:gridCol w:w="9010"/>
+        <w:gridCol w:w="1501"/>
+        <w:gridCol w:w="1501"/>
+        <w:gridCol w:w="1501"/>
+        <w:gridCol w:w="1501"/>
+        <w:gridCol w:w="1501"/>
+        <w:gridCol w:w="1501"/>
       </w:tblGrid>
       <w:tr>
         <w:trPr>
@@ -31197,505 +31167,884 @@
         </w:trPr>
         <w:tc>
           <w:tcPr>
-            <w:tcW w:w="9010" w:type="dxa"/>
-            <w:tcBorders>
-              <w:top w:val="single" w:sz="4" w:space="0" w:color="BFBFBF" w:themeColor="background1" w:themeShade="BF"/>
-              <w:left w:val="single" w:sz="4" w:space="0" w:color="BFBFBF" w:themeColor="background1" w:themeShade="BF"/>
-              <w:bottom w:val="single" w:sz="4" w:space="0" w:color="BFBFBF" w:themeColor="background1" w:themeShade="BF"/>
-              <w:right w:val="single" w:sz="4" w:space="0" w:color="BFBFBF" w:themeColor="background1" w:themeShade="BF"/>
-            </w:tcBorders>
-          </w:tcPr>
-          <w:sdt>
-            <w:sdtPr>
-              <w:rPr>
-                <w:rFonts w:ascii="SamsungOne-400" w:hAnsi="SamsungOne-400" w:cs="Times New Roman"/>
-                <w:sz w:val="18"/>
-                <w:szCs w:val="20"/>
-              </w:rPr>
-              <w:tag w:val="goog_rdk_413"/>
-              <w:id w:val="-1395664091"/>
-            </w:sdtPr>
-            <w:sdtEndPr/>
-            <w:sdtContent>
-              <w:p>
-                <w:pPr>
-                  <w:widowControl/>
-                  <w:jc w:val="center"/>
-                  <w:rPr>
-                    <w:rFonts w:ascii="SamsungOne-400" w:hAnsi="SamsungOne-400" w:cs="Times New Roman"/>
-                    <w:sz w:val="18"/>
-                    <w:szCs w:val="20"/>
-                  </w:rPr>
-                </w:pPr>
-              </w:p>
-              <w:p>
-                <w:pPr>
-                  <w:widowControl/>
-                  <w:jc w:val="center"/>
-                  <w:rPr>
-                    <w:rFonts w:ascii="SamsungOne-400" w:hAnsi="SamsungOne-400" w:cs="Times New Roman"/>
-                    <w:sz w:val="18"/>
-                    <w:szCs w:val="20"/>
-                  </w:rPr>
-                </w:pPr>
-              </w:p>
-              <w:p>
-                <w:pPr>
-                  <w:widowControl/>
-                  <w:jc w:val="center"/>
-                  <w:rPr>
-                    <w:rFonts w:ascii="SamsungOne-400" w:hAnsi="SamsungOne-400" w:cs="Times New Roman"/>
-                    <w:sz w:val="18"/>
-                    <w:szCs w:val="20"/>
-                  </w:rPr>
-                </w:pPr>
-              </w:p>
-              <w:p>
-                <w:pPr>
-                  <w:widowControl/>
-                  <w:jc w:val="center"/>
-                  <w:rPr>
-                    <w:rFonts w:ascii="SamsungOne-400" w:hAnsi="SamsungOne-400" w:cs="Times New Roman"/>
-                    <w:color w:val="BFBFBF" w:themeColor="background1" w:themeShade="BF"/>
-                    <w:sz w:val="28"/>
-                    <w:szCs w:val="28"/>
-                  </w:rPr>
-                </w:pPr>
-                <w:r>
-                  <w:rPr>
-                    <w:rFonts w:ascii="SamsungOne-400" w:hAnsi="SamsungOne-400" w:cs="Times New Roman"/>
-                    <w:color w:val="BFBFBF" w:themeColor="background1" w:themeShade="BF"/>
-                    <w:sz w:val="28"/>
-                    <w:szCs w:val="28"/>
-                  </w:rPr>
-                  <w:t>&lt;ATTACH A TEAM PICTURE HERE&gt;</w:t>
-                </w:r>
-              </w:p>
-              <w:p>
-                <w:pPr>
-                  <w:widowControl/>
-                  <w:jc w:val="center"/>
-                  <w:rPr>
-                    <w:rFonts w:ascii="SamsungOne-400" w:hAnsi="SamsungOne-400" w:cs="Times New Roman"/>
-                    <w:sz w:val="18"/>
-                    <w:szCs w:val="20"/>
-                  </w:rPr>
-                </w:pPr>
-              </w:p>
-              <w:p>
-                <w:pPr>
-                  <w:widowControl/>
-                  <w:jc w:val="center"/>
-                  <w:rPr>
-                    <w:rFonts w:ascii="SamsungOne-400" w:hAnsi="SamsungOne-400" w:cs="Times New Roman"/>
-                    <w:sz w:val="18"/>
-                    <w:szCs w:val="20"/>
-                  </w:rPr>
-                </w:pPr>
-              </w:p>
-              <w:p>
-                <w:pPr>
-                  <w:widowControl/>
-                  <w:jc w:val="center"/>
-                  <w:rPr>
-                    <w:rFonts w:ascii="SamsungOne-400" w:hAnsi="SamsungOne-400" w:cs="Times New Roman"/>
-                    <w:sz w:val="18"/>
-                    <w:szCs w:val="20"/>
-                  </w:rPr>
-                </w:pPr>
-              </w:p>
-            </w:sdtContent>
-          </w:sdt>
+            <w:tcW w:w="1501" w:type="dxa"/>
+          </w:tcPr>
+          <w:p>
+            <w:pPr>
+              <w:spacing w:before="0" w:after="60" w:line="0" w:lineRule="auto"/>
+              <w:jc w:val="center"/>
+            </w:pPr>
+            <w:r>
+              <w:drawing xmlns:a="http://schemas.openxmlformats.org/drawingml/2006/main" xmlns:pic="http://schemas.openxmlformats.org/drawingml/2006/picture">
+                <wp:inline distT="0" distB="0" distL="0" distR="0">
+                  <wp:extent cx="792000" cy="792000"/>
+                  <wp:effectExtent l="0" t="0" r="0" b="0"/>
+                  <wp:docPr id="1013" name="Figure 1013"/>
+                  <wp:cNvGraphicFramePr>
+                    <a:graphicFrameLocks noChangeAspect="1"/>
+                  </wp:cNvGraphicFramePr>
+                  <a:graphic>
+                    <a:graphicData uri="http://schemas.openxmlformats.org/drawingml/2006/picture">
+                      <pic:pic>
+                        <pic:nvPicPr>
+                          <pic:cNvPr id="1013" name="fig1013.png"/>
+                          <pic:cNvPicPr/>
+                        </pic:nvPicPr>
+                        <pic:blipFill>
+                          <a:blip r:embed="rId212"/>
+                          <a:stretch>
+                            <a:fillRect/>
+                          </a:stretch>
+                        </pic:blipFill>
+                        <pic:spPr>
+                          <a:xfrm>
+                            <a:off x="0" y="0"/>
+                            <a:ext cx="792000" cy="792000"/>
+                          </a:xfrm>
+                          <a:prstGeom prst="rect">
+                            <a:avLst/>
+                          </a:prstGeom>
+                        </pic:spPr>
+                      </pic:pic>
+                    </a:graphicData>
+                  </a:graphic>
+                </wp:inline>
+              </w:drawing>
+            </w:r>
+          </w:p>
+          <w:p>
+            <w:pPr>
+              <w:spacing w:before="0" w:after="0" w:line="240" w:lineRule="auto"/>
+              <w:jc w:val="center"/>
+            </w:pPr>
+            <w:r>
+              <w:rPr>
+                <w:rFonts w:ascii="SamsungOne-400" w:hAnsi="SamsungOne-400" w:cs="Times New Roman"/>
+                <w:b/>
+                <w:bCs/>
+                <w:sz w:val="19"/>
+                <w:szCs w:val="19"/>
+              </w:rPr>
+              <w:t xml:space="preserve">Marwan</w:t>
+            </w:r>
+            <w:r>
+              <w:br/>
+            </w:r>
+            <w:r>
+              <w:rPr>
+                <w:rFonts w:ascii="SamsungOne-400" w:hAnsi="SamsungOne-400" w:cs="Times New Roman"/>
+                <w:b/>
+                <w:bCs/>
+                <w:sz w:val="19"/>
+                <w:szCs w:val="19"/>
+              </w:rPr>
+              <w:t xml:space="preserve">Elamami</w:t>
+            </w:r>
+          </w:p>
+        </w:tc>
+        <w:tc>
+          <w:tcPr>
+            <w:tcW w:w="1501" w:type="dxa"/>
+          </w:tcPr>
+          <w:p>
+            <w:pPr>
+              <w:spacing w:before="0" w:after="60" w:line="0" w:lineRule="auto"/>
+              <w:jc w:val="center"/>
+            </w:pPr>
+            <w:r>
+              <w:drawing xmlns:a="http://schemas.openxmlformats.org/drawingml/2006/main" xmlns:pic="http://schemas.openxmlformats.org/drawingml/2006/picture">
+                <wp:inline distT="0" distB="0" distL="0" distR="0">
+                  <wp:extent cx="792000" cy="792000"/>
+                  <wp:effectExtent l="0" t="0" r="0" b="0"/>
+                  <wp:docPr id="1014" name="Figure 1014"/>
+                  <wp:cNvGraphicFramePr>
+                    <a:graphicFrameLocks noChangeAspect="1"/>
+                  </wp:cNvGraphicFramePr>
+                  <a:graphic>
+                    <a:graphicData uri="http://schemas.openxmlformats.org/drawingml/2006/picture">
+                      <pic:pic>
+                        <pic:nvPicPr>
+                          <pic:cNvPr id="1014" name="fig1014.png"/>
+                          <pic:cNvPicPr/>
+                        </pic:nvPicPr>
+                        <pic:blipFill>
+                          <a:blip r:embed="rId213"/>
+                          <a:stretch>
+                            <a:fillRect/>
+                          </a:stretch>
+                        </pic:blipFill>
+                        <pic:spPr>
+                          <a:xfrm>
+                            <a:off x="0" y="0"/>
+                            <a:ext cx="792000" cy="792000"/>
+                          </a:xfrm>
+                          <a:prstGeom prst="rect">
+                            <a:avLst/>
+                          </a:prstGeom>
+                        </pic:spPr>
+                      </pic:pic>
+                    </a:graphicData>
+                  </a:graphic>
+                </wp:inline>
+              </w:drawing>
+            </w:r>
+          </w:p>
+          <w:p>
+            <w:pPr>
+              <w:spacing w:before="0" w:after="0" w:line="240" w:lineRule="auto"/>
+              <w:jc w:val="center"/>
+            </w:pPr>
+            <w:r>
+              <w:rPr>
+                <w:rFonts w:ascii="SamsungOne-400" w:hAnsi="SamsungOne-400" w:cs="Times New Roman"/>
+                <w:b/>
+                <w:bCs/>
+                <w:sz w:val="19"/>
+                <w:szCs w:val="19"/>
+              </w:rPr>
+              <w:t xml:space="preserve">Abdulrahman</w:t>
+            </w:r>
+            <w:r>
+              <w:br/>
+            </w:r>
+            <w:r>
+              <w:rPr>
+                <w:rFonts w:ascii="SamsungOne-400" w:hAnsi="SamsungOne-400" w:cs="Times New Roman"/>
+                <w:b/>
+                <w:bCs/>
+                <w:sz w:val="19"/>
+                <w:szCs w:val="19"/>
+              </w:rPr>
+              <w:t xml:space="preserve">Khengari</w:t>
+            </w:r>
+          </w:p>
+        </w:tc>
+        <w:tc>
+          <w:tcPr>
+            <w:tcW w:w="1501" w:type="dxa"/>
+          </w:tcPr>
+          <w:p>
+            <w:pPr>
+              <w:spacing w:before="0" w:after="60" w:line="0" w:lineRule="auto"/>
+              <w:jc w:val="center"/>
+            </w:pPr>
+            <w:r>
+              <w:drawing xmlns:a="http://schemas.openxmlformats.org/drawingml/2006/main" xmlns:pic="http://schemas.openxmlformats.org/drawingml/2006/picture">
+                <wp:inline distT="0" distB="0" distL="0" distR="0">
+                  <wp:extent cx="792000" cy="792000"/>
+                  <wp:effectExtent l="0" t="0" r="0" b="0"/>
+                  <wp:docPr id="1015" name="Figure 1015"/>
+                  <wp:cNvGraphicFramePr>
+                    <a:graphicFrameLocks noChangeAspect="1"/>
+                  </wp:cNvGraphicFramePr>
+                  <a:graphic>
+                    <a:graphicData uri="http://schemas.openxmlformats.org/drawingml/2006/picture">
+                      <pic:pic>
+                        <pic:nvPicPr>
+                          <pic:cNvPr id="1015" name="fig1015.png"/>
+                          <pic:cNvPicPr/>
+                        </pic:nvPicPr>
+                        <pic:blipFill>
+                          <a:blip r:embed="rId214"/>
+                          <a:stretch>
+                            <a:fillRect/>
+                          </a:stretch>
+                        </pic:blipFill>
+                        <pic:spPr>
+                          <a:xfrm>
+                            <a:off x="0" y="0"/>
+                            <a:ext cx="792000" cy="792000"/>
+                          </a:xfrm>
+                          <a:prstGeom prst="rect">
+                            <a:avLst/>
+                          </a:prstGeom>
+                        </pic:spPr>
+                      </pic:pic>
+                    </a:graphicData>
+                  </a:graphic>
+                </wp:inline>
+              </w:drawing>
+            </w:r>
+          </w:p>
+          <w:p>
+            <w:pPr>
+              <w:spacing w:before="0" w:after="0" w:line="240" w:lineRule="auto"/>
+              <w:jc w:val="center"/>
+            </w:pPr>
+            <w:r>
+              <w:rPr>
+                <w:rFonts w:ascii="SamsungOne-400" w:hAnsi="SamsungOne-400" w:cs="Times New Roman"/>
+                <w:b/>
+                <w:bCs/>
+                <w:sz w:val="19"/>
+                <w:szCs w:val="19"/>
+              </w:rPr>
+              <w:t xml:space="preserve">Ahmed</w:t>
+            </w:r>
+            <w:r>
+              <w:br/>
+            </w:r>
+            <w:r>
+              <w:rPr>
+                <w:rFonts w:ascii="SamsungOne-400" w:hAnsi="SamsungOne-400" w:cs="Times New Roman"/>
+                <w:b/>
+                <w:bCs/>
+                <w:sz w:val="19"/>
+                <w:szCs w:val="19"/>
+              </w:rPr>
+              <w:t xml:space="preserve">Alaeb</w:t>
+            </w:r>
+          </w:p>
+        </w:tc>
+        <w:tc>
+          <w:tcPr>
+            <w:tcW w:w="1501" w:type="dxa"/>
+          </w:tcPr>
+          <w:p>
+            <w:pPr>
+              <w:spacing w:before="0" w:after="60" w:line="0" w:lineRule="auto"/>
+              <w:jc w:val="center"/>
+            </w:pPr>
+            <w:r>
+              <w:drawing xmlns:a="http://schemas.openxmlformats.org/drawingml/2006/main" xmlns:pic="http://schemas.openxmlformats.org/drawingml/2006/picture">
+                <wp:inline distT="0" distB="0" distL="0" distR="0">
+                  <wp:extent cx="792000" cy="792000"/>
+                  <wp:effectExtent l="0" t="0" r="0" b="0"/>
+                  <wp:docPr id="1016" name="Figure 1016"/>
+                  <wp:cNvGraphicFramePr>
+                    <a:graphicFrameLocks noChangeAspect="1"/>
+                  </wp:cNvGraphicFramePr>
+                  <a:graphic>
+                    <a:graphicData uri="http://schemas.openxmlformats.org/drawingml/2006/picture">
+                      <pic:pic>
+                        <pic:nvPicPr>
+                          <pic:cNvPr id="1016" name="fig1016.png"/>
+                          <pic:cNvPicPr/>
+                        </pic:nvPicPr>
+                        <pic:blipFill>
+                          <a:blip r:embed="rId215"/>
+                          <a:stretch>
+                            <a:fillRect/>
+                          </a:stretch>
+                        </pic:blipFill>
+                        <pic:spPr>
+                          <a:xfrm>
+                            <a:off x="0" y="0"/>
+                            <a:ext cx="792000" cy="792000"/>
+                          </a:xfrm>
+                          <a:prstGeom prst="rect">
+                            <a:avLst/>
+                          </a:prstGeom>
+                        </pic:spPr>
+                      </pic:pic>
+                    </a:graphicData>
+                  </a:graphic>
+                </wp:inline>
+              </w:drawing>
+            </w:r>
+          </w:p>
+          <w:p>
+            <w:pPr>
+              <w:spacing w:before="0" w:after="0" w:line="240" w:lineRule="auto"/>
+              <w:jc w:val="center"/>
+            </w:pPr>
+            <w:r>
+              <w:rPr>
+                <w:rFonts w:ascii="SamsungOne-400" w:hAnsi="SamsungOne-400" w:cs="Times New Roman"/>
+                <w:b/>
+                <w:bCs/>
+                <w:sz w:val="19"/>
+                <w:szCs w:val="19"/>
+              </w:rPr>
+              <w:t xml:space="preserve">Sanad</w:t>
+            </w:r>
+            <w:r>
+              <w:br/>
+            </w:r>
+            <w:r>
+              <w:rPr>
+                <w:rFonts w:ascii="SamsungOne-400" w:hAnsi="SamsungOne-400" w:cs="Times New Roman"/>
+                <w:b/>
+                <w:bCs/>
+                <w:sz w:val="19"/>
+                <w:szCs w:val="19"/>
+              </w:rPr>
+              <w:t xml:space="preserve">Ali</w:t>
+            </w:r>
+          </w:p>
+        </w:tc>
+        <w:tc>
+          <w:tcPr>
+            <w:tcW w:w="1501" w:type="dxa"/>
+          </w:tcPr>
+          <w:p>
+            <w:pPr>
+              <w:spacing w:before="0" w:after="60" w:line="0" w:lineRule="auto"/>
+              <w:jc w:val="center"/>
+            </w:pPr>
+            <w:r>
+              <w:drawing xmlns:a="http://schemas.openxmlformats.org/drawingml/2006/main" xmlns:pic="http://schemas.openxmlformats.org/drawingml/2006/picture">
+                <wp:inline distT="0" distB="0" distL="0" distR="0">
+                  <wp:extent cx="792000" cy="792000"/>
+                  <wp:effectExtent l="0" t="0" r="0" b="0"/>
+                  <wp:docPr id="1017" name="Figure 1017"/>
+                  <wp:cNvGraphicFramePr>
+                    <a:graphicFrameLocks noChangeAspect="1"/>
+                  </wp:cNvGraphicFramePr>
+                  <a:graphic>
+                    <a:graphicData uri="http://schemas.openxmlformats.org/drawingml/2006/picture">
+                      <pic:pic>
+                        <pic:nvPicPr>
+                          <pic:cNvPr id="1017" name="fig1017.png"/>
+                          <pic:cNvPicPr/>
+                        </pic:nvPicPr>
+                        <pic:blipFill>
+                          <a:blip r:embed="rId216"/>
+                          <a:stretch>
+                            <a:fillRect/>
+                          </a:stretch>
+                        </pic:blipFill>
+                        <pic:spPr>
+                          <a:xfrm>
+                            <a:off x="0" y="0"/>
+                            <a:ext cx="792000" cy="792000"/>
+                          </a:xfrm>
+                          <a:prstGeom prst="rect">
+                            <a:avLst/>
+                          </a:prstGeom>
+                        </pic:spPr>
+                      </pic:pic>
+                    </a:graphicData>
+                  </a:graphic>
+                </wp:inline>
+              </w:drawing>
+            </w:r>
+          </w:p>
+          <w:p>
+            <w:pPr>
+              <w:spacing w:before="0" w:after="0" w:line="240" w:lineRule="auto"/>
+              <w:jc w:val="center"/>
+            </w:pPr>
+            <w:r>
+              <w:rPr>
+                <w:rFonts w:ascii="SamsungOne-400" w:hAnsi="SamsungOne-400" w:cs="Times New Roman"/>
+                <w:b/>
+                <w:bCs/>
+                <w:sz w:val="19"/>
+                <w:szCs w:val="19"/>
+              </w:rPr>
+              <w:t xml:space="preserve">Mohammed</w:t>
+            </w:r>
+            <w:r>
+              <w:br/>
+            </w:r>
+            <w:r>
+              <w:rPr>
+                <w:rFonts w:ascii="SamsungOne-400" w:hAnsi="SamsungOne-400" w:cs="Times New Roman"/>
+                <w:b/>
+                <w:bCs/>
+                <w:sz w:val="19"/>
+                <w:szCs w:val="19"/>
+              </w:rPr>
+              <w:t xml:space="preserve">Thabet</w:t>
+            </w:r>
+          </w:p>
+        </w:tc>
+        <w:tc>
+          <w:tcPr>
+            <w:tcW w:w="1501" w:type="dxa"/>
+          </w:tcPr>
+          <w:p>
+            <w:pPr>
+              <w:spacing w:before="0" w:after="60" w:line="0" w:lineRule="auto"/>
+              <w:jc w:val="center"/>
+            </w:pPr>
+            <w:r>
+              <w:drawing xmlns:a="http://schemas.openxmlformats.org/drawingml/2006/main" xmlns:pic="http://schemas.openxmlformats.org/drawingml/2006/picture">
+                <wp:inline distT="0" distB="0" distL="0" distR="0">
+                  <wp:extent cx="792000" cy="792000"/>
+                  <wp:effectExtent l="0" t="0" r="0" b="0"/>
+                  <wp:docPr id="1018" name="Figure 1018"/>
+                  <wp:cNvGraphicFramePr>
+                    <a:graphicFrameLocks noChangeAspect="1"/>
+                  </wp:cNvGraphicFramePr>
+                  <a:graphic>
+                    <a:graphicData uri="http://schemas.openxmlformats.org/drawingml/2006/picture">
+                      <pic:pic>
+                        <pic:nvPicPr>
+                          <pic:cNvPr id="1018" name="fig1018.png"/>
+                          <pic:cNvPicPr/>
+                        </pic:nvPicPr>
+                        <pic:blipFill>
+                          <a:blip r:embed="rId217"/>
+                          <a:stretch>
+                            <a:fillRect/>
+                          </a:stretch>
+                        </pic:blipFill>
+                        <pic:spPr>
+                          <a:xfrm>
+                            <a:off x="0" y="0"/>
+                            <a:ext cx="792000" cy="792000"/>
+                          </a:xfrm>
+                          <a:prstGeom prst="rect">
+                            <a:avLst/>
+                          </a:prstGeom>
+                        </pic:spPr>
+                      </pic:pic>
+                    </a:graphicData>
+                  </a:graphic>
+                </wp:inline>
+              </w:drawing>
+            </w:r>
+          </w:p>
+          <w:p>
+            <w:pPr>
+              <w:spacing w:before="0" w:after="0" w:line="240" w:lineRule="auto"/>
+              <w:jc w:val="center"/>
+            </w:pPr>
+            <w:r>
+              <w:rPr>
+                <w:rFonts w:ascii="SamsungOne-400" w:hAnsi="SamsungOne-400" w:cs="Times New Roman"/>
+                <w:b/>
+                <w:bCs/>
+                <w:sz w:val="19"/>
+                <w:szCs w:val="19"/>
+              </w:rPr>
+              <w:t xml:space="preserve">Abdul Majid</w:t>
+            </w:r>
+            <w:r>
+              <w:br/>
+            </w:r>
+            <w:r>
+              <w:rPr>
+                <w:rFonts w:ascii="SamsungOne-400" w:hAnsi="SamsungOne-400" w:cs="Times New Roman"/>
+                <w:b/>
+                <w:bCs/>
+                <w:sz w:val="19"/>
+                <w:szCs w:val="19"/>
+              </w:rPr>
+              <w:t xml:space="preserve">Mraied</w:t>
+            </w:r>
+          </w:p>
         </w:tc>
       </w:tr>
     </w:tbl>
-    <w:sdt>
-      <w:sdtPr>
-        <w:rPr>
-          <w:rFonts w:ascii="SamsungOne-400" w:hAnsi="SamsungOne-400" w:cs="Times New Roman"/>
-          <w:sz w:val="18"/>
-          <w:szCs w:val="20"/>
-        </w:rPr>
-        <w:tag w:val="goog_rdk_416"/>
-        <w:id w:val="628278138"/>
-        <w:showingPlcHdr/>
-      </w:sdtPr>
-      <w:sdtEndPr/>
-      <w:sdtContent>
-        <w:p>
-          <w:pPr>
-            <w:widowControl/>
-            <w:jc w:val="left"/>
-            <w:rPr>
-              <w:rFonts w:ascii="SamsungOne-400" w:hAnsi="SamsungOne-400" w:cs="Times New Roman"/>
-              <w:sz w:val="18"/>
-              <w:szCs w:val="20"/>
-            </w:rPr>
-          </w:pPr>
-          <w:r>
-            <w:rPr>
-              <w:rFonts w:ascii="SamsungOne-400" w:hAnsi="SamsungOne-400" w:cs="Times New Roman"/>
-              <w:sz w:val="18"/>
-              <w:szCs w:val="20"/>
-            </w:rPr>
-            <w:t xml:space="preserve">     </w:t>
-          </w:r>
-        </w:p>
-      </w:sdtContent>
-    </w:sdt>
+    <w:p>
+      <w:pPr>
+        <w:spacing w:before="40" w:after="160" w:line="240" w:lineRule="auto"/>
+        <w:jc w:val="center"/>
+      </w:pPr>
+      <w:r>
+        <w:rPr>
+          <w:rFonts w:ascii="SamsungOne-400" w:hAnsi="SamsungOne-400" w:cs="Times New Roman"/>
+          <w:sz w:val="19"/>
+          <w:szCs w:val="19"/>
+        </w:rPr>
+        <w:t xml:space="preserve">Team Cogni</w:t>
+      </w:r>
+    </w:p>
     <w:tbl>
       <w:tblPr>
-        <w:tblStyle w:val="afa"/>
         <w:tblW w:w="9010" w:type="dxa"/>
+        <w:tblLayout w:type="fixed"/>
         <w:tblBorders>
-          <w:top w:val="single" w:sz="4" w:space="0" w:color="BFBFBF" w:themeColor="background1" w:themeShade="BF"/>
-          <w:left w:val="single" w:sz="4" w:space="0" w:color="BFBFBF" w:themeColor="background1" w:themeShade="BF"/>
-          <w:bottom w:val="single" w:sz="4" w:space="0" w:color="BFBFBF" w:themeColor="background1" w:themeShade="BF"/>
-          <w:right w:val="single" w:sz="4" w:space="0" w:color="BFBFBF" w:themeColor="background1" w:themeShade="BF"/>
-          <w:insideH w:val="single" w:sz="4" w:space="0" w:color="BFBFBF" w:themeColor="background1" w:themeShade="BF"/>
-          <w:insideV w:val="single" w:sz="4" w:space="0" w:color="BFBFBF" w:themeColor="background1" w:themeShade="BF"/>
+          <w:top w:val="single" w:sz="4" w:color="BFBFBF"/>
+          <w:left w:val="single" w:sz="4" w:color="BFBFBF"/>
+          <w:bottom w:val="single" w:sz="4" w:color="BFBFBF"/>
+          <w:right w:val="single" w:sz="4" w:color="BFBFBF"/>
+          <w:insideH w:val="single" w:sz="4" w:color="BFBFBF"/>
+          <w:insideV w:val="single" w:sz="4" w:color="BFBFBF"/>
         </w:tblBorders>
-        <w:tblLayout w:type="fixed"/>
-        <w:tblLook w:val="0400" w:firstRow="0" w:lastRow="0" w:firstColumn="0" w:lastColumn="0" w:noHBand="0" w:noVBand="1"/>
+        <w:tblCellMar>
+          <w:top w:w="40" w:type="dxa"/>
+          <w:left w:w="40" w:type="dxa"/>
+          <w:bottom w:w="40" w:type="dxa"/>
+          <w:right w:w="40" w:type="dxa"/>
+        </w:tblCellMar>
       </w:tblPr>
       <w:tblGrid>
-        <w:gridCol w:w="1384"/>
-        <w:gridCol w:w="7626"/>
+        <w:gridCol w:w="2447"/>
+        <w:gridCol w:w="6563"/>
       </w:tblGrid>
       <w:tr>
         <w:trPr>
-          <w:trHeight w:val="390"/>
           <w:cantSplit/>
           <w:tblHeader/>
         </w:trPr>
         <w:tc>
           <w:tcPr>
-            <w:tcW w:w="1384" w:type="dxa"/>
+            <w:tcW w:w="2447" w:type="dxa"/>
+            <w:tcBorders>
+              <w:top w:val="single" w:sz="4" w:color="BFBFBF"/>
+              <w:left w:val="single" w:sz="4" w:color="BFBFBF"/>
+              <w:bottom w:val="single" w:sz="4" w:color="BFBFBF"/>
+              <w:right w:val="single" w:sz="4" w:color="BFBFBF"/>
+            </w:tcBorders>
             <w:shd w:val="clear" w:color="auto" w:fill="DEE5FA"/>
-            <w:vAlign w:val="center"/>
-          </w:tcPr>
-          <w:sdt>
-            <w:sdtPr>
-              <w:rPr>
-                <w:rFonts w:ascii="SamsungOne-700" w:hAnsi="SamsungOne-700" w:cs="Times New Roman"/>
+          </w:tcPr>
+          <w:p>
+            <w:pPr>
+              <w:spacing w:before="0" w:after="20" w:line="240" w:lineRule="exact"/>
+            </w:pPr>
+            <w:r>
+              <w:rPr>
+                <w:rFonts w:ascii="SamsungOne-400" w:hAnsi="SamsungOne-400" w:cs="Times New Roman"/>
+                <w:b/>
                 <w:bCs/>
-                <w:color w:val="000000" w:themeColor="text1" w:themeShade="BF"/>
-                <w:sz w:val="24"/>
-                <w:szCs w:val="24"/>
-              </w:rPr>
-              <w:tag w:val="goog_rdk_424"/>
-              <w:id w:val="-826752042"/>
-            </w:sdtPr>
-            <w:sdtEndPr/>
-            <w:sdtContent>
-              <w:p>
-                <w:pPr>
-                  <w:widowControl/>
-                  <w:jc w:val="center"/>
-                  <w:rPr>
-                    <w:rFonts w:ascii="SamsungOne-700" w:hAnsi="SamsungOne-700" w:cs="Times New Roman"/>
-                    <w:bCs/>
-                    <w:color w:val="000000" w:themeColor="text1" w:themeShade="BF"/>
-                    <w:sz w:val="24"/>
-                    <w:szCs w:val="24"/>
-                  </w:rPr>
-                </w:pPr>
-                <w:r>
-                  <w:rPr>
-                    <w:rFonts w:ascii="SamsungOne-700" w:hAnsi="SamsungOne-700" w:cs="Times New Roman"/>
-                    <w:bCs/>
-                    <w:color w:val="000000" w:themeColor="text1" w:themeShade="BF"/>
-                    <w:sz w:val="24"/>
-                    <w:szCs w:val="24"/>
-                  </w:rPr>
-                  <w:t>NAME</w:t>
-                </w:r>
-              </w:p>
-            </w:sdtContent>
-          </w:sdt>
-        </w:tc>
-        <w:tc>
-          <w:tcPr>
-            <w:tcW w:w="7626" w:type="dxa"/>
+                <w:sz w:val="20"/>
+                <w:szCs w:val="20"/>
+              </w:rPr>
+              <w:t xml:space="preserve">NAME</w:t>
+            </w:r>
+          </w:p>
+        </w:tc>
+        <w:tc>
+          <w:tcPr>
+            <w:tcW w:w="6563" w:type="dxa"/>
+            <w:tcBorders>
+              <w:top w:val="single" w:sz="4" w:color="BFBFBF"/>
+              <w:left w:val="single" w:sz="4" w:color="BFBFBF"/>
+              <w:bottom w:val="single" w:sz="4" w:color="BFBFBF"/>
+              <w:right w:val="single" w:sz="4" w:color="BFBFBF"/>
+            </w:tcBorders>
             <w:shd w:val="clear" w:color="auto" w:fill="DEE5FA"/>
-            <w:vAlign w:val="center"/>
-          </w:tcPr>
-          <w:sdt>
-            <w:sdtPr>
-              <w:rPr>
-                <w:rFonts w:ascii="SamsungOne-700" w:hAnsi="SamsungOne-700" w:cs="Times New Roman"/>
+          </w:tcPr>
+          <w:p>
+            <w:pPr>
+              <w:spacing w:before="0" w:after="20" w:line="240" w:lineRule="exact"/>
+            </w:pPr>
+            <w:r>
+              <w:rPr>
+                <w:rFonts w:ascii="SamsungOne-400" w:hAnsi="SamsungOne-400" w:cs="Times New Roman"/>
+                <w:b/>
                 <w:bCs/>
-                <w:color w:val="000000" w:themeColor="text1" w:themeShade="BF"/>
-                <w:sz w:val="24"/>
-                <w:szCs w:val="24"/>
-              </w:rPr>
-              <w:tag w:val="goog_rdk_424"/>
-              <w:id w:val="464086223"/>
-            </w:sdtPr>
-            <w:sdtEndPr/>
-            <w:sdtContent>
-              <w:p>
-                <w:pPr>
-                  <w:widowControl/>
-                  <w:jc w:val="center"/>
-                  <w:rPr>
-                    <w:rFonts w:ascii="SamsungOne-700" w:hAnsi="SamsungOne-700" w:cs="Times New Roman"/>
-                    <w:bCs/>
-                    <w:color w:val="000000" w:themeColor="text1" w:themeShade="BF"/>
-                    <w:sz w:val="24"/>
-                    <w:szCs w:val="24"/>
-                  </w:rPr>
-                </w:pPr>
-                <w:r>
-                  <w:rPr>
-                    <w:rFonts w:ascii="SamsungOne-700" w:hAnsi="SamsungOne-700" w:cs="Times New Roman"/>
-                    <w:bCs/>
-                    <w:color w:val="000000" w:themeColor="text1" w:themeShade="BF"/>
-                    <w:sz w:val="24"/>
-                    <w:szCs w:val="24"/>
-                  </w:rPr>
-                  <w:t>REVIEW</w:t>
-                </w:r>
-                <w:r>
-                  <w:rPr>
-                    <w:rFonts w:ascii="SamsungOne-700" w:hAnsi="SamsungOne-700" w:cs="Times New Roman"/>
-                    <w:bCs/>
-                    <w:color w:val="000000" w:themeColor="text1" w:themeShade="BF"/>
-                    <w:sz w:val="24"/>
-                    <w:szCs w:val="24"/>
-                  </w:rPr>
-                  <w:t xml:space="preserve"> and COMMENT</w:t>
-                </w:r>
-              </w:p>
-            </w:sdtContent>
-          </w:sdt>
+                <w:sz w:val="20"/>
+                <w:szCs w:val="20"/>
+              </w:rPr>
+              <w:t xml:space="preserve">REVIEW and COMMENT</w:t>
+            </w:r>
+          </w:p>
         </w:tc>
       </w:tr>
       <w:tr>
         <w:trPr>
-          <w:trHeight w:val="390"/>
           <w:cantSplit/>
         </w:trPr>
         <w:tc>
           <w:tcPr>
-            <w:tcW w:w="1384" w:type="dxa"/>
-            <w:vAlign w:val="center"/>
-          </w:tcPr>
-          <w:p>
-            <w:pPr>
-              <w:widowControl/>
-              <w:jc w:val="center"/>
-              <w:rPr>
-                <w:rFonts w:ascii="SamsungOne-400" w:hAnsi="SamsungOne-400" w:cs="Times New Roman"/>
-                <w:sz w:val="22"/>
-              </w:rPr>
-            </w:pPr>
-          </w:p>
-        </w:tc>
-        <w:tc>
-          <w:tcPr>
-            <w:tcW w:w="7626" w:type="dxa"/>
-            <w:vAlign w:val="center"/>
-          </w:tcPr>
-          <w:p>
-            <w:pPr>
-              <w:widowControl/>
-              <w:jc w:val="left"/>
-              <w:rPr>
-                <w:rFonts w:ascii="SamsungOne-400" w:hAnsi="SamsungOne-400" w:cs="Times New Roman"/>
-                <w:sz w:val="22"/>
-              </w:rPr>
-            </w:pPr>
+            <w:tcW w:w="2447" w:type="dxa"/>
+            <w:tcBorders>
+              <w:top w:val="single" w:sz="4" w:color="BFBFBF"/>
+              <w:left w:val="single" w:sz="4" w:color="BFBFBF"/>
+              <w:bottom w:val="single" w:sz="4" w:color="BFBFBF"/>
+              <w:right w:val="single" w:sz="4" w:color="BFBFBF"/>
+            </w:tcBorders>
+          </w:tcPr>
+          <w:p>
+            <w:pPr>
+              <w:spacing w:before="0" w:after="20" w:line="240" w:lineRule="exact"/>
+            </w:pPr>
+            <w:r>
+              <w:rPr>
+                <w:rFonts w:ascii="SamsungOne-400" w:hAnsi="SamsungOne-400" w:cs="Times New Roman"/>
+                <w:sz w:val="20"/>
+                <w:szCs w:val="20"/>
+              </w:rPr>
+              <w:t xml:space="preserve">Marwan Elamami</w:t>
+            </w:r>
+          </w:p>
+        </w:tc>
+        <w:tc>
+          <w:tcPr>
+            <w:tcW w:w="6563" w:type="dxa"/>
+            <w:tcBorders>
+              <w:top w:val="single" w:sz="4" w:color="BFBFBF"/>
+              <w:left w:val="single" w:sz="4" w:color="BFBFBF"/>
+              <w:bottom w:val="single" w:sz="4" w:color="BFBFBF"/>
+              <w:right w:val="single" w:sz="4" w:color="BFBFBF"/>
+            </w:tcBorders>
+          </w:tcPr>
+          <w:p>
+            <w:pPr>
+              <w:spacing w:before="0" w:after="20" w:line="240" w:lineRule="exact"/>
+            </w:pPr>
+            <w:r>
+              <w:rPr>
+                <w:rFonts w:ascii="SamsungOne-400" w:hAnsi="SamsungOne-400" w:cs="Times New Roman"/>
+                <w:sz w:val="20"/>
+                <w:szCs w:val="20"/>
+              </w:rPr>
+              <w:t xml:space="preserve">Leading Bayan taught me that the hard part of an AI product is knowing whether it works. I am proudest that we built a benchmark for the task, checked it against people, and let the numbers change our decisions, which is how BayanSimplify-v0.3 with four beams became the app's large model. Next, I want readers with dyslexia to use the app and to measure their reading itself.</w:t>
+            </w:r>
           </w:p>
         </w:tc>
       </w:tr>
       <w:tr>
         <w:trPr>
-          <w:trHeight w:val="390"/>
           <w:cantSplit/>
         </w:trPr>
         <w:tc>
           <w:tcPr>
-            <w:tcW w:w="1384" w:type="dxa"/>
-            <w:vAlign w:val="center"/>
-          </w:tcPr>
-          <w:p>
-            <w:pPr>
-              <w:widowControl/>
-              <w:jc w:val="center"/>
-              <w:rPr>
-                <w:rFonts w:ascii="SamsungOne-400" w:hAnsi="SamsungOne-400" w:cs="Times New Roman"/>
-                <w:sz w:val="22"/>
-              </w:rPr>
-            </w:pPr>
-          </w:p>
-        </w:tc>
-        <w:tc>
-          <w:tcPr>
-            <w:tcW w:w="7626" w:type="dxa"/>
-            <w:vAlign w:val="center"/>
-          </w:tcPr>
-          <w:p>
-            <w:pPr>
-              <w:widowControl/>
-              <w:jc w:val="center"/>
-              <w:rPr>
-                <w:rFonts w:ascii="SamsungOne-400" w:hAnsi="SamsungOne-400" w:cs="Times New Roman"/>
-                <w:sz w:val="22"/>
-              </w:rPr>
-            </w:pPr>
+            <w:tcW w:w="2447" w:type="dxa"/>
+            <w:tcBorders>
+              <w:top w:val="single" w:sz="4" w:color="BFBFBF"/>
+              <w:left w:val="single" w:sz="4" w:color="BFBFBF"/>
+              <w:bottom w:val="single" w:sz="4" w:color="BFBFBF"/>
+              <w:right w:val="single" w:sz="4" w:color="BFBFBF"/>
+            </w:tcBorders>
+          </w:tcPr>
+          <w:p>
+            <w:pPr>
+              <w:spacing w:before="0" w:after="20" w:line="240" w:lineRule="exact"/>
+            </w:pPr>
+            <w:r>
+              <w:rPr>
+                <w:rFonts w:ascii="SamsungOne-400" w:hAnsi="SamsungOne-400" w:cs="Times New Roman"/>
+                <w:sz w:val="20"/>
+                <w:szCs w:val="20"/>
+              </w:rPr>
+              <w:t xml:space="preserve">Abdulrahman Khengari</w:t>
+            </w:r>
+          </w:p>
+        </w:tc>
+        <w:tc>
+          <w:tcPr>
+            <w:tcW w:w="6563" w:type="dxa"/>
+            <w:tcBorders>
+              <w:top w:val="single" w:sz="4" w:color="BFBFBF"/>
+              <w:left w:val="single" w:sz="4" w:color="BFBFBF"/>
+              <w:bottom w:val="single" w:sz="4" w:color="BFBFBF"/>
+              <w:right w:val="single" w:sz="4" w:color="BFBFBF"/>
+            </w:tcBorders>
+          </w:tcPr>
+          <w:p>
+            <w:pPr>
+              <w:spacing w:before="0" w:after="20" w:line="240" w:lineRule="exact"/>
+            </w:pPr>
+            <w:r>
+              <w:rPr>
+                <w:rFonts w:ascii="SamsungOne-400" w:hAnsi="SamsungOne-400" w:cs="Times New Roman"/>
+                <w:sz w:val="20"/>
+                <w:szCs w:val="20"/>
+              </w:rPr>
+              <w:t xml:space="preserve">I built the data side, from the first synthetic corpus to corpus v1, the meaning judge and BayanSimplify-v0.3, and the benchmark report that compared 35 systems on the same rules. Measuring every variant the same way is what showed that BayanSimplify-v0.3 with four beams is our best model.</w:t>
+            </w:r>
           </w:p>
         </w:tc>
       </w:tr>
       <w:tr>
         <w:trPr>
-          <w:trHeight w:val="390"/>
           <w:cantSplit/>
         </w:trPr>
         <w:tc>
           <w:tcPr>
-            <w:tcW w:w="1384" w:type="dxa"/>
-            <w:vAlign w:val="center"/>
-          </w:tcPr>
-          <w:p>
-            <w:pPr>
-              <w:widowControl/>
-              <w:jc w:val="center"/>
-              <w:rPr>
-                <w:rFonts w:ascii="SamsungOne-400" w:hAnsi="SamsungOne-400" w:cs="Times New Roman"/>
-                <w:sz w:val="22"/>
-              </w:rPr>
-            </w:pPr>
-          </w:p>
-        </w:tc>
-        <w:tc>
-          <w:tcPr>
-            <w:tcW w:w="7626" w:type="dxa"/>
-            <w:vAlign w:val="center"/>
-          </w:tcPr>
-          <w:p>
-            <w:pPr>
-              <w:widowControl/>
-              <w:jc w:val="left"/>
-              <w:rPr>
-                <w:rFonts w:ascii="SamsungOne-400" w:hAnsi="SamsungOne-400" w:cs="Times New Roman"/>
-                <w:sz w:val="22"/>
-              </w:rPr>
-            </w:pPr>
+            <w:tcW w:w="2447" w:type="dxa"/>
+            <w:tcBorders>
+              <w:top w:val="single" w:sz="4" w:color="BFBFBF"/>
+              <w:left w:val="single" w:sz="4" w:color="BFBFBF"/>
+              <w:bottom w:val="single" w:sz="4" w:color="BFBFBF"/>
+              <w:right w:val="single" w:sz="4" w:color="BFBFBF"/>
+            </w:tcBorders>
+          </w:tcPr>
+          <w:p>
+            <w:pPr>
+              <w:spacing w:before="0" w:after="20" w:line="240" w:lineRule="exact"/>
+            </w:pPr>
+            <w:r>
+              <w:rPr>
+                <w:rFonts w:ascii="SamsungOne-400" w:hAnsi="SamsungOne-400" w:cs="Times New Roman"/>
+                <w:sz w:val="20"/>
+                <w:szCs w:val="20"/>
+              </w:rPr>
+              <w:t xml:space="preserve">Ahmed Alaeb</w:t>
+            </w:r>
+          </w:p>
+        </w:tc>
+        <w:tc>
+          <w:tcPr>
+            <w:tcW w:w="6563" w:type="dxa"/>
+            <w:tcBorders>
+              <w:top w:val="single" w:sz="4" w:color="BFBFBF"/>
+              <w:left w:val="single" w:sz="4" w:color="BFBFBF"/>
+              <w:bottom w:val="single" w:sz="4" w:color="BFBFBF"/>
+              <w:right w:val="single" w:sz="4" w:color="BFBFBF"/>
+            </w:tcBorders>
+          </w:tcPr>
+          <w:p>
+            <w:pPr>
+              <w:spacing w:before="0" w:after="20" w:line="240" w:lineRule="exact"/>
+            </w:pPr>
+            <w:r>
+              <w:rPr>
+                <w:rFonts w:ascii="SamsungOne-400" w:hAnsi="SamsungOne-400" w:cs="Times New Roman"/>
+                <w:sz w:val="20"/>
+                <w:szCs w:val="20"/>
+              </w:rPr>
+              <w:t xml:space="preserve">Training BayanSimplify-v0.1 and the v0.2 models showed me how much the data decides: SAMER taught word swaps, while the corpora we built taught the model to restructure. I am glad the model work ended in an app that runs offline on an ordinary phone.</w:t>
+            </w:r>
           </w:p>
         </w:tc>
       </w:tr>
       <w:tr>
         <w:trPr>
-          <w:trHeight w:val="390"/>
           <w:cantSplit/>
         </w:trPr>
         <w:tc>
           <w:tcPr>
-            <w:tcW w:w="1384" w:type="dxa"/>
-            <w:vAlign w:val="center"/>
-          </w:tcPr>
-          <w:p>
-            <w:pPr>
-              <w:widowControl/>
-              <w:jc w:val="center"/>
-              <w:rPr>
-                <w:rFonts w:ascii="SamsungOne-400" w:hAnsi="SamsungOne-400" w:cs="Times New Roman"/>
-                <w:sz w:val="22"/>
-              </w:rPr>
-            </w:pPr>
-          </w:p>
-        </w:tc>
-        <w:tc>
-          <w:tcPr>
-            <w:tcW w:w="7626" w:type="dxa"/>
-            <w:vAlign w:val="center"/>
-          </w:tcPr>
-          <w:p>
-            <w:pPr>
-              <w:widowControl/>
-              <w:jc w:val="left"/>
-              <w:rPr>
-                <w:rFonts w:ascii="SamsungOne-400" w:hAnsi="SamsungOne-400" w:cs="Times New Roman"/>
-                <w:sz w:val="22"/>
-              </w:rPr>
-            </w:pPr>
+            <w:tcW w:w="2447" w:type="dxa"/>
+            <w:tcBorders>
+              <w:top w:val="single" w:sz="4" w:color="BFBFBF"/>
+              <w:left w:val="single" w:sz="4" w:color="BFBFBF"/>
+              <w:bottom w:val="single" w:sz="4" w:color="BFBFBF"/>
+              <w:right w:val="single" w:sz="4" w:color="BFBFBF"/>
+            </w:tcBorders>
+          </w:tcPr>
+          <w:p>
+            <w:pPr>
+              <w:spacing w:before="0" w:after="20" w:line="240" w:lineRule="exact"/>
+            </w:pPr>
+            <w:r>
+              <w:rPr>
+                <w:rFonts w:ascii="SamsungOne-400" w:hAnsi="SamsungOne-400" w:cs="Times New Roman"/>
+                <w:sz w:val="20"/>
+                <w:szCs w:val="20"/>
+              </w:rPr>
+              <w:t xml:space="preserve">Sanad Ali</w:t>
+            </w:r>
+          </w:p>
+        </w:tc>
+        <w:tc>
+          <w:tcPr>
+            <w:tcW w:w="6563" w:type="dxa"/>
+            <w:tcBorders>
+              <w:top w:val="single" w:sz="4" w:color="BFBFBF"/>
+              <w:left w:val="single" w:sz="4" w:color="BFBFBF"/>
+              <w:bottom w:val="single" w:sz="4" w:color="BFBFBF"/>
+              <w:right w:val="single" w:sz="4" w:color="BFBFBF"/>
+            </w:tcBorders>
+          </w:tcPr>
+          <w:p>
+            <w:pPr>
+              <w:spacing w:before="0" w:after="20" w:line="240" w:lineRule="exact"/>
+            </w:pPr>
+            <w:r>
+              <w:rPr>
+                <w:rFonts w:ascii="SamsungOne-400" w:hAnsi="SamsungOne-400" w:cs="Times New Roman"/>
+                <w:sz w:val="20"/>
+                <w:szCs w:val="20"/>
+              </w:rPr>
+              <w:t xml:space="preserve">I benchmarked the diacritizers and chose Libtashkeel, which now adds tashkeel in the app without changing a letter, and trained BayanSimplify-v0.2-Fast (AraBART), whose speed made it the fast default.</w:t>
+            </w:r>
           </w:p>
         </w:tc>
       </w:tr>
       <w:tr>
         <w:trPr>
-          <w:trHeight w:val="390"/>
           <w:cantSplit/>
         </w:trPr>
         <w:tc>
           <w:tcPr>
-            <w:tcW w:w="1384" w:type="dxa"/>
-            <w:vAlign w:val="center"/>
-          </w:tcPr>
-          <w:p>
-            <w:pPr>
-              <w:widowControl/>
-              <w:jc w:val="center"/>
-              <w:rPr>
-                <w:rFonts w:ascii="SamsungOne-400" w:hAnsi="SamsungOne-400" w:cs="Times New Roman"/>
-                <w:sz w:val="22"/>
-              </w:rPr>
-            </w:pPr>
-          </w:p>
-        </w:tc>
-        <w:tc>
-          <w:tcPr>
-            <w:tcW w:w="7626" w:type="dxa"/>
-            <w:vAlign w:val="center"/>
-          </w:tcPr>
-          <w:p>
-            <w:pPr>
-              <w:widowControl/>
-              <w:jc w:val="left"/>
-              <w:rPr>
-                <w:rFonts w:ascii="SamsungOne-400" w:hAnsi="SamsungOne-400" w:cs="Times New Roman"/>
-                <w:sz w:val="22"/>
-              </w:rPr>
-            </w:pPr>
+            <w:tcW w:w="2447" w:type="dxa"/>
+            <w:tcBorders>
+              <w:top w:val="single" w:sz="4" w:color="BFBFBF"/>
+              <w:left w:val="single" w:sz="4" w:color="BFBFBF"/>
+              <w:bottom w:val="single" w:sz="4" w:color="BFBFBF"/>
+              <w:right w:val="single" w:sz="4" w:color="BFBFBF"/>
+            </w:tcBorders>
+          </w:tcPr>
+          <w:p>
+            <w:pPr>
+              <w:spacing w:before="0" w:after="20" w:line="240" w:lineRule="exact"/>
+            </w:pPr>
+            <w:r>
+              <w:rPr>
+                <w:rFonts w:ascii="SamsungOne-400" w:hAnsi="SamsungOne-400" w:cs="Times New Roman"/>
+                <w:sz w:val="20"/>
+                <w:szCs w:val="20"/>
+              </w:rPr>
+              <w:t xml:space="preserve">Mohammed Thabet</w:t>
+            </w:r>
+          </w:p>
+        </w:tc>
+        <w:tc>
+          <w:tcPr>
+            <w:tcW w:w="6563" w:type="dxa"/>
+            <w:tcBorders>
+              <w:top w:val="single" w:sz="4" w:color="BFBFBF"/>
+              <w:left w:val="single" w:sz="4" w:color="BFBFBF"/>
+              <w:bottom w:val="single" w:sz="4" w:color="BFBFBF"/>
+              <w:right w:val="single" w:sz="4" w:color="BFBFBF"/>
+            </w:tcBorders>
+          </w:tcPr>
+          <w:p>
+            <w:pPr>
+              <w:spacing w:before="0" w:after="20" w:line="240" w:lineRule="exact"/>
+            </w:pPr>
+            <w:r>
+              <w:rPr>
+                <w:rFonts w:ascii="SamsungOne-400" w:hAnsi="SamsungOne-400" w:cs="Times New Roman"/>
+                <w:sz w:val="20"/>
+                <w:szCs w:val="20"/>
+              </w:rPr>
+              <w:t xml:space="preserve">Building the Android side, from the selection menu and the result sheet to model downloads and typography settings, showed me how much a reading tool depends on small details: spacing, clear states, and never losing the reader's place.</w:t>
+            </w:r>
+          </w:p>
+        </w:tc>
+      </w:tr>
+      <w:tr>
+        <w:trPr>
+          <w:cantSplit/>
+        </w:trPr>
+        <w:tc>
+          <w:tcPr>
+            <w:tcW w:w="2447" w:type="dxa"/>
+            <w:tcBorders>
+              <w:top w:val="single" w:sz="4" w:color="BFBFBF"/>
+              <w:left w:val="single" w:sz="4" w:color="BFBFBF"/>
+              <w:bottom w:val="single" w:sz="4" w:color="BFBFBF"/>
+              <w:right w:val="single" w:sz="4" w:color="BFBFBF"/>
+            </w:tcBorders>
+          </w:tcPr>
+          <w:p>
+            <w:pPr>
+              <w:spacing w:before="0" w:after="20" w:line="240" w:lineRule="exact"/>
+            </w:pPr>
+            <w:r>
+              <w:rPr>
+                <w:rFonts w:ascii="SamsungOne-400" w:hAnsi="SamsungOne-400" w:cs="Times New Roman"/>
+                <w:sz w:val="20"/>
+                <w:szCs w:val="20"/>
+              </w:rPr>
+              <w:t xml:space="preserve">Abdul Majid Mraied</w:t>
+            </w:r>
+          </w:p>
+        </w:tc>
+        <w:tc>
+          <w:tcPr>
+            <w:tcW w:w="6563" w:type="dxa"/>
+            <w:tcBorders>
+              <w:top w:val="single" w:sz="4" w:color="BFBFBF"/>
+              <w:left w:val="single" w:sz="4" w:color="BFBFBF"/>
+              <w:bottom w:val="single" w:sz="4" w:color="BFBFBF"/>
+              <w:right w:val="single" w:sz="4" w:color="BFBFBF"/>
+            </w:tcBorders>
+          </w:tcPr>
+          <w:p>
+            <w:pPr>
+              <w:spacing w:before="0" w:after="20" w:line="240" w:lineRule="exact"/>
+            </w:pPr>
+            <w:r>
+              <w:rPr>
+                <w:rFonts w:ascii="SamsungOne-400" w:hAnsi="SamsungOne-400" w:cs="Times New Roman"/>
+                <w:sz w:val="20"/>
+                <w:szCs w:val="20"/>
+              </w:rPr>
+              <w:t xml:space="preserve">My part was the evaluation groundwork: scoring and leakage scripts, the locked test sets and the copy baselines. They make sure a score in this report measures what it claims to.</w:t>
+            </w:r>
           </w:p>
         </w:tc>
       </w:tr>
     </w:tbl>
-    <w:sdt>
-      <w:sdtPr>
-        <w:rPr>
-          <w:rFonts w:ascii="SamsungOne-400" w:hAnsi="SamsungOne-400" w:cs="Times New Roman"/>
-          <w:sz w:val="18"/>
-          <w:szCs w:val="20"/>
-        </w:rPr>
-        <w:tag w:val="goog_rdk_464"/>
-        <w:id w:val="-1439451538"/>
-        <w:showingPlcHdr/>
-      </w:sdtPr>
-      <w:sdtEndPr/>
-      <w:sdtContent>
-        <w:p>
-          <w:pPr>
-            <w:widowControl/>
-            <w:jc w:val="left"/>
-            <w:rPr>
-              <w:rFonts w:ascii="SamsungOne-400" w:hAnsi="SamsungOne-400" w:cs="Times New Roman"/>
-              <w:sz w:val="28"/>
-              <w:szCs w:val="28"/>
-            </w:rPr>
-          </w:pPr>
-          <w:r>
-            <w:rPr>
-              <w:rFonts w:ascii="SamsungOne-400" w:hAnsi="SamsungOne-400" w:cs="Times New Roman"/>
-              <w:sz w:val="18"/>
-              <w:szCs w:val="20"/>
-            </w:rPr>
-            <w:t xml:space="preserve">     </w:t>
-          </w:r>
-        </w:p>
-      </w:sdtContent>
-    </w:sdt>
     <w:sdt>
       <w:sdtPr>
         <w:rPr>
